--- a/downloads/teacher/ai-1-week-19.docx
+++ b/downloads/teacher/ai-1-week-19.docx
@@ -3040,6 +3040,396 @@
         <w:t>Declare sorter similarity features, weights and tie behavior before using scores to explain recommendations.</w:t>
       </w:r>
     </w:p>
+    <w:p>
+      <w:pPr>
+        <w:pStyle w:val="Heading1"/>
+      </w:pPr>
+      <w:r>
+        <w:t>07. Prepare, teach and assess</w:t>
+      </w:r>
+    </w:p>
+    <w:p>
+      <w:r>
+        <w:t>Teaching target: Calculate similarity using explicitly selected features and a stated scoring rule</w:t>
+      </w:r>
+    </w:p>
+    <w:p>
+      <w:r>
+        <w:t>Prepare the labelled worked-case picture, the matching workbook, fictional input cards and a place for individual responses. No paid AI account is required for the paper reasoning activities.</w:t>
+      </w:r>
+    </w:p>
+    <w:tbl>
+      <w:tblPr>
+        <w:tblStyle w:val="LightShading-Accent1"/>
+        <w:tblW w:type="auto" w:w="0"/>
+        <w:tblLook w:firstColumn="1" w:firstRow="1" w:lastColumn="0" w:lastRow="0" w:noHBand="0" w:noVBand="1" w:val="04A0"/>
+      </w:tblPr>
+      <w:tblGrid>
+        <w:gridCol w:w="3408"/>
+        <w:gridCol w:w="3408"/>
+        <w:gridCol w:w="3408"/>
+      </w:tblGrid>
+      <w:tr>
+        <w:trPr>
+          <w:tblHeader/>
+        </w:trPr>
+        <w:tc>
+          <w:tcPr>
+            <w:tcW w:type="dxa" w:w="3408"/>
+          </w:tcPr>
+          <w:p>
+            <w:r>
+              <w:t>Session</w:t>
+            </w:r>
+          </w:p>
+        </w:tc>
+        <w:tc>
+          <w:tcPr>
+            <w:tcW w:type="dxa" w:w="3408"/>
+          </w:tcPr>
+          <w:p>
+            <w:r>
+              <w:t>Plan</w:t>
+            </w:r>
+          </w:p>
+        </w:tc>
+        <w:tc>
+          <w:tcPr>
+            <w:tcW w:type="dxa" w:w="3408"/>
+          </w:tcPr>
+          <w:p>
+            <w:r>
+              <w:t>Resources</w:t>
+            </w:r>
+          </w:p>
+        </w:tc>
+      </w:tr>
+      <w:tr>
+        <w:tc>
+          <w:tcPr>
+            <w:tcW w:type="dxa" w:w="3408"/>
+          </w:tcPr>
+          <w:p>
+            <w:r>
+              <w:t>Session 1 · Understand · 45 min</w:t>
+            </w:r>
+          </w:p>
+        </w:tc>
+        <w:tc>
+          <w:tcPr>
+            <w:tcW w:type="dxa" w:w="3408"/>
+          </w:tcPr>
+          <w:p>
+            <w:r>
+              <w:t>0–7: recall and prerequisite; 7–15: inspect the concrete case and predict; 15–30: teacher models the worked trace; 30–40: learners explain a step using the text and visual; 40–45: check the core idea.</w:t>
+            </w:r>
+          </w:p>
+        </w:tc>
+        <w:tc>
+          <w:tcPr>
+            <w:tcW w:type="dxa" w:w="3408"/>
+          </w:tcPr>
+          <w:p>
+            <w:r>
+              <w:t>Sections 1–6; record the brief recall in the workbook.</w:t>
+            </w:r>
+          </w:p>
+        </w:tc>
+      </w:tr>
+      <w:tr>
+        <w:tc>
+          <w:tcPr>
+            <w:tcW w:type="dxa" w:w="3408"/>
+          </w:tcPr>
+          <w:p>
+            <w:r>
+              <w:t>Session 2 · Practise · 45 min</w:t>
+            </w:r>
+          </w:p>
+        </w:tc>
+        <w:tc>
+          <w:tcPr>
+            <w:tcW w:type="dxa" w:w="3408"/>
+          </w:tcPr>
+          <w:p>
+            <w:r>
+              <w:t>0–5: retrieve the procedure; 5–15: W2 completion practice; 15–23: explain and check with a partner; 23–30: each learner answers the misconception check; 30–40: targeted reteaching or a harder variation; 40–45: prepare the investigation.</w:t>
+            </w:r>
+          </w:p>
+        </w:tc>
+        <w:tc>
+          <w:tcPr>
+            <w:tcW w:type="dxa" w:w="3408"/>
+          </w:tcPr>
+          <w:p>
+            <w:r>
+              <w:t>Sections 7–10; use the matching workbook W2 and misconception check.</w:t>
+            </w:r>
+          </w:p>
+        </w:tc>
+      </w:tr>
+      <w:tr>
+        <w:tc>
+          <w:tcPr>
+            <w:tcW w:type="dxa" w:w="3408"/>
+          </w:tcPr>
+          <w:p>
+            <w:r>
+              <w:t>Session 3 · Investigate and transfer · 45 min</w:t>
+            </w:r>
+          </w:p>
+        </w:tc>
+        <w:tc>
+          <w:tcPr>
+            <w:tcW w:type="dxa" w:w="3408"/>
+          </w:tcPr>
+          <w:p>
+            <w:r>
+              <w:t>0–5: retrieve the decision rule; 5–20: investigate or trace; 20–30: start the independent case; 30–38: connect the project; 38–43: act on feedback; 43–45: plan the return check.</w:t>
+            </w:r>
+          </w:p>
+        </w:tc>
+        <w:tc>
+          <w:tcPr>
+            <w:tcW w:type="dxa" w:w="3408"/>
+          </w:tcPr>
+          <w:p>
+            <w:r>
+              <w:t>Sections 9 and 11–14. Give extra time to finish the full task set; use Section 15 when the week includes a coding lab.</w:t>
+            </w:r>
+          </w:p>
+        </w:tc>
+      </w:tr>
+    </w:tbl>
+    <w:p>
+      <w:r>
+        <w:t>Before class, solve the supported practice: Keep the same target and candidates but make texture worth 3 points, with colour and shape worth 1 each. Recalculate A, B and C. Explain what changed and what stayed the same.</w:t>
+      </w:r>
+    </w:p>
+    <w:p>
+      <w:r>
+        <w:t>Reasoned practice answer: A stays at 2, B becomes 3 and C stays at 1, so B wins. Only the texture weight changed; candidate values, target and other weights stayed the same. The result is specific to this new comparison rule.</w:t>
+      </w:r>
+    </w:p>
+    <w:p>
+      <w:r>
+        <w:t>Check every learner before discussion: Use the worked case for Similarity and selected features. Proposed explanation: “Similar has one objective meaning for every task”. Decide whether this explanation is supported. Point to the step or supplied fact that decides; explain your repair if needed.</w:t>
+      </w:r>
+    </w:p>
+    <w:p>
+      <w:r>
+        <w:t>Misconception repair: Name the features, comparison rule and purpose.</w:t>
+      </w:r>
+    </w:p>
+    <w:p>
+      <w:r>
+        <w:t>Support: read the exact case aloud, enlarge the labelled picture, supply input cards and model only the first deciding step. Accept a spoken explanation or drawing; retain the reasoning goal.</w:t>
+      </w:r>
+    </w:p>
+    <w:p>
+      <w:r>
+        <w:t>Extension: Keep original weights but change the target texture to rough. Require a prediction and a reason before comparing. Expected result: C scores 3; A and B each score 1. Reason: C now matches all three target features; the others lose their smooth-texture match.</w:t>
+      </w:r>
+    </w:p>
+    <w:p>
+      <w:r>
+        <w:t>Independent assessment: withhold the reserved answer until the learner has attempted the new case. Record support separately from correctness.</w:t>
+      </w:r>
+    </w:p>
+    <w:tbl>
+      <w:tblPr>
+        <w:tblStyle w:val="LightShading-Accent1"/>
+        <w:tblW w:type="auto" w:w="0"/>
+        <w:tblLook w:firstColumn="1" w:firstRow="1" w:lastColumn="0" w:lastRow="0" w:noHBand="0" w:noVBand="1" w:val="04A0"/>
+      </w:tblPr>
+      <w:tblGrid>
+        <w:gridCol w:w="2556"/>
+        <w:gridCol w:w="2556"/>
+        <w:gridCol w:w="2556"/>
+        <w:gridCol w:w="2556"/>
+      </w:tblGrid>
+      <w:tr>
+        <w:trPr>
+          <w:tblHeader/>
+        </w:trPr>
+        <w:tc>
+          <w:tcPr>
+            <w:tcW w:type="dxa" w:w="2556"/>
+          </w:tcPr>
+          <w:p>
+            <w:r>
+              <w:t>Criterion</w:t>
+            </w:r>
+          </w:p>
+        </w:tc>
+        <w:tc>
+          <w:tcPr>
+            <w:tcW w:type="dxa" w:w="2556"/>
+          </w:tcPr>
+          <w:p>
+            <w:r>
+              <w:t>Not yet</w:t>
+            </w:r>
+          </w:p>
+        </w:tc>
+        <w:tc>
+          <w:tcPr>
+            <w:tcW w:type="dxa" w:w="2556"/>
+          </w:tcPr>
+          <w:p>
+            <w:r>
+              <w:t>With support</w:t>
+            </w:r>
+          </w:p>
+        </w:tc>
+        <w:tc>
+          <w:tcPr>
+            <w:tcW w:type="dxa" w:w="2556"/>
+          </w:tcPr>
+          <w:p>
+            <w:r>
+              <w:t>Independent</w:t>
+            </w:r>
+          </w:p>
+        </w:tc>
+      </w:tr>
+      <w:tr>
+        <w:tc>
+          <w:tcPr>
+            <w:tcW w:type="dxa" w:w="2556"/>
+          </w:tcPr>
+          <w:p>
+            <w:r>
+              <w:t>Explanation</w:t>
+            </w:r>
+          </w:p>
+        </w:tc>
+        <w:tc>
+          <w:tcPr>
+            <w:tcW w:type="dxa" w:w="2556"/>
+          </w:tcPr>
+          <w:p>
+            <w:r>
+              <w:t>Names an answer without a deciding fact</w:t>
+            </w:r>
+          </w:p>
+        </w:tc>
+        <w:tc>
+          <w:tcPr>
+            <w:tcW w:type="dxa" w:w="2556"/>
+          </w:tcPr>
+          <w:p>
+            <w:r>
+              <w:t>Uses a hint to link fact and decision</w:t>
+            </w:r>
+          </w:p>
+        </w:tc>
+        <w:tc>
+          <w:tcPr>
+            <w:tcW w:type="dxa" w:w="2556"/>
+          </w:tcPr>
+          <w:p>
+            <w:r>
+              <w:t>Explains the deciding fact in own words</w:t>
+            </w:r>
+          </w:p>
+        </w:tc>
+      </w:tr>
+      <w:tr>
+        <w:tc>
+          <w:tcPr>
+            <w:tcW w:type="dxa" w:w="2556"/>
+          </w:tcPr>
+          <w:p>
+            <w:r>
+              <w:t>Trace or test</w:t>
+            </w:r>
+          </w:p>
+        </w:tc>
+        <w:tc>
+          <w:tcPr>
+            <w:tcW w:type="dxa" w:w="2556"/>
+          </w:tcPr>
+          <w:p>
+            <w:r>
+              <w:t>Cannot connect input and result</w:t>
+            </w:r>
+          </w:p>
+        </w:tc>
+        <w:tc>
+          <w:tcPr>
+            <w:tcW w:type="dxa" w:w="2556"/>
+          </w:tcPr>
+          <w:p>
+            <w:r>
+              <w:t>Completes steps with prompts</w:t>
+            </w:r>
+          </w:p>
+        </w:tc>
+        <w:tc>
+          <w:tcPr>
+            <w:tcW w:type="dxa" w:w="2556"/>
+          </w:tcPr>
+          <w:p>
+            <w:r>
+              <w:t>Traces or tests a changed case accurately</w:t>
+            </w:r>
+          </w:p>
+        </w:tc>
+      </w:tr>
+      <w:tr>
+        <w:tc>
+          <w:tcPr>
+            <w:tcW w:type="dxa" w:w="2556"/>
+          </w:tcPr>
+          <w:p>
+            <w:r>
+              <w:t>Limits and revision</w:t>
+            </w:r>
+          </w:p>
+        </w:tc>
+        <w:tc>
+          <w:tcPr>
+            <w:tcW w:type="dxa" w:w="2556"/>
+          </w:tcPr>
+          <w:p>
+            <w:r>
+              <w:t>Claims more than evidence supports</w:t>
+            </w:r>
+          </w:p>
+        </w:tc>
+        <w:tc>
+          <w:tcPr>
+            <w:tcW w:type="dxa" w:w="2556"/>
+          </w:tcPr>
+          <w:p>
+            <w:r>
+              <w:t>Names a limit after a prompt</w:t>
+            </w:r>
+          </w:p>
+        </w:tc>
+        <w:tc>
+          <w:tcPr>
+            <w:tcW w:type="dxa" w:w="2556"/>
+          </w:tcPr>
+          <w:p>
+            <w:r>
+              <w:t>States a defensible limit and useful next test</w:t>
+            </w:r>
+          </w:p>
+        </w:tc>
+      </w:tr>
+    </w:tbl>
+    <w:p>
+      <w:r>
+        <w:t>Project checkpoint: Evaluate and revise. Compare with your starting method, explain errors and record a justified revision.</w:t>
+      </w:r>
+    </w:p>
+    <w:p>
+      <w:r>
+        <w:t>Use the weekly teacher answer for topic-specific reasoning. A saved progress tick is an activity record; judge mastery from the learner’s explanation and evidence.</w:t>
+      </w:r>
+    </w:p>
     <w:sectPr>
       <w:pgSz w:w="12240" w:h="15840"/>
       <w:pgMar w:top="936" w:right="1008" w:bottom="936" w:left="1008" w:header="720" w:footer="720" w:gutter="0"/>

--- a/downloads/teacher/ai-1-week-19.docx
+++ b/downloads/teacher/ai-1-week-19.docx
@@ -3430,6 +3430,39 @@
         <w:t>Use the weekly teacher answer for topic-specific reasoning. A saved progress tick is an activity record; judge mastery from the learner’s explanation and evidence.</w:t>
       </w:r>
     </w:p>
+    <w:p>
+      <w:pPr>
+        <w:pStyle w:val="Heading1"/>
+      </w:pPr>
+      <w:r>
+        <w:t>08. Use feedback, labs and repair paths</w:t>
+      </w:r>
+    </w:p>
+    <w:p>
+      <w:r>
+        <w:t>Use the two formative questions as supported practice, not as independent mastery scores. Discuss the deciding evidence rather than accepting a guessed selection.</w:t>
+      </w:r>
+    </w:p>
+    <w:p>
+      <w:r>
+        <w:t>The feedback comes from the reviewed public worked case. Do not reveal the separately reserved independent teacher answer until the learner has attempted that case.</w:t>
+      </w:r>
+    </w:p>
+    <w:p>
+      <w:r>
+        <w:t>Ask students to predict before running code. Preserve errors and actual outputs; collect a changed test and an explanation. The branch-boundary and indexing lessons deliberately include failure cases.</w:t>
+      </w:r>
+    </w:p>
+    <w:p>
+      <w:r>
+        <w:t>Use the earlier worked-explanation links to address a specific missing building block, then return to the current question. Adapt this suggestion after observing the learner; it is not an automatic diagnosis.</w:t>
+      </w:r>
+    </w:p>
+    <w:p>
+      <w:r>
+        <w:t>Collect the completed-work portfolio as evidence. Record support separately from correctness, and assess explanation, trace/test and limitations. Progress ticks and quiz selections alone do not establish mastery.</w:t>
+      </w:r>
+    </w:p>
     <w:sectPr>
       <w:pgSz w:w="12240" w:h="15840"/>
       <w:pgMar w:top="936" w:right="1008" w:bottom="936" w:left="1008" w:header="720" w:footer="720" w:gutter="0"/>

--- a/downloads/teacher/ai-1-week-19.docx
+++ b/downloads/teacher/ai-1-week-19.docx
@@ -29,6 +29,11 @@
       </w:r>
     </w:p>
     <w:p>
+      <w:r>
+        <w:t>Prepare Similarity: check the target, prerequisites, resources and adaptable teaching schedule.</w:t>
+      </w:r>
+    </w:p>
+    <w:p>
       <w:pPr>
         <w:pStyle w:val="Heading3"/>
       </w:pPr>
@@ -37,8 +42,26 @@
       </w:r>
     </w:p>
     <w:p>
-      <w:r>
-        <w:t>Primary target: Calculate similarity using explicitly selected features and a stated scoring rule</w:t>
+      <w:pPr>
+        <w:spacing w:line="336" w:lineRule="auto" w:after="180"/>
+      </w:pPr>
+      <w:r>
+        <w:rPr>
+          <w:b w:val="0"/>
+        </w:rPr>
+        <w:t xml:space="preserve">Primary target: Calculate </w:t>
+      </w:r>
+      <w:r>
+        <w:rPr>
+          <w:b/>
+        </w:rPr>
+        <w:t>similarity</w:t>
+      </w:r>
+      <w:r>
+        <w:rPr>
+          <w:b w:val="0"/>
+        </w:rPr>
+        <w:t xml:space="preserve"> using explicitly selected features and a stated scoring rule</w:t>
       </w:r>
     </w:p>
     <w:tbl>
@@ -185,8 +208,37 @@
       </w:tr>
     </w:tbl>
     <w:p>
-      <w:r>
-        <w:t>This is a starting allocation of 135 minutes, not a validated duration. Preserve all named topics. Schedule extra time for connected examples, the full investigation, independent cases and project building. Repeated copies of a case share one recorded attempt; they are not new evidence.</w:t>
+      <w:pPr>
+        <w:spacing w:line="336" w:lineRule="auto" w:after="180"/>
+      </w:pPr>
+      <w:r>
+        <w:rPr>
+          <w:b w:val="0"/>
+        </w:rPr>
+        <w:t>This is a starting allocation of 135 minutes, not a validated duration. Preserve all named topics. Schedule extra time for connected examples, the full investigation, independent cases and project building.</w:t>
+      </w:r>
+    </w:p>
+    <w:p>
+      <w:pPr>
+        <w:spacing w:line="336" w:lineRule="auto" w:after="180"/>
+      </w:pPr>
+      <w:r>
+        <w:rPr>
+          <w:b w:val="0"/>
+        </w:rPr>
+        <w:t xml:space="preserve">Repeated copies of a case share one recorded attempt; they are not new </w:t>
+      </w:r>
+      <w:r>
+        <w:rPr>
+          <w:b/>
+        </w:rPr>
+        <w:t>evidence</w:t>
+      </w:r>
+      <w:r>
+        <w:rPr>
+          <w:b w:val="0"/>
+        </w:rPr>
+        <w:t>.</w:t>
       </w:r>
     </w:p>
     <w:p>
@@ -206,18 +258,71 @@
       </w:r>
     </w:p>
     <w:p>
-      <w:r>
+      <w:pPr>
+        <w:spacing w:line="336" w:lineRule="auto" w:after="180"/>
+      </w:pPr>
+      <w:r>
+        <w:rPr>
+          <w:b w:val="0"/>
+        </w:rPr>
         <w:t>Without opening the old lesson, explain one key idea from Confidence Is Not Correctness. Give an example and a mistake that the idea helps you avoid.</w:t>
       </w:r>
     </w:p>
     <w:p>
-      <w:r>
-        <w:t>Look for: Distinguish a confidence claim from evidence that a prediction was correct</w:t>
-      </w:r>
-    </w:p>
-    <w:p>
-      <w:r>
-        <w:t>Reference example, not the only acceptable wording: The learner replaced the documented score meaning with a probability interpretation. Report 80 of 100 feature-match points. To claim a chance of correctness, a defined probability method and relevant outcome evaluation would be needed.</w:t>
+      <w:pPr>
+        <w:spacing w:line="336" w:lineRule="auto" w:after="180"/>
+      </w:pPr>
+      <w:r>
+        <w:rPr>
+          <w:b w:val="0"/>
+        </w:rPr>
+        <w:t xml:space="preserve">Look for: Distinguish a confidence claim from </w:t>
+      </w:r>
+      <w:r>
+        <w:rPr>
+          <w:b/>
+        </w:rPr>
+        <w:t>evidence</w:t>
+      </w:r>
+      <w:r>
+        <w:rPr>
+          <w:b w:val="0"/>
+        </w:rPr>
+        <w:t xml:space="preserve"> that a </w:t>
+      </w:r>
+      <w:r>
+        <w:rPr>
+          <w:b/>
+        </w:rPr>
+        <w:t>prediction</w:t>
+      </w:r>
+      <w:r>
+        <w:rPr>
+          <w:b w:val="0"/>
+        </w:rPr>
+        <w:t xml:space="preserve"> was correct</w:t>
+      </w:r>
+    </w:p>
+    <w:p>
+      <w:pPr>
+        <w:spacing w:line="336" w:lineRule="auto" w:after="180"/>
+      </w:pPr>
+      <w:r>
+        <w:rPr>
+          <w:b w:val="0"/>
+        </w:rPr>
+        <w:t>Reference example, not the only acceptable wording: The learner replaced the documented score meaning with a probability interpretation. Report 80 of 100 feature-match points.</w:t>
+      </w:r>
+    </w:p>
+    <w:p>
+      <w:pPr>
+        <w:spacing w:line="336" w:lineRule="auto" w:after="180"/>
+      </w:pPr>
+      <w:r>
+        <w:rPr>
+          <w:b w:val="0"/>
+        </w:rPr>
+        <w:t>To claim a chance of correctness, a defined probability method and relevant outcome evaluation would be needed.</w:t>
       </w:r>
     </w:p>
     <w:p>
@@ -229,18 +334,53 @@
       </w:r>
     </w:p>
     <w:p>
-      <w:r>
+      <w:pPr>
+        <w:spacing w:line="336" w:lineRule="auto" w:after="180"/>
+      </w:pPr>
+      <w:r>
+        <w:rPr>
+          <w:b w:val="0"/>
+        </w:rPr>
         <w:t>Without opening the old lesson, explain one key idea from Boundaries and 'Not Sure'. Give an example and a mistake that the idea helps you avoid.</w:t>
       </w:r>
     </w:p>
     <w:p>
-      <w:r>
-        <w:t>Look for: Identify a specific source of uncertainty and explain how it affects a prediction</w:t>
-      </w:r>
-    </w:p>
-    <w:p>
-      <w:r>
-        <w:t>Reference example, not the only acceptable wording: The rule and two stated possibilities are known; the actual height is unresolved. At 5 predict short, at 6 predict tall. Inspect the original readable record or remeasure. Repeating a calculation supplies no new information about which height was recorded.</w:t>
+      <w:pPr>
+        <w:spacing w:line="336" w:lineRule="auto" w:after="180"/>
+      </w:pPr>
+      <w:r>
+        <w:rPr>
+          <w:b w:val="0"/>
+        </w:rPr>
+        <w:t xml:space="preserve">Look for: Identify a specific source of uncertainty and explain how it affects a </w:t>
+      </w:r>
+      <w:r>
+        <w:rPr>
+          <w:b/>
+        </w:rPr>
+        <w:t>prediction</w:t>
+      </w:r>
+    </w:p>
+    <w:p>
+      <w:pPr>
+        <w:spacing w:line="336" w:lineRule="auto" w:after="180"/>
+      </w:pPr>
+      <w:r>
+        <w:rPr>
+          <w:b w:val="0"/>
+        </w:rPr>
+        <w:t>Reference example, not the only acceptable wording: The rule and two stated possibilities are known; the actual height is unresolved. At 5 predict short, at 6 predict tall. Inspect the original readable record or remeasure.</w:t>
+      </w:r>
+    </w:p>
+    <w:p>
+      <w:pPr>
+        <w:spacing w:line="336" w:lineRule="auto" w:after="180"/>
+      </w:pPr>
+      <w:r>
+        <w:rPr>
+          <w:b w:val="0"/>
+        </w:rPr>
+        <w:t>Repeating a calculation supplies no new information about which height was recorded.</w:t>
       </w:r>
     </w:p>
     <w:p>
@@ -252,22 +392,87 @@
       </w:r>
     </w:p>
     <w:p>
-      <w:r>
+      <w:pPr>
+        <w:spacing w:line="336" w:lineRule="auto" w:after="180"/>
+      </w:pPr>
+      <w:r>
+        <w:rPr>
+          <w:b w:val="0"/>
+        </w:rPr>
         <w:t>Without opening the old lesson, explain one key idea from Learning from Examples. Give an example and a mistake that the idea helps you avoid.</w:t>
       </w:r>
     </w:p>
     <w:p>
-      <w:r>
-        <w:t>Look for: Fit a threshold by tracing predictions and counting disagreements for every candidate</w:t>
-      </w:r>
-    </w:p>
-    <w:p>
-      <w:r>
-        <w:t>Reference example, not the only acceptable wording: Threshold 3 predicts short, tall, tall, tall, disagreeing only at 4 cm: count 1. Threshold 7 predicts short, short, short, tall, disagreeing only at 6 cm: count 1. Reset the tally for each candidate.</w:t>
-      </w:r>
-    </w:p>
-    <w:p>
-      <w:r>
+      <w:pPr>
+        <w:spacing w:line="336" w:lineRule="auto" w:after="180"/>
+      </w:pPr>
+      <w:r>
+        <w:rPr>
+          <w:b w:val="0"/>
+        </w:rPr>
+        <w:t xml:space="preserve">Look for: Fit a threshold by tracing </w:t>
+      </w:r>
+      <w:r>
+        <w:rPr>
+          <w:b/>
+        </w:rPr>
+        <w:t>prediction</w:t>
+      </w:r>
+      <w:r>
+        <w:rPr>
+          <w:b w:val="0"/>
+        </w:rPr>
+        <w:t xml:space="preserve">s and counting disagreements for every </w:t>
+      </w:r>
+      <w:r>
+        <w:rPr>
+          <w:b/>
+        </w:rPr>
+        <w:t>candidate</w:t>
+      </w:r>
+    </w:p>
+    <w:p>
+      <w:pPr>
+        <w:spacing w:line="336" w:lineRule="auto" w:after="180"/>
+      </w:pPr>
+      <w:r>
+        <w:rPr>
+          <w:b w:val="0"/>
+        </w:rPr>
+        <w:t>Reference example, not the only acceptable wording: Threshold 3 predicts short, tall, tall, tall, disagreeing only at 4 cm: count 1. Threshold 7 predicts short, short, short, tall, disagreeing only at 6 cm: count 1.</w:t>
+      </w:r>
+    </w:p>
+    <w:p>
+      <w:pPr>
+        <w:spacing w:line="336" w:lineRule="auto" w:after="180"/>
+      </w:pPr>
+      <w:r>
+        <w:rPr>
+          <w:b w:val="0"/>
+        </w:rPr>
+        <w:t xml:space="preserve">Reset the tally for each </w:t>
+      </w:r>
+      <w:r>
+        <w:rPr>
+          <w:b/>
+        </w:rPr>
+        <w:t>candidate</w:t>
+      </w:r>
+      <w:r>
+        <w:rPr>
+          <w:b w:val="0"/>
+        </w:rPr>
+        <w:t>.</w:t>
+      </w:r>
+    </w:p>
+    <w:p>
+      <w:pPr>
+        <w:spacing w:line="336" w:lineRule="auto" w:after="180"/>
+      </w:pPr>
+      <w:r>
+        <w:rPr>
+          <w:b w:val="0"/>
+        </w:rPr>
         <w:t>Use the student module and workbook section with this exact week title. The worked case, independent question and answers below form one aligned lesson sequence.</w:t>
       </w:r>
     </w:p>
@@ -280,7 +485,13 @@
       </w:r>
     </w:p>
     <w:p>
-      <w:r>
+      <w:pPr>
+        <w:spacing w:line="336" w:lineRule="auto" w:after="180"/>
+      </w:pPr>
+      <w:r>
+        <w:rPr>
+          <w:b w:val="0"/>
+        </w:rPr>
         <w:t>A reader wants mystery and short books. A has both traits, B only mystery, C only short. Score one point per matching trait. The reader now says short is essential. Explain how the decision should change.</w:t>
       </w:r>
     </w:p>
@@ -293,7 +504,13 @@
       </w:r>
     </w:p>
     <w:p>
-      <w:r>
+      <w:pPr>
+        <w:spacing w:line="336" w:lineRule="auto" w:after="180"/>
+      </w:pPr>
+      <w:r>
+        <w:rPr>
+          <w:b w:val="0"/>
+        </w:rPr>
         <w:t>Recommendations often begin by comparing selected traits, not whole objects.</w:t>
       </w:r>
     </w:p>
@@ -430,12 +647,38 @@
       </w:r>
     </w:p>
     <w:p>
-      <w:r>
+      <w:pPr>
+        <w:spacing w:line="336" w:lineRule="auto" w:after="180"/>
+      </w:pPr>
+      <w:r>
+        <w:rPr>
+          <w:b w:val="0"/>
+        </w:rPr>
         <w:t>Use the supplied scenario, student illustrations and blank paper. For numeric work, offer counters or a calculator after learners show the setup. Fictional records are supplied; personal data and paid accounts are unnecessary.</w:t>
       </w:r>
     </w:p>
     <w:p>
-      <w:r>
+      <w:pPr>
+        <w:pStyle w:val="Heading3"/>
+      </w:pPr>
+      <w:r>
+        <w:t>Alternative compact allocation</w:t>
+      </w:r>
+    </w:p>
+    <w:p>
+      <w:r>
+        <w:t>This compact option is not the full-week schedule. Use the main teaching cycle and allow extra sessions for the investigation, independent work and project.</w:t>
+      </w:r>
+    </w:p>
+    <w:p>
+      <w:pPr>
+        <w:spacing w:line="336" w:lineRule="auto" w:after="180"/>
+        <w:shd w:fill="F1F6F8"/>
+      </w:pPr>
+      <w:r>
+        <w:rPr>
+          <w:b w:val="0"/>
+        </w:rPr>
         <w:t>Allow 80 minutes: recall 8; explanation 12; worked demonstration 15; guided practice 20; independent assessment 15; project and reflection 10. Extend the lab into a second session when needed.</w:t>
       </w:r>
     </w:p>
@@ -448,8 +691,61 @@
       </w:r>
     </w:p>
     <w:p>
-      <w:r>
-        <w:t>Treat similarity as a defined computation with a purpose. This week uses exact category matching and whole-number weights, avoiding formal distance geometry. Keep ranking, probability and eligibility distinct. Students should be able to explain changes in results from the feature contributions rather than memorise a winning item.</w:t>
+      <w:pPr>
+        <w:spacing w:line="336" w:lineRule="auto" w:after="180"/>
+      </w:pPr>
+      <w:r>
+        <w:rPr>
+          <w:b w:val="0"/>
+        </w:rPr>
+        <w:t xml:space="preserve">Treat </w:t>
+      </w:r>
+      <w:r>
+        <w:rPr>
+          <w:b/>
+        </w:rPr>
+        <w:t>similarity</w:t>
+      </w:r>
+      <w:r>
+        <w:rPr>
+          <w:b w:val="0"/>
+        </w:rPr>
+        <w:t xml:space="preserve"> as a defined computation with a purpose. This week uses exact category matching and whole-number </w:t>
+      </w:r>
+      <w:r>
+        <w:rPr>
+          <w:b/>
+        </w:rPr>
+        <w:t>weight</w:t>
+      </w:r>
+      <w:r>
+        <w:rPr>
+          <w:b w:val="0"/>
+        </w:rPr>
+        <w:t xml:space="preserve">s, avoiding formal </w:t>
+      </w:r>
+      <w:r>
+        <w:rPr>
+          <w:b/>
+        </w:rPr>
+        <w:t>distance</w:t>
+      </w:r>
+      <w:r>
+        <w:rPr>
+          <w:b w:val="0"/>
+        </w:rPr>
+        <w:t xml:space="preserve"> geometry. Keep ranking, probability and eligibility distinct.</w:t>
+      </w:r>
+    </w:p>
+    <w:p>
+      <w:pPr>
+        <w:spacing w:line="336" w:lineRule="auto" w:after="180"/>
+      </w:pPr>
+      <w:r>
+        <w:rPr>
+          <w:b w:val="0"/>
+        </w:rPr>
+        <w:t>Students should be able to explain changes in results from the feature contributions rather than memorise a winning item.</w:t>
       </w:r>
     </w:p>
     <w:p>
@@ -461,22 +757,58 @@
       </w:r>
     </w:p>
     <w:p>
-      <w:r>
+      <w:pPr>
+        <w:spacing w:line="336" w:lineRule="auto" w:after="180"/>
+      </w:pPr>
+      <w:r>
+        <w:rPr>
+          <w:b w:val="0"/>
+        </w:rPr>
         <w:t>No. Read the score definition and selected features. Matching-feature points describe a comparison rule, not a probability of suitability.</w:t>
       </w:r>
     </w:p>
     <w:p>
-      <w:r>
-        <w:t>Target and candidate card records from the lesson, with D and incomplete E added later</w:t>
-      </w:r>
-    </w:p>
-    <w:p>
-      <w:r>
+      <w:pPr>
+        <w:spacing w:line="336" w:lineRule="auto" w:after="180"/>
+      </w:pPr>
+      <w:r>
+        <w:rPr>
+          <w:b w:val="0"/>
+        </w:rPr>
+        <w:t xml:space="preserve">Target and </w:t>
+      </w:r>
+      <w:r>
+        <w:rPr>
+          <w:b/>
+        </w:rPr>
+        <w:t>candidate</w:t>
+      </w:r>
+      <w:r>
+        <w:rPr>
+          <w:b w:val="0"/>
+        </w:rPr>
+        <w:t xml:space="preserve"> card records from the lesson, with D and incomplete E added later</w:t>
+      </w:r>
+    </w:p>
+    <w:p>
+      <w:pPr>
+        <w:spacing w:line="336" w:lineRule="auto" w:after="180"/>
+      </w:pPr>
+      <w:r>
+        <w:rPr>
+          <w:b w:val="0"/>
+        </w:rPr>
         <w:t>Counters for colour, shape and texture contributions</w:t>
       </w:r>
     </w:p>
     <w:p>
-      <w:r>
+      <w:pPr>
+        <w:spacing w:line="336" w:lineRule="auto" w:after="180"/>
+      </w:pPr>
+      <w:r>
+        <w:rPr>
+          <w:b w:val="0"/>
+        </w:rPr>
         <w:t>Book records J, K and L from W4 with feature headings</w:t>
       </w:r>
     </w:p>
@@ -489,12 +821,36 @@
       </w:r>
     </w:p>
     <w:p>
-      <w:r>
-        <w:t>By the end, I can calculate similarity under a declared feature rule and explain a changed ranking.</w:t>
-      </w:r>
-    </w:p>
-    <w:p>
-      <w:r>
+      <w:pPr>
+        <w:spacing w:line="336" w:lineRule="auto" w:after="180"/>
+      </w:pPr>
+      <w:r>
+        <w:rPr>
+          <w:b w:val="0"/>
+        </w:rPr>
+        <w:t xml:space="preserve">By the end, I can calculate </w:t>
+      </w:r>
+      <w:r>
+        <w:rPr>
+          <w:b/>
+        </w:rPr>
+        <w:t>similarity</w:t>
+      </w:r>
+      <w:r>
+        <w:rPr>
+          <w:b w:val="0"/>
+        </w:rPr>
+        <w:t xml:space="preserve"> under a declared feature rule and explain a changed ranking.</w:t>
+      </w:r>
+    </w:p>
+    <w:p>
+      <w:pPr>
+        <w:spacing w:line="336" w:lineRule="auto" w:after="180"/>
+      </w:pPr>
+      <w:r>
+        <w:rPr>
+          <w:b w:val="0"/>
+        </w:rPr>
         <w:t>This added worked case illustrates the week’s main idea. Retain all original and connected topics; schedule its practice within the teaching cycle.</w:t>
       </w:r>
     </w:p>
@@ -507,103 +863,482 @@
       </w:r>
     </w:p>
     <w:p>
+      <w:r>
+        <w:t>Model Similarity using the supplied case, labelled mechanism and reasoning. Make the scope of each conclusion explicit.</w:t>
+      </w:r>
+    </w:p>
+    <w:p>
+      <w:pPr>
+        <w:spacing w:line="336" w:lineRule="auto" w:after="180"/>
+      </w:pPr>
+      <w:r>
+        <w:rPr>
+          <w:b w:val="0"/>
+        </w:rPr>
+        <w:t>Follow the information instead of imagining magic inside the machine.</w:t>
+      </w:r>
+    </w:p>
+    <w:p>
       <w:pPr>
         <w:pStyle w:val="Heading3"/>
       </w:pPr>
       <w:r>
-        <w:t>Explain the mechanism</w:t>
-      </w:r>
-    </w:p>
-    <w:p>
-      <w:r>
-        <w:t>Follow the information instead of imagining magic inside the machine.</w:t>
-      </w:r>
-    </w:p>
-    <w:p>
-      <w:r>
-        <w:t>INPUT represented traits for candidate items</w:t>
-      </w:r>
-    </w:p>
-    <w:p>
-      <w:r>
-        <w:t>PROCESS compare distances using selected features</w:t>
-      </w:r>
-    </w:p>
-    <w:p>
-      <w:r>
-        <w:t>OUTPUT nearest or most similar items</w:t>
-      </w:r>
-    </w:p>
-    <w:p>
-      <w:r>
+        <w:t>1. Input — information entering</w:t>
+      </w:r>
+    </w:p>
+    <w:p>
+      <w:pPr>
+        <w:spacing w:line="336" w:lineRule="auto" w:after="180"/>
+        <w:shd w:fill="F4F9FC"/>
+      </w:pPr>
+      <w:r>
+        <w:rPr>
+          <w:b/>
+        </w:rPr>
+        <w:t>INPUT</w:t>
+      </w:r>
+      <w:r>
+        <w:rPr>
+          <w:b w:val="0"/>
+        </w:rPr>
+        <w:t xml:space="preserve"> represented traits for </w:t>
+      </w:r>
+      <w:r>
+        <w:rPr>
+          <w:b/>
+        </w:rPr>
+        <w:t>candidate</w:t>
+      </w:r>
+      <w:r>
+        <w:rPr>
+          <w:b w:val="0"/>
+        </w:rPr>
+        <w:t xml:space="preserve"> items</w:t>
+      </w:r>
+    </w:p>
+    <w:p>
+      <w:pPr>
+        <w:pStyle w:val="Heading3"/>
+      </w:pPr>
+      <w:r>
+        <w:t>2. Process — the deciding step</w:t>
+      </w:r>
+    </w:p>
+    <w:p>
+      <w:pPr>
+        <w:spacing w:line="336" w:lineRule="auto" w:after="180"/>
+        <w:shd w:fill="F4F9FC"/>
+      </w:pPr>
+      <w:r>
+        <w:rPr>
+          <w:b/>
+        </w:rPr>
+        <w:t>PROCESS</w:t>
+      </w:r>
+      <w:r>
+        <w:rPr>
+          <w:b w:val="0"/>
+        </w:rPr>
+        <w:t xml:space="preserve"> compare </w:t>
+      </w:r>
+      <w:r>
+        <w:rPr>
+          <w:b/>
+        </w:rPr>
+        <w:t>distance</w:t>
+      </w:r>
+      <w:r>
+        <w:rPr>
+          <w:b w:val="0"/>
+        </w:rPr>
+        <w:t>s using selected features</w:t>
+      </w:r>
+    </w:p>
+    <w:p>
+      <w:pPr>
+        <w:pStyle w:val="Heading3"/>
+      </w:pPr>
+      <w:r>
+        <w:t>3. Output — the result</w:t>
+      </w:r>
+    </w:p>
+    <w:p>
+      <w:pPr>
+        <w:spacing w:line="336" w:lineRule="auto" w:after="180"/>
+        <w:shd w:fill="F4F9FC"/>
+      </w:pPr>
+      <w:r>
+        <w:rPr>
+          <w:b/>
+        </w:rPr>
+        <w:t>OUTPUT</w:t>
+      </w:r>
+      <w:r>
+        <w:rPr>
+          <w:b w:val="0"/>
+        </w:rPr>
+        <w:t xml:space="preserve"> nearest or most similar items</w:t>
+      </w:r>
+    </w:p>
+    <w:p>
+      <w:pPr>
+        <w:pStyle w:val="Heading3"/>
+      </w:pPr>
+      <w:r>
+        <w:t>Key idea</w:t>
+      </w:r>
+    </w:p>
+    <w:p>
+      <w:pPr>
+        <w:spacing w:line="336" w:lineRule="auto" w:after="180"/>
+        <w:shd w:fill="EDF7F3"/>
+      </w:pPr>
+      <w:r>
+        <w:rPr>
+          <w:b w:val="0"/>
+        </w:rPr>
         <w:t>CORE IDEA Recommendations often begin by comparing selected traits, not whole objects.</w:t>
       </w:r>
     </w:p>
     <w:p>
-      <w:r>
-        <w:t>UNDER THE HOOD Similarity is a designed measure over represented features. Distance changes with feature selection, scaling, weighting, and missing values. Nearest does not mean identical, best, or fair.</w:t>
-      </w:r>
-    </w:p>
-    <w:p>
-      <w:r>
+      <w:pPr>
+        <w:pStyle w:val="Heading3"/>
+      </w:pPr>
+      <w:r>
+        <w:t>How the mechanism works</w:t>
+      </w:r>
+    </w:p>
+    <w:p>
+      <w:pPr>
+        <w:spacing w:line="336" w:lineRule="auto" w:after="180"/>
+        <w:shd w:fill="F1F6F8"/>
+      </w:pPr>
+      <w:r>
+        <w:rPr>
+          <w:b w:val="0"/>
+        </w:rPr>
+        <w:t xml:space="preserve">UNDER THE HOOD </w:t>
+      </w:r>
+      <w:r>
+        <w:rPr>
+          <w:b/>
+        </w:rPr>
+        <w:t>Similarity</w:t>
+      </w:r>
+      <w:r>
+        <w:rPr>
+          <w:b w:val="0"/>
+        </w:rPr>
+        <w:t xml:space="preserve"> is a designed measure over represented features. </w:t>
+      </w:r>
+      <w:r>
+        <w:rPr>
+          <w:b/>
+        </w:rPr>
+        <w:t>Distance</w:t>
+      </w:r>
+      <w:r>
+        <w:rPr>
+          <w:b w:val="0"/>
+        </w:rPr>
+        <w:t xml:space="preserve"> changes with feature selection, scaling, </w:t>
+      </w:r>
+      <w:r>
+        <w:rPr>
+          <w:b/>
+        </w:rPr>
+        <w:t>weight</w:t>
+      </w:r>
+      <w:r>
+        <w:rPr>
+          <w:b w:val="0"/>
+        </w:rPr>
+        <w:t>ing, and missing values. Nearest does not mean identical, best, or fair.</w:t>
+      </w:r>
+    </w:p>
+    <w:p>
+      <w:pPr>
+        <w:spacing w:line="336" w:lineRule="auto" w:after="180"/>
+      </w:pPr>
+      <w:r>
+        <w:rPr>
+          <w:b w:val="0"/>
+        </w:rPr>
         <w:t>Draw a fresh example with all three stages:</w:t>
       </w:r>
     </w:p>
     <w:p>
-      <w:r>
-        <w:t>Every step connects a claim to observable evidence.</w:t>
-      </w:r>
-    </w:p>
-    <w:p>
-      <w:r>
+      <w:pPr>
+        <w:spacing w:line="336" w:lineRule="auto" w:after="180"/>
+      </w:pPr>
+      <w:r>
+        <w:rPr>
+          <w:b w:val="0"/>
+        </w:rPr>
+        <w:t xml:space="preserve">Every step connects a claim to observable </w:t>
+      </w:r>
+      <w:r>
+        <w:rPr>
+          <w:b/>
+        </w:rPr>
+        <w:t>evidence</w:t>
+      </w:r>
+      <w:r>
+        <w:rPr>
+          <w:b w:val="0"/>
+        </w:rPr>
+        <w:t>.</w:t>
+      </w:r>
+    </w:p>
+    <w:p>
+      <w:pPr>
+        <w:pStyle w:val="Heading3"/>
+      </w:pPr>
+      <w:r>
+        <w:t>The case to investigate</w:t>
+      </w:r>
+    </w:p>
+    <w:p>
+      <w:pPr>
+        <w:spacing w:line="336" w:lineRule="auto" w:after="180"/>
+        <w:shd w:fill="F1F6FC"/>
+      </w:pPr>
+      <w:r>
+        <w:rPr>
+          <w:b w:val="0"/>
+        </w:rPr>
         <w:t>CASE A book can be nearest to another by reading level, topic, length, or mood; the chosen features and scales determine the neighbor.</w:t>
       </w:r>
     </w:p>
     <w:p>
-      <w:r>
-        <w:t>STEP 1 — OBSERVE represented traits for candidate items</w:t>
-      </w:r>
-    </w:p>
-    <w:p>
-      <w:r>
-        <w:t>STEP 2 — TRACE compare distances using selected features</w:t>
-      </w:r>
-    </w:p>
-    <w:p>
-      <w:r>
+      <w:pPr>
+        <w:pStyle w:val="Heading3"/>
+      </w:pPr>
+      <w:r>
+        <w:t>Step 1</w:t>
+      </w:r>
+    </w:p>
+    <w:p>
+      <w:pPr>
+        <w:spacing w:line="336" w:lineRule="auto" w:after="180"/>
+        <w:shd w:fill="F4F9FC"/>
+      </w:pPr>
+      <w:r>
+        <w:rPr>
+          <w:b w:val="0"/>
+        </w:rPr>
+        <w:t xml:space="preserve">STEP 1 — OBSERVE represented traits for </w:t>
+      </w:r>
+      <w:r>
+        <w:rPr>
+          <w:b/>
+        </w:rPr>
+        <w:t>candidate</w:t>
+      </w:r>
+      <w:r>
+        <w:rPr>
+          <w:b w:val="0"/>
+        </w:rPr>
+        <w:t xml:space="preserve"> items</w:t>
+      </w:r>
+    </w:p>
+    <w:p>
+      <w:pPr>
+        <w:pStyle w:val="Heading3"/>
+      </w:pPr>
+      <w:r>
+        <w:t>Step 2</w:t>
+      </w:r>
+    </w:p>
+    <w:p>
+      <w:pPr>
+        <w:spacing w:line="336" w:lineRule="auto" w:after="180"/>
+        <w:shd w:fill="F4F9FC"/>
+      </w:pPr>
+      <w:r>
+        <w:rPr>
+          <w:b w:val="0"/>
+        </w:rPr>
+        <w:t xml:space="preserve">STEP 2 — TRACE compare </w:t>
+      </w:r>
+      <w:r>
+        <w:rPr>
+          <w:b/>
+        </w:rPr>
+        <w:t>distance</w:t>
+      </w:r>
+      <w:r>
+        <w:rPr>
+          <w:b w:val="0"/>
+        </w:rPr>
+        <w:t>s using selected features</w:t>
+      </w:r>
+    </w:p>
+    <w:p>
+      <w:pPr>
+        <w:pStyle w:val="Heading3"/>
+      </w:pPr>
+      <w:r>
+        <w:t>Step 3</w:t>
+      </w:r>
+    </w:p>
+    <w:p>
+      <w:pPr>
+        <w:spacing w:line="336" w:lineRule="auto" w:after="180"/>
+        <w:shd w:fill="F4F9FC"/>
+      </w:pPr>
+      <w:r>
+        <w:rPr>
+          <w:b w:val="0"/>
+        </w:rPr>
         <w:t>STEP 3 — CONCLUDE nearest or most similar items</w:t>
       </w:r>
     </w:p>
     <w:p>
-      <w:r>
-        <w:t>MODEL REASONING Plot items consistently, define how each axis is measured, and compare distances. A different axis or weight can change the nearest item without any item moving in the real world.</w:t>
-      </w:r>
-    </w:p>
-    <w:p>
-      <w:r>
-        <w:t>DO NOT OVERCLAIM Similarity is a tool designed for a purpose, not a universal property.</w:t>
-      </w:r>
-    </w:p>
-    <w:p>
-      <w:r>
-        <w:t>What new evidence could change this answer?</w:t>
-      </w:r>
-    </w:p>
-    <w:p>
       <w:pPr>
         <w:pStyle w:val="Heading3"/>
       </w:pPr>
       <w:r>
+        <w:t>Model answer</w:t>
+      </w:r>
+    </w:p>
+    <w:p>
+      <w:pPr>
+        <w:spacing w:line="336" w:lineRule="auto" w:after="180"/>
+        <w:shd w:fill="F1F6FC"/>
+      </w:pPr>
+      <w:r>
+        <w:rPr>
+          <w:b w:val="0"/>
+        </w:rPr>
+        <w:t xml:space="preserve">MODEL REASONING Plot items consistently, define how each axis is measured, and compare </w:t>
+      </w:r>
+      <w:r>
+        <w:rPr>
+          <w:b/>
+        </w:rPr>
+        <w:t>distance</w:t>
+      </w:r>
+      <w:r>
+        <w:rPr>
+          <w:b w:val="0"/>
+        </w:rPr>
+        <w:t xml:space="preserve">s. A different axis or </w:t>
+      </w:r>
+      <w:r>
+        <w:rPr>
+          <w:b/>
+        </w:rPr>
+        <w:t>weight</w:t>
+      </w:r>
+      <w:r>
+        <w:rPr>
+          <w:b w:val="0"/>
+        </w:rPr>
+        <w:t xml:space="preserve"> can change the nearest item without any item moving in the real world.</w:t>
+      </w:r>
+    </w:p>
+    <w:p>
+      <w:pPr>
+        <w:pStyle w:val="Heading3"/>
+      </w:pPr>
+      <w:r>
+        <w:t>A claim to avoid</w:t>
+      </w:r>
+    </w:p>
+    <w:p>
+      <w:pPr>
+        <w:spacing w:line="336" w:lineRule="auto" w:after="180"/>
+        <w:shd w:fill="FFF5E6"/>
+      </w:pPr>
+      <w:r>
+        <w:rPr>
+          <w:b w:val="0"/>
+        </w:rPr>
+        <w:t xml:space="preserve">DO NOT OVERCLAIM </w:t>
+      </w:r>
+      <w:r>
+        <w:rPr>
+          <w:b/>
+        </w:rPr>
+        <w:t>Similarity</w:t>
+      </w:r>
+      <w:r>
+        <w:rPr>
+          <w:b w:val="0"/>
+        </w:rPr>
+        <w:t xml:space="preserve"> is a tool designed for a purpose, not a universal property.</w:t>
+      </w:r>
+    </w:p>
+    <w:p>
+      <w:pPr>
+        <w:spacing w:line="336" w:lineRule="auto" w:after="180"/>
+        <w:shd w:fill="F5F1FB"/>
+      </w:pPr>
+      <w:r>
+        <w:rPr>
+          <w:b w:val="0"/>
+        </w:rPr>
+        <w:t xml:space="preserve">What new </w:t>
+      </w:r>
+      <w:r>
+        <w:rPr>
+          <w:b/>
+        </w:rPr>
+        <w:t>evidence</w:t>
+      </w:r>
+      <w:r>
+        <w:rPr>
+          <w:b w:val="0"/>
+        </w:rPr>
+        <w:t xml:space="preserve"> could change this answer?</w:t>
+      </w:r>
+    </w:p>
+    <w:p>
+      <w:pPr>
+        <w:pStyle w:val="Heading3"/>
+      </w:pPr>
+      <w:r>
         <w:t>Concrete teaching case</w:t>
       </w:r>
     </w:p>
     <w:p>
-      <w:r>
+      <w:pPr>
+        <w:pStyle w:val="Heading3"/>
+      </w:pPr>
+      <w:r>
+        <w:t>The teaching case</w:t>
+      </w:r>
+    </w:p>
+    <w:p>
+      <w:pPr>
+        <w:spacing w:line="336" w:lineRule="auto" w:after="180"/>
+        <w:shd w:fill="F1F6FC"/>
+      </w:pPr>
+      <w:r>
+        <w:rPr>
+          <w:b w:val="0"/>
+        </w:rPr>
         <w:t>Book A has animals and adventure; B has animals only; C has neither. A reader wants both traits.</w:t>
       </w:r>
     </w:p>
     <w:p>
-      <w:r>
+      <w:pPr>
+        <w:pStyle w:val="Heading3"/>
+      </w:pPr>
+      <w:r>
+        <w:t>The teaching case</w:t>
+      </w:r>
+    </w:p>
+    <w:p>
+      <w:pPr>
+        <w:spacing w:line="336" w:lineRule="auto" w:after="180"/>
+        <w:shd w:fill="F1F6FC"/>
+      </w:pPr>
+      <w:r>
+        <w:rPr>
+          <w:b w:val="0"/>
+        </w:rPr>
         <w:t>Rank by number of matching traits.</w:t>
       </w:r>
     </w:p>
@@ -616,7 +1351,22 @@
       </w:r>
     </w:p>
     <w:p>
-      <w:r>
+      <w:pPr>
+        <w:pStyle w:val="Heading3"/>
+      </w:pPr>
+      <w:r>
+        <w:t>Why the result follows</w:t>
+      </w:r>
+    </w:p>
+    <w:p>
+      <w:pPr>
+        <w:spacing w:line="336" w:lineRule="auto" w:after="180"/>
+        <w:shd w:fill="F1F6FC"/>
+      </w:pPr>
+      <w:r>
+        <w:rPr>
+          <w:b w:val="0"/>
+        </w:rPr>
         <w:t>A scores 2, B 1, C 0. Ranking depends on the chosen traits; it is not a universal measure of book quality.</w:t>
       </w:r>
     </w:p>
@@ -629,28 +1379,154 @@
       </w:r>
     </w:p>
     <w:p>
-      <w:r>
-        <w:t>Two objects can be alike in colour and different in shape. A computer comparison needs a precise answer to similar in what way. Select features, state how their values are compared, and define what a larger score means. The result belongs to that rule; it is not a universal judgment about the objects.</w:t>
-      </w:r>
-    </w:p>
-    <w:p>
-      <w:r>
-        <w:t>Our target card is red, round and smooth. Three candidate cards are A: red, round, rough; B: blue, square, smooth; C: red, square, rough. First give one point for each feature that exactly matches the target and zero for each known mismatch. Add the points. Colour, shape and texture are the only selected features.</w:t>
-      </w:r>
-    </w:p>
-    <w:p>
-      <w:r>
-        <w:t>This paper exercise uses complete category values with agreed spelling. Real records can be missing or uncertain. Do not silently treat an unknown texture as a known mismatch or copy a value from the target. First identify whether the information supports the comparison.</w:t>
-      </w:r>
-    </w:p>
-    <w:p>
-      <w:r>
+      <w:pPr>
+        <w:pStyle w:val="Heading3"/>
+      </w:pPr>
+      <w:r>
+        <w:t>Explain the added worked example · 1</w:t>
+      </w:r>
+    </w:p>
+    <w:p>
+      <w:pPr>
+        <w:spacing w:line="336" w:lineRule="auto" w:after="180"/>
+      </w:pPr>
+      <w:r>
+        <w:rPr>
+          <w:b w:val="0"/>
+        </w:rPr>
+        <w:t>Two objects can be alike in colour and different in shape. A computer comparison needs a precise answer to similar in what way. Select features, state how their values are compared, and define what a larger score means.</w:t>
+      </w:r>
+    </w:p>
+    <w:p>
+      <w:pPr>
+        <w:spacing w:line="336" w:lineRule="auto" w:after="180"/>
+      </w:pPr>
+      <w:r>
+        <w:rPr>
+          <w:b w:val="0"/>
+        </w:rPr>
+        <w:t>The result belongs to that rule; it is not a universal judgment about the objects.</w:t>
+      </w:r>
+    </w:p>
+    <w:p>
+      <w:pPr>
+        <w:pStyle w:val="Heading3"/>
+      </w:pPr>
+      <w:r>
+        <w:t>Explain the added worked example · 2</w:t>
+      </w:r>
+    </w:p>
+    <w:p>
+      <w:pPr>
+        <w:spacing w:line="336" w:lineRule="auto" w:after="180"/>
+      </w:pPr>
+      <w:r>
+        <w:rPr>
+          <w:b w:val="0"/>
+        </w:rPr>
+        <w:t xml:space="preserve">Our target card is red, round and smooth. Three </w:t>
+      </w:r>
+      <w:r>
+        <w:rPr>
+          <w:b/>
+        </w:rPr>
+        <w:t>candidate</w:t>
+      </w:r>
+      <w:r>
+        <w:rPr>
+          <w:b w:val="0"/>
+        </w:rPr>
+        <w:t xml:space="preserve"> cards are A: red, round, rough; B: blue, square, smooth; C: red, square, rough.</w:t>
+      </w:r>
+    </w:p>
+    <w:p>
+      <w:pPr>
+        <w:spacing w:line="336" w:lineRule="auto" w:after="180"/>
+      </w:pPr>
+      <w:r>
+        <w:rPr>
+          <w:b w:val="0"/>
+        </w:rPr>
+        <w:t>First give one point for each feature that exactly matches the target and zero for each known mismatch. Add the points. Colour, shape and texture are the only selected features.</w:t>
+      </w:r>
+    </w:p>
+    <w:p>
+      <w:pPr>
+        <w:spacing w:line="336" w:lineRule="auto" w:after="180"/>
+      </w:pPr>
+      <w:r>
+        <w:rPr>
+          <w:b w:val="0"/>
+        </w:rPr>
+        <w:t>This paper exercise uses complete category values with agreed spelling. Real records can be missing or uncertain. Do not silently treat an unknown texture as a known mismatch or copy a value from the target.</w:t>
+      </w:r>
+    </w:p>
+    <w:p>
+      <w:pPr>
+        <w:spacing w:line="336" w:lineRule="auto" w:after="180"/>
+      </w:pPr>
+      <w:r>
+        <w:rPr>
+          <w:b w:val="0"/>
+        </w:rPr>
+        <w:t>First identify whether the information supports the comparison.</w:t>
+      </w:r>
+    </w:p>
+    <w:p>
+      <w:pPr>
+        <w:spacing w:line="336" w:lineRule="auto" w:after="180"/>
+      </w:pPr>
+      <w:r>
+        <w:rPr>
+          <w:b w:val="0"/>
+        </w:rPr>
         <w:t>A receives 1 for colour, 1 for shape and 0 for texture: total 2. B receives 0, 0 and 1: total 1. C receives 1, 0 and 0: total 1. Record the contributions, not just the totals, so another learner can check the computation.</w:t>
       </w:r>
     </w:p>
     <w:p>
-      <w:r>
-        <w:t>A is most similar among these three candidates under this rule. That sentence names the candidate set and the rule. It does not say A is identical to the target, has the right texture or will be the best choice for a task that needs smooth material.</w:t>
+      <w:pPr>
+        <w:spacing w:line="336" w:lineRule="auto" w:after="180"/>
+      </w:pPr>
+      <w:r>
+        <w:rPr>
+          <w:b w:val="0"/>
+        </w:rPr>
+        <w:t xml:space="preserve">A is most similar among these three </w:t>
+      </w:r>
+      <w:r>
+        <w:rPr>
+          <w:b/>
+        </w:rPr>
+        <w:t>candidate</w:t>
+      </w:r>
+      <w:r>
+        <w:rPr>
+          <w:b w:val="0"/>
+        </w:rPr>
+        <w:t xml:space="preserve">s under this rule. That sentence names the </w:t>
+      </w:r>
+      <w:r>
+        <w:rPr>
+          <w:b/>
+        </w:rPr>
+        <w:t>candidate</w:t>
+      </w:r>
+      <w:r>
+        <w:rPr>
+          <w:b w:val="0"/>
+        </w:rPr>
+        <w:t xml:space="preserve"> set and the rule.</w:t>
+      </w:r>
+    </w:p>
+    <w:p>
+      <w:pPr>
+        <w:spacing w:line="336" w:lineRule="auto" w:after="180"/>
+      </w:pPr>
+      <w:r>
+        <w:rPr>
+          <w:b w:val="0"/>
+        </w:rPr>
+        <w:t>It does not say A is identical to the target, has the right texture or will be the best choice for a task that needs smooth material.</w:t>
       </w:r>
     </w:p>
     <w:p>
@@ -816,8 +1692,37 @@
       </w:r>
     </w:p>
     <w:p>
-      <w:r>
-        <w:t>Use the complete worked example below before asking learners to complete W2. Reveal a small part, invite a prediction, then explain the deciding step. These teacher notes contain solutions; do not reveal the independent case answer during modelling.</w:t>
+      <w:pPr>
+        <w:spacing w:line="336" w:lineRule="auto" w:after="180"/>
+      </w:pPr>
+      <w:r>
+        <w:rPr>
+          <w:b w:val="0"/>
+        </w:rPr>
+        <w:t xml:space="preserve">Use the complete worked example below before asking learners to complete W2. Reveal a small part, invite a </w:t>
+      </w:r>
+      <w:r>
+        <w:rPr>
+          <w:b/>
+        </w:rPr>
+        <w:t>prediction</w:t>
+      </w:r>
+      <w:r>
+        <w:rPr>
+          <w:b w:val="0"/>
+        </w:rPr>
+        <w:t>, then explain the deciding step.</w:t>
+      </w:r>
+    </w:p>
+    <w:p>
+      <w:pPr>
+        <w:spacing w:line="336" w:lineRule="auto" w:after="180"/>
+      </w:pPr>
+      <w:r>
+        <w:rPr>
+          <w:b w:val="0"/>
+        </w:rPr>
+        <w:t>These teacher notes contain solutions; do not reveal the independent case answer during modelling.</w:t>
       </w:r>
     </w:p>
     <w:tbl>
@@ -836,6 +1741,48 @@
         <w:trPr>
           <w:tblHeader/>
         </w:trPr>
+        <w:tc>
+          <w:tcPr>
+            <w:tcW w:type="dxa" w:w="2556"/>
+          </w:tcPr>
+          <w:p>
+            <w:r>
+              <w:t>Candidate</w:t>
+            </w:r>
+          </w:p>
+        </w:tc>
+        <w:tc>
+          <w:tcPr>
+            <w:tcW w:type="dxa" w:w="2556"/>
+          </w:tcPr>
+          <w:p>
+            <w:r>
+              <w:t>Colour and shape points</w:t>
+            </w:r>
+          </w:p>
+        </w:tc>
+        <w:tc>
+          <w:tcPr>
+            <w:tcW w:type="dxa" w:w="2556"/>
+          </w:tcPr>
+          <w:p>
+            <w:r>
+              <w:t>Texture worth 3 points</w:t>
+            </w:r>
+          </w:p>
+        </w:tc>
+        <w:tc>
+          <w:tcPr>
+            <w:tcW w:type="dxa" w:w="2556"/>
+          </w:tcPr>
+          <w:p>
+            <w:r>
+              <w:t>New total</w:t>
+            </w:r>
+          </w:p>
+        </w:tc>
+      </w:tr>
+      <w:tr>
         <w:tc>
           <w:tcPr>
             <w:tcW w:type="dxa" w:w="2556"/>
@@ -963,13 +1910,105 @@
       </w:tr>
     </w:tbl>
     <w:p>
-      <w:r>
-        <w:t>Suppose texture matters more for the stated comparison. Keep colour and shape worth one point each, but give three points for a texture match. B now scores 3 and becomes the unique highest scoring candidate. No card changed; the rule changed. Record both versions rather than overwriting the first result.</w:t>
-      </w:r>
-    </w:p>
-    <w:p>
-      <w:r>
-        <w:t>Weights express priorities in this designed rule. They need a reason connected to the task and should be set before inspecting the final evaluation results. A convenient winner does not justify a weight. If smooth texture is required without exception, use a requirement check rather than hoping a weighted score will always enforce it.</w:t>
+      <w:pPr>
+        <w:pStyle w:val="Heading3"/>
+      </w:pPr>
+      <w:r>
+        <w:t>Model the reasoning aloud · 3</w:t>
+      </w:r>
+    </w:p>
+    <w:p>
+      <w:pPr>
+        <w:spacing w:line="336" w:lineRule="auto" w:after="180"/>
+      </w:pPr>
+      <w:r>
+        <w:rPr>
+          <w:b w:val="0"/>
+        </w:rPr>
+        <w:t xml:space="preserve">Suppose texture matters more for the stated comparison. Keep colour and shape worth one point each, but give three points for a texture match. B now scores 3 and becomes the unique highest scoring </w:t>
+      </w:r>
+      <w:r>
+        <w:rPr>
+          <w:b/>
+        </w:rPr>
+        <w:t>candidate</w:t>
+      </w:r>
+      <w:r>
+        <w:rPr>
+          <w:b w:val="0"/>
+        </w:rPr>
+        <w:t>.</w:t>
+      </w:r>
+    </w:p>
+    <w:p>
+      <w:pPr>
+        <w:spacing w:line="336" w:lineRule="auto" w:after="180"/>
+      </w:pPr>
+      <w:r>
+        <w:rPr>
+          <w:b w:val="0"/>
+        </w:rPr>
+        <w:t>No card changed; the rule changed. Record both versions rather than overwriting the first result.</w:t>
+      </w:r>
+    </w:p>
+    <w:p>
+      <w:pPr>
+        <w:pStyle w:val="Heading3"/>
+      </w:pPr>
+      <w:r>
+        <w:t>Model the reasoning aloud · 4</w:t>
+      </w:r>
+    </w:p>
+    <w:p>
+      <w:pPr>
+        <w:spacing w:line="336" w:lineRule="auto" w:after="180"/>
+      </w:pPr>
+      <w:r>
+        <w:rPr>
+          <w:b/>
+        </w:rPr>
+        <w:t>Weight</w:t>
+      </w:r>
+      <w:r>
+        <w:rPr>
+          <w:b w:val="0"/>
+        </w:rPr>
+        <w:t xml:space="preserve">s express priorities in this designed rule. They need a reason connected to the task and should be set before inspecting the final evaluation results. A convenient winner does not justify a </w:t>
+      </w:r>
+      <w:r>
+        <w:rPr>
+          <w:b/>
+        </w:rPr>
+        <w:t>weight</w:t>
+      </w:r>
+      <w:r>
+        <w:rPr>
+          <w:b w:val="0"/>
+        </w:rPr>
+        <w:t>.</w:t>
+      </w:r>
+    </w:p>
+    <w:p>
+      <w:pPr>
+        <w:spacing w:line="336" w:lineRule="auto" w:after="180"/>
+      </w:pPr>
+      <w:r>
+        <w:rPr>
+          <w:b w:val="0"/>
+        </w:rPr>
+        <w:t xml:space="preserve">If smooth texture is required without exception, use a requirement check rather than hoping a </w:t>
+      </w:r>
+      <w:r>
+        <w:rPr>
+          <w:b/>
+        </w:rPr>
+        <w:t>weight</w:t>
+      </w:r>
+      <w:r>
+        <w:rPr>
+          <w:b w:val="0"/>
+        </w:rPr>
+        <w:t>ed score will always enforce it.</w:t>
       </w:r>
     </w:p>
     <w:tbl>
@@ -1075,7 +2114,13 @@
       </w:tr>
     </w:tbl>
     <w:p>
-      <w:r>
+      <w:pPr>
+        <w:spacing w:line="336" w:lineRule="auto" w:after="180"/>
+      </w:pPr>
+      <w:r>
+        <w:rPr>
+          <w:b w:val="0"/>
+        </w:rPr>
         <w:t>Use the diagram and verbal explanation together. Ask learners to match a sentence to a specific visual step; do not assign learners fixed visual or auditory learning styles.</w:t>
       </w:r>
     </w:p>
@@ -1088,8 +2133,26 @@
       </w:r>
     </w:p>
     <w:p>
-      <w:r>
-        <w:t>A fictional craft-card matcher compares each candidate with a target.</w:t>
+      <w:pPr>
+        <w:spacing w:line="336" w:lineRule="auto" w:after="180"/>
+      </w:pPr>
+      <w:r>
+        <w:rPr>
+          <w:b w:val="0"/>
+        </w:rPr>
+        <w:t xml:space="preserve">A fictional craft-card matcher compares each </w:t>
+      </w:r>
+      <w:r>
+        <w:rPr>
+          <w:b/>
+        </w:rPr>
+        <w:t>candidate</w:t>
+      </w:r>
+      <w:r>
+        <w:rPr>
+          <w:b w:val="0"/>
+        </w:rPr>
+        <w:t xml:space="preserve"> with a target.</w:t>
       </w:r>
     </w:p>
     <w:p>
@@ -1101,17 +2164,74 @@
       </w:r>
     </w:p>
     <w:p>
-      <w:r>
+      <w:pPr>
+        <w:pStyle w:val="Heading3"/>
+      </w:pPr>
+      <w:r>
+        <w:t>Supplied facts</w:t>
+      </w:r>
+    </w:p>
+    <w:p>
+      <w:pPr>
+        <w:spacing w:line="336" w:lineRule="auto" w:after="180"/>
+        <w:shd w:fill="F1F6FC"/>
+      </w:pPr>
+      <w:r>
+        <w:rPr>
+          <w:b w:val="0"/>
+        </w:rPr>
         <w:t>Target: red, round, smooth. A: red,square,smooth. B: blue,round,smooth. C: red,round,rough.</w:t>
       </w:r>
     </w:p>
     <w:p>
-      <w:r>
-        <w:t>Initially each exact feature match scores 1; return all highest scorers.</w:t>
-      </w:r>
-    </w:p>
-    <w:p>
-      <w:r>
+      <w:pPr>
+        <w:pStyle w:val="Heading3"/>
+      </w:pPr>
+      <w:r>
+        <w:t>Supplied facts</w:t>
+      </w:r>
+    </w:p>
+    <w:p>
+      <w:pPr>
+        <w:spacing w:line="336" w:lineRule="auto" w:after="180"/>
+        <w:shd w:fill="F1F6FC"/>
+      </w:pPr>
+      <w:r>
+        <w:rPr>
+          <w:b w:val="0"/>
+        </w:rPr>
+        <w:t xml:space="preserve">Initially each exact </w:t>
+      </w:r>
+      <w:r>
+        <w:rPr>
+          <w:b/>
+        </w:rPr>
+        <w:t>feature match</w:t>
+      </w:r>
+      <w:r>
+        <w:rPr>
+          <w:b w:val="0"/>
+        </w:rPr>
+        <w:t xml:space="preserve"> scores 1; return all highest scorers.</w:t>
+      </w:r>
+    </w:p>
+    <w:p>
+      <w:pPr>
+        <w:pStyle w:val="Heading3"/>
+      </w:pPr>
+      <w:r>
+        <w:t>Supplied facts</w:t>
+      </w:r>
+    </w:p>
+    <w:p>
+      <w:pPr>
+        <w:spacing w:line="336" w:lineRule="auto" w:after="180"/>
+        <w:shd w:fill="F1F6FC"/>
+      </w:pPr>
+      <w:r>
+        <w:rPr>
+          <w:b w:val="0"/>
+        </w:rPr>
         <w:t>For the second comparison only, colour and shape matches score 1 each and a texture match scores 3.</w:t>
       </w:r>
     </w:p>
@@ -1333,20 +2453,92 @@
       </w:r>
     </w:p>
     <w:p>
-      <w:r>
-        <w:t>Similarity is defined by the chosen representation and weights. The cards did not change when texture gained weight; the comparison rule did. Two high scores need not mean two identical cards. A complete rule also says what to do with tied scores, rather than choosing whichever appears first by accident.</w:t>
-      </w:r>
-    </w:p>
-    <w:p>
       <w:pPr>
         <w:pStyle w:val="Heading3"/>
       </w:pPr>
       <w:r>
+        <w:t>Why the result follows</w:t>
+      </w:r>
+    </w:p>
+    <w:p>
+      <w:pPr>
+        <w:spacing w:line="336" w:lineRule="auto" w:after="180"/>
+        <w:shd w:fill="F1F6FC"/>
+      </w:pPr>
+      <w:r>
+        <w:rPr>
+          <w:b/>
+        </w:rPr>
+        <w:t>Similarity</w:t>
+      </w:r>
+      <w:r>
+        <w:rPr>
+          <w:b w:val="0"/>
+        </w:rPr>
+        <w:t xml:space="preserve"> is defined by the chosen representation and </w:t>
+      </w:r>
+      <w:r>
+        <w:rPr>
+          <w:b/>
+        </w:rPr>
+        <w:t>weight</w:t>
+      </w:r>
+      <w:r>
+        <w:rPr>
+          <w:b w:val="0"/>
+        </w:rPr>
+        <w:t xml:space="preserve">s. The cards did not change when texture gained </w:t>
+      </w:r>
+      <w:r>
+        <w:rPr>
+          <w:b/>
+        </w:rPr>
+        <w:t>weight</w:t>
+      </w:r>
+      <w:r>
+        <w:rPr>
+          <w:b w:val="0"/>
+        </w:rPr>
+        <w:t>; the comparison rule did. Two high scores need not mean two identical cards.</w:t>
+      </w:r>
+    </w:p>
+    <w:p>
+      <w:pPr>
+        <w:spacing w:line="336" w:lineRule="auto" w:after="180"/>
+        <w:shd w:fill="F1F6FC"/>
+      </w:pPr>
+      <w:r>
+        <w:rPr>
+          <w:b w:val="0"/>
+        </w:rPr>
+        <w:t>A complete rule also says what to do with tied scores, rather than choosing whichever appears first by accident.</w:t>
+      </w:r>
+    </w:p>
+    <w:p>
+      <w:pPr>
+        <w:pStyle w:val="Heading3"/>
+      </w:pPr>
+      <w:r>
         <w:t>What this example does not establish</w:t>
       </w:r>
     </w:p>
     <w:p>
-      <w:r>
+      <w:pPr>
+        <w:pStyle w:val="Heading3"/>
+      </w:pPr>
+      <w:r>
+        <w:t>Keep the stated limit</w:t>
+      </w:r>
+    </w:p>
+    <w:p>
+      <w:pPr>
+        <w:spacing w:line="336" w:lineRule="auto" w:after="180"/>
+        <w:shd w:fill="FFF5E6"/>
+      </w:pPr>
+      <w:r>
+        <w:rPr>
+          <w:b w:val="0"/>
+        </w:rPr>
         <w:t>A high feature-match score does not establish usefulness or suitability beyond the features represented.</w:t>
       </w:r>
     </w:p>
@@ -1359,17 +2551,80 @@
       </w:r>
     </w:p>
     <w:p>
-      <w:r>
-        <w:t>Change: Keep original weights but change the target texture to rough.</w:t>
-      </w:r>
-    </w:p>
-    <w:p>
-      <w:r>
-        <w:t>Prediction: C scores 3; A and B each score 1.</w:t>
-      </w:r>
-    </w:p>
-    <w:p>
-      <w:r>
+      <w:pPr>
+        <w:pStyle w:val="Heading3"/>
+      </w:pPr>
+      <w:r>
+        <w:t>Change one thing</w:t>
+      </w:r>
+    </w:p>
+    <w:p>
+      <w:pPr>
+        <w:spacing w:line="336" w:lineRule="auto" w:after="180"/>
+        <w:shd w:fill="F5F1FB"/>
+      </w:pPr>
+      <w:r>
+        <w:rPr>
+          <w:b w:val="0"/>
+        </w:rPr>
+        <w:t xml:space="preserve">Change: Keep original </w:t>
+      </w:r>
+      <w:r>
+        <w:rPr>
+          <w:b/>
+        </w:rPr>
+        <w:t>weight</w:t>
+      </w:r>
+      <w:r>
+        <w:rPr>
+          <w:b w:val="0"/>
+        </w:rPr>
+        <w:t>s but change the target texture to rough.</w:t>
+      </w:r>
+    </w:p>
+    <w:p>
+      <w:pPr>
+        <w:pStyle w:val="Heading3"/>
+      </w:pPr>
+      <w:r>
+        <w:t>Predicted result</w:t>
+      </w:r>
+    </w:p>
+    <w:p>
+      <w:pPr>
+        <w:spacing w:line="336" w:lineRule="auto" w:after="180"/>
+        <w:shd w:fill="F1F6FC"/>
+      </w:pPr>
+      <w:r>
+        <w:rPr>
+          <w:b/>
+        </w:rPr>
+        <w:t>Prediction</w:t>
+      </w:r>
+      <w:r>
+        <w:rPr>
+          <w:b w:val="0"/>
+        </w:rPr>
+        <w:t>: C scores 3; A and B each score 1.</w:t>
+      </w:r>
+    </w:p>
+    <w:p>
+      <w:pPr>
+        <w:pStyle w:val="Heading3"/>
+      </w:pPr>
+      <w:r>
+        <w:t>Why the result follows</w:t>
+      </w:r>
+    </w:p>
+    <w:p>
+      <w:pPr>
+        <w:spacing w:line="336" w:lineRule="auto" w:after="180"/>
+        <w:shd w:fill="F1F6FC"/>
+      </w:pPr>
+      <w:r>
+        <w:rPr>
+          <w:b w:val="0"/>
+        </w:rPr>
         <w:t>Reason: C now matches all three target features; the others lose their smooth-texture match.</w:t>
       </w:r>
     </w:p>
@@ -1382,8 +2637,57 @@
       </w:r>
     </w:p>
     <w:p>
-      <w:r>
-        <w:t>Cover the result. Ask learners to name the inputs and predict the next step. Uncover one step, connect the icon to the actual procedure, and explain its evidence. Then change the supplied condition and compare. The picture is a representation; it does not document execution of a real AI model.</w:t>
+      <w:pPr>
+        <w:pStyle w:val="Heading3"/>
+      </w:pPr>
+      <w:r>
+        <w:t>Ask while showing the picture · 5</w:t>
+      </w:r>
+    </w:p>
+    <w:p>
+      <w:pPr>
+        <w:spacing w:line="336" w:lineRule="auto" w:after="180"/>
+      </w:pPr>
+      <w:r>
+        <w:rPr>
+          <w:b w:val="0"/>
+        </w:rPr>
+        <w:t xml:space="preserve">Cover the result. Ask learners to name the </w:t>
+      </w:r>
+      <w:r>
+        <w:rPr>
+          <w:b/>
+        </w:rPr>
+        <w:t>input</w:t>
+      </w:r>
+      <w:r>
+        <w:rPr>
+          <w:b w:val="0"/>
+        </w:rPr>
+        <w:t xml:space="preserve">s and predict the next step. Uncover one step, connect the icon to the actual procedure, and explain its </w:t>
+      </w:r>
+      <w:r>
+        <w:rPr>
+          <w:b/>
+        </w:rPr>
+        <w:t>evidence</w:t>
+      </w:r>
+      <w:r>
+        <w:rPr>
+          <w:b w:val="0"/>
+        </w:rPr>
+        <w:t>. Then change the supplied condition and compare.</w:t>
+      </w:r>
+    </w:p>
+    <w:p>
+      <w:pPr>
+        <w:spacing w:line="336" w:lineRule="auto" w:after="180"/>
+      </w:pPr>
+      <w:r>
+        <w:rPr>
+          <w:b w:val="0"/>
+        </w:rPr>
+        <w:t>The picture is a representation; it does not document execution of a real AI model.</w:t>
       </w:r>
     </w:p>
     <w:p>
@@ -1395,11 +2699,16 @@
       </w:r>
     </w:p>
     <w:p>
+      <w:r>
+        <w:t>Demonstrate Similarity, reduce support deliberately and check individual reasoning before discussing answers.</w:t>
+      </w:r>
+    </w:p>
+    <w:p>
       <w:pPr>
         <w:pStyle w:val="Heading3"/>
       </w:pPr>
       <w:r>
-        <w:t>Demonstrate and guide practice</w:t>
+        <w:t>Board sequence</w:t>
       </w:r>
     </w:p>
     <w:p>
@@ -1407,26 +2716,90 @@
         <w:pStyle w:val="Heading3"/>
       </w:pPr>
       <w:r>
-        <w:t>Board sequence</w:t>
-      </w:r>
-    </w:p>
-    <w:p>
-      <w:r>
+        <w:t>1. Put the facts on the board</w:t>
+      </w:r>
+    </w:p>
+    <w:p>
+      <w:pPr>
+        <w:spacing w:line="336" w:lineRule="auto" w:after="180"/>
+        <w:shd w:fill="F4F9FC"/>
+      </w:pPr>
+      <w:r>
+        <w:rPr>
+          <w:b w:val="0"/>
+        </w:rPr>
         <w:t>Write the given facts: Book A has animals and adventure; B has animals only; C has neither. A reader wants both traits.</w:t>
       </w:r>
     </w:p>
     <w:p>
-      <w:r>
+      <w:pPr>
+        <w:pStyle w:val="Heading3"/>
+      </w:pPr>
+      <w:r>
+        <w:t>2. State the decision to explain</w:t>
+      </w:r>
+    </w:p>
+    <w:p>
+      <w:pPr>
+        <w:spacing w:line="336" w:lineRule="auto" w:after="180"/>
+        <w:shd w:fill="F4F9FC"/>
+      </w:pPr>
+      <w:r>
+        <w:rPr>
+          <w:b w:val="0"/>
+        </w:rPr>
         <w:t>Write the question to explain: Rank by number of matching traits.</w:t>
       </w:r>
     </w:p>
     <w:p>
-      <w:r>
-        <w:t>Reveal after predictions: A scores 2, B 1, C 0. Ranking depends on the chosen traits; it is not a universal measure of book quality.</w:t>
-      </w:r>
-    </w:p>
-    <w:p>
-      <w:r>
+      <w:pPr>
+        <w:pStyle w:val="Heading3"/>
+      </w:pPr>
+      <w:r>
+        <w:t>3. Reveal the worked reasoning</w:t>
+      </w:r>
+    </w:p>
+    <w:p>
+      <w:pPr>
+        <w:spacing w:line="336" w:lineRule="auto" w:after="180"/>
+        <w:shd w:fill="F1F6FC"/>
+      </w:pPr>
+      <w:r>
+        <w:rPr>
+          <w:b w:val="0"/>
+        </w:rPr>
+        <w:t xml:space="preserve">Reveal after </w:t>
+      </w:r>
+      <w:r>
+        <w:rPr>
+          <w:b/>
+        </w:rPr>
+        <w:t>prediction</w:t>
+      </w:r>
+      <w:r>
+        <w:rPr>
+          <w:b w:val="0"/>
+        </w:rPr>
+        <w:t>s: A scores 2, B 1, C 0. Ranking depends on the chosen traits; it is not a universal measure of book quality.</w:t>
+      </w:r>
+    </w:p>
+    <w:p>
+      <w:pPr>
+        <w:pStyle w:val="Heading3"/>
+      </w:pPr>
+      <w:r>
+        <w:t>Hold back the independent task</w:t>
+      </w:r>
+    </w:p>
+    <w:p>
+      <w:pPr>
+        <w:spacing w:line="336" w:lineRule="auto" w:after="180"/>
+        <w:shd w:fill="F5F1FB"/>
+      </w:pPr>
+      <w:r>
+        <w:rPr>
+          <w:b w:val="0"/>
+        </w:rPr>
         <w:t>Keep for an independent attempt: Compare books using topic only. Book A is about space with a red cover; B is about space with a blue cover; C is about dogs with a red cover. Which matches A best?</w:t>
       </w:r>
     </w:p>
@@ -1439,23 +2812,77 @@
       </w:r>
     </w:p>
     <w:p>
-      <w:r>
+      <w:pPr>
+        <w:pStyle w:val="Heading3"/>
+      </w:pPr>
+      <w:r>
+        <w:t>Ask the class</w:t>
+      </w:r>
+    </w:p>
+    <w:p>
+      <w:pPr>
+        <w:spacing w:line="336" w:lineRule="auto" w:after="180"/>
+        <w:shd w:fill="F5F1FB"/>
+      </w:pPr>
+      <w:r>
+        <w:rPr>
+          <w:b w:val="0"/>
+        </w:rPr>
         <w:t>Ask: Which facts are given, and which would we have to assume? Learners mark relevant details before discussing answers.</w:t>
       </w:r>
     </w:p>
     <w:p>
-      <w:r>
+      <w:pPr>
+        <w:pStyle w:val="Heading3"/>
+      </w:pPr>
+      <w:r>
+        <w:t>Language to model</w:t>
+      </w:r>
+    </w:p>
+    <w:p>
+      <w:pPr>
+        <w:spacing w:line="336" w:lineRule="auto" w:after="180"/>
+        <w:shd w:fill="F1F6F8"/>
+      </w:pPr>
+      <w:r>
+        <w:rPr>
+          <w:b w:val="0"/>
+        </w:rPr>
         <w:t>Say: Predict first. Show the rule, information path or calculation that would produce the result. A correct guess is not yet an explanation.</w:t>
       </w:r>
     </w:p>
     <w:p>
-      <w:r>
+      <w:pPr>
+        <w:spacing w:line="336" w:lineRule="auto" w:after="180"/>
+      </w:pPr>
+      <w:r>
+        <w:rPr>
+          <w:b w:val="0"/>
+        </w:rPr>
         <w:t>Reveal reasoning one step at a time. Explain why a tempting alternative fails. Write units and denominators for arithmetic, trace conditions for decisions, and identify supporting sources for claims.</w:t>
       </w:r>
     </w:p>
     <w:p>
-      <w:r>
-        <w:t>In pairs, one learner solves while the other checks evidence; exchange roles. Remove the worked answer before independent assessment.</w:t>
+      <w:pPr>
+        <w:spacing w:line="336" w:lineRule="auto" w:after="180"/>
+      </w:pPr>
+      <w:r>
+        <w:rPr>
+          <w:b w:val="0"/>
+        </w:rPr>
+        <w:t xml:space="preserve">In pairs, one learner solves while the other checks </w:t>
+      </w:r>
+      <w:r>
+        <w:rPr>
+          <w:b/>
+        </w:rPr>
+        <w:t>evidence</w:t>
+      </w:r>
+      <w:r>
+        <w:rPr>
+          <w:b w:val="0"/>
+        </w:rPr>
+        <w:t>; exchange roles. Remove the worked answer before independent assessment.</w:t>
       </w:r>
     </w:p>
     <w:p>
@@ -1467,8 +2894,61 @@
       </w:r>
     </w:p>
     <w:p>
-      <w:r>
-        <w:t>Original totals A 2, B 1, C 1, D 2, so return A and D. With texture worth 3: A 2, B 3, C 1, D 4, so return D. D combines shape and texture. Scores count weighted matches, not observed chances of suitability. Exit: the winner depends on weights and candidate set; A’s first result is not a universal fact.</w:t>
+      <w:pPr>
+        <w:spacing w:line="336" w:lineRule="auto" w:after="180"/>
+      </w:pPr>
+      <w:r>
+        <w:rPr>
+          <w:b w:val="0"/>
+        </w:rPr>
+        <w:t xml:space="preserve">Original totals A 2, B 1, C 1, D 2, so return A and D. With texture worth 3: A 2, B 3, C 1, D 4, so return D. D combines shape and texture. Scores count </w:t>
+      </w:r>
+      <w:r>
+        <w:rPr>
+          <w:b/>
+        </w:rPr>
+        <w:t>weight</w:t>
+      </w:r>
+      <w:r>
+        <w:rPr>
+          <w:b w:val="0"/>
+        </w:rPr>
+        <w:t>ed matches, not observed chances of suitability.</w:t>
+      </w:r>
+    </w:p>
+    <w:p>
+      <w:pPr>
+        <w:spacing w:line="336" w:lineRule="auto" w:after="180"/>
+      </w:pPr>
+      <w:r>
+        <w:rPr>
+          <w:b w:val="0"/>
+        </w:rPr>
+        <w:t xml:space="preserve">Exit: the winner depends on </w:t>
+      </w:r>
+      <w:r>
+        <w:rPr>
+          <w:b/>
+        </w:rPr>
+        <w:t>weight</w:t>
+      </w:r>
+      <w:r>
+        <w:rPr>
+          <w:b w:val="0"/>
+        </w:rPr>
+        <w:t xml:space="preserve">s and </w:t>
+      </w:r>
+      <w:r>
+        <w:rPr>
+          <w:b/>
+        </w:rPr>
+        <w:t>candidate</w:t>
+      </w:r>
+      <w:r>
+        <w:rPr>
+          <w:b w:val="0"/>
+        </w:rPr>
+        <w:t xml:space="preserve"> set; A’s first result is not a universal fact.</w:t>
       </w:r>
     </w:p>
     <w:p>
@@ -1700,41 +3180,209 @@
       </w:r>
     </w:p>
     <w:p>
-      <w:r>
-        <w:t>Completion task: Keep the same target and candidates but make texture worth 3 points, with colour and shape worth 1 each. Recalculate A, B and C. Explain what changed and what stayed the same.</w:t>
-      </w:r>
-    </w:p>
-    <w:p>
-      <w:r>
-        <w:t>Teacher check: A stays at 2, B becomes 3 and C stays at 1, so B wins. Only the texture weight changed; candidate values, target and other weights stayed the same. The result is specific to this new comparison rule.</w:t>
-      </w:r>
-    </w:p>
-    <w:p>
-      <w:r>
-        <w:t>Start by identifying the given inputs together. Leave the intermediate steps blank. If needed, model one step, then withdraw that help on the next step. Move to a full trace only when the partial trace is understood. For partners, alternate explainer and checker; collect a response from every learner before discussion.</w:t>
-      </w:r>
-    </w:p>
-    <w:p>
       <w:pPr>
         <w:pStyle w:val="Heading3"/>
       </w:pPr>
       <w:r>
+        <w:t>Completion practice</w:t>
+      </w:r>
+    </w:p>
+    <w:p>
+      <w:pPr>
+        <w:spacing w:line="336" w:lineRule="auto" w:after="180"/>
+        <w:shd w:fill="F5F1FB"/>
+      </w:pPr>
+      <w:r>
+        <w:rPr>
+          <w:b w:val="0"/>
+        </w:rPr>
+        <w:t xml:space="preserve">Completion task: Keep the same target and </w:t>
+      </w:r>
+      <w:r>
+        <w:rPr>
+          <w:b/>
+        </w:rPr>
+        <w:t>candidate</w:t>
+      </w:r>
+      <w:r>
+        <w:rPr>
+          <w:b w:val="0"/>
+        </w:rPr>
+        <w:t>s but make texture worth 3 points, with colour and shape worth 1 each. Recalculate A, B and C. Explain what changed and what stayed the same.</w:t>
+      </w:r>
+    </w:p>
+    <w:p>
+      <w:pPr>
+        <w:pStyle w:val="Heading3"/>
+      </w:pPr>
+      <w:r>
+        <w:t>Reasoning to listen for</w:t>
+      </w:r>
+    </w:p>
+    <w:p>
+      <w:pPr>
+        <w:spacing w:line="336" w:lineRule="auto" w:after="180"/>
+        <w:shd w:fill="F1F6FC"/>
+      </w:pPr>
+      <w:r>
+        <w:rPr>
+          <w:b w:val="0"/>
+        </w:rPr>
+        <w:t xml:space="preserve">Teacher check: A stays at 2, B becomes 3 and C stays at 1, so B wins. Only the texture </w:t>
+      </w:r>
+      <w:r>
+        <w:rPr>
+          <w:b/>
+        </w:rPr>
+        <w:t>weight</w:t>
+      </w:r>
+      <w:r>
+        <w:rPr>
+          <w:b w:val="0"/>
+        </w:rPr>
+        <w:t xml:space="preserve"> changed; </w:t>
+      </w:r>
+      <w:r>
+        <w:rPr>
+          <w:b/>
+        </w:rPr>
+        <w:t>candidate</w:t>
+      </w:r>
+      <w:r>
+        <w:rPr>
+          <w:b w:val="0"/>
+        </w:rPr>
+        <w:t xml:space="preserve"> values, target and other </w:t>
+      </w:r>
+      <w:r>
+        <w:rPr>
+          <w:b/>
+        </w:rPr>
+        <w:t>weight</w:t>
+      </w:r>
+      <w:r>
+        <w:rPr>
+          <w:b w:val="0"/>
+        </w:rPr>
+        <w:t>s stayed the same. The result is specific to this new comparison rule.</w:t>
+      </w:r>
+    </w:p>
+    <w:p>
+      <w:pPr>
+        <w:spacing w:line="336" w:lineRule="auto" w:after="180"/>
+      </w:pPr>
+      <w:r>
+        <w:rPr>
+          <w:b w:val="0"/>
+        </w:rPr>
+        <w:t xml:space="preserve">Start by identifying the given </w:t>
+      </w:r>
+      <w:r>
+        <w:rPr>
+          <w:b/>
+        </w:rPr>
+        <w:t>input</w:t>
+      </w:r>
+      <w:r>
+        <w:rPr>
+          <w:b w:val="0"/>
+        </w:rPr>
+        <w:t>s together. Leave the intermediate steps blank. If needed, model one step, then withdraw that help on the next step. Move to a full trace only when the partial trace is understood.</w:t>
+      </w:r>
+    </w:p>
+    <w:p>
+      <w:pPr>
+        <w:spacing w:line="336" w:lineRule="auto" w:after="180"/>
+      </w:pPr>
+      <w:r>
+        <w:rPr>
+          <w:b w:val="0"/>
+        </w:rPr>
+        <w:t>For partners, alternate explainer and checker; collect a response from every learner before discussion.</w:t>
+      </w:r>
+    </w:p>
+    <w:p>
+      <w:pPr>
+        <w:pStyle w:val="Heading3"/>
+      </w:pPr>
+      <w:r>
         <w:t>Individual reasoning check</w:t>
       </w:r>
     </w:p>
     <w:p>
-      <w:r>
-        <w:t>Use the worked case for Similarity and selected features. Proposed explanation: “Similar has one objective meaning for every task”. Decide whether this explanation is supported. Point to the step or supplied fact that decides; explain your repair if needed.</w:t>
-      </w:r>
-    </w:p>
-    <w:p>
-      <w:r>
+      <w:pPr>
+        <w:spacing w:line="336" w:lineRule="auto" w:after="180"/>
+      </w:pPr>
+      <w:r>
+        <w:rPr>
+          <w:b w:val="0"/>
+        </w:rPr>
+        <w:t xml:space="preserve">Use the worked case for </w:t>
+      </w:r>
+      <w:r>
+        <w:rPr>
+          <w:b/>
+        </w:rPr>
+        <w:t>Similarity</w:t>
+      </w:r>
+      <w:r>
+        <w:rPr>
+          <w:b w:val="0"/>
+        </w:rPr>
+        <w:t xml:space="preserve"> and selected features. Proposed explanation: “Similar has one objective meaning for every task”. Decide whether this explanation is supported.</w:t>
+      </w:r>
+    </w:p>
+    <w:p>
+      <w:pPr>
+        <w:spacing w:line="336" w:lineRule="auto" w:after="180"/>
+      </w:pPr>
+      <w:r>
+        <w:rPr>
+          <w:b w:val="0"/>
+        </w:rPr>
+        <w:t>Point to the step or supplied fact that decides; explain your repair if needed.</w:t>
+      </w:r>
+    </w:p>
+    <w:p>
+      <w:pPr>
+        <w:pStyle w:val="Heading3"/>
+      </w:pPr>
+      <w:r>
+        <w:t>Expected repair</w:t>
+      </w:r>
+    </w:p>
+    <w:p>
+      <w:pPr>
+        <w:spacing w:line="336" w:lineRule="auto" w:after="180"/>
+        <w:shd w:fill="F1F6FC"/>
+      </w:pPr>
+      <w:r>
+        <w:rPr>
+          <w:b w:val="0"/>
+        </w:rPr>
         <w:t>Expected correction: Name the features, comparison rule and purpose.</w:t>
       </w:r>
     </w:p>
     <w:p>
-      <w:r>
-        <w:t>Collect explanations, not only yes/no votes. If a misunderstanding is common, re-model the relevant step for the class. If it affects a few learners, give a short targeted group explanation while others solve a more demanding variation.</w:t>
+      <w:pPr>
+        <w:spacing w:line="336" w:lineRule="auto" w:after="180"/>
+      </w:pPr>
+      <w:r>
+        <w:rPr>
+          <w:b w:val="0"/>
+        </w:rPr>
+        <w:t>Collect explanations, not only yes/no votes. If a misunderstanding is common, re-model the relevant step for the class.</w:t>
+      </w:r>
+    </w:p>
+    <w:p>
+      <w:pPr>
+        <w:spacing w:line="336" w:lineRule="auto" w:after="180"/>
+      </w:pPr>
+      <w:r>
+        <w:rPr>
+          <w:b w:val="0"/>
+        </w:rPr>
+        <w:t>If it affects a few learners, give a short targeted group explanation while others solve a more demanding variation.</w:t>
       </w:r>
     </w:p>
     <w:p>
@@ -1746,7 +3394,13 @@
       </w:r>
     </w:p>
     <w:p>
-      <w:r>
+      <w:pPr>
+        <w:spacing w:line="336" w:lineRule="auto" w:after="180"/>
+      </w:pPr>
+      <w:r>
+        <w:rPr>
+          <w:b w:val="0"/>
+        </w:rPr>
         <w:t>Point to the matches supporting C’s new score and explain why there is no tie.</w:t>
       </w:r>
     </w:p>
@@ -1759,18 +3413,60 @@
       </w:r>
     </w:p>
     <w:p>
-      <w:r>
+      <w:pPr>
+        <w:spacing w:line="336" w:lineRule="auto" w:after="180"/>
+      </w:pPr>
+      <w:r>
+        <w:rPr>
+          <w:b w:val="0"/>
+        </w:rPr>
         <w:t>C matches red, round and rough: 3. A matches only red and B only round: 1 each.</w:t>
       </w:r>
     </w:p>
     <w:p>
-      <w:r>
+      <w:pPr>
+        <w:spacing w:line="336" w:lineRule="auto" w:after="180"/>
+      </w:pPr>
+      <w:r>
+        <w:rPr>
+          <w:b w:val="0"/>
+        </w:rPr>
         <w:t>Changed-case reasoning: C scores 3; A and B each score 1. C now matches all three target features; the others lose their smooth-texture match.</w:t>
       </w:r>
     </w:p>
     <w:p>
-      <w:r>
-        <w:t>Collect each learner’s explanation before discussion. Use the first missing connection between input, deciding step and result to choose support. This question is worked-case practice, not fresh mastery evidence.</w:t>
+      <w:pPr>
+        <w:spacing w:line="336" w:lineRule="auto" w:after="180"/>
+      </w:pPr>
+      <w:r>
+        <w:rPr>
+          <w:b w:val="0"/>
+        </w:rPr>
+        <w:t xml:space="preserve">Collect each learner’s explanation before discussion. Use the first missing connection between </w:t>
+      </w:r>
+      <w:r>
+        <w:rPr>
+          <w:b/>
+        </w:rPr>
+        <w:t>input</w:t>
+      </w:r>
+      <w:r>
+        <w:rPr>
+          <w:b w:val="0"/>
+        </w:rPr>
+        <w:t xml:space="preserve">, deciding step and result to choose support. This question is worked-case practice, not fresh mastery </w:t>
+      </w:r>
+      <w:r>
+        <w:rPr>
+          <w:b/>
+        </w:rPr>
+        <w:t>evidence</w:t>
+      </w:r>
+      <w:r>
+        <w:rPr>
+          <w:b w:val="0"/>
+        </w:rPr>
+        <w:t>.</w:t>
       </w:r>
     </w:p>
     <w:p>
@@ -1782,45 +3478,174 @@
       </w:r>
     </w:p>
     <w:p>
+      <w:r>
+        <w:t>Run the Similarity investigation and use the first unsupported step to choose a teaching response.</w:t>
+      </w:r>
+    </w:p>
+    <w:p>
+      <w:pPr>
+        <w:spacing w:line="336" w:lineRule="auto" w:after="180"/>
+      </w:pPr>
+      <w:r>
+        <w:rPr>
+          <w:b w:val="0"/>
+        </w:rPr>
+        <w:t xml:space="preserve">Predict first, test honestly, and explain what the </w:t>
+      </w:r>
+      <w:r>
+        <w:rPr>
+          <w:b/>
+        </w:rPr>
+        <w:t>evidence</w:t>
+      </w:r>
+      <w:r>
+        <w:rPr>
+          <w:b w:val="0"/>
+        </w:rPr>
+        <w:t xml:space="preserve"> means.</w:t>
+      </w:r>
+    </w:p>
+    <w:p>
       <w:pPr>
         <w:pStyle w:val="Heading3"/>
       </w:pPr>
       <w:r>
-        <w:t>Run the weekly evidence lab</w:t>
-      </w:r>
-    </w:p>
-    <w:p>
-      <w:r>
-        <w:t>Predict first, test honestly, and explain what the evidence means.</w:t>
-      </w:r>
-    </w:p>
-    <w:p>
-      <w:r>
-        <w:t>State your prediction before the result is known.</w:t>
-      </w:r>
-    </w:p>
-    <w:p>
-      <w:r>
+        <w:t>1. Predict</w:t>
+      </w:r>
+    </w:p>
+    <w:p>
+      <w:pPr>
+        <w:spacing w:line="336" w:lineRule="auto" w:after="180"/>
+        <w:shd w:fill="F4F9FC"/>
+      </w:pPr>
+      <w:r>
+        <w:rPr>
+          <w:b w:val="0"/>
+        </w:rPr>
+        <w:t xml:space="preserve">State your </w:t>
+      </w:r>
+      <w:r>
+        <w:rPr>
+          <w:b/>
+        </w:rPr>
+        <w:t>prediction</w:t>
+      </w:r>
+      <w:r>
+        <w:rPr>
+          <w:b w:val="0"/>
+        </w:rPr>
+        <w:t xml:space="preserve"> before the result is known.</w:t>
+      </w:r>
+    </w:p>
+    <w:p>
+      <w:pPr>
+        <w:pStyle w:val="Heading3"/>
+      </w:pPr>
+      <w:r>
+        <w:t>2. Investigate</w:t>
+      </w:r>
+    </w:p>
+    <w:p>
+      <w:pPr>
+        <w:spacing w:line="336" w:lineRule="auto" w:after="180"/>
+        <w:shd w:fill="F4F9FC"/>
+      </w:pPr>
+      <w:r>
+        <w:rPr>
+          <w:b w:val="0"/>
+        </w:rPr>
         <w:t>Complete the task: Create a trait map and find two different 'nearest' items.</w:t>
       </w:r>
     </w:p>
     <w:p>
-      <w:r>
+      <w:pPr>
+        <w:pStyle w:val="Heading3"/>
+      </w:pPr>
+      <w:r>
+        <w:t>3. Compare cases</w:t>
+      </w:r>
+    </w:p>
+    <w:p>
+      <w:pPr>
+        <w:spacing w:line="336" w:lineRule="auto" w:after="180"/>
+        <w:shd w:fill="F4F9FC"/>
+      </w:pPr>
+      <w:r>
+        <w:rPr>
+          <w:b w:val="0"/>
+        </w:rPr>
         <w:t>Keep a normal case and an edge case clearly separated.</w:t>
       </w:r>
     </w:p>
     <w:p>
-      <w:r>
-        <w:t>Record what happened—even when it does not match your prediction.</w:t>
-      </w:r>
-    </w:p>
-    <w:p>
-      <w:r>
+      <w:pPr>
+        <w:pStyle w:val="Heading3"/>
+      </w:pPr>
+      <w:r>
+        <w:t>4. Record honestly</w:t>
+      </w:r>
+    </w:p>
+    <w:p>
+      <w:pPr>
+        <w:spacing w:line="336" w:lineRule="auto" w:after="180"/>
+        <w:shd w:fill="F4F9FC"/>
+      </w:pPr>
+      <w:r>
+        <w:rPr>
+          <w:b w:val="0"/>
+        </w:rPr>
+        <w:t xml:space="preserve">Record what happened—even when it does not match your </w:t>
+      </w:r>
+      <w:r>
+        <w:rPr>
+          <w:b/>
+        </w:rPr>
+        <w:t>prediction</w:t>
+      </w:r>
+      <w:r>
+        <w:rPr>
+          <w:b w:val="0"/>
+        </w:rPr>
+        <w:t>.</w:t>
+      </w:r>
+    </w:p>
+    <w:p>
+      <w:pPr>
+        <w:pStyle w:val="Heading3"/>
+      </w:pPr>
+      <w:r>
+        <w:t>5. Explain and plan the next test</w:t>
+      </w:r>
+    </w:p>
+    <w:p>
+      <w:pPr>
+        <w:spacing w:line="336" w:lineRule="auto" w:after="180"/>
+        <w:shd w:fill="F4F9FC"/>
+      </w:pPr>
+      <w:r>
+        <w:rPr>
+          <w:b w:val="0"/>
+        </w:rPr>
         <w:t>Explain the result, one limitation, and the next useful test.</w:t>
       </w:r>
     </w:p>
     <w:p>
-      <w:r>
+      <w:pPr>
+        <w:pStyle w:val="Heading3"/>
+      </w:pPr>
+      <w:r>
+        <w:t>Use a fresh case after support</w:t>
+      </w:r>
+    </w:p>
+    <w:p>
+      <w:pPr>
+        <w:spacing w:line="336" w:lineRule="auto" w:after="180"/>
+        <w:shd w:fill="FFF5E6"/>
+      </w:pPr>
+      <w:r>
+        <w:rPr>
+          <w:b w:val="0"/>
+        </w:rPr>
         <w:t>INDEPENDENCE After support is removed, repeat the proof with a fresh case.</w:t>
       </w:r>
     </w:p>
@@ -1833,8 +3658,25 @@
       </w:r>
     </w:p>
     <w:p>
-      <w:r>
-        <w:t>Use the concrete case as the shared normal case and the independent question as a second case. Each pair creates a boundary or missing-information case and predicts its result before testing. Keep the expected result separate from an observed mistake.</w:t>
+      <w:pPr>
+        <w:spacing w:line="336" w:lineRule="auto" w:after="180"/>
+      </w:pPr>
+      <w:r>
+        <w:rPr>
+          <w:b w:val="0"/>
+        </w:rPr>
+        <w:t>Use the concrete case as the shared normal case and the independent question as a second case. Each pair creates a boundary or missing-information case and predicts its result before testing.</w:t>
+      </w:r>
+    </w:p>
+    <w:p>
+      <w:pPr>
+        <w:spacing w:line="336" w:lineRule="auto" w:after="180"/>
+      </w:pPr>
+      <w:r>
+        <w:rPr>
+          <w:b w:val="0"/>
+        </w:rPr>
+        <w:t>Keep the expected result separate from an observed mistake.</w:t>
       </w:r>
     </w:p>
     <w:tbl>
@@ -1992,40 +3834,108 @@
       </w:r>
     </w:p>
     <w:p>
-      <w:r>
-        <w:t>CLAIM TO REPAIR Two objects have one universal similarity score.</w:t>
-      </w:r>
-    </w:p>
-    <w:p>
-      <w:r>
-        <w:t>For guessing, return to given facts and request a trace. For vocabulary without application, use one example and one non-example. For arithmetic errors, check the setup before the calculation. Finish with a different uncoached case before recording mastery.</w:t>
-      </w:r>
-    </w:p>
-    <w:p>
       <w:pPr>
         <w:pStyle w:val="Heading3"/>
       </w:pPr>
       <w:r>
+        <w:t>Find the unsupported claim</w:t>
+      </w:r>
+    </w:p>
+    <w:p>
+      <w:pPr>
+        <w:spacing w:line="336" w:lineRule="auto" w:after="180"/>
+        <w:shd w:fill="F5F1FB"/>
+      </w:pPr>
+      <w:r>
+        <w:rPr>
+          <w:b w:val="0"/>
+        </w:rPr>
+        <w:t xml:space="preserve">CLAIM TO REPAIR Two objects have one universal </w:t>
+      </w:r>
+      <w:r>
+        <w:rPr>
+          <w:b/>
+        </w:rPr>
+        <w:t>similarity</w:t>
+      </w:r>
+      <w:r>
+        <w:rPr>
+          <w:b w:val="0"/>
+        </w:rPr>
+        <w:t xml:space="preserve"> score.</w:t>
+      </w:r>
+    </w:p>
+    <w:p>
+      <w:pPr>
+        <w:spacing w:line="336" w:lineRule="auto" w:after="180"/>
+      </w:pPr>
+      <w:r>
+        <w:rPr>
+          <w:b w:val="0"/>
+        </w:rPr>
+        <w:t>For guessing, return to given facts and request a trace. For vocabulary without application, use one example and one non-example. For arithmetic errors, check the setup before the calculation.</w:t>
+      </w:r>
+    </w:p>
+    <w:p>
+      <w:pPr>
+        <w:spacing w:line="336" w:lineRule="auto" w:after="180"/>
+      </w:pPr>
+      <w:r>
+        <w:rPr>
+          <w:b w:val="0"/>
+        </w:rPr>
+        <w:t>Finish with a different uncoached case before recording mastery.</w:t>
+      </w:r>
+    </w:p>
+    <w:p>
+      <w:pPr>
+        <w:pStyle w:val="Heading3"/>
+      </w:pPr>
+      <w:r>
         <w:t>Address these additional misconceptions</w:t>
       </w:r>
     </w:p>
     <w:p>
-      <w:r>
+      <w:pPr>
+        <w:spacing w:line="336" w:lineRule="auto" w:after="180"/>
+      </w:pPr>
+      <w:r>
+        <w:rPr>
+          <w:b w:val="0"/>
+        </w:rPr>
         <w:t>Similar has one objective meaning for every task: Name the features, comparison rule and purpose.</w:t>
       </w:r>
     </w:p>
     <w:p>
-      <w:r>
+      <w:pPr>
+        <w:spacing w:line="336" w:lineRule="auto" w:after="180"/>
+      </w:pPr>
+      <w:r>
+        <w:rPr>
+          <w:b w:val="0"/>
+        </w:rPr>
         <w:t>The highest score proves all requirements are met: Check mandatory requirements separately.</w:t>
       </w:r>
     </w:p>
     <w:p>
-      <w:r>
+      <w:pPr>
+        <w:spacing w:line="336" w:lineRule="auto" w:after="180"/>
+      </w:pPr>
+      <w:r>
+        <w:rPr>
+          <w:b w:val="0"/>
+        </w:rPr>
         <w:t>Equal scores can be resolved by whichever row appears first: Use the stated tie policy; here return all highest scorers.</w:t>
       </w:r>
     </w:p>
     <w:p>
-      <w:r>
+      <w:pPr>
+        <w:spacing w:line="336" w:lineRule="auto" w:after="180"/>
+      </w:pPr>
+      <w:r>
+        <w:rPr>
+          <w:b w:val="0"/>
+        </w:rPr>
         <w:t>Missing texture deserves zero as if it were rough: Retain an unknown and apply the stated missing-value policy.</w:t>
       </w:r>
     </w:p>
@@ -2184,8 +4094,25 @@
       </w:tr>
     </w:tbl>
     <w:p>
-      <w:r>
-        <w:t>Offer an oral explanation, drawing, enlarged visual or fewer examples when that removes a reading/writing barrier. Keep the same reasoning goal. Stretch secure learners by changing a boundary or assumption and asking them to defend the effect, not simply by assigning more of the same questions.</w:t>
+      <w:pPr>
+        <w:spacing w:line="336" w:lineRule="auto" w:after="180"/>
+      </w:pPr>
+      <w:r>
+        <w:rPr>
+          <w:b w:val="0"/>
+        </w:rPr>
+        <w:t>Offer an oral explanation, drawing, enlarged visual or fewer examples when that removes a reading/writing barrier. Keep the same reasoning goal.</w:t>
+      </w:r>
+    </w:p>
+    <w:p>
+      <w:pPr>
+        <w:spacing w:line="336" w:lineRule="auto" w:after="180"/>
+      </w:pPr>
+      <w:r>
+        <w:rPr>
+          <w:b w:val="0"/>
+        </w:rPr>
+        <w:t>Stretch secure learners by changing a boundary or assumption and asking them to defend the effect, not simply by assigning more of the same questions.</w:t>
       </w:r>
     </w:p>
     <w:p>
@@ -2197,11 +4124,16 @@
       </w:r>
     </w:p>
     <w:p>
+      <w:r>
+        <w:t>Use the Similarity questions, teacher keys and criteria after the relevant attempts. Previously discussed cases are practice; protect the separately selected independent task.</w:t>
+      </w:r>
+    </w:p>
+    <w:p>
       <w:pPr>
         <w:pStyle w:val="Heading3"/>
       </w:pPr>
       <w:r>
-        <w:t>Assess and explain the answers</w:t>
+        <w:t>Worked case answer</w:t>
       </w:r>
     </w:p>
     <w:p>
@@ -2209,11 +4141,18 @@
         <w:pStyle w:val="Heading3"/>
       </w:pPr>
       <w:r>
-        <w:t>Worked case answer</w:t>
-      </w:r>
-    </w:p>
-    <w:p>
-      <w:r>
+        <w:t>Teacher key · Worked case answer</w:t>
+      </w:r>
+    </w:p>
+    <w:p>
+      <w:pPr>
+        <w:spacing w:line="336" w:lineRule="auto" w:after="180"/>
+        <w:shd w:fill="F1F6FC"/>
+      </w:pPr>
+      <w:r>
+        <w:rPr>
+          <w:b w:val="0"/>
+        </w:rPr>
         <w:t>A scores 2, B 1, C 0. Ranking depends on the chosen traits; it is not a universal measure of book quality.</w:t>
       </w:r>
     </w:p>
@@ -2226,7 +4165,22 @@
       </w:r>
     </w:p>
     <w:p>
-      <w:r>
+      <w:pPr>
+        <w:pStyle w:val="Heading3"/>
+      </w:pPr>
+      <w:r>
+        <w:t>Independent question · withhold the key</w:t>
+      </w:r>
+    </w:p>
+    <w:p>
+      <w:pPr>
+        <w:spacing w:line="336" w:lineRule="auto" w:after="180"/>
+        <w:shd w:fill="F5F1FB"/>
+      </w:pPr>
+      <w:r>
+        <w:rPr>
+          <w:b w:val="0"/>
+        </w:rPr>
         <w:t>Compare books using topic only. Book A is about space with a red cover; B is about space with a blue cover; C is about dogs with a red cover. Which matches A best?</w:t>
       </w:r>
     </w:p>
@@ -2239,8 +4193,35 @@
       </w:r>
     </w:p>
     <w:p>
-      <w:r>
-        <w:t>B matches A by topic. C shares cover colour, but colour was not the chosen comparison trait. Similarity depends on what we choose to compare.</w:t>
+      <w:pPr>
+        <w:pStyle w:val="Heading3"/>
+      </w:pPr>
+      <w:r>
+        <w:t>Teacher key · Expected independent answer</w:t>
+      </w:r>
+    </w:p>
+    <w:p>
+      <w:pPr>
+        <w:spacing w:line="336" w:lineRule="auto" w:after="180"/>
+        <w:shd w:fill="F1F6FC"/>
+      </w:pPr>
+      <w:r>
+        <w:rPr>
+          <w:b w:val="0"/>
+        </w:rPr>
+        <w:t xml:space="preserve">B matches A by topic. C shares cover colour, but colour was not the chosen comparison trait. </w:t>
+      </w:r>
+      <w:r>
+        <w:rPr>
+          <w:b/>
+        </w:rPr>
+        <w:t>Similarity</w:t>
+      </w:r>
+      <w:r>
+        <w:rPr>
+          <w:b w:val="0"/>
+        </w:rPr>
+        <w:t xml:space="preserve"> depends on what we choose to compare.</w:t>
       </w:r>
     </w:p>
     <w:p>
@@ -2478,8 +4459,25 @@
       </w:tr>
     </w:tbl>
     <w:p>
-      <w:r>
-        <w:t>Use 6/8 as a classroom checkpoint, with 2 required for both Result and Reasoning. This is a proposed teaching rule, not a validated certification threshold. Do not count a coached answer as independent mastery; correct unsafe or unsupported claims regardless of total.</w:t>
+      <w:pPr>
+        <w:spacing w:line="336" w:lineRule="auto" w:after="180"/>
+      </w:pPr>
+      <w:r>
+        <w:rPr>
+          <w:b w:val="0"/>
+        </w:rPr>
+        <w:t>Use 6/8 as a classroom checkpoint, with 2 required for both Result and Reasoning. This is a proposed teaching rule, not a validated certification threshold.</w:t>
+      </w:r>
+    </w:p>
+    <w:p>
+      <w:pPr>
+        <w:spacing w:line="336" w:lineRule="auto" w:after="180"/>
+      </w:pPr>
+      <w:r>
+        <w:rPr>
+          <w:b w:val="0"/>
+        </w:rPr>
+        <w:t>Do not count a coached answer as independent mastery; correct unsafe or unsupported claims regardless of total.</w:t>
       </w:r>
     </w:p>
     <w:p>
@@ -2491,8 +4489,38 @@
       </w:r>
     </w:p>
     <w:p>
-      <w:r>
-        <w:t>Ask the learner to find the evidence that challenges this claim: “Two objects have one universal similarity score.” Keep the first attempt and an uncoached retry separate.</w:t>
+      <w:pPr>
+        <w:spacing w:line="336" w:lineRule="auto" w:after="180"/>
+      </w:pPr>
+      <w:r>
+        <w:rPr>
+          <w:b w:val="0"/>
+        </w:rPr>
+        <w:t xml:space="preserve">Ask the learner to find the </w:t>
+      </w:r>
+      <w:r>
+        <w:rPr>
+          <w:b/>
+        </w:rPr>
+        <w:t>evidence</w:t>
+      </w:r>
+      <w:r>
+        <w:rPr>
+          <w:b w:val="0"/>
+        </w:rPr>
+        <w:t xml:space="preserve"> that challenges this claim: “Two objects have one universal </w:t>
+      </w:r>
+      <w:r>
+        <w:rPr>
+          <w:b/>
+        </w:rPr>
+        <w:t>similarity</w:t>
+      </w:r>
+      <w:r>
+        <w:rPr>
+          <w:b w:val="0"/>
+        </w:rPr>
+        <w:t xml:space="preserve"> score.” Keep the first attempt and an uncoached retry separate.</w:t>
       </w:r>
     </w:p>
     <w:p>
@@ -2504,15 +4532,48 @@
       </w:r>
     </w:p>
     <w:p>
-      <w:r>
-        <w:t>Initial scores are A=2, B=1, C=1. With short essential, exclude B; A remains preferred to C if mystery still matters. Similarity scores encode selected preferences; they do not establish universal quality or guarantee enjoyment.</w:t>
-      </w:r>
-    </w:p>
-    <w:p>
       <w:pPr>
         <w:pStyle w:val="Heading3"/>
       </w:pPr>
       <w:r>
+        <w:t>Teacher key · Original transfer answer</w:t>
+      </w:r>
+    </w:p>
+    <w:p>
+      <w:pPr>
+        <w:spacing w:line="336" w:lineRule="auto" w:after="180"/>
+        <w:shd w:fill="F1F6FC"/>
+      </w:pPr>
+      <w:r>
+        <w:rPr>
+          <w:b w:val="0"/>
+        </w:rPr>
+        <w:t>Initial scores are A=2, B=1, C=1. With short essential, exclude B; A remains preferred to C if mystery still matters.</w:t>
+      </w:r>
+    </w:p>
+    <w:p>
+      <w:pPr>
+        <w:spacing w:line="336" w:lineRule="auto" w:after="180"/>
+        <w:shd w:fill="F1F6FC"/>
+      </w:pPr>
+      <w:r>
+        <w:rPr>
+          <w:b/>
+        </w:rPr>
+        <w:t>Similarity</w:t>
+      </w:r>
+      <w:r>
+        <w:rPr>
+          <w:b w:val="0"/>
+        </w:rPr>
+        <w:t xml:space="preserve"> scores encode selected preferences; they do not establish universal quality or guarantee enjoyment.</w:t>
+      </w:r>
+    </w:p>
+    <w:p>
+      <w:pPr>
+        <w:pStyle w:val="Heading3"/>
+      </w:pPr>
+      <w:r>
         <w:t>Explanations for the additional workbook examples</w:t>
       </w:r>
     </w:p>
@@ -2525,111 +4586,705 @@
       </w:r>
     </w:p>
     <w:p>
-      <w:r>
-        <w:t>For the red round smooth target and candidates A, B and C in the lesson, record the colour, shape and texture contributions under one point per match. Give each total and identify every highest scoring candidate.</w:t>
-      </w:r>
-    </w:p>
-    <w:p>
-      <w:r>
-        <w:t>A: 1, 1, 0 gives 2. B: 0, 0, 1 gives 1. C: 1, 0, 0 gives 1. A is the only highest scoring candidate among A, B and C under equal weights.</w:t>
-      </w:r>
-    </w:p>
-    <w:p>
       <w:pPr>
         <w:pStyle w:val="Heading3"/>
       </w:pPr>
       <w:r>
+        <w:t>Workbook question · W1</w:t>
+      </w:r>
+    </w:p>
+    <w:p>
+      <w:pPr>
+        <w:spacing w:line="336" w:lineRule="auto" w:after="180"/>
+        <w:shd w:fill="F5F1FB"/>
+      </w:pPr>
+      <w:r>
+        <w:rPr>
+          <w:b w:val="0"/>
+        </w:rPr>
+        <w:t xml:space="preserve">For the red round smooth target and </w:t>
+      </w:r>
+      <w:r>
+        <w:rPr>
+          <w:b/>
+        </w:rPr>
+        <w:t>candidate</w:t>
+      </w:r>
+      <w:r>
+        <w:rPr>
+          <w:b w:val="0"/>
+        </w:rPr>
+        <w:t xml:space="preserve">s A, B and C in the lesson, record the colour, shape and texture contributions under one point per match. Give each total and identify every highest scoring </w:t>
+      </w:r>
+      <w:r>
+        <w:rPr>
+          <w:b/>
+        </w:rPr>
+        <w:t>candidate</w:t>
+      </w:r>
+      <w:r>
+        <w:rPr>
+          <w:b w:val="0"/>
+        </w:rPr>
+        <w:t>.</w:t>
+      </w:r>
+    </w:p>
+    <w:p>
+      <w:pPr>
+        <w:pStyle w:val="Heading3"/>
+      </w:pPr>
+      <w:r>
+        <w:t>Teacher reasoning · W1</w:t>
+      </w:r>
+    </w:p>
+    <w:p>
+      <w:pPr>
+        <w:spacing w:line="336" w:lineRule="auto" w:after="180"/>
+        <w:shd w:fill="F1F6FC"/>
+      </w:pPr>
+      <w:r>
+        <w:rPr>
+          <w:b w:val="0"/>
+        </w:rPr>
+        <w:t xml:space="preserve">A: 1, 1, 0 gives 2. B: 0, 0, 1 gives 1. C: 1, 0, 0 gives 1. A is the only highest scoring </w:t>
+      </w:r>
+      <w:r>
+        <w:rPr>
+          <w:b/>
+        </w:rPr>
+        <w:t>candidate</w:t>
+      </w:r>
+      <w:r>
+        <w:rPr>
+          <w:b w:val="0"/>
+        </w:rPr>
+        <w:t xml:space="preserve"> among A, B and C under equal </w:t>
+      </w:r>
+      <w:r>
+        <w:rPr>
+          <w:b/>
+        </w:rPr>
+        <w:t>weight</w:t>
+      </w:r>
+      <w:r>
+        <w:rPr>
+          <w:b w:val="0"/>
+        </w:rPr>
+        <w:t>s.</w:t>
+      </w:r>
+    </w:p>
+    <w:p>
+      <w:pPr>
+        <w:pStyle w:val="Heading3"/>
+      </w:pPr>
+      <w:r>
         <w:t>W2 Explain a changed winner</w:t>
       </w:r>
     </w:p>
     <w:p>
-      <w:r>
-        <w:t>Keep the same target and candidates but make texture worth 3 points, with colour and shape worth 1 each. Recalculate A, B and C. Explain what changed and what stayed the same.</w:t>
-      </w:r>
-    </w:p>
-    <w:p>
-      <w:r>
-        <w:t>A stays at 2, B becomes 3 and C stays at 1, so B wins. Only the texture weight changed; candidate values, target and other weights stayed the same. The result is specific to this new comparison rule.</w:t>
-      </w:r>
-    </w:p>
-    <w:p>
       <w:pPr>
         <w:pStyle w:val="Heading3"/>
       </w:pPr>
       <w:r>
+        <w:t>Workbook question · W2</w:t>
+      </w:r>
+    </w:p>
+    <w:p>
+      <w:pPr>
+        <w:spacing w:line="336" w:lineRule="auto" w:after="180"/>
+        <w:shd w:fill="F5F1FB"/>
+      </w:pPr>
+      <w:r>
+        <w:rPr>
+          <w:b w:val="0"/>
+        </w:rPr>
+        <w:t xml:space="preserve">Keep the same target and </w:t>
+      </w:r>
+      <w:r>
+        <w:rPr>
+          <w:b/>
+        </w:rPr>
+        <w:t>candidate</w:t>
+      </w:r>
+      <w:r>
+        <w:rPr>
+          <w:b w:val="0"/>
+        </w:rPr>
+        <w:t>s but make texture worth 3 points, with colour and shape worth 1 each. Recalculate A, B and C. Explain what changed and what stayed the same.</w:t>
+      </w:r>
+    </w:p>
+    <w:p>
+      <w:pPr>
+        <w:pStyle w:val="Heading3"/>
+      </w:pPr>
+      <w:r>
+        <w:t>Teacher reasoning · W2</w:t>
+      </w:r>
+    </w:p>
+    <w:p>
+      <w:pPr>
+        <w:spacing w:line="336" w:lineRule="auto" w:after="180"/>
+        <w:shd w:fill="F1F6FC"/>
+      </w:pPr>
+      <w:r>
+        <w:rPr>
+          <w:b w:val="0"/>
+        </w:rPr>
+        <w:t xml:space="preserve">A stays at 2, B becomes 3 and C stays at 1, so B wins. Only the texture </w:t>
+      </w:r>
+      <w:r>
+        <w:rPr>
+          <w:b/>
+        </w:rPr>
+        <w:t>weight</w:t>
+      </w:r>
+      <w:r>
+        <w:rPr>
+          <w:b w:val="0"/>
+        </w:rPr>
+        <w:t xml:space="preserve"> changed; </w:t>
+      </w:r>
+      <w:r>
+        <w:rPr>
+          <w:b/>
+        </w:rPr>
+        <w:t>candidate</w:t>
+      </w:r>
+      <w:r>
+        <w:rPr>
+          <w:b w:val="0"/>
+        </w:rPr>
+        <w:t xml:space="preserve"> values, target and other </w:t>
+      </w:r>
+      <w:r>
+        <w:rPr>
+          <w:b/>
+        </w:rPr>
+        <w:t>weight</w:t>
+      </w:r>
+      <w:r>
+        <w:rPr>
+          <w:b w:val="0"/>
+        </w:rPr>
+        <w:t>s stayed the same. The result is specific to this new comparison rule.</w:t>
+      </w:r>
+    </w:p>
+    <w:p>
+      <w:pPr>
+        <w:pStyle w:val="Heading3"/>
+      </w:pPr>
+      <w:r>
         <w:t>W3 Keep unknown separate from different</w:t>
       </w:r>
     </w:p>
     <w:p>
-      <w:r>
-        <w:t>Candidate E is red and round but its texture is missing. A learner assigns zero for texture and declares E fully scored. Apply our classroom policy. State the known contributions, the missing information and what must happen before a final ranking.</w:t>
-      </w:r>
-    </w:p>
-    <w:p>
-      <w:r>
-        <w:t>Colour and shape contribute 1 each, giving a known subtotal of 2 under the original rule. Texture is unknown, not a known mismatch. Pause the final ranking, request E’s texture, and record the unresolved feature if it cannot be obtained.</w:t>
-      </w:r>
-    </w:p>
-    <w:p>
       <w:pPr>
         <w:pStyle w:val="Heading3"/>
       </w:pPr>
       <w:r>
+        <w:t>Workbook question · W3</w:t>
+      </w:r>
+    </w:p>
+    <w:p>
+      <w:pPr>
+        <w:spacing w:line="336" w:lineRule="auto" w:after="180"/>
+        <w:shd w:fill="F5F1FB"/>
+      </w:pPr>
+      <w:r>
+        <w:rPr>
+          <w:b/>
+        </w:rPr>
+        <w:t>Candidate</w:t>
+      </w:r>
+      <w:r>
+        <w:rPr>
+          <w:b w:val="0"/>
+        </w:rPr>
+        <w:t xml:space="preserve"> E is red and round but its texture is missing. A learner assigns zero for texture and declares E fully scored. Apply our classroom policy.</w:t>
+      </w:r>
+    </w:p>
+    <w:p>
+      <w:pPr>
+        <w:spacing w:line="336" w:lineRule="auto" w:after="180"/>
+        <w:shd w:fill="F5F1FB"/>
+      </w:pPr>
+      <w:r>
+        <w:rPr>
+          <w:b w:val="0"/>
+        </w:rPr>
+        <w:t>State the known contributions, the missing information and what must happen before a final ranking.</w:t>
+      </w:r>
+    </w:p>
+    <w:p>
+      <w:pPr>
+        <w:pStyle w:val="Heading3"/>
+      </w:pPr>
+      <w:r>
+        <w:t>Teacher reasoning · W3</w:t>
+      </w:r>
+    </w:p>
+    <w:p>
+      <w:pPr>
+        <w:spacing w:line="336" w:lineRule="auto" w:after="180"/>
+        <w:shd w:fill="F1F6FC"/>
+      </w:pPr>
+      <w:r>
+        <w:rPr>
+          <w:b w:val="0"/>
+        </w:rPr>
+        <w:t>Colour and shape contribute 1 each, giving a known subtotal of 2 under the original rule. Texture is unknown, not a known mismatch.</w:t>
+      </w:r>
+    </w:p>
+    <w:p>
+      <w:pPr>
+        <w:spacing w:line="336" w:lineRule="auto" w:after="180"/>
+        <w:shd w:fill="F1F6FC"/>
+      </w:pPr>
+      <w:r>
+        <w:rPr>
+          <w:b w:val="0"/>
+        </w:rPr>
+        <w:t>Pause the final ranking, request E’s texture, and record the unresolved feature if it cannot be obtained.</w:t>
+      </w:r>
+    </w:p>
+    <w:p>
+      <w:pPr>
+        <w:pStyle w:val="Heading3"/>
+      </w:pPr>
+      <w:r>
         <w:t>W4 Transfer the comparison to books</w:t>
       </w:r>
     </w:p>
     <w:p>
-      <w:r>
-        <w:t>A target book has topic space, format comic and language English. Candidates are J: space, prose, English; K: animals, comic, English; L: space, comic, Spanish. Give 1 point per exact match and return all tied highest scorers. Then make topic worth 3 points while keeping the other weights at 1. Report both sets of totals and winners. Explain why a winner may still fail a requirement to read English.</w:t>
-      </w:r>
-    </w:p>
-    <w:p>
-      <w:r>
-        <w:t>Equal weights: J 2, K 2, L 2; all three tie. Topic weighted 3: J 4, K 2, L 4; J and L tie. L remains a highest scorer despite Spanish language, so weighted similarity does not enforce the English requirement. Check language eligibility separately if English is required.</w:t>
-      </w:r>
-    </w:p>
-    <w:p>
       <w:pPr>
         <w:pStyle w:val="Heading3"/>
       </w:pPr>
       <w:r>
+        <w:t>Workbook question · W4</w:t>
+      </w:r>
+    </w:p>
+    <w:p>
+      <w:pPr>
+        <w:spacing w:line="336" w:lineRule="auto" w:after="180"/>
+        <w:shd w:fill="F5F1FB"/>
+      </w:pPr>
+      <w:r>
+        <w:rPr>
+          <w:b w:val="0"/>
+        </w:rPr>
+        <w:t xml:space="preserve">A target book has topic space, format comic and language English. </w:t>
+      </w:r>
+      <w:r>
+        <w:rPr>
+          <w:b/>
+        </w:rPr>
+        <w:t>Candidate</w:t>
+      </w:r>
+      <w:r>
+        <w:rPr>
+          <w:b w:val="0"/>
+        </w:rPr>
+        <w:t>s are J: space, prose, English; K: animals, comic, English; L: space, comic, Spanish. Give 1 point per exact match and return all tied highest scorers.</w:t>
+      </w:r>
+    </w:p>
+    <w:p>
+      <w:pPr>
+        <w:spacing w:line="336" w:lineRule="auto" w:after="180"/>
+        <w:shd w:fill="F5F1FB"/>
+      </w:pPr>
+      <w:r>
+        <w:rPr>
+          <w:b w:val="0"/>
+        </w:rPr>
+        <w:t xml:space="preserve">Then make topic worth 3 points while keeping the other </w:t>
+      </w:r>
+      <w:r>
+        <w:rPr>
+          <w:b/>
+        </w:rPr>
+        <w:t>weight</w:t>
+      </w:r>
+      <w:r>
+        <w:rPr>
+          <w:b w:val="0"/>
+        </w:rPr>
+        <w:t>s at 1. Report both sets of totals and winners. Explain why a winner may still fail a requirement to read English.</w:t>
+      </w:r>
+    </w:p>
+    <w:p>
+      <w:pPr>
+        <w:pStyle w:val="Heading3"/>
+      </w:pPr>
+      <w:r>
+        <w:t>Teacher reasoning · W4</w:t>
+      </w:r>
+    </w:p>
+    <w:p>
+      <w:pPr>
+        <w:spacing w:line="336" w:lineRule="auto" w:after="180"/>
+        <w:shd w:fill="F1F6FC"/>
+      </w:pPr>
+      <w:r>
+        <w:rPr>
+          <w:b w:val="0"/>
+        </w:rPr>
+        <w:t xml:space="preserve">Equal </w:t>
+      </w:r>
+      <w:r>
+        <w:rPr>
+          <w:b/>
+        </w:rPr>
+        <w:t>weight</w:t>
+      </w:r>
+      <w:r>
+        <w:rPr>
+          <w:b w:val="0"/>
+        </w:rPr>
+        <w:t xml:space="preserve">s: J 2, K 2, L 2; all three tie. Topic </w:t>
+      </w:r>
+      <w:r>
+        <w:rPr>
+          <w:b/>
+        </w:rPr>
+        <w:t>weight</w:t>
+      </w:r>
+      <w:r>
+        <w:rPr>
+          <w:b w:val="0"/>
+        </w:rPr>
+        <w:t xml:space="preserve">ed 3: J 4, K 2, L 4; J and L tie. L remains a highest scorer despite Spanish language, so </w:t>
+      </w:r>
+      <w:r>
+        <w:rPr>
+          <w:b/>
+        </w:rPr>
+        <w:t>weight</w:t>
+      </w:r>
+      <w:r>
+        <w:rPr>
+          <w:b w:val="0"/>
+        </w:rPr>
+        <w:t xml:space="preserve">ed </w:t>
+      </w:r>
+      <w:r>
+        <w:rPr>
+          <w:b/>
+        </w:rPr>
+        <w:t>similarity</w:t>
+      </w:r>
+      <w:r>
+        <w:rPr>
+          <w:b w:val="0"/>
+        </w:rPr>
+        <w:t xml:space="preserve"> does not enforce the English requirement.</w:t>
+      </w:r>
+    </w:p>
+    <w:p>
+      <w:pPr>
+        <w:spacing w:line="336" w:lineRule="auto" w:after="180"/>
+        <w:shd w:fill="F1F6FC"/>
+      </w:pPr>
+      <w:r>
+        <w:rPr>
+          <w:b w:val="0"/>
+        </w:rPr>
+        <w:t>Check language eligibility separately if English is required.</w:t>
+      </w:r>
+    </w:p>
+    <w:p>
+      <w:pPr>
+        <w:pStyle w:val="Heading3"/>
+      </w:pPr>
+      <w:r>
         <w:t>W5 Notice an accidental extra weight</w:t>
       </w:r>
     </w:p>
     <w:p>
-      <w:r>
-        <w:t>A designer adds a second colour column that copies the first and gives both columns one point. They say no feature has been given extra importance because every column has equal weight. Explain the problem and propose a clearer rule.</w:t>
-      </w:r>
-    </w:p>
-    <w:p>
-      <w:r>
-        <w:t>Colour now contributes twice for one underlying match, so it has effective weight 2 while other features have weight 1. Remove the duplicate or state and justify colour’s weight explicitly. Equal column weights do not guarantee equal importance for the underlying features.</w:t>
-      </w:r>
-    </w:p>
-    <w:p>
       <w:pPr>
         <w:pStyle w:val="Heading3"/>
       </w:pPr>
       <w:r>
+        <w:t>Workbook question · W5</w:t>
+      </w:r>
+    </w:p>
+    <w:p>
+      <w:pPr>
+        <w:spacing w:line="336" w:lineRule="auto" w:after="180"/>
+        <w:shd w:fill="F5F1FB"/>
+      </w:pPr>
+      <w:r>
+        <w:rPr>
+          <w:b w:val="0"/>
+        </w:rPr>
+        <w:t xml:space="preserve">A designer adds a second colour column that copies the first and gives both columns one point. They say no feature has been given extra importance because every column has equal </w:t>
+      </w:r>
+      <w:r>
+        <w:rPr>
+          <w:b/>
+        </w:rPr>
+        <w:t>weight</w:t>
+      </w:r>
+      <w:r>
+        <w:rPr>
+          <w:b w:val="0"/>
+        </w:rPr>
+        <w:t>.</w:t>
+      </w:r>
+    </w:p>
+    <w:p>
+      <w:pPr>
+        <w:spacing w:line="336" w:lineRule="auto" w:after="180"/>
+        <w:shd w:fill="F5F1FB"/>
+      </w:pPr>
+      <w:r>
+        <w:rPr>
+          <w:b w:val="0"/>
+        </w:rPr>
+        <w:t>Explain the problem and propose a clearer rule.</w:t>
+      </w:r>
+    </w:p>
+    <w:p>
+      <w:pPr>
+        <w:pStyle w:val="Heading3"/>
+      </w:pPr>
+      <w:r>
+        <w:t>Teacher reasoning · W5</w:t>
+      </w:r>
+    </w:p>
+    <w:p>
+      <w:pPr>
+        <w:spacing w:line="336" w:lineRule="auto" w:after="180"/>
+        <w:shd w:fill="F1F6FC"/>
+      </w:pPr>
+      <w:r>
+        <w:rPr>
+          <w:b w:val="0"/>
+        </w:rPr>
+        <w:t xml:space="preserve">Colour now contributes twice for one underlying match, so it has effective </w:t>
+      </w:r>
+      <w:r>
+        <w:rPr>
+          <w:b/>
+        </w:rPr>
+        <w:t>weight</w:t>
+      </w:r>
+      <w:r>
+        <w:rPr>
+          <w:b w:val="0"/>
+        </w:rPr>
+        <w:t xml:space="preserve"> 2 while other features have </w:t>
+      </w:r>
+      <w:r>
+        <w:rPr>
+          <w:b/>
+        </w:rPr>
+        <w:t>weight</w:t>
+      </w:r>
+      <w:r>
+        <w:rPr>
+          <w:b w:val="0"/>
+        </w:rPr>
+        <w:t xml:space="preserve"> 1. Remove the duplicate or state and justify colour’s </w:t>
+      </w:r>
+      <w:r>
+        <w:rPr>
+          <w:b/>
+        </w:rPr>
+        <w:t>weight</w:t>
+      </w:r>
+      <w:r>
+        <w:rPr>
+          <w:b w:val="0"/>
+        </w:rPr>
+        <w:t xml:space="preserve"> explicitly.</w:t>
+      </w:r>
+    </w:p>
+    <w:p>
+      <w:pPr>
+        <w:spacing w:line="336" w:lineRule="auto" w:after="180"/>
+        <w:shd w:fill="F1F6FC"/>
+      </w:pPr>
+      <w:r>
+        <w:rPr>
+          <w:b w:val="0"/>
+        </w:rPr>
+        <w:t xml:space="preserve">Equal column </w:t>
+      </w:r>
+      <w:r>
+        <w:rPr>
+          <w:b/>
+        </w:rPr>
+        <w:t>weight</w:t>
+      </w:r>
+      <w:r>
+        <w:rPr>
+          <w:b w:val="0"/>
+        </w:rPr>
+        <w:t>s do not guarantee equal importance for the underlying features.</w:t>
+      </w:r>
+    </w:p>
+    <w:p>
+      <w:pPr>
+        <w:pStyle w:val="Heading3"/>
+      </w:pPr>
+      <w:r>
         <w:t>Assess independent transfer</w:t>
       </w:r>
     </w:p>
     <w:p>
-      <w:r>
-        <w:t>Selected case: A target book has topic space, format comic and language English. Candidates are J: space, prose, English; K: animals, comic, English; L: space, comic, Spanish. Give 1 point per exact match and return all tied highest scorers. Then make topic worth 3 points while keeping the other weights at 1. Report both sets of totals and winners. Explain why a winner may still fail a requirement to read English.</w:t>
-      </w:r>
-    </w:p>
-    <w:p>
       <w:pPr>
         <w:pStyle w:val="Heading3"/>
       </w:pPr>
       <w:r>
+        <w:t>Independent question · withhold the key</w:t>
+      </w:r>
+    </w:p>
+    <w:p>
+      <w:pPr>
+        <w:spacing w:line="336" w:lineRule="auto" w:after="180"/>
+        <w:shd w:fill="F5F1FB"/>
+      </w:pPr>
+      <w:r>
+        <w:rPr>
+          <w:b w:val="0"/>
+        </w:rPr>
+        <w:t xml:space="preserve">Selected case: A target book has topic space, format comic and language English. </w:t>
+      </w:r>
+      <w:r>
+        <w:rPr>
+          <w:b/>
+        </w:rPr>
+        <w:t>Candidate</w:t>
+      </w:r>
+      <w:r>
+        <w:rPr>
+          <w:b w:val="0"/>
+        </w:rPr>
+        <w:t>s are J: space, prose, English; K: animals, comic, English; L: space, comic, Spanish.</w:t>
+      </w:r>
+    </w:p>
+    <w:p>
+      <w:pPr>
+        <w:spacing w:line="336" w:lineRule="auto" w:after="180"/>
+        <w:shd w:fill="F5F1FB"/>
+      </w:pPr>
+      <w:r>
+        <w:rPr>
+          <w:b w:val="0"/>
+        </w:rPr>
+        <w:t xml:space="preserve">Give 1 point per exact match and return all tied highest scorers. Then make topic worth 3 points while keeping the other </w:t>
+      </w:r>
+      <w:r>
+        <w:rPr>
+          <w:b/>
+        </w:rPr>
+        <w:t>weight</w:t>
+      </w:r>
+      <w:r>
+        <w:rPr>
+          <w:b w:val="0"/>
+        </w:rPr>
+        <w:t>s at 1. Report both sets of totals and winners.</w:t>
+      </w:r>
+    </w:p>
+    <w:p>
+      <w:pPr>
+        <w:spacing w:line="336" w:lineRule="auto" w:after="180"/>
+        <w:shd w:fill="F5F1FB"/>
+      </w:pPr>
+      <w:r>
+        <w:rPr>
+          <w:b w:val="0"/>
+        </w:rPr>
+        <w:t>Explain why a winner may still fail a requirement to read English.</w:t>
+      </w:r>
+    </w:p>
+    <w:p>
+      <w:pPr>
+        <w:pStyle w:val="Heading3"/>
+      </w:pPr>
+      <w:r>
         <w:t>Selected case answer</w:t>
       </w:r>
     </w:p>
     <w:p>
-      <w:r>
-        <w:t>Equal weights: J 2, K 2, L 2; all three tie. Topic weighted 3: J 4, K 2, L 4; J and L tie. L remains a highest scorer despite Spanish language, so weighted similarity does not enforce the English requirement. Check language eligibility separately if English is required.</w:t>
+      <w:pPr>
+        <w:pStyle w:val="Heading3"/>
+      </w:pPr>
+      <w:r>
+        <w:t>Teacher key · Selected case answer</w:t>
+      </w:r>
+    </w:p>
+    <w:p>
+      <w:pPr>
+        <w:spacing w:line="336" w:lineRule="auto" w:after="180"/>
+        <w:shd w:fill="F1F6FC"/>
+      </w:pPr>
+      <w:r>
+        <w:rPr>
+          <w:b w:val="0"/>
+        </w:rPr>
+        <w:t xml:space="preserve">Equal </w:t>
+      </w:r>
+      <w:r>
+        <w:rPr>
+          <w:b/>
+        </w:rPr>
+        <w:t>weight</w:t>
+      </w:r>
+      <w:r>
+        <w:rPr>
+          <w:b w:val="0"/>
+        </w:rPr>
+        <w:t xml:space="preserve">s: J 2, K 2, L 2; all three tie. Topic </w:t>
+      </w:r>
+      <w:r>
+        <w:rPr>
+          <w:b/>
+        </w:rPr>
+        <w:t>weight</w:t>
+      </w:r>
+      <w:r>
+        <w:rPr>
+          <w:b w:val="0"/>
+        </w:rPr>
+        <w:t xml:space="preserve">ed 3: J 4, K 2, L 4; J and L tie. L remains a highest scorer despite Spanish language, so </w:t>
+      </w:r>
+      <w:r>
+        <w:rPr>
+          <w:b/>
+        </w:rPr>
+        <w:t>weight</w:t>
+      </w:r>
+      <w:r>
+        <w:rPr>
+          <w:b w:val="0"/>
+        </w:rPr>
+        <w:t xml:space="preserve">ed </w:t>
+      </w:r>
+      <w:r>
+        <w:rPr>
+          <w:b/>
+        </w:rPr>
+        <w:t>similarity</w:t>
+      </w:r>
+      <w:r>
+        <w:rPr>
+          <w:b w:val="0"/>
+        </w:rPr>
+        <w:t xml:space="preserve"> does not enforce the English requirement.</w:t>
+      </w:r>
+    </w:p>
+    <w:p>
+      <w:pPr>
+        <w:spacing w:line="336" w:lineRule="auto" w:after="180"/>
+        <w:shd w:fill="F1F6FC"/>
+      </w:pPr>
+      <w:r>
+        <w:rPr>
+          <w:b w:val="0"/>
+        </w:rPr>
+        <w:t>Check language eligibility separately if English is required.</w:t>
       </w:r>
     </w:p>
     <w:tbl>
@@ -2735,21 +5390,77 @@
       </w:tr>
     </w:tbl>
     <w:p>
-      <w:r>
-        <w:t>Record each dimension as not yet, with support, or independent. Accept a valid alternative procedure with a defensible trace. Do not penalise an honestly recorded model failure if the learner correctly explains its evidence and limits.</w:t>
-      </w:r>
-    </w:p>
-    <w:p>
       <w:pPr>
         <w:pStyle w:val="Heading3"/>
       </w:pPr>
       <w:r>
+        <w:t>Teacher key · Selected case answer</w:t>
+      </w:r>
+    </w:p>
+    <w:p>
+      <w:pPr>
+        <w:spacing w:line="336" w:lineRule="auto" w:after="180"/>
+        <w:shd w:fill="F1F6FC"/>
+      </w:pPr>
+      <w:r>
+        <w:rPr>
+          <w:b w:val="0"/>
+        </w:rPr>
+        <w:t>Record each dimension as not yet, with support, or independent. Accept a valid alternative procedure with a defensible trace.</w:t>
+      </w:r>
+    </w:p>
+    <w:p>
+      <w:pPr>
+        <w:spacing w:line="336" w:lineRule="auto" w:after="180"/>
+        <w:shd w:fill="F1F6FC"/>
+      </w:pPr>
+      <w:r>
+        <w:rPr>
+          <w:b w:val="0"/>
+        </w:rPr>
+        <w:t xml:space="preserve">Do not penalise an honestly recorded model failure if the learner correctly explains its </w:t>
+      </w:r>
+      <w:r>
+        <w:rPr>
+          <w:b/>
+        </w:rPr>
+        <w:t>evidence</w:t>
+      </w:r>
+      <w:r>
+        <w:rPr>
+          <w:b w:val="0"/>
+        </w:rPr>
+        <w:t xml:space="preserve"> and limits.</w:t>
+      </w:r>
+    </w:p>
+    <w:p>
+      <w:pPr>
+        <w:pStyle w:val="Heading3"/>
+      </w:pPr>
+      <w:r>
         <w:t>Feedback that the learner uses</w:t>
       </w:r>
     </w:p>
     <w:p>
-      <w:r>
-        <w:t>Name the earliest unsupported step and give one action to repair it. Have the learner make that repair now and explain why. Then assess the relevant skill on a fresh, fully specified case. Confirm it was not previously practised with feedback; solve and check the new case before assigning it. A follow-up design prompt is a starting brief, not automatically an equivalent test.</w:t>
+      <w:pPr>
+        <w:spacing w:line="336" w:lineRule="auto" w:after="180"/>
+      </w:pPr>
+      <w:r>
+        <w:rPr>
+          <w:b w:val="0"/>
+        </w:rPr>
+        <w:t>Name the earliest unsupported step and give one action to repair it. Have the learner make that repair now and explain why. Then assess the relevant skill on a fresh, fully specified case.</w:t>
+      </w:r>
+    </w:p>
+    <w:p>
+      <w:pPr>
+        <w:spacing w:line="336" w:lineRule="auto" w:after="180"/>
+      </w:pPr>
+      <w:r>
+        <w:rPr>
+          <w:b w:val="0"/>
+        </w:rPr>
+        <w:t>Confirm it was not previously practised with feedback; solve and check the new case before assigning it. A follow-up design prompt is a starting brief, not automatically an equivalent test.</w:t>
       </w:r>
     </w:p>
     <w:p>
@@ -2761,11 +5472,86 @@
       </w:r>
     </w:p>
     <w:p>
+      <w:r>
+        <w:t>Connect Similarity to Helpful Classroom Sorter, adapt support and plan a later changed-case check.</w:t>
+      </w:r>
+    </w:p>
+    <w:p>
       <w:pPr>
         <w:pStyle w:val="Heading3"/>
       </w:pPr>
       <w:r>
-        <w:t>Connect and extend learning</w:t>
+        <w:t>Helpful Classroom Sorter</w:t>
+      </w:r>
+    </w:p>
+    <w:p>
+      <w:pPr>
+        <w:spacing w:line="336" w:lineRule="auto" w:after="180"/>
+      </w:pPr>
+      <w:r>
+        <w:rPr>
+          <w:b w:val="0"/>
+        </w:rPr>
+        <w:t xml:space="preserve">Choose two useful item traits for </w:t>
+      </w:r>
+      <w:r>
+        <w:rPr>
+          <w:b/>
+        </w:rPr>
+        <w:t>similarity</w:t>
+      </w:r>
+      <w:r>
+        <w:rPr>
+          <w:b w:val="0"/>
+        </w:rPr>
+        <w:t xml:space="preserve">-based sorting and explain why each deserves its </w:t>
+      </w:r>
+      <w:r>
+        <w:rPr>
+          <w:b/>
+        </w:rPr>
+        <w:t>weight</w:t>
+      </w:r>
+      <w:r>
+        <w:rPr>
+          <w:b w:val="0"/>
+        </w:rPr>
+        <w:t>.</w:t>
+      </w:r>
+    </w:p>
+    <w:p>
+      <w:pPr>
+        <w:spacing w:line="336" w:lineRule="auto" w:after="180"/>
+      </w:pPr>
+      <w:r>
+        <w:rPr>
+          <w:b w:val="0"/>
+        </w:rPr>
+        <w:t xml:space="preserve">Keep the decision, </w:t>
+      </w:r>
+      <w:r>
+        <w:rPr>
+          <w:b/>
+        </w:rPr>
+        <w:t>input</w:t>
+      </w:r>
+      <w:r>
+        <w:rPr>
+          <w:b w:val="0"/>
+        </w:rPr>
+        <w:t xml:space="preserve">, result, explanation and remaining limitation in the project </w:t>
+      </w:r>
+      <w:r>
+        <w:rPr>
+          <w:b/>
+        </w:rPr>
+        <w:t>evidence</w:t>
+      </w:r>
+      <w:r>
+        <w:rPr>
+          <w:b w:val="0"/>
+        </w:rPr>
+        <w:t xml:space="preserve"> record. Retrieve this record next week rather than restarting the project.</w:t>
       </w:r>
     </w:p>
     <w:p>
@@ -2773,17 +5559,54 @@
         <w:pStyle w:val="Heading3"/>
       </w:pPr>
       <w:r>
-        <w:t>Helpful Classroom Sorter</w:t>
-      </w:r>
-    </w:p>
-    <w:p>
-      <w:r>
-        <w:t>Choose two useful item traits for similarity-based sorting and explain why each deserves its weight.</w:t>
-      </w:r>
-    </w:p>
-    <w:p>
-      <w:r>
-        <w:t>Keep the decision, input, result, explanation and remaining limitation in the project evidence record. Retrieve this record next week rather than restarting the project.</w:t>
+        <w:t>Support and stretch</w:t>
+      </w:r>
+    </w:p>
+    <w:p>
+      <w:pPr>
+        <w:spacing w:line="336" w:lineRule="auto" w:after="180"/>
+      </w:pPr>
+      <w:r>
+        <w:rPr>
+          <w:b w:val="0"/>
+        </w:rPr>
+        <w:t xml:space="preserve">Use physical cards, spoken explanations and a three-stage drawing. Read aloud without giving the answer. Stretch: compare two </w:t>
+      </w:r>
+      <w:r>
+        <w:rPr>
+          <w:b/>
+        </w:rPr>
+        <w:t>mechanism</w:t>
+      </w:r>
+      <w:r>
+        <w:rPr>
+          <w:b w:val="0"/>
+        </w:rPr>
+        <w:t xml:space="preserve">s with the same visible </w:t>
+      </w:r>
+      <w:r>
+        <w:rPr>
+          <w:b/>
+        </w:rPr>
+        <w:t>output</w:t>
+      </w:r>
+      <w:r>
+        <w:rPr>
+          <w:b w:val="0"/>
+        </w:rPr>
+        <w:t xml:space="preserve"> and explain what </w:t>
+      </w:r>
+      <w:r>
+        <w:rPr>
+          <w:b/>
+        </w:rPr>
+        <w:t>evidence</w:t>
+      </w:r>
+      <w:r>
+        <w:rPr>
+          <w:b w:val="0"/>
+        </w:rPr>
+        <w:t xml:space="preserve"> distinguishes them.</w:t>
       </w:r>
     </w:p>
     <w:p>
@@ -2791,12 +5614,30 @@
         <w:pStyle w:val="Heading3"/>
       </w:pPr>
       <w:r>
-        <w:t>Support and stretch</w:t>
-      </w:r>
-    </w:p>
-    <w:p>
-      <w:r>
-        <w:t>Use physical cards, spoken explanations and a three-stage drawing. Read aloud without giving the answer. Stretch: compare two mechanisms with the same visible output and explain what evidence distinguishes them.</w:t>
+        <w:t>Exit reflection</w:t>
+      </w:r>
+    </w:p>
+    <w:p>
+      <w:pPr>
+        <w:spacing w:line="336" w:lineRule="auto" w:after="180"/>
+      </w:pPr>
+      <w:r>
+        <w:rPr>
+          <w:b w:val="0"/>
+        </w:rPr>
+        <w:t xml:space="preserve">Ask for one decision the learner can now justify and one situation requiring more </w:t>
+      </w:r>
+      <w:r>
+        <w:rPr>
+          <w:b/>
+        </w:rPr>
+        <w:t>evidence</w:t>
+      </w:r>
+      <w:r>
+        <w:rPr>
+          <w:b w:val="0"/>
+        </w:rPr>
+        <w:t xml:space="preserve"> or human review. Confidence ratings are separate from correct independent performance.</w:t>
       </w:r>
     </w:p>
     <w:p>
@@ -2804,12 +5645,30 @@
         <w:pStyle w:val="Heading3"/>
       </w:pPr>
       <w:r>
-        <w:t>Exit reflection</w:t>
-      </w:r>
-    </w:p>
-    <w:p>
-      <w:r>
-        <w:t>Ask for one decision the learner can now justify and one situation requiring more evidence or human review. Confidence ratings are separate from correct independent performance.</w:t>
+        <w:t>Bridge to the next week</w:t>
+      </w:r>
+    </w:p>
+    <w:p>
+      <w:pPr>
+        <w:spacing w:line="336" w:lineRule="auto" w:after="180"/>
+      </w:pPr>
+      <w:r>
+        <w:rPr>
+          <w:b w:val="0"/>
+        </w:rPr>
+        <w:t xml:space="preserve">Next: Week 20: Recommendations. Retrieve today’s </w:t>
+      </w:r>
+      <w:r>
+        <w:rPr>
+          <w:b/>
+        </w:rPr>
+        <w:t>evidence</w:t>
+      </w:r>
+      <w:r>
+        <w:rPr>
+          <w:b w:val="0"/>
+        </w:rPr>
+        <w:t xml:space="preserve"> and identify what carries forward and what is new.</w:t>
       </w:r>
     </w:p>
     <w:p>
@@ -2817,12 +5676,98 @@
         <w:pStyle w:val="Heading3"/>
       </w:pPr>
       <w:r>
-        <w:t>Bridge to the next week</w:t>
-      </w:r>
-    </w:p>
-    <w:p>
-      <w:r>
-        <w:t>Next: Week 20: Recommendations. Retrieve today’s evidence and identify what carries forward and what is new.</w:t>
+        <w:t>Support and fresh reassessment</w:t>
+      </w:r>
+    </w:p>
+    <w:p>
+      <w:pPr>
+        <w:spacing w:line="336" w:lineRule="auto" w:after="180"/>
+      </w:pPr>
+      <w:r>
+        <w:rPr>
+          <w:b w:val="0"/>
+        </w:rPr>
+        <w:t xml:space="preserve">Place one row of counters under each feature heading. Keep the target visible while checking </w:t>
+      </w:r>
+      <w:r>
+        <w:rPr>
+          <w:b/>
+        </w:rPr>
+        <w:t>candidate</w:t>
+      </w:r>
+      <w:r>
+        <w:rPr>
+          <w:b w:val="0"/>
+        </w:rPr>
+        <w:t>s.</w:t>
+      </w:r>
+    </w:p>
+    <w:p>
+      <w:pPr>
+        <w:spacing w:line="336" w:lineRule="auto" w:after="180"/>
+      </w:pPr>
+      <w:r>
+        <w:rPr>
+          <w:b w:val="0"/>
+        </w:rPr>
+        <w:t>Extension: add a feature that is irrelevant to the stated purpose and show how it could change the winner without improving usefulness.</w:t>
+      </w:r>
+    </w:p>
+    <w:p>
+      <w:pPr>
+        <w:spacing w:line="336" w:lineRule="auto" w:after="180"/>
+      </w:pPr>
+      <w:r>
+        <w:rPr>
+          <w:b w:val="0"/>
+        </w:rPr>
+        <w:t xml:space="preserve">W4 is secure with 2/2/2 then 4/2/4, all </w:t>
+      </w:r>
+      <w:r>
+        <w:rPr>
+          <w:b/>
+        </w:rPr>
+        <w:t>candidate</w:t>
+      </w:r>
+      <w:r>
+        <w:rPr>
+          <w:b w:val="0"/>
+        </w:rPr>
+        <w:t xml:space="preserve">s then J and L as winners, and a separate English eligibility check. After support retry topic </w:t>
+      </w:r>
+      <w:r>
+        <w:rPr>
+          <w:b/>
+        </w:rPr>
+        <w:t>weight</w:t>
+      </w:r>
+      <w:r>
+        <w:rPr>
+          <w:b w:val="0"/>
+        </w:rPr>
+        <w:t xml:space="preserve"> 2: totals 3/2/3, J and L still tie.</w:t>
+      </w:r>
+    </w:p>
+    <w:p>
+      <w:pPr>
+        <w:spacing w:line="336" w:lineRule="auto" w:after="180"/>
+      </w:pPr>
+      <w:r>
+        <w:rPr>
+          <w:b w:val="0"/>
+        </w:rPr>
+        <w:t>Require contribution explanations, not only totals.</w:t>
+      </w:r>
+    </w:p>
+    <w:p>
+      <w:pPr>
+        <w:spacing w:line="336" w:lineRule="auto" w:after="180"/>
+      </w:pPr>
+      <w:r>
+        <w:rPr>
+          <w:b w:val="0"/>
+        </w:rPr>
+        <w:t>Week 20 uses explicit scores and requirements to form recommendations, then examines what feedback can and cannot establish.</w:t>
       </w:r>
     </w:p>
     <w:p>
@@ -2830,40 +5775,40 @@
         <w:pStyle w:val="Heading3"/>
       </w:pPr>
       <w:r>
-        <w:t>Support and fresh reassessment</w:t>
-      </w:r>
-    </w:p>
-    <w:p>
-      <w:r>
-        <w:t>Place one row of counters under each feature heading. Keep the target visible while checking candidates. Extension: add a feature that is irrelevant to the stated purpose and show how it could change the winner without improving usefulness.</w:t>
-      </w:r>
-    </w:p>
-    <w:p>
-      <w:r>
-        <w:t>W4 is secure with 2/2/2 then 4/2/4, all candidates then J and L as winners, and a separate English eligibility check. After support retry topic weight 2: totals 3/2/3, J and L still tie. Require contribution explanations, not only totals.</w:t>
-      </w:r>
-    </w:p>
-    <w:p>
-      <w:r>
-        <w:t>Week 20 uses explicit scores and requirements to form recommendations, then examines what feedback can and cannot establish.</w:t>
-      </w:r>
-    </w:p>
-    <w:p>
-      <w:pPr>
-        <w:pStyle w:val="Heading3"/>
-      </w:pPr>
-      <w:r>
         <w:t>Plan the delayed return</w:t>
       </w:r>
     </w:p>
     <w:p>
-      <w:r>
+      <w:pPr>
+        <w:spacing w:line="336" w:lineRule="auto" w:after="180"/>
+      </w:pPr>
+      <w:r>
+        <w:rPr>
+          <w:b w:val="0"/>
+        </w:rPr>
         <w:t>Suggested return points in this level: ai-1/20, ai-1/22, ai-1/25. Use actual classroom dates, adjusting for holidays and gaps. One, three and six teaching weeks are scheduling choices, not a claimed optimal spacing.</w:t>
       </w:r>
     </w:p>
     <w:p>
-      <w:r>
-        <w:t>At a delayed check, ask for the idea from memory and a changed application. Compare with the earlier independent response and record support used. For a new level, revisit the previous capstone before checking the new prerequisites.</w:t>
+      <w:pPr>
+        <w:spacing w:line="336" w:lineRule="auto" w:after="180"/>
+      </w:pPr>
+      <w:r>
+        <w:rPr>
+          <w:b w:val="0"/>
+        </w:rPr>
+        <w:t>At a delayed check, ask for the idea from memory and a changed application. Compare with the earlier independent response and record support used.</w:t>
+      </w:r>
+    </w:p>
+    <w:p>
+      <w:pPr>
+        <w:spacing w:line="336" w:lineRule="auto" w:after="180"/>
+      </w:pPr>
+      <w:r>
+        <w:rPr>
+          <w:b w:val="0"/>
+        </w:rPr>
+        <w:t>For a new level, revisit the previous capstone before checking the new prerequisites.</w:t>
       </w:r>
     </w:p>
     <w:tbl>
@@ -3023,8 +5968,26 @@
       </w:tr>
     </w:tbl>
     <w:p>
-      <w:r>
-        <w:t>Use the evidence to choose reteaching or the next step. A completed page, confidence rating or attractive project does not by itself demonstrate understanding.</w:t>
+      <w:pPr>
+        <w:spacing w:line="336" w:lineRule="auto" w:after="180"/>
+      </w:pPr>
+      <w:r>
+        <w:rPr>
+          <w:b w:val="0"/>
+        </w:rPr>
+        <w:t xml:space="preserve">Use the </w:t>
+      </w:r>
+      <w:r>
+        <w:rPr>
+          <w:b/>
+        </w:rPr>
+        <w:t>evidence</w:t>
+      </w:r>
+      <w:r>
+        <w:rPr>
+          <w:b w:val="0"/>
+        </w:rPr>
+        <w:t xml:space="preserve"> to choose reteaching or the next step. A completed page, confidence rating or attractive project does not by itself demonstrate understanding.</w:t>
       </w:r>
     </w:p>
     <w:p>
@@ -3036,8 +5999,38 @@
       </w:r>
     </w:p>
     <w:p>
-      <w:r>
-        <w:t>Declare sorter similarity features, weights and tie behavior before using scores to explain recommendations.</w:t>
+      <w:pPr>
+        <w:spacing w:line="336" w:lineRule="auto" w:after="180"/>
+      </w:pPr>
+      <w:r>
+        <w:rPr>
+          <w:b w:val="0"/>
+        </w:rPr>
+        <w:t xml:space="preserve">Declare sorter </w:t>
+      </w:r>
+      <w:r>
+        <w:rPr>
+          <w:b/>
+        </w:rPr>
+        <w:t>similarity</w:t>
+      </w:r>
+      <w:r>
+        <w:rPr>
+          <w:b w:val="0"/>
+        </w:rPr>
+        <w:t xml:space="preserve"> features, </w:t>
+      </w:r>
+      <w:r>
+        <w:rPr>
+          <w:b/>
+        </w:rPr>
+        <w:t>weight</w:t>
+      </w:r>
+      <w:r>
+        <w:rPr>
+          <w:b w:val="0"/>
+        </w:rPr>
+        <w:t>s and tie behavior before using scores to explain recommendations.</w:t>
       </w:r>
     </w:p>
     <w:p>
@@ -3050,12 +6043,62 @@
     </w:p>
     <w:p>
       <w:r>
-        <w:t>Teaching target: Calculate similarity using explicitly selected features and a stated scoring rule</w:t>
-      </w:r>
-    </w:p>
-    <w:p>
-      <w:r>
-        <w:t>Prepare the labelled worked-case picture, the matching workbook, fictional input cards and a place for individual responses. No paid AI account is required for the paper reasoning activities.</w:t>
+        <w:t>Use this preparation summary alongside the detailed Similarity lesson; it is a checklist rather than a replacement for the full sequence.</w:t>
+      </w:r>
+    </w:p>
+    <w:p>
+      <w:pPr>
+        <w:pStyle w:val="Heading3"/>
+      </w:pPr>
+      <w:r>
+        <w:t>Teaching target</w:t>
+      </w:r>
+    </w:p>
+    <w:p>
+      <w:pPr>
+        <w:spacing w:line="336" w:lineRule="auto" w:after="180"/>
+        <w:shd w:fill="EDF7F3"/>
+      </w:pPr>
+      <w:r>
+        <w:rPr>
+          <w:b w:val="0"/>
+        </w:rPr>
+        <w:t xml:space="preserve">Teaching target: Calculate </w:t>
+      </w:r>
+      <w:r>
+        <w:rPr>
+          <w:b/>
+        </w:rPr>
+        <w:t>similarity</w:t>
+      </w:r>
+      <w:r>
+        <w:rPr>
+          <w:b w:val="0"/>
+        </w:rPr>
+        <w:t xml:space="preserve"> using explicitly selected features and a stated scoring rule</w:t>
+      </w:r>
+    </w:p>
+    <w:p>
+      <w:pPr>
+        <w:spacing w:line="336" w:lineRule="auto" w:after="180"/>
+      </w:pPr>
+      <w:r>
+        <w:rPr>
+          <w:b w:val="0"/>
+        </w:rPr>
+        <w:t xml:space="preserve">Prepare the labelled worked-case picture, the matching workbook, fictional </w:t>
+      </w:r>
+      <w:r>
+        <w:rPr>
+          <w:b/>
+        </w:rPr>
+        <w:t>input</w:t>
+      </w:r>
+      <w:r>
+        <w:rPr>
+          <w:b w:val="0"/>
+        </w:rPr>
+        <w:t xml:space="preserve"> cards and a place for individual responses. No paid AI account is required for the paper reasoning activities.</w:t>
       </w:r>
     </w:p>
     <w:tbl>
@@ -3202,37 +6245,243 @@
       </w:tr>
     </w:tbl>
     <w:p>
-      <w:r>
-        <w:t>Before class, solve the supported practice: Keep the same target and candidates but make texture worth 3 points, with colour and shape worth 1 each. Recalculate A, B and C. Explain what changed and what stayed the same.</w:t>
-      </w:r>
-    </w:p>
-    <w:p>
-      <w:r>
-        <w:t>Reasoned practice answer: A stays at 2, B becomes 3 and C stays at 1, so B wins. Only the texture weight changed; candidate values, target and other weights stayed the same. The result is specific to this new comparison rule.</w:t>
-      </w:r>
-    </w:p>
-    <w:p>
-      <w:r>
-        <w:t>Check every learner before discussion: Use the worked case for Similarity and selected features. Proposed explanation: “Similar has one objective meaning for every task”. Decide whether this explanation is supported. Point to the step or supplied fact that decides; explain your repair if needed.</w:t>
-      </w:r>
-    </w:p>
-    <w:p>
-      <w:r>
+      <w:pPr>
+        <w:spacing w:line="336" w:lineRule="auto" w:after="180"/>
+      </w:pPr>
+      <w:r>
+        <w:rPr>
+          <w:b w:val="0"/>
+        </w:rPr>
+        <w:t xml:space="preserve">Before class, solve the supported practice: Keep the same target and </w:t>
+      </w:r>
+      <w:r>
+        <w:rPr>
+          <w:b/>
+        </w:rPr>
+        <w:t>candidate</w:t>
+      </w:r>
+      <w:r>
+        <w:rPr>
+          <w:b w:val="0"/>
+        </w:rPr>
+        <w:t>s but make texture worth 3 points, with colour and shape worth 1 each. Recalculate A, B and C. Explain what changed and what stayed the same.</w:t>
+      </w:r>
+    </w:p>
+    <w:p>
+      <w:pPr>
+        <w:pStyle w:val="Heading3"/>
+      </w:pPr>
+      <w:r>
+        <w:t>Supported practice answer</w:t>
+      </w:r>
+    </w:p>
+    <w:p>
+      <w:pPr>
+        <w:spacing w:line="336" w:lineRule="auto" w:after="180"/>
+        <w:shd w:fill="F1F6FC"/>
+      </w:pPr>
+      <w:r>
+        <w:rPr>
+          <w:b w:val="0"/>
+        </w:rPr>
+        <w:t xml:space="preserve">Reasoned practice answer: A stays at 2, B becomes 3 and C stays at 1, so B wins. Only the texture </w:t>
+      </w:r>
+      <w:r>
+        <w:rPr>
+          <w:b/>
+        </w:rPr>
+        <w:t>weight</w:t>
+      </w:r>
+      <w:r>
+        <w:rPr>
+          <w:b w:val="0"/>
+        </w:rPr>
+        <w:t xml:space="preserve"> changed; </w:t>
+      </w:r>
+      <w:r>
+        <w:rPr>
+          <w:b/>
+        </w:rPr>
+        <w:t>candidate</w:t>
+      </w:r>
+      <w:r>
+        <w:rPr>
+          <w:b w:val="0"/>
+        </w:rPr>
+        <w:t xml:space="preserve"> values, target and other </w:t>
+      </w:r>
+      <w:r>
+        <w:rPr>
+          <w:b/>
+        </w:rPr>
+        <w:t>weight</w:t>
+      </w:r>
+      <w:r>
+        <w:rPr>
+          <w:b w:val="0"/>
+        </w:rPr>
+        <w:t>s stayed the same. The result is specific to this new comparison rule.</w:t>
+      </w:r>
+    </w:p>
+    <w:p>
+      <w:pPr>
+        <w:spacing w:line="336" w:lineRule="auto" w:after="180"/>
+      </w:pPr>
+      <w:r>
+        <w:rPr>
+          <w:b w:val="0"/>
+        </w:rPr>
+        <w:t xml:space="preserve">Check every learner before discussion: Use the worked case for </w:t>
+      </w:r>
+      <w:r>
+        <w:rPr>
+          <w:b/>
+        </w:rPr>
+        <w:t>Similarity</w:t>
+      </w:r>
+      <w:r>
+        <w:rPr>
+          <w:b w:val="0"/>
+        </w:rPr>
+        <w:t xml:space="preserve"> and selected features. Proposed explanation: “Similar has one objective meaning for every task”. Decide whether this explanation is supported.</w:t>
+      </w:r>
+    </w:p>
+    <w:p>
+      <w:pPr>
+        <w:spacing w:line="336" w:lineRule="auto" w:after="180"/>
+      </w:pPr>
+      <w:r>
+        <w:rPr>
+          <w:b w:val="0"/>
+        </w:rPr>
+        <w:t>Point to the step or supplied fact that decides; explain your repair if needed.</w:t>
+      </w:r>
+    </w:p>
+    <w:p>
+      <w:pPr>
+        <w:pStyle w:val="Heading3"/>
+      </w:pPr>
+      <w:r>
+        <w:t>Repair the misconception</w:t>
+      </w:r>
+    </w:p>
+    <w:p>
+      <w:pPr>
+        <w:spacing w:line="336" w:lineRule="auto" w:after="180"/>
+        <w:shd w:fill="FFF5E6"/>
+      </w:pPr>
+      <w:r>
+        <w:rPr>
+          <w:b w:val="0"/>
+        </w:rPr>
         <w:t>Misconception repair: Name the features, comparison rule and purpose.</w:t>
       </w:r>
     </w:p>
     <w:p>
-      <w:r>
-        <w:t>Support: read the exact case aloud, enlarge the labelled picture, supply input cards and model only the first deciding step. Accept a spoken explanation or drawing; retain the reasoning goal.</w:t>
-      </w:r>
-    </w:p>
-    <w:p>
-      <w:r>
-        <w:t>Extension: Keep original weights but change the target texture to rough. Require a prediction and a reason before comparing. Expected result: C scores 3; A and B each score 1. Reason: C now matches all three target features; the others lose their smooth-texture match.</w:t>
-      </w:r>
-    </w:p>
-    <w:p>
-      <w:r>
+      <w:pPr>
+        <w:pStyle w:val="Heading3"/>
+      </w:pPr>
+      <w:r>
+        <w:t>Support without giving away the answer</w:t>
+      </w:r>
+    </w:p>
+    <w:p>
+      <w:pPr>
+        <w:spacing w:line="336" w:lineRule="auto" w:after="180"/>
+        <w:shd w:fill="F1F6F8"/>
+      </w:pPr>
+      <w:r>
+        <w:rPr>
+          <w:b w:val="0"/>
+        </w:rPr>
+        <w:t xml:space="preserve">Support: read the exact case aloud, enlarge the labelled picture, supply </w:t>
+      </w:r>
+      <w:r>
+        <w:rPr>
+          <w:b/>
+        </w:rPr>
+        <w:t>input</w:t>
+      </w:r>
+      <w:r>
+        <w:rPr>
+          <w:b w:val="0"/>
+        </w:rPr>
+        <w:t xml:space="preserve"> cards and model only the first deciding step. Accept a spoken explanation or drawing; retain the reasoning goal.</w:t>
+      </w:r>
+    </w:p>
+    <w:p>
+      <w:pPr>
+        <w:pStyle w:val="Heading3"/>
+      </w:pPr>
+      <w:r>
+        <w:t>Extend the reasoning</w:t>
+      </w:r>
+    </w:p>
+    <w:p>
+      <w:pPr>
+        <w:spacing w:line="336" w:lineRule="auto" w:after="180"/>
+        <w:shd w:fill="F5F1FB"/>
+      </w:pPr>
+      <w:r>
+        <w:rPr>
+          <w:b w:val="0"/>
+        </w:rPr>
+        <w:t xml:space="preserve">Extension: Keep original </w:t>
+      </w:r>
+      <w:r>
+        <w:rPr>
+          <w:b/>
+        </w:rPr>
+        <w:t>weight</w:t>
+      </w:r>
+      <w:r>
+        <w:rPr>
+          <w:b w:val="0"/>
+        </w:rPr>
+        <w:t xml:space="preserve">s but change the target texture to rough. Require a </w:t>
+      </w:r>
+      <w:r>
+        <w:rPr>
+          <w:b/>
+        </w:rPr>
+        <w:t>prediction</w:t>
+      </w:r>
+      <w:r>
+        <w:rPr>
+          <w:b w:val="0"/>
+        </w:rPr>
+        <w:t xml:space="preserve"> and a reason before comparing. Expected result: C scores 3; A and B each score 1.</w:t>
+      </w:r>
+    </w:p>
+    <w:p>
+      <w:pPr>
+        <w:spacing w:line="336" w:lineRule="auto" w:after="180"/>
+        <w:shd w:fill="F5F1FB"/>
+      </w:pPr>
+      <w:r>
+        <w:rPr>
+          <w:b w:val="0"/>
+        </w:rPr>
+        <w:t>Reason: C now matches all three target features; the others lose their smooth-texture match.</w:t>
+      </w:r>
+    </w:p>
+    <w:p>
+      <w:pPr>
+        <w:pStyle w:val="Heading3"/>
+      </w:pPr>
+      <w:r>
+        <w:t>Protect the independent attempt</w:t>
+      </w:r>
+    </w:p>
+    <w:p>
+      <w:pPr>
+        <w:spacing w:line="336" w:lineRule="auto" w:after="180"/>
+        <w:shd w:fill="FFF5E6"/>
+      </w:pPr>
+      <w:r>
+        <w:rPr>
+          <w:b w:val="0"/>
+        </w:rPr>
         <w:t>Independent assessment: withhold the reserved answer until the learner has attempted the new case. Record support separately from correctness.</w:t>
       </w:r>
     </w:p>
@@ -3421,13 +6670,46 @@
       </w:tr>
     </w:tbl>
     <w:p>
-      <w:r>
+      <w:pPr>
+        <w:pStyle w:val="Heading3"/>
+      </w:pPr>
+      <w:r>
+        <w:t>Project checkpoint</w:t>
+      </w:r>
+    </w:p>
+    <w:p>
+      <w:pPr>
+        <w:spacing w:line="336" w:lineRule="auto" w:after="180"/>
+        <w:shd w:fill="EDF7F3"/>
+      </w:pPr>
+      <w:r>
+        <w:rPr>
+          <w:b w:val="0"/>
+        </w:rPr>
         <w:t>Project checkpoint: Evaluate and revise. Compare with your starting method, explain errors and record a justified revision.</w:t>
       </w:r>
     </w:p>
     <w:p>
-      <w:r>
-        <w:t>Use the weekly teacher answer for topic-specific reasoning. A saved progress tick is an activity record; judge mastery from the learner’s explanation and evidence.</w:t>
+      <w:pPr>
+        <w:spacing w:line="336" w:lineRule="auto" w:after="180"/>
+      </w:pPr>
+      <w:r>
+        <w:rPr>
+          <w:b w:val="0"/>
+        </w:rPr>
+        <w:t xml:space="preserve">Use the weekly teacher answer for topic-specific reasoning. A saved progress tick is an activity record; judge mastery from the learner’s explanation and </w:t>
+      </w:r>
+      <w:r>
+        <w:rPr>
+          <w:b/>
+        </w:rPr>
+        <w:t>evidence</w:t>
+      </w:r>
+      <w:r>
+        <w:rPr>
+          <w:b w:val="0"/>
+        </w:rPr>
+        <w:t>.</w:t>
       </w:r>
     </w:p>
     <w:p>
@@ -3440,27 +6722,1032 @@
     </w:p>
     <w:p>
       <w:r>
-        <w:t>Use the two formative questions as supported practice, not as independent mastery scores. Discuss the deciding evidence rather than accepting a guessed selection.</w:t>
-      </w:r>
-    </w:p>
-    <w:p>
-      <w:r>
+        <w:t>Use feedback, earlier review and portfolios purposefully. Apply the coding routine only when this lesson has an executable lab.</w:t>
+      </w:r>
+    </w:p>
+    <w:p>
+      <w:pPr>
+        <w:spacing w:line="336" w:lineRule="auto" w:after="180"/>
+      </w:pPr>
+      <w:r>
+        <w:rPr>
+          <w:b w:val="0"/>
+        </w:rPr>
+        <w:t xml:space="preserve">Use the two formative questions as supported practice, not as independent mastery scores. Discuss the deciding </w:t>
+      </w:r>
+      <w:r>
+        <w:rPr>
+          <w:b/>
+        </w:rPr>
+        <w:t>evidence</w:t>
+      </w:r>
+      <w:r>
+        <w:rPr>
+          <w:b w:val="0"/>
+        </w:rPr>
+        <w:t xml:space="preserve"> rather than accepting a guessed selection.</w:t>
+      </w:r>
+    </w:p>
+    <w:p>
+      <w:pPr>
+        <w:spacing w:line="336" w:lineRule="auto" w:after="180"/>
+      </w:pPr>
+      <w:r>
+        <w:rPr>
+          <w:b w:val="0"/>
+        </w:rPr>
         <w:t>The feedback comes from the reviewed public worked case. Do not reveal the separately reserved independent teacher answer until the learner has attempted that case.</w:t>
       </w:r>
     </w:p>
     <w:p>
-      <w:r>
-        <w:t>Ask students to predict before running code. Preserve errors and actual outputs; collect a changed test and an explanation. The branch-boundary and indexing lessons deliberately include failure cases.</w:t>
-      </w:r>
-    </w:p>
-    <w:p>
-      <w:r>
+      <w:pPr>
+        <w:pStyle w:val="Heading3"/>
+      </w:pPr>
+      <w:r>
+        <w:t>For later coding lessons</w:t>
+      </w:r>
+    </w:p>
+    <w:p>
+      <w:r>
+        <w:t>This week has no code block. Use this routine when a later lesson includes an executable lab.</w:t>
+      </w:r>
+    </w:p>
+    <w:p>
+      <w:pPr>
+        <w:spacing w:line="336" w:lineRule="auto" w:after="180"/>
+        <w:shd w:fill="F1F6F8"/>
+      </w:pPr>
+      <w:r>
+        <w:rPr>
+          <w:b w:val="0"/>
+        </w:rPr>
+        <w:t xml:space="preserve">Ask students to predict before running code. Preserve errors and actual </w:t>
+      </w:r>
+      <w:r>
+        <w:rPr>
+          <w:b/>
+        </w:rPr>
+        <w:t>output</w:t>
+      </w:r>
+      <w:r>
+        <w:rPr>
+          <w:b w:val="0"/>
+        </w:rPr>
+        <w:t>s; collect a changed test and an explanation. The branch-boundary and indexing lessons deliberately include failure cases.</w:t>
+      </w:r>
+    </w:p>
+    <w:p>
+      <w:pPr>
+        <w:spacing w:line="336" w:lineRule="auto" w:after="180"/>
+      </w:pPr>
+      <w:r>
+        <w:rPr>
+          <w:b w:val="0"/>
+        </w:rPr>
         <w:t>Use the earlier worked-explanation links to address a specific missing building block, then return to the current question. Adapt this suggestion after observing the learner; it is not an automatic diagnosis.</w:t>
       </w:r>
     </w:p>
     <w:p>
-      <w:r>
-        <w:t>Collect the completed-work portfolio as evidence. Record support separately from correctness, and assess explanation, trace/test and limitations. Progress ticks and quiz selections alone do not establish mastery.</w:t>
+      <w:pPr>
+        <w:spacing w:line="336" w:lineRule="auto" w:after="180"/>
+      </w:pPr>
+      <w:r>
+        <w:rPr>
+          <w:b w:val="0"/>
+        </w:rPr>
+        <w:t xml:space="preserve">Collect the completed-work portfolio as </w:t>
+      </w:r>
+      <w:r>
+        <w:rPr>
+          <w:b/>
+        </w:rPr>
+        <w:t>evidence</w:t>
+      </w:r>
+      <w:r>
+        <w:rPr>
+          <w:b w:val="0"/>
+        </w:rPr>
+        <w:t>. Record support separately from correctness, and assess explanation, trace/test and limitations. Progress ticks and quiz selections alone do not establish mastery.</w:t>
+      </w:r>
+    </w:p>
+    <w:p>
+      <w:pPr>
+        <w:pStyle w:val="Heading1"/>
+      </w:pPr>
+      <w:r>
+        <w:t>09. Visual concept journey</w:t>
+      </w:r>
+    </w:p>
+    <w:p>
+      <w:r>
+        <w:t>Show one Similarity graphic at a time, request a prediction and discuss its trace before the independent assessment.</w:t>
+      </w:r>
+    </w:p>
+    <w:p>
+      <w:pPr>
+        <w:spacing w:line="336" w:lineRule="auto" w:after="180"/>
+      </w:pPr>
+      <w:r>
+        <w:rPr>
+          <w:b w:val="0"/>
+        </w:rPr>
+        <w:t xml:space="preserve">Use one picture at a time. Hide a worked result before asking for a </w:t>
+      </w:r>
+      <w:r>
+        <w:rPr>
+          <w:b/>
+        </w:rPr>
+        <w:t>prediction</w:t>
+      </w:r>
+      <w:r>
+        <w:rPr>
+          <w:b w:val="0"/>
+        </w:rPr>
+        <w:t>, then reveal it for feedback. These are supported teaching cases; retain the separate independent assessment for a fresh first attempt.</w:t>
+      </w:r>
+    </w:p>
+    <w:p>
+      <w:pPr>
+        <w:pStyle w:val="Heading3"/>
+      </w:pPr>
+      <w:r>
+        <w:t>01. Similarity: the case</w:t>
+      </w:r>
+    </w:p>
+    <w:p>
+      <w:r>
+        <w:drawing>
+          <wp:inline xmlns:a="http://schemas.openxmlformats.org/drawingml/2006/main" xmlns:pic="http://schemas.openxmlformats.org/drawingml/2006/picture">
+            <wp:extent cx="5486400" cy="3438144"/>
+            <wp:docPr id="3" name="Picture 3" descr="A fictional craft-card matcher compares each candidate with a target. Supplied facts: Target: red, round, smooth. A: red,square,smooth. B: blue,round,smooth. C: red,round,rough. Initially each exact feature match scores 1; return all highest scorers. For the second comparison only, colour and shape matches score 1 each and a texture match scores 3."/>
+            <wp:cNvGraphicFramePr>
+              <a:graphicFrameLocks noChangeAspect="1"/>
+            </wp:cNvGraphicFramePr>
+            <a:graphic>
+              <a:graphicData uri="http://schemas.openxmlformats.org/drawingml/2006/picture">
+                <pic:pic>
+                  <pic:nvPicPr>
+                    <pic:cNvPr id="0" name="academy-story-ai-1-19-01.png"/>
+                    <pic:cNvPicPr/>
+                  </pic:nvPicPr>
+                  <pic:blipFill>
+                    <a:blip r:embed="rId11"/>
+                    <a:stretch>
+                      <a:fillRect/>
+                    </a:stretch>
+                  </pic:blipFill>
+                  <pic:spPr>
+                    <a:xfrm>
+                      <a:off x="0" y="0"/>
+                      <a:ext cx="5486400" cy="3438144"/>
+                    </a:xfrm>
+                    <a:prstGeom prst="rect"/>
+                  </pic:spPr>
+                </pic:pic>
+              </a:graphicData>
+            </a:graphic>
+          </wp:inline>
+        </w:drawing>
+      </w:r>
+    </w:p>
+    <w:p>
+      <w:pPr>
+        <w:spacing w:line="336" w:lineRule="auto" w:after="180"/>
+      </w:pPr>
+      <w:r>
+        <w:rPr>
+          <w:b w:val="0"/>
+        </w:rPr>
+        <w:t xml:space="preserve">A fictional craft-card matcher compares each </w:t>
+      </w:r>
+      <w:r>
+        <w:rPr>
+          <w:b/>
+        </w:rPr>
+        <w:t>candidate</w:t>
+      </w:r>
+      <w:r>
+        <w:rPr>
+          <w:b w:val="0"/>
+        </w:rPr>
+        <w:t xml:space="preserve"> with a target. Supplied facts: Target: red, round, smooth. A: red,square,smooth. B: blue,round,smooth. C: red,round,rough.</w:t>
+      </w:r>
+    </w:p>
+    <w:p>
+      <w:pPr>
+        <w:spacing w:line="336" w:lineRule="auto" w:after="180"/>
+      </w:pPr>
+      <w:r>
+        <w:rPr>
+          <w:b w:val="0"/>
+        </w:rPr>
+        <w:t xml:space="preserve">Initially each exact </w:t>
+      </w:r>
+      <w:r>
+        <w:rPr>
+          <w:b/>
+        </w:rPr>
+        <w:t>feature match</w:t>
+      </w:r>
+      <w:r>
+        <w:rPr>
+          <w:b w:val="0"/>
+        </w:rPr>
+        <w:t xml:space="preserve"> scores 1; return all highest scorers. For the second comparison only, colour and shape matches score 1 each and a texture match scores 3.</w:t>
+      </w:r>
+    </w:p>
+    <w:p>
+      <w:pPr>
+        <w:spacing w:line="336" w:lineRule="auto" w:after="180"/>
+        <w:shd w:fill="F5F1FB"/>
+      </w:pPr>
+      <w:r>
+        <w:rPr>
+          <w:b w:val="0"/>
+        </w:rPr>
+        <w:t>Point to the given fact that matters most. Explain why it matters.</w:t>
+      </w:r>
+    </w:p>
+    <w:p>
+      <w:pPr>
+        <w:pStyle w:val="Heading3"/>
+      </w:pPr>
+      <w:r>
+        <w:t>Discuss while showing the picture</w:t>
+      </w:r>
+    </w:p>
+    <w:p>
+      <w:pPr>
+        <w:spacing w:line="336" w:lineRule="auto" w:after="180"/>
+        <w:shd w:fill="F1F6F8"/>
+      </w:pPr>
+      <w:r>
+        <w:rPr>
+          <w:b w:val="0"/>
+        </w:rPr>
+        <w:t>Teacher prompt: Point to the given fact that matters most. Explain why it matters. Ask learners to describe one label or arrow in ordinary words. Use the adjacent transcript if the image is difficult to see.</w:t>
+      </w:r>
+    </w:p>
+    <w:p>
+      <w:pPr>
+        <w:pStyle w:val="Heading3"/>
+      </w:pPr>
+      <w:r>
+        <w:t>02. Follow the deciding steps</w:t>
+      </w:r>
+    </w:p>
+    <w:p>
+      <w:r>
+        <w:drawing>
+          <wp:inline xmlns:a="http://schemas.openxmlformats.org/drawingml/2006/main" xmlns:pic="http://schemas.openxmlformats.org/drawingml/2006/picture">
+            <wp:extent cx="5486400" cy="4005072"/>
+            <wp:docPr id="4" name="Picture 4" descr="Target features: Compare colour, shape and texture separately. → Equal weights: A matches colour+texture=2; B shape+texture=2; C colour+shape=2. → Initial result: All three tie at 2. → Texture weight 3: New scores A=4, B=4, C=2; A and B remain tied."/>
+            <wp:cNvGraphicFramePr>
+              <a:graphicFrameLocks noChangeAspect="1"/>
+            </wp:cNvGraphicFramePr>
+            <a:graphic>
+              <a:graphicData uri="http://schemas.openxmlformats.org/drawingml/2006/picture">
+                <pic:pic>
+                  <pic:nvPicPr>
+                    <pic:cNvPr id="0" name="academy-story-ai-1-19-02.png"/>
+                    <pic:cNvPicPr/>
+                  </pic:nvPicPr>
+                  <pic:blipFill>
+                    <a:blip r:embed="rId12"/>
+                    <a:stretch>
+                      <a:fillRect/>
+                    </a:stretch>
+                  </pic:blipFill>
+                  <pic:spPr>
+                    <a:xfrm>
+                      <a:off x="0" y="0"/>
+                      <a:ext cx="5486400" cy="4005072"/>
+                    </a:xfrm>
+                    <a:prstGeom prst="rect"/>
+                  </pic:spPr>
+                </pic:pic>
+              </a:graphicData>
+            </a:graphic>
+          </wp:inline>
+        </w:drawing>
+      </w:r>
+    </w:p>
+    <w:p>
+      <w:pPr>
+        <w:spacing w:line="336" w:lineRule="auto" w:after="180"/>
+      </w:pPr>
+      <w:r>
+        <w:rPr>
+          <w:b w:val="0"/>
+        </w:rPr>
+        <w:t xml:space="preserve">Target features: Compare colour, shape and texture separately. → Equal </w:t>
+      </w:r>
+      <w:r>
+        <w:rPr>
+          <w:b/>
+        </w:rPr>
+        <w:t>weight</w:t>
+      </w:r>
+      <w:r>
+        <w:rPr>
+          <w:b w:val="0"/>
+        </w:rPr>
+        <w:t xml:space="preserve">s: A matches colour+texture=2; B shape+texture=2; C colour+shape=2. → Initial result: All three tie at 2. → Texture </w:t>
+      </w:r>
+      <w:r>
+        <w:rPr>
+          <w:b/>
+        </w:rPr>
+        <w:t>weight</w:t>
+      </w:r>
+      <w:r>
+        <w:rPr>
+          <w:b w:val="0"/>
+        </w:rPr>
+        <w:t xml:space="preserve"> 3: New scores A=4, B=4, C=2; A and B remain tied.</w:t>
+      </w:r>
+    </w:p>
+    <w:p>
+      <w:pPr>
+        <w:spacing w:line="336" w:lineRule="auto" w:after="180"/>
+        <w:shd w:fill="F5F1FB"/>
+      </w:pPr>
+      <w:r>
+        <w:rPr>
+          <w:b w:val="0"/>
+        </w:rPr>
+        <w:t xml:space="preserve">Point to each numbered stage and explain which recorded </w:t>
+      </w:r>
+      <w:r>
+        <w:rPr>
+          <w:b/>
+        </w:rPr>
+        <w:t>input</w:t>
+      </w:r>
+      <w:r>
+        <w:rPr>
+          <w:b w:val="0"/>
+        </w:rPr>
+        <w:t xml:space="preserve"> it uses.</w:t>
+      </w:r>
+    </w:p>
+    <w:p>
+      <w:pPr>
+        <w:pStyle w:val="Heading3"/>
+      </w:pPr>
+      <w:r>
+        <w:t>Discuss while showing the picture</w:t>
+      </w:r>
+    </w:p>
+    <w:p>
+      <w:pPr>
+        <w:spacing w:line="336" w:lineRule="auto" w:after="180"/>
+        <w:shd w:fill="F1F6F8"/>
+      </w:pPr>
+      <w:r>
+        <w:rPr>
+          <w:b w:val="0"/>
+        </w:rPr>
+        <w:t xml:space="preserve">Teacher prompt: Point to each numbered stage and explain which recorded </w:t>
+      </w:r>
+      <w:r>
+        <w:rPr>
+          <w:b/>
+        </w:rPr>
+        <w:t>input</w:t>
+      </w:r>
+      <w:r>
+        <w:rPr>
+          <w:b w:val="0"/>
+        </w:rPr>
+        <w:t xml:space="preserve"> it uses. Ask learners to describe one label or arrow in ordinary words. Use the adjacent transcript if the image is difficult to see.</w:t>
+      </w:r>
+    </w:p>
+    <w:p>
+      <w:pPr>
+        <w:pStyle w:val="Heading3"/>
+      </w:pPr>
+      <w:r>
+        <w:t>03. Declared weights change similarity</w:t>
+      </w:r>
+    </w:p>
+    <w:p>
+      <w:r>
+        <w:drawing>
+          <wp:inline xmlns:a="http://schemas.openxmlformats.org/drawingml/2006/main" xmlns:pic="http://schemas.openxmlformats.org/drawingml/2006/picture">
+            <wp:extent cx="5486400" cy="3617976"/>
+            <wp:docPr id="5" name="Picture 5" descr="Declared weights change similarity. A: All weights 1 = 2, Texture weight 3 = 4. B: All weights 1 = 2, Texture weight 3 = 4. C: All weights 1 = 2, Texture weight 3 = 2."/>
+            <wp:cNvGraphicFramePr>
+              <a:graphicFrameLocks noChangeAspect="1"/>
+            </wp:cNvGraphicFramePr>
+            <a:graphic>
+              <a:graphicData uri="http://schemas.openxmlformats.org/drawingml/2006/picture">
+                <pic:pic>
+                  <pic:nvPicPr>
+                    <pic:cNvPr id="0" name="academy-story-ai-1-19-03.png"/>
+                    <pic:cNvPicPr/>
+                  </pic:nvPicPr>
+                  <pic:blipFill>
+                    <a:blip r:embed="rId13"/>
+                    <a:stretch>
+                      <a:fillRect/>
+                    </a:stretch>
+                  </pic:blipFill>
+                  <pic:spPr>
+                    <a:xfrm>
+                      <a:off x="0" y="0"/>
+                      <a:ext cx="5486400" cy="3617976"/>
+                    </a:xfrm>
+                    <a:prstGeom prst="rect"/>
+                  </pic:spPr>
+                </pic:pic>
+              </a:graphicData>
+            </a:graphic>
+          </wp:inline>
+        </w:drawing>
+      </w:r>
+    </w:p>
+    <w:p>
+      <w:pPr>
+        <w:spacing w:line="336" w:lineRule="auto" w:after="180"/>
+      </w:pPr>
+      <w:r>
+        <w:rPr>
+          <w:b w:val="0"/>
+        </w:rPr>
+        <w:t xml:space="preserve">Declared </w:t>
+      </w:r>
+      <w:r>
+        <w:rPr>
+          <w:b/>
+        </w:rPr>
+        <w:t>weight</w:t>
+      </w:r>
+      <w:r>
+        <w:rPr>
+          <w:b w:val="0"/>
+        </w:rPr>
+        <w:t xml:space="preserve">s change </w:t>
+      </w:r>
+      <w:r>
+        <w:rPr>
+          <w:b/>
+        </w:rPr>
+        <w:t>similarity</w:t>
+      </w:r>
+      <w:r>
+        <w:rPr>
+          <w:b w:val="0"/>
+        </w:rPr>
+        <w:t xml:space="preserve">. A: All </w:t>
+      </w:r>
+      <w:r>
+        <w:rPr>
+          <w:b/>
+        </w:rPr>
+        <w:t>weight</w:t>
+      </w:r>
+      <w:r>
+        <w:rPr>
+          <w:b w:val="0"/>
+        </w:rPr>
+        <w:t xml:space="preserve">s 1 = 2, Texture </w:t>
+      </w:r>
+      <w:r>
+        <w:rPr>
+          <w:b/>
+        </w:rPr>
+        <w:t>weight</w:t>
+      </w:r>
+      <w:r>
+        <w:rPr>
+          <w:b w:val="0"/>
+        </w:rPr>
+        <w:t xml:space="preserve"> 3 = 4. B: All </w:t>
+      </w:r>
+      <w:r>
+        <w:rPr>
+          <w:b/>
+        </w:rPr>
+        <w:t>weight</w:t>
+      </w:r>
+      <w:r>
+        <w:rPr>
+          <w:b w:val="0"/>
+        </w:rPr>
+        <w:t xml:space="preserve">s 1 = 2, Texture </w:t>
+      </w:r>
+      <w:r>
+        <w:rPr>
+          <w:b/>
+        </w:rPr>
+        <w:t>weight</w:t>
+      </w:r>
+      <w:r>
+        <w:rPr>
+          <w:b w:val="0"/>
+        </w:rPr>
+        <w:t xml:space="preserve"> 3 = 4. C: All </w:t>
+      </w:r>
+      <w:r>
+        <w:rPr>
+          <w:b/>
+        </w:rPr>
+        <w:t>weight</w:t>
+      </w:r>
+      <w:r>
+        <w:rPr>
+          <w:b w:val="0"/>
+        </w:rPr>
+        <w:t xml:space="preserve">s 1 = 2, Texture </w:t>
+      </w:r>
+      <w:r>
+        <w:rPr>
+          <w:b/>
+        </w:rPr>
+        <w:t>weight</w:t>
+      </w:r>
+      <w:r>
+        <w:rPr>
+          <w:b w:val="0"/>
+        </w:rPr>
+        <w:t xml:space="preserve"> 3 = 2.</w:t>
+      </w:r>
+    </w:p>
+    <w:p>
+      <w:pPr>
+        <w:spacing w:line="336" w:lineRule="auto" w:after="180"/>
+        <w:shd w:fill="F5F1FB"/>
+      </w:pPr>
+      <w:r>
+        <w:rPr>
+          <w:b w:val="0"/>
+        </w:rPr>
+        <w:t>Read the labels and values. Explain the relationship the model shows.</w:t>
+      </w:r>
+    </w:p>
+    <w:p>
+      <w:pPr>
+        <w:pStyle w:val="Heading3"/>
+      </w:pPr>
+      <w:r>
+        <w:t>Discuss while showing the picture</w:t>
+      </w:r>
+    </w:p>
+    <w:p>
+      <w:pPr>
+        <w:spacing w:line="336" w:lineRule="auto" w:after="180"/>
+        <w:shd w:fill="F1F6F8"/>
+      </w:pPr>
+      <w:r>
+        <w:rPr>
+          <w:b w:val="0"/>
+        </w:rPr>
+        <w:t>Teacher prompt: Read the labels and values. Explain the relationship the model shows. Ask learners to describe one label or arrow in ordinary words. Use the adjacent transcript if the image is difficult to see.</w:t>
+      </w:r>
+    </w:p>
+    <w:p>
+      <w:pPr>
+        <w:spacing w:line="336" w:lineRule="auto" w:after="180"/>
+        <w:shd w:fill="F1F6F8"/>
+      </w:pPr>
+      <w:r>
+        <w:rPr>
+          <w:b w:val="0"/>
+        </w:rPr>
+        <w:t>Check row/column meanings, units and denominators before discussing a difference. Supplied toy values are not real class or model results.</w:t>
+      </w:r>
+    </w:p>
+    <w:p>
+      <w:pPr>
+        <w:pStyle w:val="Heading3"/>
+      </w:pPr>
+      <w:r>
+        <w:t>04. Change one thing. Trace what follows.</w:t>
+      </w:r>
+    </w:p>
+    <w:p>
+      <w:r>
+        <w:drawing>
+          <wp:inline xmlns:a="http://schemas.openxmlformats.org/drawingml/2006/main" xmlns:pic="http://schemas.openxmlformats.org/drawingml/2006/picture">
+            <wp:extent cx="5486400" cy="3026664"/>
+            <wp:docPr id="6" name="Picture 6" descr="Original case: New scores A=4, B=4, C=2; A and B remain tied. Changed condition: Keep original weights but change the target texture to rough. Expected result: C scores 3; A and B each score 1. Reason: C now matches all three target features; the others lose their smooth-texture match."/>
+            <wp:cNvGraphicFramePr>
+              <a:graphicFrameLocks noChangeAspect="1"/>
+            </wp:cNvGraphicFramePr>
+            <a:graphic>
+              <a:graphicData uri="http://schemas.openxmlformats.org/drawingml/2006/picture">
+                <pic:pic>
+                  <pic:nvPicPr>
+                    <pic:cNvPr id="0" name="academy-story-ai-1-19-04.png"/>
+                    <pic:cNvPicPr/>
+                  </pic:nvPicPr>
+                  <pic:blipFill>
+                    <a:blip r:embed="rId14"/>
+                    <a:stretch>
+                      <a:fillRect/>
+                    </a:stretch>
+                  </pic:blipFill>
+                  <pic:spPr>
+                    <a:xfrm>
+                      <a:off x="0" y="0"/>
+                      <a:ext cx="5486400" cy="3026664"/>
+                    </a:xfrm>
+                    <a:prstGeom prst="rect"/>
+                  </pic:spPr>
+                </pic:pic>
+              </a:graphicData>
+            </a:graphic>
+          </wp:inline>
+        </w:drawing>
+      </w:r>
+    </w:p>
+    <w:p>
+      <w:pPr>
+        <w:spacing w:line="336" w:lineRule="auto" w:after="180"/>
+      </w:pPr>
+      <w:r>
+        <w:rPr>
+          <w:b w:val="0"/>
+        </w:rPr>
+        <w:t xml:space="preserve">Original case: New scores A=4, B=4, C=2; A and B remain tied. Changed condition: Keep original </w:t>
+      </w:r>
+      <w:r>
+        <w:rPr>
+          <w:b/>
+        </w:rPr>
+        <w:t>weight</w:t>
+      </w:r>
+      <w:r>
+        <w:rPr>
+          <w:b w:val="0"/>
+        </w:rPr>
+        <w:t>s but change the target texture to rough. Expected result: C scores 3; A and B each score 1.</w:t>
+      </w:r>
+    </w:p>
+    <w:p>
+      <w:pPr>
+        <w:spacing w:line="336" w:lineRule="auto" w:after="180"/>
+      </w:pPr>
+      <w:r>
+        <w:rPr>
+          <w:b w:val="0"/>
+        </w:rPr>
+        <w:t>Reason: C now matches all three target features; the others lose their smooth-texture match.</w:t>
+      </w:r>
+    </w:p>
+    <w:p>
+      <w:pPr>
+        <w:spacing w:line="336" w:lineRule="auto" w:after="180"/>
+        <w:shd w:fill="F5F1FB"/>
+      </w:pPr>
+      <w:r>
+        <w:rPr>
+          <w:b w:val="0"/>
+        </w:rPr>
+        <w:t>Predict before checking the worked changed-case result. Name what changed and what the supplied facts allow you to conclude.</w:t>
+      </w:r>
+    </w:p>
+    <w:p>
+      <w:pPr>
+        <w:pStyle w:val="Heading3"/>
+      </w:pPr>
+      <w:r>
+        <w:t>Discuss while showing the picture</w:t>
+      </w:r>
+    </w:p>
+    <w:p>
+      <w:pPr>
+        <w:spacing w:line="336" w:lineRule="auto" w:after="180"/>
+        <w:shd w:fill="F1F6F8"/>
+      </w:pPr>
+      <w:r>
+        <w:rPr>
+          <w:b w:val="0"/>
+        </w:rPr>
+        <w:t>Teacher prompt: Predict before checking the worked changed-case result. Name what changed and what the supplied facts allow you to conclude. Ask learners to describe one label or arrow in ordinary words.</w:t>
+      </w:r>
+    </w:p>
+    <w:p>
+      <w:pPr>
+        <w:spacing w:line="336" w:lineRule="auto" w:after="180"/>
+        <w:shd w:fill="F1F6F8"/>
+      </w:pPr>
+      <w:r>
+        <w:rPr>
+          <w:b w:val="0"/>
+        </w:rPr>
+        <w:t>Use the adjacent transcript if the image is difficult to see. Changed-case reasoning: C now matches all three target features; the others lose their smooth-texture match.</w:t>
+      </w:r>
+    </w:p>
+    <w:p>
+      <w:pPr>
+        <w:pStyle w:val="Heading3"/>
+      </w:pPr>
+      <w:r>
+        <w:t>05. Connect the explanation to its limit</w:t>
+      </w:r>
+    </w:p>
+    <w:p>
+      <w:r>
+        <w:drawing>
+          <wp:inline xmlns:a="http://schemas.openxmlformats.org/drawingml/2006/main" xmlns:pic="http://schemas.openxmlformats.org/drawingml/2006/picture">
+            <wp:extent cx="5486400" cy="2834640"/>
+            <wp:docPr id="7" name="Picture 7" descr="Similarity is defined by the chosen representation and weights. The cards did not change when texture gained weight; the comparison rule did. Two high scores need not mean two identical cards. A complete rule also says what to do with tied scores, rather than choosing whichever appears first by accident. Limit: A high feature-match score does not establish usefulness or suitability beyond the features represented."/>
+            <wp:cNvGraphicFramePr>
+              <a:graphicFrameLocks noChangeAspect="1"/>
+            </wp:cNvGraphicFramePr>
+            <a:graphic>
+              <a:graphicData uri="http://schemas.openxmlformats.org/drawingml/2006/picture">
+                <pic:pic>
+                  <pic:nvPicPr>
+                    <pic:cNvPr id="0" name="academy-story-ai-1-19-05.png"/>
+                    <pic:cNvPicPr/>
+                  </pic:nvPicPr>
+                  <pic:blipFill>
+                    <a:blip r:embed="rId15"/>
+                    <a:stretch>
+                      <a:fillRect/>
+                    </a:stretch>
+                  </pic:blipFill>
+                  <pic:spPr>
+                    <a:xfrm>
+                      <a:off x="0" y="0"/>
+                      <a:ext cx="5486400" cy="2834640"/>
+                    </a:xfrm>
+                    <a:prstGeom prst="rect"/>
+                  </pic:spPr>
+                </pic:pic>
+              </a:graphicData>
+            </a:graphic>
+          </wp:inline>
+        </w:drawing>
+      </w:r>
+    </w:p>
+    <w:p>
+      <w:pPr>
+        <w:spacing w:line="336" w:lineRule="auto" w:after="180"/>
+      </w:pPr>
+      <w:r>
+        <w:rPr>
+          <w:b/>
+        </w:rPr>
+        <w:t>Similarity</w:t>
+      </w:r>
+      <w:r>
+        <w:rPr>
+          <w:b w:val="0"/>
+        </w:rPr>
+        <w:t xml:space="preserve"> is defined by the chosen representation and </w:t>
+      </w:r>
+      <w:r>
+        <w:rPr>
+          <w:b/>
+        </w:rPr>
+        <w:t>weight</w:t>
+      </w:r>
+      <w:r>
+        <w:rPr>
+          <w:b w:val="0"/>
+        </w:rPr>
+        <w:t xml:space="preserve">s. The cards did not change when texture gained </w:t>
+      </w:r>
+      <w:r>
+        <w:rPr>
+          <w:b/>
+        </w:rPr>
+        <w:t>weight</w:t>
+      </w:r>
+      <w:r>
+        <w:rPr>
+          <w:b w:val="0"/>
+        </w:rPr>
+        <w:t>; the comparison rule did. Two high scores need not mean two identical cards.</w:t>
+      </w:r>
+    </w:p>
+    <w:p>
+      <w:pPr>
+        <w:spacing w:line="336" w:lineRule="auto" w:after="180"/>
+      </w:pPr>
+      <w:r>
+        <w:rPr>
+          <w:b w:val="0"/>
+        </w:rPr>
+        <w:t>A complete rule also says what to do with tied scores, rather than choosing whichever appears first by accident. Limit: A high feature-match score does not establish usefulness or suitability beyond the features represented.</w:t>
+      </w:r>
+    </w:p>
+    <w:p>
+      <w:pPr>
+        <w:spacing w:line="336" w:lineRule="auto" w:after="180"/>
+        <w:shd w:fill="F5F1FB"/>
+      </w:pPr>
+      <w:r>
+        <w:rPr>
+          <w:b w:val="0"/>
+        </w:rPr>
+        <w:t>Explain the case, then point to a limit on the claim.</w:t>
+      </w:r>
+    </w:p>
+    <w:p>
+      <w:pPr>
+        <w:pStyle w:val="Heading3"/>
+      </w:pPr>
+      <w:r>
+        <w:t>Discuss while showing the picture</w:t>
+      </w:r>
+    </w:p>
+    <w:p>
+      <w:pPr>
+        <w:spacing w:line="336" w:lineRule="auto" w:after="180"/>
+        <w:shd w:fill="F1F6F8"/>
+      </w:pPr>
+      <w:r>
+        <w:rPr>
+          <w:b w:val="0"/>
+        </w:rPr>
+        <w:t>Teacher prompt: Explain the case, then point to a limit on the claim. Ask learners to describe one label or arrow in ordinary words. Use the adjacent transcript if the image is difficult to see.</w:t>
+      </w:r>
+    </w:p>
+    <w:p>
+      <w:pPr>
+        <w:spacing w:line="336" w:lineRule="auto" w:after="180"/>
+        <w:shd w:fill="F1F6F8"/>
+      </w:pPr>
+      <w:r>
+        <w:rPr>
+          <w:b w:val="0"/>
+        </w:rPr>
+        <w:t>Keep the stated scope: A high feature-match score does not establish usefulness or suitability beyond the features represented.</w:t>
+      </w:r>
+    </w:p>
+    <w:p>
+      <w:pPr>
+        <w:pStyle w:val="Heading3"/>
+      </w:pPr>
+      <w:r>
+        <w:t>06. Make the idea visible in your project</w:t>
+      </w:r>
+    </w:p>
+    <w:p>
+      <w:r>
+        <w:drawing>
+          <wp:inline xmlns:a="http://schemas.openxmlformats.org/drawingml/2006/main" xmlns:pic="http://schemas.openxmlformats.org/drawingml/2006/picture">
+            <wp:extent cx="5486400" cy="3380232"/>
+            <wp:docPr id="8" name="Picture 8" descr="Declare sorter similarity features, weights and tie behavior before using scores to explain recommendations. Draw your input, deciding step, result and limit. Supported question: Point to the matches supporting C’s new score and explain why there is no tie."/>
+            <wp:cNvGraphicFramePr>
+              <a:graphicFrameLocks noChangeAspect="1"/>
+            </wp:cNvGraphicFramePr>
+            <a:graphic>
+              <a:graphicData uri="http://schemas.openxmlformats.org/drawingml/2006/picture">
+                <pic:pic>
+                  <pic:nvPicPr>
+                    <pic:cNvPr id="0" name="academy-story-ai-1-19-06.png"/>
+                    <pic:cNvPicPr/>
+                  </pic:nvPicPr>
+                  <pic:blipFill>
+                    <a:blip r:embed="rId16"/>
+                    <a:stretch>
+                      <a:fillRect/>
+                    </a:stretch>
+                  </pic:blipFill>
+                  <pic:spPr>
+                    <a:xfrm>
+                      <a:off x="0" y="0"/>
+                      <a:ext cx="5486400" cy="3380232"/>
+                    </a:xfrm>
+                    <a:prstGeom prst="rect"/>
+                  </pic:spPr>
+                </pic:pic>
+              </a:graphicData>
+            </a:graphic>
+          </wp:inline>
+        </w:drawing>
+      </w:r>
+    </w:p>
+    <w:p>
+      <w:pPr>
+        <w:spacing w:line="336" w:lineRule="auto" w:after="180"/>
+      </w:pPr>
+      <w:r>
+        <w:rPr>
+          <w:b w:val="0"/>
+        </w:rPr>
+        <w:t xml:space="preserve">Declare sorter </w:t>
+      </w:r>
+      <w:r>
+        <w:rPr>
+          <w:b/>
+        </w:rPr>
+        <w:t>similarity</w:t>
+      </w:r>
+      <w:r>
+        <w:rPr>
+          <w:b w:val="0"/>
+        </w:rPr>
+        <w:t xml:space="preserve"> features, </w:t>
+      </w:r>
+      <w:r>
+        <w:rPr>
+          <w:b/>
+        </w:rPr>
+        <w:t>weight</w:t>
+      </w:r>
+      <w:r>
+        <w:rPr>
+          <w:b w:val="0"/>
+        </w:rPr>
+        <w:t xml:space="preserve">s and tie behavior before using scores to explain recommendations. Draw your </w:t>
+      </w:r>
+      <w:r>
+        <w:rPr>
+          <w:b/>
+        </w:rPr>
+        <w:t>input</w:t>
+      </w:r>
+      <w:r>
+        <w:rPr>
+          <w:b w:val="0"/>
+        </w:rPr>
+        <w:t>, deciding step, result and limit.</w:t>
+      </w:r>
+    </w:p>
+    <w:p>
+      <w:pPr>
+        <w:spacing w:line="336" w:lineRule="auto" w:after="180"/>
+      </w:pPr>
+      <w:r>
+        <w:rPr>
+          <w:b w:val="0"/>
+        </w:rPr>
+        <w:t>Supported question: Point to the matches supporting C’s new score and explain why there is no tie.</w:t>
+      </w:r>
+    </w:p>
+    <w:p>
+      <w:pPr>
+        <w:spacing w:line="336" w:lineRule="auto" w:after="180"/>
+        <w:shd w:fill="F5F1FB"/>
+      </w:pPr>
+      <w:r>
+        <w:rPr>
+          <w:b w:val="0"/>
+        </w:rPr>
+        <w:t xml:space="preserve">Draw your project trace and justify the deciding step using </w:t>
+      </w:r>
+      <w:r>
+        <w:rPr>
+          <w:b/>
+        </w:rPr>
+        <w:t>evidence</w:t>
+      </w:r>
+      <w:r>
+        <w:rPr>
+          <w:b w:val="0"/>
+        </w:rPr>
+        <w:t>.</w:t>
+      </w:r>
+    </w:p>
+    <w:p>
+      <w:pPr>
+        <w:pStyle w:val="Heading3"/>
+      </w:pPr>
+      <w:r>
+        <w:t>Discuss while showing the picture</w:t>
+      </w:r>
+    </w:p>
+    <w:p>
+      <w:pPr>
+        <w:spacing w:line="336" w:lineRule="auto" w:after="180"/>
+        <w:shd w:fill="F1F6F8"/>
+      </w:pPr>
+      <w:r>
+        <w:rPr>
+          <w:b w:val="0"/>
+        </w:rPr>
+        <w:t xml:space="preserve">Teacher prompt: Draw your project trace and justify the deciding step using </w:t>
+      </w:r>
+      <w:r>
+        <w:rPr>
+          <w:b/>
+        </w:rPr>
+        <w:t>evidence</w:t>
+      </w:r>
+      <w:r>
+        <w:rPr>
+          <w:b w:val="0"/>
+        </w:rPr>
+        <w:t>. Ask learners to describe one label or arrow in ordinary words. Use the adjacent transcript if the image is difficult to see.</w:t>
+      </w:r>
+    </w:p>
+    <w:p>
+      <w:pPr>
+        <w:spacing w:line="336" w:lineRule="auto" w:after="180"/>
+        <w:shd w:fill="F1F6F8"/>
+      </w:pPr>
+      <w:r>
+        <w:rPr>
+          <w:b w:val="0"/>
+        </w:rPr>
+        <w:t>Supported practice key: C matches red, round and rough: 3. A matches only red and B only round: 1 each.</w:t>
       </w:r>
     </w:p>
     <w:sectPr>

--- a/downloads/teacher/ai-1-week-19.docx
+++ b/downloads/teacher/ai-1-week-19.docx
@@ -137,7 +137,7 @@
           </w:tcPr>
           <w:p>
             <w:r>
-              <w:t>Sections 1–6; record the brief recall in the workbook.</w:t>
+              <w:t>Use Your mission, Notice the evidence, See how it works, Compare the cases, Words that unlock the idea and Follow a worked example; record the brief recall in the workbook.</w:t>
             </w:r>
           </w:p>
         </w:tc>
@@ -169,7 +169,7 @@
           </w:tcPr>
           <w:p>
             <w:r>
-              <w:t>Sections 7–10; use the matching workbook W2 and misconception check.</w:t>
+              <w:t>Use Find and repair a mistake, Practise together, Run the investigation and Build your understanding; use the matching workbook W2 and misconception check.</w:t>
             </w:r>
           </w:p>
         </w:tc>
@@ -201,7 +201,7 @@
           </w:tcPr>
           <w:p>
             <w:r>
-              <w:t>Sections 9 and 11–14. Give extra time to finish the full task set; use Section 15 when the week includes a coding lab.</w:t>
+              <w:t>Use Run the investigation, Connect your project, Show what you know, Study a complete case and Try a new case independently. Allow extra time for the full task set. Use a coding lab only when this week actually provides one; Your lesson route is the planning section.</w:t>
             </w:r>
           </w:p>
         </w:tc>
@@ -6174,7 +6174,7 @@
           </w:tcPr>
           <w:p>
             <w:r>
-              <w:t>Sections 1–6; record the brief recall in the workbook.</w:t>
+              <w:t>Use Your mission, Notice the evidence, See how it works, Compare the cases, Words that unlock the idea and Follow a worked example; record the brief recall in the workbook.</w:t>
             </w:r>
           </w:p>
         </w:tc>
@@ -6206,7 +6206,7 @@
           </w:tcPr>
           <w:p>
             <w:r>
-              <w:t>Sections 7–10; use the matching workbook W2 and misconception check.</w:t>
+              <w:t>Use Find and repair a mistake, Practise together, Run the investigation and Build your understanding; use the matching workbook W2 and misconception check.</w:t>
             </w:r>
           </w:p>
         </w:tc>
@@ -6238,7 +6238,7 @@
           </w:tcPr>
           <w:p>
             <w:r>
-              <w:t>Sections 9 and 11–14. Give extra time to finish the full task set; use Section 15 when the week includes a coding lab.</w:t>
+              <w:t>Use Run the investigation, Connect your project, Show what you know, Study a complete case and Try a new case independently. Allow extra time for the full task set. Use a coding lab only when this week actually provides one; Your lesson route is the planning section.</w:t>
             </w:r>
           </w:p>
         </w:tc>

--- a/downloads/teacher/ai-1-week-19.docx
+++ b/downloads/teacher/ai-1-week-19.docx
@@ -25,20 +25,38 @@
         <w:pStyle w:val="Heading1"/>
       </w:pPr>
       <w:r>
-        <w:t>01. Similarity</w:t>
-      </w:r>
-    </w:p>
-    <w:p>
-      <w:r>
-        <w:t>Prepare Similarity: check the target, prerequisites, resources and adaptable teaching schedule.</w:t>
-      </w:r>
-    </w:p>
-    <w:p>
-      <w:pPr>
-        <w:pStyle w:val="Heading3"/>
-      </w:pPr>
-      <w:r>
-        <w:t>Teach the learning cycle</w:t>
+        <w:t>Teach similarity through feature-level contributions.</w:t>
+      </w:r>
+    </w:p>
+    <w:p>
+      <w:r>
+        <w:t>Name the two card datasets, model weighting and ties, and reserve the book comparison for independent evidence.</w:t>
+      </w:r>
+    </w:p>
+    <w:p>
+      <w:r>
+        <w:t>Look for contributions, explicit priorities and separate requirements.</w:t>
+      </w:r>
+    </w:p>
+    <w:p>
+      <w:pPr>
+        <w:pStyle w:val="Heading1"/>
+      </w:pPr>
+      <w:r>
+        <w:t>01. Prepare this connected week</w:t>
+      </w:r>
+    </w:p>
+    <w:p>
+      <w:r>
+        <w:t>Use one main plan and keep practice separate from the independent first attempt.</w:t>
+      </w:r>
+    </w:p>
+    <w:p>
+      <w:pPr>
+        <w:pStyle w:val="Heading2"/>
+      </w:pPr>
+      <w:r>
+        <w:t>Learning goal and precision</w:t>
       </w:r>
     </w:p>
     <w:p>
@@ -62,6 +80,135 @@
           <w:b w:val="0"/>
         </w:rPr>
         <w:t xml:space="preserve"> using explicitly selected features and a stated scoring rule</w:t>
+      </w:r>
+    </w:p>
+    <w:p>
+      <w:pPr>
+        <w:spacing w:line="336" w:lineRule="auto" w:after="180"/>
+      </w:pPr>
+      <w:r>
+        <w:rPr>
+          <w:b w:val="0"/>
+        </w:rPr>
+        <w:t xml:space="preserve">Treat </w:t>
+      </w:r>
+      <w:r>
+        <w:rPr>
+          <w:b/>
+        </w:rPr>
+        <w:t>similarity</w:t>
+      </w:r>
+      <w:r>
+        <w:rPr>
+          <w:b w:val="0"/>
+        </w:rPr>
+        <w:t xml:space="preserve"> as a defined computation with a purpose. This week uses exact category matching and whole-number </w:t>
+      </w:r>
+      <w:r>
+        <w:rPr>
+          <w:b/>
+        </w:rPr>
+        <w:t>weight</w:t>
+      </w:r>
+      <w:r>
+        <w:rPr>
+          <w:b w:val="0"/>
+        </w:rPr>
+        <w:t xml:space="preserve">s, avoiding formal </w:t>
+      </w:r>
+      <w:r>
+        <w:rPr>
+          <w:b/>
+        </w:rPr>
+        <w:t>distance</w:t>
+      </w:r>
+      <w:r>
+        <w:rPr>
+          <w:b w:val="0"/>
+        </w:rPr>
+        <w:t xml:space="preserve"> geometry. Keep ranking, probability and eligibility distinct.</w:t>
+      </w:r>
+    </w:p>
+    <w:p>
+      <w:pPr>
+        <w:spacing w:line="336" w:lineRule="auto" w:after="180"/>
+      </w:pPr>
+      <w:r>
+        <w:rPr>
+          <w:b w:val="0"/>
+        </w:rPr>
+        <w:t>Students should be able to explain changes in results from the feature contributions rather than memorise a winning item.</w:t>
+      </w:r>
+    </w:p>
+    <w:p>
+      <w:pPr>
+        <w:spacing w:line="336" w:lineRule="auto" w:after="180"/>
+      </w:pPr>
+      <w:r>
+        <w:rPr>
+          <w:b w:val="0"/>
+        </w:rPr>
+        <w:t xml:space="preserve">By the end, I can calculate </w:t>
+      </w:r>
+      <w:r>
+        <w:rPr>
+          <w:b/>
+        </w:rPr>
+        <w:t>similarity</w:t>
+      </w:r>
+      <w:r>
+        <w:rPr>
+          <w:b w:val="0"/>
+        </w:rPr>
+        <w:t xml:space="preserve"> under a declared feature rule and explain a changed ranking.</w:t>
+      </w:r>
+    </w:p>
+    <w:p>
+      <w:pPr>
+        <w:pStyle w:val="Heading2"/>
+      </w:pPr>
+      <w:r>
+        <w:t>What to prepare</w:t>
+      </w:r>
+    </w:p>
+    <w:p>
+      <w:pPr>
+        <w:pStyle w:val="ListBullet"/>
+      </w:pPr>
+      <w:r>
+        <w:t>Use the supplied scenario, student illustrations and blank paper. For numeric work, offer counters or a calculator after learners show the setup. Fictional records are supplied; personal data and paid accounts are unnecessary.</w:t>
+      </w:r>
+    </w:p>
+    <w:p>
+      <w:pPr>
+        <w:pStyle w:val="ListBullet"/>
+      </w:pPr>
+      <w:r>
+        <w:t>Target and candidate card records from the lesson, with D and incomplete E added later</w:t>
+      </w:r>
+    </w:p>
+    <w:p>
+      <w:pPr>
+        <w:pStyle w:val="ListBullet"/>
+      </w:pPr>
+      <w:r>
+        <w:t>Counters for colour, shape and texture contributions</w:t>
+      </w:r>
+    </w:p>
+    <w:p>
+      <w:pPr>
+        <w:pStyle w:val="ListBullet"/>
+      </w:pPr>
+      <w:r>
+        <w:t>Book records J, K and L from W4 with feature headings</w:t>
+      </w:r>
+    </w:p>
+    <w:p>
+      <w:pPr>
+        <w:pStyle w:val="Heading2"/>
+      </w:pPr>
+      <w:r>
+        <w:t>Main teaching plan</w:t>
       </w:r>
     </w:p>
     <w:tbl>
@@ -243,9 +390,236 @@
     </w:p>
     <w:p>
       <w:pPr>
+        <w:pStyle w:val="Heading2"/>
+      </w:pPr>
+      <w:r>
+        <w:t>Opening retrieval and readiness</w:t>
+      </w:r>
+    </w:p>
+    <w:p>
+      <w:pPr>
+        <w:spacing w:line="336" w:lineRule="auto" w:after="180"/>
+      </w:pPr>
+      <w:r>
+        <w:rPr>
+          <w:b w:val="0"/>
+        </w:rPr>
+        <w:t>Without opening the old lesson, explain one key idea from Confidence Is Not Correctness. Give an example and a mistake that the idea helps you avoid.</w:t>
+      </w:r>
+    </w:p>
+    <w:p>
+      <w:pPr>
+        <w:spacing w:line="336" w:lineRule="auto" w:after="180"/>
+      </w:pPr>
+      <w:r>
+        <w:rPr>
+          <w:b w:val="0"/>
+        </w:rPr>
+        <w:t xml:space="preserve">Look for: Distinguish a confidence claim from </w:t>
+      </w:r>
+      <w:r>
+        <w:rPr>
+          <w:b/>
+        </w:rPr>
+        <w:t>evidence</w:t>
+      </w:r>
+      <w:r>
+        <w:rPr>
+          <w:b w:val="0"/>
+        </w:rPr>
+        <w:t xml:space="preserve"> that a </w:t>
+      </w:r>
+      <w:r>
+        <w:rPr>
+          <w:b/>
+        </w:rPr>
+        <w:t>prediction</w:t>
+      </w:r>
+      <w:r>
+        <w:rPr>
+          <w:b w:val="0"/>
+        </w:rPr>
+        <w:t xml:space="preserve"> was correct</w:t>
+      </w:r>
+    </w:p>
+    <w:p>
+      <w:pPr>
+        <w:spacing w:line="336" w:lineRule="auto" w:after="180"/>
+      </w:pPr>
+      <w:r>
+        <w:rPr>
+          <w:b w:val="0"/>
+        </w:rPr>
+        <w:t>Reference example, not the only acceptable wording: The learner replaced the documented score meaning with a probability interpretation. Report 80 of 100 feature-match points.</w:t>
+      </w:r>
+    </w:p>
+    <w:p>
+      <w:pPr>
+        <w:spacing w:line="336" w:lineRule="auto" w:after="180"/>
+      </w:pPr>
+      <w:r>
+        <w:rPr>
+          <w:b w:val="0"/>
+        </w:rPr>
+        <w:t>To claim a chance of correctness, a defined probability method and relevant outcome evaluation would be needed.</w:t>
+      </w:r>
+    </w:p>
+    <w:p>
+      <w:pPr>
+        <w:spacing w:line="336" w:lineRule="auto" w:after="180"/>
+      </w:pPr>
+      <w:r>
+        <w:rPr>
+          <w:b w:val="0"/>
+        </w:rPr>
+        <w:t>Without opening the old lesson, explain one key idea from Boundaries and 'Not Sure'. Give an example and a mistake that the idea helps you avoid.</w:t>
+      </w:r>
+    </w:p>
+    <w:p>
+      <w:pPr>
+        <w:spacing w:line="336" w:lineRule="auto" w:after="180"/>
+      </w:pPr>
+      <w:r>
+        <w:rPr>
+          <w:b w:val="0"/>
+        </w:rPr>
+        <w:t xml:space="preserve">Look for: Identify a specific source of uncertainty and explain how it affects a </w:t>
+      </w:r>
+      <w:r>
+        <w:rPr>
+          <w:b/>
+        </w:rPr>
+        <w:t>prediction</w:t>
+      </w:r>
+    </w:p>
+    <w:p>
+      <w:pPr>
+        <w:spacing w:line="336" w:lineRule="auto" w:after="180"/>
+      </w:pPr>
+      <w:r>
+        <w:rPr>
+          <w:b w:val="0"/>
+        </w:rPr>
+        <w:t>Reference example, not the only acceptable wording: The rule and two stated possibilities are known; the actual height is unresolved. At 5 predict short, at 6 predict tall. Inspect the original readable record or remeasure.</w:t>
+      </w:r>
+    </w:p>
+    <w:p>
+      <w:pPr>
+        <w:spacing w:line="336" w:lineRule="auto" w:after="180"/>
+      </w:pPr>
+      <w:r>
+        <w:rPr>
+          <w:b w:val="0"/>
+        </w:rPr>
+        <w:t>Repeating a calculation supplies no new information about which height was recorded.</w:t>
+      </w:r>
+    </w:p>
+    <w:p>
+      <w:pPr>
+        <w:spacing w:line="336" w:lineRule="auto" w:after="180"/>
+      </w:pPr>
+      <w:r>
+        <w:rPr>
+          <w:b w:val="0"/>
+        </w:rPr>
+        <w:t>Without opening the old lesson, explain one key idea from Learning from Examples. Give an example and a mistake that the idea helps you avoid.</w:t>
+      </w:r>
+    </w:p>
+    <w:p>
+      <w:pPr>
+        <w:spacing w:line="336" w:lineRule="auto" w:after="180"/>
+      </w:pPr>
+      <w:r>
+        <w:rPr>
+          <w:b w:val="0"/>
+        </w:rPr>
+        <w:t xml:space="preserve">Look for: Fit a threshold by tracing </w:t>
+      </w:r>
+      <w:r>
+        <w:rPr>
+          <w:b/>
+        </w:rPr>
+        <w:t>prediction</w:t>
+      </w:r>
+      <w:r>
+        <w:rPr>
+          <w:b w:val="0"/>
+        </w:rPr>
+        <w:t xml:space="preserve">s and counting disagreements for every </w:t>
+      </w:r>
+      <w:r>
+        <w:rPr>
+          <w:b/>
+        </w:rPr>
+        <w:t>candidate</w:t>
+      </w:r>
+    </w:p>
+    <w:p>
+      <w:pPr>
+        <w:spacing w:line="336" w:lineRule="auto" w:after="180"/>
+      </w:pPr>
+      <w:r>
+        <w:rPr>
+          <w:b w:val="0"/>
+        </w:rPr>
+        <w:t>Reference example, not the only acceptable wording: Threshold 3 predicts short, tall, tall, tall, disagreeing only at 4 cm: count 1. Threshold 7 predicts short, short, short, tall, disagreeing only at 6 cm: count 1.</w:t>
+      </w:r>
+    </w:p>
+    <w:p>
+      <w:pPr>
+        <w:spacing w:line="336" w:lineRule="auto" w:after="180"/>
+      </w:pPr>
+      <w:r>
+        <w:rPr>
+          <w:b w:val="0"/>
+        </w:rPr>
+        <w:t xml:space="preserve">Reset the tally for each </w:t>
+      </w:r>
+      <w:r>
+        <w:rPr>
+          <w:b/>
+        </w:rPr>
+        <w:t>candidate</w:t>
+      </w:r>
+      <w:r>
+        <w:rPr>
+          <w:b w:val="0"/>
+        </w:rPr>
+        <w:t>.</w:t>
+      </w:r>
+    </w:p>
+    <w:p>
+      <w:pPr>
+        <w:spacing w:line="336" w:lineRule="auto" w:after="180"/>
+      </w:pPr>
+      <w:r>
+        <w:rPr>
+          <w:b w:val="0"/>
+        </w:rPr>
+        <w:t>No. Read the score definition and selected features. Matching-feature points describe a comparison rule, not a probability of suitability.</w:t>
+      </w:r>
+    </w:p>
+    <w:p>
+      <w:pPr>
+        <w:pStyle w:val="Heading2"/>
+      </w:pPr>
+      <w:r>
+        <w:t>Earlier wording, alternatives and picture transcripts · reference / check after trying</w:t>
+      </w:r>
+    </w:p>
+    <w:p>
+      <w:pPr>
         <w:pStyle w:val="Heading3"/>
       </w:pPr>
       <w:r>
+        <w:t>Teach the learning cycle</w:t>
+      </w:r>
+    </w:p>
+    <w:p>
+      <w:pPr>
+        <w:pStyle w:val="Heading3"/>
+      </w:pPr>
+      <w:r>
         <w:t>Retrieval answer guidance</w:t>
       </w:r>
     </w:p>
@@ -259,74 +633,6 @@
     </w:p>
     <w:p>
       <w:pPr>
-        <w:spacing w:line="336" w:lineRule="auto" w:after="180"/>
-      </w:pPr>
-      <w:r>
-        <w:rPr>
-          <w:b w:val="0"/>
-        </w:rPr>
-        <w:t>Without opening the old lesson, explain one key idea from Confidence Is Not Correctness. Give an example and a mistake that the idea helps you avoid.</w:t>
-      </w:r>
-    </w:p>
-    <w:p>
-      <w:pPr>
-        <w:spacing w:line="336" w:lineRule="auto" w:after="180"/>
-      </w:pPr>
-      <w:r>
-        <w:rPr>
-          <w:b w:val="0"/>
-        </w:rPr>
-        <w:t xml:space="preserve">Look for: Distinguish a confidence claim from </w:t>
-      </w:r>
-      <w:r>
-        <w:rPr>
-          <w:b/>
-        </w:rPr>
-        <w:t>evidence</w:t>
-      </w:r>
-      <w:r>
-        <w:rPr>
-          <w:b w:val="0"/>
-        </w:rPr>
-        <w:t xml:space="preserve"> that a </w:t>
-      </w:r>
-      <w:r>
-        <w:rPr>
-          <w:b/>
-        </w:rPr>
-        <w:t>prediction</w:t>
-      </w:r>
-      <w:r>
-        <w:rPr>
-          <w:b w:val="0"/>
-        </w:rPr>
-        <w:t xml:space="preserve"> was correct</w:t>
-      </w:r>
-    </w:p>
-    <w:p>
-      <w:pPr>
-        <w:spacing w:line="336" w:lineRule="auto" w:after="180"/>
-      </w:pPr>
-      <w:r>
-        <w:rPr>
-          <w:b w:val="0"/>
-        </w:rPr>
-        <w:t>Reference example, not the only acceptable wording: The learner replaced the documented score meaning with a probability interpretation. Report 80 of 100 feature-match points.</w:t>
-      </w:r>
-    </w:p>
-    <w:p>
-      <w:pPr>
-        <w:spacing w:line="336" w:lineRule="auto" w:after="180"/>
-      </w:pPr>
-      <w:r>
-        <w:rPr>
-          <w:b w:val="0"/>
-        </w:rPr>
-        <w:t>To claim a chance of correctness, a defined probability method and relevant outcome evaluation would be needed.</w:t>
-      </w:r>
-    </w:p>
-    <w:p>
-      <w:pPr>
         <w:pStyle w:val="Heading3"/>
       </w:pPr>
       <w:r>
@@ -335,134 +641,10 @@
     </w:p>
     <w:p>
       <w:pPr>
-        <w:spacing w:line="336" w:lineRule="auto" w:after="180"/>
-      </w:pPr>
-      <w:r>
-        <w:rPr>
-          <w:b w:val="0"/>
-        </w:rPr>
-        <w:t>Without opening the old lesson, explain one key idea from Boundaries and 'Not Sure'. Give an example and a mistake that the idea helps you avoid.</w:t>
-      </w:r>
-    </w:p>
-    <w:p>
-      <w:pPr>
-        <w:spacing w:line="336" w:lineRule="auto" w:after="180"/>
-      </w:pPr>
-      <w:r>
-        <w:rPr>
-          <w:b w:val="0"/>
-        </w:rPr>
-        <w:t xml:space="preserve">Look for: Identify a specific source of uncertainty and explain how it affects a </w:t>
-      </w:r>
-      <w:r>
-        <w:rPr>
-          <w:b/>
-        </w:rPr>
-        <w:t>prediction</w:t>
-      </w:r>
-    </w:p>
-    <w:p>
-      <w:pPr>
-        <w:spacing w:line="336" w:lineRule="auto" w:after="180"/>
-      </w:pPr>
-      <w:r>
-        <w:rPr>
-          <w:b w:val="0"/>
-        </w:rPr>
-        <w:t>Reference example, not the only acceptable wording: The rule and two stated possibilities are known; the actual height is unresolved. At 5 predict short, at 6 predict tall. Inspect the original readable record or remeasure.</w:t>
-      </w:r>
-    </w:p>
-    <w:p>
-      <w:pPr>
-        <w:spacing w:line="336" w:lineRule="auto" w:after="180"/>
-      </w:pPr>
-      <w:r>
-        <w:rPr>
-          <w:b w:val="0"/>
-        </w:rPr>
-        <w:t>Repeating a calculation supplies no new information about which height was recorded.</w:t>
-      </w:r>
-    </w:p>
-    <w:p>
-      <w:pPr>
         <w:pStyle w:val="Heading3"/>
       </w:pPr>
       <w:r>
         <w:t>Learning from Examples</w:t>
-      </w:r>
-    </w:p>
-    <w:p>
-      <w:pPr>
-        <w:spacing w:line="336" w:lineRule="auto" w:after="180"/>
-      </w:pPr>
-      <w:r>
-        <w:rPr>
-          <w:b w:val="0"/>
-        </w:rPr>
-        <w:t>Without opening the old lesson, explain one key idea from Learning from Examples. Give an example and a mistake that the idea helps you avoid.</w:t>
-      </w:r>
-    </w:p>
-    <w:p>
-      <w:pPr>
-        <w:spacing w:line="336" w:lineRule="auto" w:after="180"/>
-      </w:pPr>
-      <w:r>
-        <w:rPr>
-          <w:b w:val="0"/>
-        </w:rPr>
-        <w:t xml:space="preserve">Look for: Fit a threshold by tracing </w:t>
-      </w:r>
-      <w:r>
-        <w:rPr>
-          <w:b/>
-        </w:rPr>
-        <w:t>prediction</w:t>
-      </w:r>
-      <w:r>
-        <w:rPr>
-          <w:b w:val="0"/>
-        </w:rPr>
-        <w:t xml:space="preserve">s and counting disagreements for every </w:t>
-      </w:r>
-      <w:r>
-        <w:rPr>
-          <w:b/>
-        </w:rPr>
-        <w:t>candidate</w:t>
-      </w:r>
-    </w:p>
-    <w:p>
-      <w:pPr>
-        <w:spacing w:line="336" w:lineRule="auto" w:after="180"/>
-      </w:pPr>
-      <w:r>
-        <w:rPr>
-          <w:b w:val="0"/>
-        </w:rPr>
-        <w:t>Reference example, not the only acceptable wording: Threshold 3 predicts short, tall, tall, tall, disagreeing only at 4 cm: count 1. Threshold 7 predicts short, short, short, tall, disagreeing only at 6 cm: count 1.</w:t>
-      </w:r>
-    </w:p>
-    <w:p>
-      <w:pPr>
-        <w:spacing w:line="336" w:lineRule="auto" w:after="180"/>
-      </w:pPr>
-      <w:r>
-        <w:rPr>
-          <w:b w:val="0"/>
-        </w:rPr>
-        <w:t xml:space="preserve">Reset the tally for each </w:t>
-      </w:r>
-      <w:r>
-        <w:rPr>
-          <w:b/>
-        </w:rPr>
-        <w:t>candidate</w:t>
-      </w:r>
-      <w:r>
-        <w:rPr>
-          <w:b w:val="0"/>
-        </w:rPr>
-        <w:t>.</w:t>
       </w:r>
     </w:p>
     <w:p>
@@ -647,6 +829,11 @@
       </w:r>
     </w:p>
     <w:p>
+      <w:r>
+        <w:t>This compact option is not the full-week schedule. Use the main teaching cycle and allow extra sessions for the investigation, independent work and project.</w:t>
+      </w:r>
+    </w:p>
+    <w:p>
       <w:pPr>
         <w:spacing w:line="336" w:lineRule="auto" w:after="180"/>
       </w:pPr>
@@ -654,7 +841,7 @@
         <w:rPr>
           <w:b w:val="0"/>
         </w:rPr>
-        <w:t>Use the supplied scenario, student illustrations and blank paper. For numeric work, offer counters or a calculator after learners show the setup. Fictional records are supplied; personal data and paid accounts are unnecessary.</w:t>
+        <w:t>Allow 80 minutes: recall 8; explanation 12; worked demonstration 15; guided practice 20; independent assessment 15; project and reflection 10. Extend the lab into a second session when needed.</w:t>
       </w:r>
     </w:p>
     <w:p>
@@ -662,32 +849,55 @@
         <w:pStyle w:val="Heading3"/>
       </w:pPr>
       <w:r>
-        <w:t>Alternative compact allocation</w:t>
-      </w:r>
-    </w:p>
-    <w:p>
-      <w:r>
-        <w:t>This compact option is not the full-week schedule. Use the main teaching cycle and allow extra sessions for the investigation, independent work and project.</w:t>
+        <w:t>Preparation for the connected explanation</w:t>
+      </w:r>
+    </w:p>
+    <w:p>
+      <w:pPr>
+        <w:pStyle w:val="Heading3"/>
+      </w:pPr>
+      <w:r>
+        <w:t>Readiness answer</w:t>
+      </w:r>
+    </w:p>
+    <w:p>
+      <w:pPr>
+        <w:pStyle w:val="Heading3"/>
+      </w:pPr>
+      <w:r>
+        <w:t>End goal for the pictorial case</w:t>
       </w:r>
     </w:p>
     <w:p>
       <w:pPr>
         <w:spacing w:line="336" w:lineRule="auto" w:after="180"/>
-        <w:shd w:fill="F1F6F8"/>
-      </w:pPr>
-      <w:r>
-        <w:rPr>
-          <w:b w:val="0"/>
-        </w:rPr>
-        <w:t>Allow 80 minutes: recall 8; explanation 12; worked demonstration 15; guided practice 20; independent assessment 15; project and reflection 10. Extend the lab into a second session when needed.</w:t>
-      </w:r>
-    </w:p>
-    <w:p>
-      <w:pPr>
-        <w:pStyle w:val="Heading3"/>
-      </w:pPr>
-      <w:r>
-        <w:t>Preparation for the connected explanation</w:t>
+      </w:pPr>
+      <w:r>
+        <w:rPr>
+          <w:b w:val="0"/>
+        </w:rPr>
+        <w:t>This added worked case illustrates the week’s main idea. Retain all original and connected topics; schedule its practice within the teaching cycle.</w:t>
+      </w:r>
+    </w:p>
+    <w:p>
+      <w:pPr>
+        <w:pStyle w:val="Heading1"/>
+      </w:pPr>
+      <w:r>
+        <w:t>02. Teach similarity as a declared comparison</w:t>
+      </w:r>
+    </w:p>
+    <w:p>
+      <w:r>
+        <w:t>Keep Basic1 and Craft2 named because the same candidate letters have different records in the two examples.</w:t>
+      </w:r>
+    </w:p>
+    <w:p>
+      <w:pPr>
+        <w:pStyle w:val="Heading2"/>
+      </w:pPr>
+      <w:r>
+        <w:t>Begin with Basic1’s features and complete records</w:t>
       </w:r>
     </w:p>
     <w:p>
@@ -698,43 +908,328 @@
         <w:rPr>
           <w:b w:val="0"/>
         </w:rPr>
-        <w:t xml:space="preserve">Treat </w:t>
+        <w:t>Two objects can be alike in colour and different in shape. A computer comparison needs a precise answer to similar in what way. Select features, state how their values are compared, and define what a larger score means.</w:t>
+      </w:r>
+    </w:p>
+    <w:p>
+      <w:pPr>
+        <w:spacing w:line="336" w:lineRule="auto" w:after="180"/>
+      </w:pPr>
+      <w:r>
+        <w:rPr>
+          <w:b w:val="0"/>
+        </w:rPr>
+        <w:t>The result belongs to that rule; it is not a universal judgment about the objects.</w:t>
+      </w:r>
+    </w:p>
+    <w:p>
+      <w:pPr>
+        <w:spacing w:line="336" w:lineRule="auto" w:after="180"/>
+      </w:pPr>
+      <w:r>
+        <w:rPr>
+          <w:b w:val="0"/>
+        </w:rPr>
+        <w:t xml:space="preserve">Our target card is red, round and smooth. Three </w:t>
       </w:r>
       <w:r>
         <w:rPr>
           <w:b/>
         </w:rPr>
-        <w:t>similarity</w:t>
-      </w:r>
-      <w:r>
-        <w:rPr>
-          <w:b w:val="0"/>
-        </w:rPr>
-        <w:t xml:space="preserve"> as a defined computation with a purpose. This week uses exact category matching and whole-number </w:t>
+        <w:t>candidate</w:t>
+      </w:r>
+      <w:r>
+        <w:rPr>
+          <w:b w:val="0"/>
+        </w:rPr>
+        <w:t xml:space="preserve"> cards are A: red, round, rough; B: blue, square, smooth; C: red, square, rough.</w:t>
+      </w:r>
+    </w:p>
+    <w:p>
+      <w:pPr>
+        <w:spacing w:line="336" w:lineRule="auto" w:after="180"/>
+      </w:pPr>
+      <w:r>
+        <w:rPr>
+          <w:b w:val="0"/>
+        </w:rPr>
+        <w:t>First give one point for each feature that exactly matches the target and zero for each known mismatch. Add the points. Colour, shape and texture are the only selected features.</w:t>
+      </w:r>
+    </w:p>
+    <w:p>
+      <w:pPr>
+        <w:spacing w:line="336" w:lineRule="auto" w:after="180"/>
+      </w:pPr>
+      <w:r>
+        <w:rPr>
+          <w:b w:val="0"/>
+        </w:rPr>
+        <w:t>This paper exercise uses complete category values with agreed spelling. Real records can be missing or uncertain. Do not silently treat an unknown texture as a known mismatch or copy a value from the target.</w:t>
+      </w:r>
+    </w:p>
+    <w:p>
+      <w:pPr>
+        <w:spacing w:line="336" w:lineRule="auto" w:after="180"/>
+      </w:pPr>
+      <w:r>
+        <w:rPr>
+          <w:b w:val="0"/>
+        </w:rPr>
+        <w:t>First identify whether the information supports the comparison.</w:t>
+      </w:r>
+    </w:p>
+    <w:p>
+      <w:pPr>
+        <w:pStyle w:val="Heading2"/>
+      </w:pPr>
+      <w:r>
+        <w:t>Trace contributions and qualify the first winner</w:t>
+      </w:r>
+    </w:p>
+    <w:p>
+      <w:pPr>
+        <w:spacing w:line="336" w:lineRule="auto" w:after="180"/>
+      </w:pPr>
+      <w:r>
+        <w:rPr>
+          <w:b w:val="0"/>
+        </w:rPr>
+        <w:t>A receives 1 for colour, 1 for shape and 0 for texture: total 2. B receives 0, 0 and 1: total 1. C receives 1, 0 and 0: total 1. Record the contributions, not just the totals, so another learner can check the computation.</w:t>
+      </w:r>
+    </w:p>
+    <w:p>
+      <w:pPr>
+        <w:spacing w:line="336" w:lineRule="auto" w:after="180"/>
+      </w:pPr>
+      <w:r>
+        <w:rPr>
+          <w:b w:val="0"/>
+        </w:rPr>
+        <w:t xml:space="preserve">A is most similar among these three </w:t>
       </w:r>
       <w:r>
         <w:rPr>
           <w:b/>
         </w:rPr>
+        <w:t>candidate</w:t>
+      </w:r>
+      <w:r>
+        <w:rPr>
+          <w:b w:val="0"/>
+        </w:rPr>
+        <w:t xml:space="preserve">s under this rule. That sentence names the </w:t>
+      </w:r>
+      <w:r>
+        <w:rPr>
+          <w:b/>
+        </w:rPr>
+        <w:t>candidate</w:t>
+      </w:r>
+      <w:r>
+        <w:rPr>
+          <w:b w:val="0"/>
+        </w:rPr>
+        <w:t xml:space="preserve"> set and the rule.</w:t>
+      </w:r>
+    </w:p>
+    <w:p>
+      <w:pPr>
+        <w:spacing w:line="336" w:lineRule="auto" w:after="180"/>
+      </w:pPr>
+      <w:r>
+        <w:rPr>
+          <w:b w:val="0"/>
+        </w:rPr>
+        <w:t>It does not say A is identical to the target, has the right texture or will be the best choice for a task that needs smooth material.</w:t>
+      </w:r>
+    </w:p>
+    <w:p>
+      <w:pPr>
+        <w:pStyle w:val="Heading2"/>
+      </w:pPr>
+      <w:r>
+        <w:t>Model the separate Craft2 comparison</w:t>
+      </w:r>
+    </w:p>
+    <w:p>
+      <w:pPr>
+        <w:spacing w:line="336" w:lineRule="auto" w:after="180"/>
+      </w:pPr>
+      <w:r>
+        <w:rPr>
+          <w:b w:val="0"/>
+        </w:rPr>
+        <w:t xml:space="preserve">A fictional craft-card matcher compares each </w:t>
+      </w:r>
+      <w:r>
+        <w:rPr>
+          <w:b/>
+        </w:rPr>
+        <w:t>candidate</w:t>
+      </w:r>
+      <w:r>
+        <w:rPr>
+          <w:b w:val="0"/>
+        </w:rPr>
+        <w:t xml:space="preserve"> with a target.</w:t>
+      </w:r>
+    </w:p>
+    <w:p>
+      <w:pPr>
+        <w:spacing w:line="336" w:lineRule="auto" w:after="180"/>
+      </w:pPr>
+      <w:r>
+        <w:rPr>
+          <w:b w:val="0"/>
+        </w:rPr>
+        <w:t>Target: red, round, smooth. A: red,square,smooth. B: blue,round,smooth. C: red,round,rough.</w:t>
+      </w:r>
+    </w:p>
+    <w:p>
+      <w:pPr>
+        <w:spacing w:line="336" w:lineRule="auto" w:after="180"/>
+      </w:pPr>
+      <w:r>
+        <w:rPr>
+          <w:b w:val="0"/>
+        </w:rPr>
+        <w:t xml:space="preserve">Initially each exact </w:t>
+      </w:r>
+      <w:r>
+        <w:rPr>
+          <w:b/>
+        </w:rPr>
+        <w:t>feature match</w:t>
+      </w:r>
+      <w:r>
+        <w:rPr>
+          <w:b w:val="0"/>
+        </w:rPr>
+        <w:t xml:space="preserve"> scores 1; return all highest scorers.</w:t>
+      </w:r>
+    </w:p>
+    <w:p>
+      <w:pPr>
+        <w:spacing w:line="336" w:lineRule="auto" w:after="180"/>
+      </w:pPr>
+      <w:r>
+        <w:rPr>
+          <w:b w:val="0"/>
+        </w:rPr>
+        <w:t>For the second comparison only, colour and shape matches score 1 each and a texture match scores 3.</w:t>
+      </w:r>
+    </w:p>
+    <w:p>
+      <w:r>
+        <w:drawing>
+          <wp:inline xmlns:a="http://schemas.openxmlformats.org/drawingml/2006/main" xmlns:pic="http://schemas.openxmlformats.org/drawingml/2006/picture">
+            <wp:extent cx="5486400" cy="3617976"/>
+            <wp:docPr id="1" name="Picture 1" descr="Declared weights change similarity. A: All weights 1 = 2, Texture weight 3 = 4. B: All weights 1 = 2, Texture weight 3 = 4. C: All weights 1 = 2, Texture weight 3 = 2."/>
+            <wp:cNvGraphicFramePr>
+              <a:graphicFrameLocks noChangeAspect="1"/>
+            </wp:cNvGraphicFramePr>
+            <a:graphic>
+              <a:graphicData uri="http://schemas.openxmlformats.org/drawingml/2006/picture">
+                <pic:pic>
+                  <pic:nvPicPr>
+                    <pic:cNvPr id="0" name="academy-story-ai-1-19-03.png"/>
+                    <pic:cNvPicPr/>
+                  </pic:nvPicPr>
+                  <pic:blipFill>
+                    <a:blip r:embed="rId9"/>
+                    <a:stretch>
+                      <a:fillRect/>
+                    </a:stretch>
+                  </pic:blipFill>
+                  <pic:spPr>
+                    <a:xfrm>
+                      <a:off x="0" y="0"/>
+                      <a:ext cx="5486400" cy="3617976"/>
+                    </a:xfrm>
+                    <a:prstGeom prst="rect"/>
+                  </pic:spPr>
+                </pic:pic>
+              </a:graphicData>
+            </a:graphic>
+          </wp:inline>
+        </w:drawing>
+      </w:r>
+    </w:p>
+    <w:p>
+      <w:r>
+        <w:drawing>
+          <wp:inline xmlns:a="http://schemas.openxmlformats.org/drawingml/2006/main" xmlns:pic="http://schemas.openxmlformats.org/drawingml/2006/picture">
+            <wp:extent cx="5486400" cy="4005072"/>
+            <wp:docPr id="2" name="Picture 2" descr="Target features: Compare colour, shape and texture separately. → Equal weights: A matches colour+texture=2; B shape+texture=2; C colour+shape=2. → Initial result: All three tie at 2. → Texture weight 3: New scores A=4, B=4, C=2; A and B remain tied."/>
+            <wp:cNvGraphicFramePr>
+              <a:graphicFrameLocks noChangeAspect="1"/>
+            </wp:cNvGraphicFramePr>
+            <a:graphic>
+              <a:graphicData uri="http://schemas.openxmlformats.org/drawingml/2006/picture">
+                <pic:pic>
+                  <pic:nvPicPr>
+                    <pic:cNvPr id="0" name="academy-story-ai-1-19-02.png"/>
+                    <pic:cNvPicPr/>
+                  </pic:nvPicPr>
+                  <pic:blipFill>
+                    <a:blip r:embed="rId10"/>
+                    <a:stretch>
+                      <a:fillRect/>
+                    </a:stretch>
+                  </pic:blipFill>
+                  <pic:spPr>
+                    <a:xfrm>
+                      <a:off x="0" y="0"/>
+                      <a:ext cx="5486400" cy="4005072"/>
+                    </a:xfrm>
+                    <a:prstGeom prst="rect"/>
+                  </pic:spPr>
+                </pic:pic>
+              </a:graphicData>
+            </a:graphic>
+          </wp:inline>
+        </w:drawing>
+      </w:r>
+    </w:p>
+    <w:p>
+      <w:pPr>
+        <w:spacing w:line="336" w:lineRule="auto" w:after="180"/>
+      </w:pPr>
+      <w:r>
+        <w:rPr>
+          <w:b/>
+        </w:rPr>
+        <w:t>Similarity</w:t>
+      </w:r>
+      <w:r>
+        <w:rPr>
+          <w:b w:val="0"/>
+        </w:rPr>
+        <w:t xml:space="preserve"> is defined by the chosen representation and </w:t>
+      </w:r>
+      <w:r>
+        <w:rPr>
+          <w:b/>
+        </w:rPr>
         <w:t>weight</w:t>
       </w:r>
       <w:r>
         <w:rPr>
           <w:b w:val="0"/>
         </w:rPr>
-        <w:t xml:space="preserve">s, avoiding formal </w:t>
+        <w:t xml:space="preserve">s. The cards did not change when texture gained </w:t>
       </w:r>
       <w:r>
         <w:rPr>
           <w:b/>
         </w:rPr>
-        <w:t>distance</w:t>
-      </w:r>
-      <w:r>
-        <w:rPr>
-          <w:b w:val="0"/>
-        </w:rPr>
-        <w:t xml:space="preserve"> geometry. Keep ranking, probability and eligibility distinct.</w:t>
+        <w:t>weight</w:t>
+      </w:r>
+      <w:r>
+        <w:rPr>
+          <w:b w:val="0"/>
+        </w:rPr>
+        <w:t>; the comparison rule did. Two high scores need not mean two identical cards.</w:t>
       </w:r>
     </w:p>
     <w:p>
@@ -745,15 +1240,47 @@
         <w:rPr>
           <w:b w:val="0"/>
         </w:rPr>
-        <w:t>Students should be able to explain changes in results from the feature contributions rather than memorise a winning item.</w:t>
-      </w:r>
-    </w:p>
-    <w:p>
-      <w:pPr>
-        <w:pStyle w:val="Heading3"/>
-      </w:pPr>
-      <w:r>
-        <w:t>Readiness answer</w:t>
+        <w:t>A complete rule also says what to do with tied scores, rather than choosing whichever appears first by accident.</w:t>
+      </w:r>
+    </w:p>
+    <w:p>
+      <w:pPr>
+        <w:pStyle w:val="Heading2"/>
+      </w:pPr>
+      <w:r>
+        <w:t>Change Craft2’s target texture with original weights</w:t>
+      </w:r>
+    </w:p>
+    <w:p>
+      <w:pPr>
+        <w:pStyle w:val="ListNumber"/>
+      </w:pPr>
+      <w:r>
+        <w:t>Change: Keep original weights but change the target texture to rough.</w:t>
+      </w:r>
+    </w:p>
+    <w:p>
+      <w:pPr>
+        <w:pStyle w:val="ListNumber"/>
+      </w:pPr>
+      <w:r>
+        <w:t>Prediction: C scores 3; A and B each score 1.</w:t>
+      </w:r>
+    </w:p>
+    <w:p>
+      <w:pPr>
+        <w:pStyle w:val="ListNumber"/>
+      </w:pPr>
+      <w:r>
+        <w:t>Reason: C now matches all three target features; the others lose their smooth-texture match.</w:t>
+      </w:r>
+    </w:p>
+    <w:p>
+      <w:pPr>
+        <w:pStyle w:val="Heading2"/>
+      </w:pPr>
+      <w:r>
+        <w:t>Limit the suitability claim</w:t>
       </w:r>
     </w:p>
     <w:p>
@@ -764,965 +1291,15 @@
         <w:rPr>
           <w:b w:val="0"/>
         </w:rPr>
-        <w:t>No. Read the score definition and selected features. Matching-feature points describe a comparison rule, not a probability of suitability.</w:t>
-      </w:r>
-    </w:p>
-    <w:p>
-      <w:pPr>
-        <w:spacing w:line="336" w:lineRule="auto" w:after="180"/>
-      </w:pPr>
-      <w:r>
-        <w:rPr>
-          <w:b w:val="0"/>
-        </w:rPr>
-        <w:t xml:space="preserve">Target and </w:t>
-      </w:r>
-      <w:r>
-        <w:rPr>
-          <w:b/>
-        </w:rPr>
-        <w:t>candidate</w:t>
-      </w:r>
-      <w:r>
-        <w:rPr>
-          <w:b w:val="0"/>
-        </w:rPr>
-        <w:t xml:space="preserve"> card records from the lesson, with D and incomplete E added later</w:t>
-      </w:r>
-    </w:p>
-    <w:p>
-      <w:pPr>
-        <w:spacing w:line="336" w:lineRule="auto" w:after="180"/>
-      </w:pPr>
-      <w:r>
-        <w:rPr>
-          <w:b w:val="0"/>
-        </w:rPr>
-        <w:t>Counters for colour, shape and texture contributions</w:t>
-      </w:r>
-    </w:p>
-    <w:p>
-      <w:pPr>
-        <w:spacing w:line="336" w:lineRule="auto" w:after="180"/>
-      </w:pPr>
-      <w:r>
-        <w:rPr>
-          <w:b w:val="0"/>
-        </w:rPr>
-        <w:t>Book records J, K and L from W4 with feature headings</w:t>
-      </w:r>
-    </w:p>
-    <w:p>
-      <w:pPr>
-        <w:pStyle w:val="Heading3"/>
-      </w:pPr>
-      <w:r>
-        <w:t>End goal for the pictorial case</w:t>
-      </w:r>
-    </w:p>
-    <w:p>
-      <w:pPr>
-        <w:spacing w:line="336" w:lineRule="auto" w:after="180"/>
-      </w:pPr>
-      <w:r>
-        <w:rPr>
-          <w:b w:val="0"/>
-        </w:rPr>
-        <w:t xml:space="preserve">By the end, I can calculate </w:t>
-      </w:r>
-      <w:r>
-        <w:rPr>
-          <w:b/>
-        </w:rPr>
-        <w:t>similarity</w:t>
-      </w:r>
-      <w:r>
-        <w:rPr>
-          <w:b w:val="0"/>
-        </w:rPr>
-        <w:t xml:space="preserve"> under a declared feature rule and explain a changed ranking.</w:t>
-      </w:r>
-    </w:p>
-    <w:p>
-      <w:pPr>
-        <w:spacing w:line="336" w:lineRule="auto" w:after="180"/>
-      </w:pPr>
-      <w:r>
-        <w:rPr>
-          <w:b w:val="0"/>
-        </w:rPr>
-        <w:t>This added worked case illustrates the week’s main idea. Retain all original and connected topics; schedule its practice within the teaching cycle.</w:t>
-      </w:r>
-    </w:p>
-    <w:p>
-      <w:pPr>
-        <w:pStyle w:val="Heading1"/>
-      </w:pPr>
-      <w:r>
-        <w:t>02. Explain the mechanism</w:t>
-      </w:r>
-    </w:p>
-    <w:p>
-      <w:r>
-        <w:t>Model Similarity using the supplied case, labelled mechanism and reasoning. Make the scope of each conclusion explicit.</w:t>
-      </w:r>
-    </w:p>
-    <w:p>
-      <w:pPr>
-        <w:spacing w:line="336" w:lineRule="auto" w:after="180"/>
-      </w:pPr>
-      <w:r>
-        <w:rPr>
-          <w:b w:val="0"/>
-        </w:rPr>
-        <w:t>Follow the information instead of imagining magic inside the machine.</w:t>
-      </w:r>
-    </w:p>
-    <w:p>
-      <w:pPr>
-        <w:pStyle w:val="Heading3"/>
-      </w:pPr>
-      <w:r>
-        <w:t>1. Input — information entering</w:t>
-      </w:r>
-    </w:p>
-    <w:p>
-      <w:pPr>
-        <w:spacing w:line="336" w:lineRule="auto" w:after="180"/>
-        <w:shd w:fill="F4F9FC"/>
-      </w:pPr>
-      <w:r>
-        <w:rPr>
-          <w:b/>
-        </w:rPr>
-        <w:t>INPUT</w:t>
-      </w:r>
-      <w:r>
-        <w:rPr>
-          <w:b w:val="0"/>
-        </w:rPr>
-        <w:t xml:space="preserve"> represented traits for </w:t>
-      </w:r>
-      <w:r>
-        <w:rPr>
-          <w:b/>
-        </w:rPr>
-        <w:t>candidate</w:t>
-      </w:r>
-      <w:r>
-        <w:rPr>
-          <w:b w:val="0"/>
-        </w:rPr>
-        <w:t xml:space="preserve"> items</w:t>
-      </w:r>
-    </w:p>
-    <w:p>
-      <w:pPr>
-        <w:pStyle w:val="Heading3"/>
-      </w:pPr>
-      <w:r>
-        <w:t>2. Process — the deciding step</w:t>
-      </w:r>
-    </w:p>
-    <w:p>
-      <w:pPr>
-        <w:spacing w:line="336" w:lineRule="auto" w:after="180"/>
-        <w:shd w:fill="F4F9FC"/>
-      </w:pPr>
-      <w:r>
-        <w:rPr>
-          <w:b/>
-        </w:rPr>
-        <w:t>PROCESS</w:t>
-      </w:r>
-      <w:r>
-        <w:rPr>
-          <w:b w:val="0"/>
-        </w:rPr>
-        <w:t xml:space="preserve"> compare </w:t>
-      </w:r>
-      <w:r>
-        <w:rPr>
-          <w:b/>
-        </w:rPr>
-        <w:t>distance</w:t>
-      </w:r>
-      <w:r>
-        <w:rPr>
-          <w:b w:val="0"/>
-        </w:rPr>
-        <w:t>s using selected features</w:t>
-      </w:r>
-    </w:p>
-    <w:p>
-      <w:pPr>
-        <w:pStyle w:val="Heading3"/>
-      </w:pPr>
-      <w:r>
-        <w:t>3. Output — the result</w:t>
-      </w:r>
-    </w:p>
-    <w:p>
-      <w:pPr>
-        <w:spacing w:line="336" w:lineRule="auto" w:after="180"/>
-        <w:shd w:fill="F4F9FC"/>
-      </w:pPr>
-      <w:r>
-        <w:rPr>
-          <w:b/>
-        </w:rPr>
-        <w:t>OUTPUT</w:t>
-      </w:r>
-      <w:r>
-        <w:rPr>
-          <w:b w:val="0"/>
-        </w:rPr>
-        <w:t xml:space="preserve"> nearest or most similar items</w:t>
-      </w:r>
-    </w:p>
-    <w:p>
-      <w:pPr>
-        <w:pStyle w:val="Heading3"/>
-      </w:pPr>
-      <w:r>
-        <w:t>Key idea</w:t>
-      </w:r>
-    </w:p>
-    <w:p>
-      <w:pPr>
-        <w:spacing w:line="336" w:lineRule="auto" w:after="180"/>
-        <w:shd w:fill="EDF7F3"/>
-      </w:pPr>
-      <w:r>
-        <w:rPr>
-          <w:b w:val="0"/>
-        </w:rPr>
-        <w:t>CORE IDEA Recommendations often begin by comparing selected traits, not whole objects.</w:t>
-      </w:r>
-    </w:p>
-    <w:p>
-      <w:pPr>
-        <w:pStyle w:val="Heading3"/>
-      </w:pPr>
-      <w:r>
-        <w:t>How the mechanism works</w:t>
-      </w:r>
-    </w:p>
-    <w:p>
-      <w:pPr>
-        <w:spacing w:line="336" w:lineRule="auto" w:after="180"/>
-        <w:shd w:fill="F1F6F8"/>
-      </w:pPr>
-      <w:r>
-        <w:rPr>
-          <w:b w:val="0"/>
-        </w:rPr>
-        <w:t xml:space="preserve">UNDER THE HOOD </w:t>
-      </w:r>
-      <w:r>
-        <w:rPr>
-          <w:b/>
-        </w:rPr>
-        <w:t>Similarity</w:t>
-      </w:r>
-      <w:r>
-        <w:rPr>
-          <w:b w:val="0"/>
-        </w:rPr>
-        <w:t xml:space="preserve"> is a designed measure over represented features. </w:t>
-      </w:r>
-      <w:r>
-        <w:rPr>
-          <w:b/>
-        </w:rPr>
-        <w:t>Distance</w:t>
-      </w:r>
-      <w:r>
-        <w:rPr>
-          <w:b w:val="0"/>
-        </w:rPr>
-        <w:t xml:space="preserve"> changes with feature selection, scaling, </w:t>
-      </w:r>
-      <w:r>
-        <w:rPr>
-          <w:b/>
-        </w:rPr>
-        <w:t>weight</w:t>
-      </w:r>
-      <w:r>
-        <w:rPr>
-          <w:b w:val="0"/>
-        </w:rPr>
-        <w:t>ing, and missing values. Nearest does not mean identical, best, or fair.</w:t>
-      </w:r>
-    </w:p>
-    <w:p>
-      <w:pPr>
-        <w:spacing w:line="336" w:lineRule="auto" w:after="180"/>
-      </w:pPr>
-      <w:r>
-        <w:rPr>
-          <w:b w:val="0"/>
-        </w:rPr>
-        <w:t>Draw a fresh example with all three stages:</w:t>
-      </w:r>
-    </w:p>
-    <w:p>
-      <w:pPr>
-        <w:spacing w:line="336" w:lineRule="auto" w:after="180"/>
-      </w:pPr>
-      <w:r>
-        <w:rPr>
-          <w:b w:val="0"/>
-        </w:rPr>
-        <w:t xml:space="preserve">Every step connects a claim to observable </w:t>
-      </w:r>
-      <w:r>
-        <w:rPr>
-          <w:b/>
-        </w:rPr>
-        <w:t>evidence</w:t>
-      </w:r>
-      <w:r>
-        <w:rPr>
-          <w:b w:val="0"/>
-        </w:rPr>
-        <w:t>.</w:t>
-      </w:r>
-    </w:p>
-    <w:p>
-      <w:pPr>
-        <w:pStyle w:val="Heading3"/>
-      </w:pPr>
-      <w:r>
-        <w:t>The case to investigate</w:t>
-      </w:r>
-    </w:p>
-    <w:p>
-      <w:pPr>
-        <w:spacing w:line="336" w:lineRule="auto" w:after="180"/>
-        <w:shd w:fill="F1F6FC"/>
-      </w:pPr>
-      <w:r>
-        <w:rPr>
-          <w:b w:val="0"/>
-        </w:rPr>
-        <w:t>CASE A book can be nearest to another by reading level, topic, length, or mood; the chosen features and scales determine the neighbor.</w:t>
-      </w:r>
-    </w:p>
-    <w:p>
-      <w:pPr>
-        <w:pStyle w:val="Heading3"/>
-      </w:pPr>
-      <w:r>
-        <w:t>Step 1</w:t>
-      </w:r>
-    </w:p>
-    <w:p>
-      <w:pPr>
-        <w:spacing w:line="336" w:lineRule="auto" w:after="180"/>
-        <w:shd w:fill="F4F9FC"/>
-      </w:pPr>
-      <w:r>
-        <w:rPr>
-          <w:b w:val="0"/>
-        </w:rPr>
-        <w:t xml:space="preserve">STEP 1 — OBSERVE represented traits for </w:t>
-      </w:r>
-      <w:r>
-        <w:rPr>
-          <w:b/>
-        </w:rPr>
-        <w:t>candidate</w:t>
-      </w:r>
-      <w:r>
-        <w:rPr>
-          <w:b w:val="0"/>
-        </w:rPr>
-        <w:t xml:space="preserve"> items</w:t>
-      </w:r>
-    </w:p>
-    <w:p>
-      <w:pPr>
-        <w:pStyle w:val="Heading3"/>
-      </w:pPr>
-      <w:r>
-        <w:t>Step 2</w:t>
-      </w:r>
-    </w:p>
-    <w:p>
-      <w:pPr>
-        <w:spacing w:line="336" w:lineRule="auto" w:after="180"/>
-        <w:shd w:fill="F4F9FC"/>
-      </w:pPr>
-      <w:r>
-        <w:rPr>
-          <w:b w:val="0"/>
-        </w:rPr>
-        <w:t xml:space="preserve">STEP 2 — TRACE compare </w:t>
-      </w:r>
-      <w:r>
-        <w:rPr>
-          <w:b/>
-        </w:rPr>
-        <w:t>distance</w:t>
-      </w:r>
-      <w:r>
-        <w:rPr>
-          <w:b w:val="0"/>
-        </w:rPr>
-        <w:t>s using selected features</w:t>
-      </w:r>
-    </w:p>
-    <w:p>
-      <w:pPr>
-        <w:pStyle w:val="Heading3"/>
-      </w:pPr>
-      <w:r>
-        <w:t>Step 3</w:t>
-      </w:r>
-    </w:p>
-    <w:p>
-      <w:pPr>
-        <w:spacing w:line="336" w:lineRule="auto" w:after="180"/>
-        <w:shd w:fill="F4F9FC"/>
-      </w:pPr>
-      <w:r>
-        <w:rPr>
-          <w:b w:val="0"/>
-        </w:rPr>
-        <w:t>STEP 3 — CONCLUDE nearest or most similar items</w:t>
-      </w:r>
-    </w:p>
-    <w:p>
-      <w:pPr>
-        <w:pStyle w:val="Heading3"/>
-      </w:pPr>
-      <w:r>
-        <w:t>Model answer</w:t>
-      </w:r>
-    </w:p>
-    <w:p>
-      <w:pPr>
-        <w:spacing w:line="336" w:lineRule="auto" w:after="180"/>
-        <w:shd w:fill="F1F6FC"/>
-      </w:pPr>
-      <w:r>
-        <w:rPr>
-          <w:b w:val="0"/>
-        </w:rPr>
-        <w:t xml:space="preserve">MODEL REASONING Plot items consistently, define how each axis is measured, and compare </w:t>
-      </w:r>
-      <w:r>
-        <w:rPr>
-          <w:b/>
-        </w:rPr>
-        <w:t>distance</w:t>
-      </w:r>
-      <w:r>
-        <w:rPr>
-          <w:b w:val="0"/>
-        </w:rPr>
-        <w:t xml:space="preserve">s. A different axis or </w:t>
-      </w:r>
-      <w:r>
-        <w:rPr>
-          <w:b/>
-        </w:rPr>
-        <w:t>weight</w:t>
-      </w:r>
-      <w:r>
-        <w:rPr>
-          <w:b w:val="0"/>
-        </w:rPr>
-        <w:t xml:space="preserve"> can change the nearest item without any item moving in the real world.</w:t>
-      </w:r>
-    </w:p>
-    <w:p>
-      <w:pPr>
-        <w:pStyle w:val="Heading3"/>
-      </w:pPr>
-      <w:r>
-        <w:t>A claim to avoid</w:t>
-      </w:r>
-    </w:p>
-    <w:p>
-      <w:pPr>
-        <w:spacing w:line="336" w:lineRule="auto" w:after="180"/>
-        <w:shd w:fill="FFF5E6"/>
-      </w:pPr>
-      <w:r>
-        <w:rPr>
-          <w:b w:val="0"/>
-        </w:rPr>
-        <w:t xml:space="preserve">DO NOT OVERCLAIM </w:t>
-      </w:r>
-      <w:r>
-        <w:rPr>
-          <w:b/>
-        </w:rPr>
-        <w:t>Similarity</w:t>
-      </w:r>
-      <w:r>
-        <w:rPr>
-          <w:b w:val="0"/>
-        </w:rPr>
-        <w:t xml:space="preserve"> is a tool designed for a purpose, not a universal property.</w:t>
-      </w:r>
-    </w:p>
-    <w:p>
-      <w:pPr>
-        <w:spacing w:line="336" w:lineRule="auto" w:after="180"/>
-        <w:shd w:fill="F5F1FB"/>
-      </w:pPr>
-      <w:r>
-        <w:rPr>
-          <w:b w:val="0"/>
-        </w:rPr>
-        <w:t xml:space="preserve">What new </w:t>
-      </w:r>
-      <w:r>
-        <w:rPr>
-          <w:b/>
-        </w:rPr>
-        <w:t>evidence</w:t>
-      </w:r>
-      <w:r>
-        <w:rPr>
-          <w:b w:val="0"/>
-        </w:rPr>
-        <w:t xml:space="preserve"> could change this answer?</w:t>
-      </w:r>
-    </w:p>
-    <w:p>
-      <w:pPr>
-        <w:pStyle w:val="Heading3"/>
-      </w:pPr>
-      <w:r>
-        <w:t>Concrete teaching case</w:t>
-      </w:r>
-    </w:p>
-    <w:p>
-      <w:pPr>
-        <w:pStyle w:val="Heading3"/>
-      </w:pPr>
-      <w:r>
-        <w:t>The teaching case</w:t>
-      </w:r>
-    </w:p>
-    <w:p>
-      <w:pPr>
-        <w:spacing w:line="336" w:lineRule="auto" w:after="180"/>
-        <w:shd w:fill="F1F6FC"/>
-      </w:pPr>
-      <w:r>
-        <w:rPr>
-          <w:b w:val="0"/>
-        </w:rPr>
-        <w:t>Book A has animals and adventure; B has animals only; C has neither. A reader wants both traits.</w:t>
-      </w:r>
-    </w:p>
-    <w:p>
-      <w:pPr>
-        <w:pStyle w:val="Heading3"/>
-      </w:pPr>
-      <w:r>
-        <w:t>The teaching case</w:t>
-      </w:r>
-    </w:p>
-    <w:p>
-      <w:pPr>
-        <w:spacing w:line="336" w:lineRule="auto" w:after="180"/>
-        <w:shd w:fill="F1F6FC"/>
-      </w:pPr>
-      <w:r>
-        <w:rPr>
-          <w:b w:val="0"/>
-        </w:rPr>
-        <w:t>Rank by number of matching traits.</w:t>
-      </w:r>
-    </w:p>
-    <w:p>
-      <w:pPr>
-        <w:pStyle w:val="Heading3"/>
-      </w:pPr>
-      <w:r>
-        <w:t>Exact explanation to model</w:t>
-      </w:r>
-    </w:p>
-    <w:p>
-      <w:pPr>
-        <w:pStyle w:val="Heading3"/>
-      </w:pPr>
-      <w:r>
-        <w:t>Why the result follows</w:t>
-      </w:r>
-    </w:p>
-    <w:p>
-      <w:pPr>
-        <w:spacing w:line="336" w:lineRule="auto" w:after="180"/>
-        <w:shd w:fill="F1F6FC"/>
-      </w:pPr>
-      <w:r>
-        <w:rPr>
-          <w:b w:val="0"/>
-        </w:rPr>
-        <w:t>A scores 2, B 1, C 0. Ranking depends on the chosen traits; it is not a universal measure of book quality.</w:t>
-      </w:r>
-    </w:p>
-    <w:p>
-      <w:pPr>
-        <w:pStyle w:val="Heading3"/>
-      </w:pPr>
-      <w:r>
-        <w:t>Explain the added worked example</w:t>
-      </w:r>
-    </w:p>
-    <w:p>
-      <w:pPr>
-        <w:pStyle w:val="Heading3"/>
-      </w:pPr>
-      <w:r>
-        <w:t>Explain the added worked example · 1</w:t>
-      </w:r>
-    </w:p>
-    <w:p>
-      <w:pPr>
-        <w:spacing w:line="336" w:lineRule="auto" w:after="180"/>
-      </w:pPr>
-      <w:r>
-        <w:rPr>
-          <w:b w:val="0"/>
-        </w:rPr>
-        <w:t>Two objects can be alike in colour and different in shape. A computer comparison needs a precise answer to similar in what way. Select features, state how their values are compared, and define what a larger score means.</w:t>
-      </w:r>
-    </w:p>
-    <w:p>
-      <w:pPr>
-        <w:spacing w:line="336" w:lineRule="auto" w:after="180"/>
-      </w:pPr>
-      <w:r>
-        <w:rPr>
-          <w:b w:val="0"/>
-        </w:rPr>
-        <w:t>The result belongs to that rule; it is not a universal judgment about the objects.</w:t>
-      </w:r>
-    </w:p>
-    <w:p>
-      <w:pPr>
-        <w:pStyle w:val="Heading3"/>
-      </w:pPr>
-      <w:r>
-        <w:t>Explain the added worked example · 2</w:t>
-      </w:r>
-    </w:p>
-    <w:p>
-      <w:pPr>
-        <w:spacing w:line="336" w:lineRule="auto" w:after="180"/>
-      </w:pPr>
-      <w:r>
-        <w:rPr>
-          <w:b w:val="0"/>
-        </w:rPr>
-        <w:t xml:space="preserve">Our target card is red, round and smooth. Three </w:t>
-      </w:r>
-      <w:r>
-        <w:rPr>
-          <w:b/>
-        </w:rPr>
-        <w:t>candidate</w:t>
-      </w:r>
-      <w:r>
-        <w:rPr>
-          <w:b w:val="0"/>
-        </w:rPr>
-        <w:t xml:space="preserve"> cards are A: red, round, rough; B: blue, square, smooth; C: red, square, rough.</w:t>
-      </w:r>
-    </w:p>
-    <w:p>
-      <w:pPr>
-        <w:spacing w:line="336" w:lineRule="auto" w:after="180"/>
-      </w:pPr>
-      <w:r>
-        <w:rPr>
-          <w:b w:val="0"/>
-        </w:rPr>
-        <w:t>First give one point for each feature that exactly matches the target and zero for each known mismatch. Add the points. Colour, shape and texture are the only selected features.</w:t>
-      </w:r>
-    </w:p>
-    <w:p>
-      <w:pPr>
-        <w:spacing w:line="336" w:lineRule="auto" w:after="180"/>
-      </w:pPr>
-      <w:r>
-        <w:rPr>
-          <w:b w:val="0"/>
-        </w:rPr>
-        <w:t>This paper exercise uses complete category values with agreed spelling. Real records can be missing or uncertain. Do not silently treat an unknown texture as a known mismatch or copy a value from the target.</w:t>
-      </w:r>
-    </w:p>
-    <w:p>
-      <w:pPr>
-        <w:spacing w:line="336" w:lineRule="auto" w:after="180"/>
-      </w:pPr>
-      <w:r>
-        <w:rPr>
-          <w:b w:val="0"/>
-        </w:rPr>
-        <w:t>First identify whether the information supports the comparison.</w:t>
-      </w:r>
-    </w:p>
-    <w:p>
-      <w:pPr>
-        <w:spacing w:line="336" w:lineRule="auto" w:after="180"/>
-      </w:pPr>
-      <w:r>
-        <w:rPr>
-          <w:b w:val="0"/>
-        </w:rPr>
-        <w:t>A receives 1 for colour, 1 for shape and 0 for texture: total 2. B receives 0, 0 and 1: total 1. C receives 1, 0 and 0: total 1. Record the contributions, not just the totals, so another learner can check the computation.</w:t>
-      </w:r>
-    </w:p>
-    <w:p>
-      <w:pPr>
-        <w:spacing w:line="336" w:lineRule="auto" w:after="180"/>
-      </w:pPr>
-      <w:r>
-        <w:rPr>
-          <w:b w:val="0"/>
-        </w:rPr>
-        <w:t xml:space="preserve">A is most similar among these three </w:t>
-      </w:r>
-      <w:r>
-        <w:rPr>
-          <w:b/>
-        </w:rPr>
-        <w:t>candidate</w:t>
-      </w:r>
-      <w:r>
-        <w:rPr>
-          <w:b w:val="0"/>
-        </w:rPr>
-        <w:t xml:space="preserve">s under this rule. That sentence names the </w:t>
-      </w:r>
-      <w:r>
-        <w:rPr>
-          <w:b/>
-        </w:rPr>
-        <w:t>candidate</w:t>
-      </w:r>
-      <w:r>
-        <w:rPr>
-          <w:b w:val="0"/>
-        </w:rPr>
-        <w:t xml:space="preserve"> set and the rule.</w:t>
-      </w:r>
-    </w:p>
-    <w:p>
-      <w:pPr>
-        <w:spacing w:line="336" w:lineRule="auto" w:after="180"/>
-      </w:pPr>
-      <w:r>
-        <w:rPr>
-          <w:b w:val="0"/>
-        </w:rPr>
-        <w:t>It does not say A is identical to the target, has the right texture or will be the best choice for a task that needs smooth material.</w:t>
-      </w:r>
-    </w:p>
-    <w:p>
-      <w:pPr>
-        <w:pStyle w:val="Heading3"/>
-      </w:pPr>
-      <w:r>
-        <w:t>Key terms</w:t>
-      </w:r>
-    </w:p>
-    <w:tbl>
-      <w:tblPr>
-        <w:tblStyle w:val="LightShading-Accent1"/>
-        <w:tblW w:type="auto" w:w="0"/>
-        <w:tblLook w:firstColumn="1" w:firstRow="1" w:lastColumn="0" w:lastRow="0" w:noHBand="0" w:noVBand="1" w:val="04A0"/>
-      </w:tblPr>
-      <w:tblGrid>
-        <w:gridCol w:w="5112"/>
-        <w:gridCol w:w="5112"/>
-      </w:tblGrid>
-      <w:tr>
-        <w:trPr>
-          <w:tblHeader/>
-        </w:trPr>
-        <w:tc>
-          <w:tcPr>
-            <w:tcW w:type="dxa" w:w="5112"/>
-          </w:tcPr>
-          <w:p>
-            <w:r>
-              <w:t>Term</w:t>
-            </w:r>
-          </w:p>
-        </w:tc>
-        <w:tc>
-          <w:tcPr>
-            <w:tcW w:type="dxa" w:w="5112"/>
-          </w:tcPr>
-          <w:p>
-            <w:r>
-              <w:t>Meaning</w:t>
-            </w:r>
-          </w:p>
-        </w:tc>
-      </w:tr>
-      <w:tr>
-        <w:tc>
-          <w:tcPr>
-            <w:tcW w:type="dxa" w:w="5112"/>
-          </w:tcPr>
-          <w:p>
-            <w:r>
-              <w:t>Similarity</w:t>
-            </w:r>
-          </w:p>
-        </w:tc>
-        <w:tc>
-          <w:tcPr>
-            <w:tcW w:type="dxa" w:w="5112"/>
-          </w:tcPr>
-          <w:p>
-            <w:r>
-              <w:t>Closeness under a stated choice of features and comparison rule</w:t>
-            </w:r>
-          </w:p>
-        </w:tc>
-      </w:tr>
-      <w:tr>
-        <w:tc>
-          <w:tcPr>
-            <w:tcW w:type="dxa" w:w="5112"/>
-          </w:tcPr>
-          <w:p>
-            <w:r>
-              <w:t>Feature match</w:t>
-            </w:r>
-          </w:p>
-        </w:tc>
-        <w:tc>
-          <w:tcPr>
-            <w:tcW w:type="dxa" w:w="5112"/>
-          </w:tcPr>
-          <w:p>
-            <w:r>
-              <w:t>Agreement between two recorded values for a selected feature</w:t>
-            </w:r>
-          </w:p>
-        </w:tc>
-      </w:tr>
-      <w:tr>
-        <w:tc>
-          <w:tcPr>
-            <w:tcW w:type="dxa" w:w="5112"/>
-          </w:tcPr>
-          <w:p>
-            <w:r>
-              <w:t>Weight</w:t>
-            </w:r>
-          </w:p>
-        </w:tc>
-        <w:tc>
-          <w:tcPr>
-            <w:tcW w:type="dxa" w:w="5112"/>
-          </w:tcPr>
-          <w:p>
-            <w:r>
-              <w:t>The number of points assigned to a feature match in this scoring rule</w:t>
-            </w:r>
-          </w:p>
-        </w:tc>
-      </w:tr>
-      <w:tr>
-        <w:tc>
-          <w:tcPr>
-            <w:tcW w:type="dxa" w:w="5112"/>
-          </w:tcPr>
-          <w:p>
-            <w:r>
-              <w:t>Tie</w:t>
-            </w:r>
-          </w:p>
-        </w:tc>
-        <w:tc>
-          <w:tcPr>
-            <w:tcW w:type="dxa" w:w="5112"/>
-          </w:tcPr>
-          <w:p>
-            <w:r>
-              <w:t>Two or more candidates sharing the same score</w:t>
-            </w:r>
-          </w:p>
-        </w:tc>
-      </w:tr>
-      <w:tr>
-        <w:tc>
-          <w:tcPr>
-            <w:tcW w:type="dxa" w:w="5112"/>
-          </w:tcPr>
-          <w:p>
-            <w:r>
-              <w:t>Candidate</w:t>
-            </w:r>
-          </w:p>
-        </w:tc>
-        <w:tc>
-          <w:tcPr>
-            <w:tcW w:type="dxa" w:w="5112"/>
-          </w:tcPr>
-          <w:p>
-            <w:r>
-              <w:t>An item being considered in a comparison</w:t>
-            </w:r>
-          </w:p>
-        </w:tc>
-      </w:tr>
-    </w:tbl>
-    <w:p>
-      <w:pPr>
-        <w:pStyle w:val="Heading3"/>
-      </w:pPr>
-      <w:r>
-        <w:t>Model the reasoning aloud</w:t>
-      </w:r>
-    </w:p>
-    <w:p>
-      <w:pPr>
-        <w:spacing w:line="336" w:lineRule="auto" w:after="180"/>
-      </w:pPr>
-      <w:r>
-        <w:rPr>
-          <w:b w:val="0"/>
-        </w:rPr>
-        <w:t xml:space="preserve">Use the complete worked example below before asking learners to complete W2. Reveal a small part, invite a </w:t>
-      </w:r>
-      <w:r>
-        <w:rPr>
-          <w:b/>
-        </w:rPr>
-        <w:t>prediction</w:t>
-      </w:r>
-      <w:r>
-        <w:rPr>
-          <w:b w:val="0"/>
-        </w:rPr>
-        <w:t>, then explain the deciding step.</w:t>
-      </w:r>
-    </w:p>
-    <w:p>
-      <w:pPr>
-        <w:spacing w:line="336" w:lineRule="auto" w:after="180"/>
-      </w:pPr>
-      <w:r>
-        <w:rPr>
-          <w:b w:val="0"/>
-        </w:rPr>
-        <w:t>These teacher notes contain solutions; do not reveal the independent case answer during modelling.</w:t>
+        <w:t>A high feature-match score does not establish usefulness or suitability beyond the features represented.</w:t>
+      </w:r>
+    </w:p>
+    <w:p>
+      <w:pPr>
+        <w:pStyle w:val="Heading2"/>
+      </w:pPr>
+      <w:r>
+        <w:t>Return to Basic1’s changed texture weight</w:t>
       </w:r>
     </w:p>
     <w:tbl>
@@ -1911,32 +1488,376 @@
     </w:tbl>
     <w:p>
       <w:pPr>
+        <w:spacing w:line="336" w:lineRule="auto" w:after="180"/>
+      </w:pPr>
+      <w:r>
+        <w:rPr>
+          <w:b w:val="0"/>
+        </w:rPr>
+        <w:t xml:space="preserve">Suppose texture matters more for the stated comparison. Keep colour and shape worth one point each, but give three points for a texture match. B now scores 3 and becomes the unique highest scoring </w:t>
+      </w:r>
+      <w:r>
+        <w:rPr>
+          <w:b/>
+        </w:rPr>
+        <w:t>candidate</w:t>
+      </w:r>
+      <w:r>
+        <w:rPr>
+          <w:b w:val="0"/>
+        </w:rPr>
+        <w:t>.</w:t>
+      </w:r>
+    </w:p>
+    <w:p>
+      <w:pPr>
+        <w:spacing w:line="336" w:lineRule="auto" w:after="180"/>
+      </w:pPr>
+      <w:r>
+        <w:rPr>
+          <w:b w:val="0"/>
+        </w:rPr>
+        <w:t>No card changed; the rule changed. Record both versions rather than overwriting the first result.</w:t>
+      </w:r>
+    </w:p>
+    <w:p>
+      <w:pPr>
+        <w:spacing w:line="336" w:lineRule="auto" w:after="180"/>
+      </w:pPr>
+      <w:r>
+        <w:rPr>
+          <w:b/>
+        </w:rPr>
+        <w:t>Weight</w:t>
+      </w:r>
+      <w:r>
+        <w:rPr>
+          <w:b w:val="0"/>
+        </w:rPr>
+        <w:t xml:space="preserve">s express priorities in this designed rule. They need a reason connected to the task and should be set before inspecting the final evaluation results. A convenient winner does not justify a </w:t>
+      </w:r>
+      <w:r>
+        <w:rPr>
+          <w:b/>
+        </w:rPr>
+        <w:t>weight</w:t>
+      </w:r>
+      <w:r>
+        <w:rPr>
+          <w:b w:val="0"/>
+        </w:rPr>
+        <w:t>.</w:t>
+      </w:r>
+    </w:p>
+    <w:p>
+      <w:pPr>
+        <w:spacing w:line="336" w:lineRule="auto" w:after="180"/>
+      </w:pPr>
+      <w:r>
+        <w:rPr>
+          <w:b w:val="0"/>
+        </w:rPr>
+        <w:t xml:space="preserve">If smooth texture is required without exception, use a requirement check rather than hoping a </w:t>
+      </w:r>
+      <w:r>
+        <w:rPr>
+          <w:b/>
+        </w:rPr>
+        <w:t>weight</w:t>
+      </w:r>
+      <w:r>
+        <w:rPr>
+          <w:b w:val="0"/>
+        </w:rPr>
+        <w:t>ed score will always enforce it.</w:t>
+      </w:r>
+    </w:p>
+    <w:p>
+      <w:pPr>
+        <w:pStyle w:val="Heading2"/>
+      </w:pPr>
+      <w:r>
+        <w:t>Use the picture deliberately</w:t>
+      </w:r>
+    </w:p>
+    <w:p>
+      <w:pPr>
+        <w:spacing w:line="336" w:lineRule="auto" w:after="180"/>
+      </w:pPr>
+      <w:r>
+        <w:rPr>
+          <w:b w:val="0"/>
+        </w:rPr>
+        <w:t>Use the diagram and verbal explanation together. Ask learners to match a sentence to a specific visual step; do not assign learners fixed visual or auditory learning styles.</w:t>
+      </w:r>
+    </w:p>
+    <w:p>
+      <w:pPr>
+        <w:spacing w:line="336" w:lineRule="auto" w:after="180"/>
+      </w:pPr>
+      <w:r>
+        <w:rPr>
+          <w:b w:val="0"/>
+        </w:rPr>
+        <w:t xml:space="preserve">Cover the result. Ask learners to name the </w:t>
+      </w:r>
+      <w:r>
+        <w:rPr>
+          <w:b/>
+        </w:rPr>
+        <w:t>input</w:t>
+      </w:r>
+      <w:r>
+        <w:rPr>
+          <w:b w:val="0"/>
+        </w:rPr>
+        <w:t xml:space="preserve">s and predict the next step. Uncover one step, connect the icon to the actual procedure, and explain its </w:t>
+      </w:r>
+      <w:r>
+        <w:rPr>
+          <w:b/>
+        </w:rPr>
+        <w:t>evidence</w:t>
+      </w:r>
+      <w:r>
+        <w:rPr>
+          <w:b w:val="0"/>
+        </w:rPr>
+        <w:t>. Then change the supplied condition and compare.</w:t>
+      </w:r>
+    </w:p>
+    <w:p>
+      <w:pPr>
+        <w:spacing w:line="336" w:lineRule="auto" w:after="180"/>
+      </w:pPr>
+      <w:r>
+        <w:rPr>
+          <w:b w:val="0"/>
+        </w:rPr>
+        <w:t>The picture is a representation; it does not document execution of a real AI model.</w:t>
+      </w:r>
+    </w:p>
+    <w:p>
+      <w:pPr>
+        <w:pStyle w:val="Heading2"/>
+      </w:pPr>
+      <w:r>
+        <w:t>Earlier wording, alternatives and picture transcripts · reference / check after trying</w:t>
+      </w:r>
+    </w:p>
+    <w:p>
+      <w:pPr>
+        <w:spacing w:line="336" w:lineRule="auto" w:after="180"/>
+      </w:pPr>
+      <w:r>
+        <w:rPr>
+          <w:b w:val="0"/>
+        </w:rPr>
+        <w:t>Explain the mechanism</w:t>
+      </w:r>
+    </w:p>
+    <w:p>
+      <w:pPr>
+        <w:spacing w:line="336" w:lineRule="auto" w:after="180"/>
+      </w:pPr>
+      <w:r>
+        <w:rPr>
+          <w:b w:val="0"/>
+        </w:rPr>
+        <w:t>Follow the information instead of imagining magic inside the machine.</w:t>
+      </w:r>
+    </w:p>
+    <w:p>
+      <w:pPr>
         <w:pStyle w:val="Heading3"/>
       </w:pPr>
       <w:r>
-        <w:t>Model the reasoning aloud · 3</w:t>
+        <w:t>1. Input — information entering</w:t>
       </w:r>
     </w:p>
     <w:p>
       <w:pPr>
         <w:spacing w:line="336" w:lineRule="auto" w:after="180"/>
-      </w:pPr>
-      <w:r>
-        <w:rPr>
-          <w:b w:val="0"/>
-        </w:rPr>
-        <w:t xml:space="preserve">Suppose texture matters more for the stated comparison. Keep colour and shape worth one point each, but give three points for a texture match. B now scores 3 and becomes the unique highest scoring </w:t>
-      </w:r>
+        <w:shd w:fill="F4F9FC"/>
+      </w:pPr>
       <w:r>
         <w:rPr>
           <w:b/>
         </w:rPr>
+        <w:t>INPUT</w:t>
+      </w:r>
+      <w:r>
+        <w:rPr>
+          <w:b w:val="0"/>
+        </w:rPr>
+        <w:t xml:space="preserve"> represented traits for </w:t>
+      </w:r>
+      <w:r>
+        <w:rPr>
+          <w:b/>
+        </w:rPr>
         <w:t>candidate</w:t>
       </w:r>
       <w:r>
         <w:rPr>
           <w:b w:val="0"/>
         </w:rPr>
+        <w:t xml:space="preserve"> items</w:t>
+      </w:r>
+    </w:p>
+    <w:p>
+      <w:pPr>
+        <w:pStyle w:val="Heading3"/>
+      </w:pPr>
+      <w:r>
+        <w:t>2. Process — the deciding step</w:t>
+      </w:r>
+    </w:p>
+    <w:p>
+      <w:pPr>
+        <w:spacing w:line="336" w:lineRule="auto" w:after="180"/>
+        <w:shd w:fill="F4F9FC"/>
+      </w:pPr>
+      <w:r>
+        <w:rPr>
+          <w:b/>
+        </w:rPr>
+        <w:t>PROCESS</w:t>
+      </w:r>
+      <w:r>
+        <w:rPr>
+          <w:b w:val="0"/>
+        </w:rPr>
+        <w:t xml:space="preserve"> compare </w:t>
+      </w:r>
+      <w:r>
+        <w:rPr>
+          <w:b/>
+        </w:rPr>
+        <w:t>distance</w:t>
+      </w:r>
+      <w:r>
+        <w:rPr>
+          <w:b w:val="0"/>
+        </w:rPr>
+        <w:t>s using selected features</w:t>
+      </w:r>
+    </w:p>
+    <w:p>
+      <w:pPr>
+        <w:pStyle w:val="Heading3"/>
+      </w:pPr>
+      <w:r>
+        <w:t>3. Output — the result</w:t>
+      </w:r>
+    </w:p>
+    <w:p>
+      <w:pPr>
+        <w:spacing w:line="336" w:lineRule="auto" w:after="180"/>
+        <w:shd w:fill="F4F9FC"/>
+      </w:pPr>
+      <w:r>
+        <w:rPr>
+          <w:b/>
+        </w:rPr>
+        <w:t>OUTPUT</w:t>
+      </w:r>
+      <w:r>
+        <w:rPr>
+          <w:b w:val="0"/>
+        </w:rPr>
+        <w:t xml:space="preserve"> nearest or most similar items</w:t>
+      </w:r>
+    </w:p>
+    <w:p>
+      <w:pPr>
+        <w:spacing w:line="336" w:lineRule="auto" w:after="180"/>
+      </w:pPr>
+      <w:r>
+        <w:rPr>
+          <w:b w:val="0"/>
+        </w:rPr>
+        <w:t>CORE IDEA Recommendations often begin by comparing selected traits, not whole objects.</w:t>
+      </w:r>
+    </w:p>
+    <w:p>
+      <w:pPr>
+        <w:spacing w:line="336" w:lineRule="auto" w:after="180"/>
+      </w:pPr>
+      <w:r>
+        <w:rPr>
+          <w:b w:val="0"/>
+        </w:rPr>
+        <w:t xml:space="preserve">UNDER THE HOOD </w:t>
+      </w:r>
+      <w:r>
+        <w:rPr>
+          <w:b/>
+        </w:rPr>
+        <w:t>Similarity</w:t>
+      </w:r>
+      <w:r>
+        <w:rPr>
+          <w:b w:val="0"/>
+        </w:rPr>
+        <w:t xml:space="preserve"> is a designed measure over represented features. </w:t>
+      </w:r>
+      <w:r>
+        <w:rPr>
+          <w:b/>
+        </w:rPr>
+        <w:t>Distance</w:t>
+      </w:r>
+      <w:r>
+        <w:rPr>
+          <w:b w:val="0"/>
+        </w:rPr>
+        <w:t xml:space="preserve"> changes with feature selection, scaling, </w:t>
+      </w:r>
+      <w:r>
+        <w:rPr>
+          <w:b/>
+        </w:rPr>
+        <w:t>weight</w:t>
+      </w:r>
+      <w:r>
+        <w:rPr>
+          <w:b w:val="0"/>
+        </w:rPr>
+        <w:t>ing, and missing values. Nearest does not mean identical, best, or fair.</w:t>
+      </w:r>
+    </w:p>
+    <w:p>
+      <w:pPr>
+        <w:spacing w:line="336" w:lineRule="auto" w:after="180"/>
+      </w:pPr>
+      <w:r>
+        <w:rPr>
+          <w:b w:val="0"/>
+        </w:rPr>
+        <w:t>Draw a fresh example with all three stages:</w:t>
+      </w:r>
+    </w:p>
+    <w:p>
+      <w:pPr>
+        <w:spacing w:line="336" w:lineRule="auto" w:after="180"/>
+      </w:pPr>
+      <w:r>
+        <w:rPr>
+          <w:b w:val="0"/>
+        </w:rPr>
+        <w:t xml:space="preserve">Every step connects a claim to observable </w:t>
+      </w:r>
+      <w:r>
+        <w:rPr>
+          <w:b/>
+        </w:rPr>
+        <w:t>evidence</w:t>
+      </w:r>
+      <w:r>
+        <w:rPr>
+          <w:b w:val="0"/>
+        </w:rPr>
         <w:t>.</w:t>
       </w:r>
     </w:p>
@@ -1948,7 +1869,145 @@
         <w:rPr>
           <w:b w:val="0"/>
         </w:rPr>
-        <w:t>No card changed; the rule changed. Record both versions rather than overwriting the first result.</w:t>
+        <w:t>CASE A book can be nearest to another by reading level, topic, length, or mood; the chosen features and scales determine the neighbor.</w:t>
+      </w:r>
+    </w:p>
+    <w:p>
+      <w:pPr>
+        <w:spacing w:line="336" w:lineRule="auto" w:after="180"/>
+      </w:pPr>
+      <w:r>
+        <w:rPr>
+          <w:b w:val="0"/>
+        </w:rPr>
+        <w:t xml:space="preserve">STEP 1 — OBSERVE represented traits for </w:t>
+      </w:r>
+      <w:r>
+        <w:rPr>
+          <w:b/>
+        </w:rPr>
+        <w:t>candidate</w:t>
+      </w:r>
+      <w:r>
+        <w:rPr>
+          <w:b w:val="0"/>
+        </w:rPr>
+        <w:t xml:space="preserve"> items</w:t>
+      </w:r>
+    </w:p>
+    <w:p>
+      <w:pPr>
+        <w:spacing w:line="336" w:lineRule="auto" w:after="180"/>
+      </w:pPr>
+      <w:r>
+        <w:rPr>
+          <w:b w:val="0"/>
+        </w:rPr>
+        <w:t xml:space="preserve">STEP 2 — TRACE compare </w:t>
+      </w:r>
+      <w:r>
+        <w:rPr>
+          <w:b/>
+        </w:rPr>
+        <w:t>distance</w:t>
+      </w:r>
+      <w:r>
+        <w:rPr>
+          <w:b w:val="0"/>
+        </w:rPr>
+        <w:t>s using selected features</w:t>
+      </w:r>
+    </w:p>
+    <w:p>
+      <w:pPr>
+        <w:spacing w:line="336" w:lineRule="auto" w:after="180"/>
+      </w:pPr>
+      <w:r>
+        <w:rPr>
+          <w:b w:val="0"/>
+        </w:rPr>
+        <w:t>STEP 3 — CONCLUDE nearest or most similar items</w:t>
+      </w:r>
+    </w:p>
+    <w:p>
+      <w:pPr>
+        <w:spacing w:line="336" w:lineRule="auto" w:after="180"/>
+      </w:pPr>
+      <w:r>
+        <w:rPr>
+          <w:b w:val="0"/>
+        </w:rPr>
+        <w:t xml:space="preserve">MODEL REASONING Plot items consistently, define how each axis is measured, and compare </w:t>
+      </w:r>
+      <w:r>
+        <w:rPr>
+          <w:b/>
+        </w:rPr>
+        <w:t>distance</w:t>
+      </w:r>
+      <w:r>
+        <w:rPr>
+          <w:b w:val="0"/>
+        </w:rPr>
+        <w:t xml:space="preserve">s. A different axis or </w:t>
+      </w:r>
+      <w:r>
+        <w:rPr>
+          <w:b/>
+        </w:rPr>
+        <w:t>weight</w:t>
+      </w:r>
+      <w:r>
+        <w:rPr>
+          <w:b w:val="0"/>
+        </w:rPr>
+        <w:t xml:space="preserve"> can change the nearest item without any item moving in the real world.</w:t>
+      </w:r>
+    </w:p>
+    <w:p>
+      <w:pPr>
+        <w:spacing w:line="336" w:lineRule="auto" w:after="180"/>
+      </w:pPr>
+      <w:r>
+        <w:rPr>
+          <w:b w:val="0"/>
+        </w:rPr>
+        <w:t xml:space="preserve">DO NOT OVERCLAIM </w:t>
+      </w:r>
+      <w:r>
+        <w:rPr>
+          <w:b/>
+        </w:rPr>
+        <w:t>Similarity</w:t>
+      </w:r>
+      <w:r>
+        <w:rPr>
+          <w:b w:val="0"/>
+        </w:rPr>
+        <w:t xml:space="preserve"> is a tool designed for a purpose, not a universal property.</w:t>
+      </w:r>
+    </w:p>
+    <w:p>
+      <w:pPr>
+        <w:spacing w:line="336" w:lineRule="auto" w:after="180"/>
+      </w:pPr>
+      <w:r>
+        <w:rPr>
+          <w:b w:val="0"/>
+        </w:rPr>
+        <w:t xml:space="preserve">What new </w:t>
+      </w:r>
+      <w:r>
+        <w:rPr>
+          <w:b/>
+        </w:rPr>
+        <w:t>evidence</w:t>
+      </w:r>
+      <w:r>
+        <w:rPr>
+          <w:b w:val="0"/>
+        </w:rPr>
+        <w:t xml:space="preserve"> could change this answer?</w:t>
       </w:r>
     </w:p>
     <w:p>
@@ -1956,7 +2015,7 @@
         <w:pStyle w:val="Heading3"/>
       </w:pPr>
       <w:r>
-        <w:t>Model the reasoning aloud · 4</w:t>
+        <w:t>Concrete teaching case</w:t>
       </w:r>
     </w:p>
     <w:p>
@@ -1965,27 +2024,232 @@
       </w:pPr>
       <w:r>
         <w:rPr>
+          <w:b w:val="0"/>
+        </w:rPr>
+        <w:t>Book A has animals and adventure; B has animals only; C has neither. A reader wants both traits.</w:t>
+      </w:r>
+    </w:p>
+    <w:p>
+      <w:pPr>
+        <w:spacing w:line="336" w:lineRule="auto" w:after="180"/>
+      </w:pPr>
+      <w:r>
+        <w:rPr>
+          <w:b w:val="0"/>
+        </w:rPr>
+        <w:t>Rank by number of matching traits.</w:t>
+      </w:r>
+    </w:p>
+    <w:p>
+      <w:pPr>
+        <w:pStyle w:val="Heading3"/>
+      </w:pPr>
+      <w:r>
+        <w:t>Exact explanation to model</w:t>
+      </w:r>
+    </w:p>
+    <w:p>
+      <w:pPr>
+        <w:spacing w:line="336" w:lineRule="auto" w:after="180"/>
+      </w:pPr>
+      <w:r>
+        <w:rPr>
+          <w:b w:val="0"/>
+        </w:rPr>
+        <w:t>A scores 2, B 1, C 0. Ranking depends on the chosen traits; it is not a universal measure of book quality.</w:t>
+      </w:r>
+    </w:p>
+    <w:p>
+      <w:pPr>
+        <w:pStyle w:val="Heading3"/>
+      </w:pPr>
+      <w:r>
+        <w:t>Explain the added worked example</w:t>
+      </w:r>
+    </w:p>
+    <w:p>
+      <w:pPr>
+        <w:pStyle w:val="Heading3"/>
+      </w:pPr>
+      <w:r>
+        <w:t>Key terms</w:t>
+      </w:r>
+    </w:p>
+    <w:tbl>
+      <w:tblPr>
+        <w:tblStyle w:val="LightShading-Accent1"/>
+        <w:tblW w:type="auto" w:w="0"/>
+        <w:tblLook w:firstColumn="1" w:firstRow="1" w:lastColumn="0" w:lastRow="0" w:noHBand="0" w:noVBand="1" w:val="04A0"/>
+      </w:tblPr>
+      <w:tblGrid>
+        <w:gridCol w:w="5112"/>
+        <w:gridCol w:w="5112"/>
+      </w:tblGrid>
+      <w:tr>
+        <w:trPr>
+          <w:tblHeader/>
+        </w:trPr>
+        <w:tc>
+          <w:tcPr>
+            <w:tcW w:type="dxa" w:w="5112"/>
+          </w:tcPr>
+          <w:p>
+            <w:r>
+              <w:t>Term</w:t>
+            </w:r>
+          </w:p>
+        </w:tc>
+        <w:tc>
+          <w:tcPr>
+            <w:tcW w:type="dxa" w:w="5112"/>
+          </w:tcPr>
+          <w:p>
+            <w:r>
+              <w:t>Meaning</w:t>
+            </w:r>
+          </w:p>
+        </w:tc>
+      </w:tr>
+      <w:tr>
+        <w:tc>
+          <w:tcPr>
+            <w:tcW w:type="dxa" w:w="5112"/>
+          </w:tcPr>
+          <w:p>
+            <w:r>
+              <w:t>Similarity</w:t>
+            </w:r>
+          </w:p>
+        </w:tc>
+        <w:tc>
+          <w:tcPr>
+            <w:tcW w:type="dxa" w:w="5112"/>
+          </w:tcPr>
+          <w:p>
+            <w:r>
+              <w:t>Closeness under a stated choice of features and comparison rule</w:t>
+            </w:r>
+          </w:p>
+        </w:tc>
+      </w:tr>
+      <w:tr>
+        <w:tc>
+          <w:tcPr>
+            <w:tcW w:type="dxa" w:w="5112"/>
+          </w:tcPr>
+          <w:p>
+            <w:r>
+              <w:t>Feature match</w:t>
+            </w:r>
+          </w:p>
+        </w:tc>
+        <w:tc>
+          <w:tcPr>
+            <w:tcW w:type="dxa" w:w="5112"/>
+          </w:tcPr>
+          <w:p>
+            <w:r>
+              <w:t>Agreement between two recorded values for a selected feature</w:t>
+            </w:r>
+          </w:p>
+        </w:tc>
+      </w:tr>
+      <w:tr>
+        <w:tc>
+          <w:tcPr>
+            <w:tcW w:type="dxa" w:w="5112"/>
+          </w:tcPr>
+          <w:p>
+            <w:r>
+              <w:t>Weight</w:t>
+            </w:r>
+          </w:p>
+        </w:tc>
+        <w:tc>
+          <w:tcPr>
+            <w:tcW w:type="dxa" w:w="5112"/>
+          </w:tcPr>
+          <w:p>
+            <w:r>
+              <w:t>The number of points assigned to a feature match in this scoring rule</w:t>
+            </w:r>
+          </w:p>
+        </w:tc>
+      </w:tr>
+      <w:tr>
+        <w:tc>
+          <w:tcPr>
+            <w:tcW w:type="dxa" w:w="5112"/>
+          </w:tcPr>
+          <w:p>
+            <w:r>
+              <w:t>Tie</w:t>
+            </w:r>
+          </w:p>
+        </w:tc>
+        <w:tc>
+          <w:tcPr>
+            <w:tcW w:type="dxa" w:w="5112"/>
+          </w:tcPr>
+          <w:p>
+            <w:r>
+              <w:t>Two or more candidates sharing the same score</w:t>
+            </w:r>
+          </w:p>
+        </w:tc>
+      </w:tr>
+      <w:tr>
+        <w:tc>
+          <w:tcPr>
+            <w:tcW w:type="dxa" w:w="5112"/>
+          </w:tcPr>
+          <w:p>
+            <w:r>
+              <w:t>Candidate</w:t>
+            </w:r>
+          </w:p>
+        </w:tc>
+        <w:tc>
+          <w:tcPr>
+            <w:tcW w:type="dxa" w:w="5112"/>
+          </w:tcPr>
+          <w:p>
+            <w:r>
+              <w:t>An item being considered in a comparison</w:t>
+            </w:r>
+          </w:p>
+        </w:tc>
+      </w:tr>
+    </w:tbl>
+    <w:p>
+      <w:pPr>
+        <w:pStyle w:val="Heading3"/>
+      </w:pPr>
+      <w:r>
+        <w:t>Model the reasoning aloud</w:t>
+      </w:r>
+    </w:p>
+    <w:p>
+      <w:pPr>
+        <w:spacing w:line="336" w:lineRule="auto" w:after="180"/>
+      </w:pPr>
+      <w:r>
+        <w:rPr>
+          <w:b w:val="0"/>
+        </w:rPr>
+        <w:t xml:space="preserve">Use the complete worked example below before asking learners to complete W2. Reveal a small part, invite a </w:t>
+      </w:r>
+      <w:r>
+        <w:rPr>
           <w:b/>
         </w:rPr>
-        <w:t>Weight</w:t>
-      </w:r>
-      <w:r>
-        <w:rPr>
-          <w:b w:val="0"/>
-        </w:rPr>
-        <w:t xml:space="preserve">s express priorities in this designed rule. They need a reason connected to the task and should be set before inspecting the final evaluation results. A convenient winner does not justify a </w:t>
-      </w:r>
-      <w:r>
-        <w:rPr>
-          <w:b/>
-        </w:rPr>
-        <w:t>weight</w:t>
-      </w:r>
-      <w:r>
-        <w:rPr>
-          <w:b w:val="0"/>
-        </w:rPr>
-        <w:t>.</w:t>
+        <w:t>prediction</w:t>
+      </w:r>
+      <w:r>
+        <w:rPr>
+          <w:b w:val="0"/>
+        </w:rPr>
+        <w:t>, then explain the deciding step.</w:t>
       </w:r>
     </w:p>
     <w:p>
@@ -1996,19 +2260,7 @@
         <w:rPr>
           <w:b w:val="0"/>
         </w:rPr>
-        <w:t xml:space="preserve">If smooth texture is required without exception, use a requirement check rather than hoping a </w:t>
-      </w:r>
-      <w:r>
-        <w:rPr>
-          <w:b/>
-        </w:rPr>
-        <w:t>weight</w:t>
-      </w:r>
-      <w:r>
-        <w:rPr>
-          <w:b w:val="0"/>
-        </w:rPr>
-        <w:t>ed score will always enforce it.</w:t>
+        <w:t>These teacher notes contain solutions; do not reveal the independent case answer during modelling.</w:t>
       </w:r>
     </w:p>
     <w:tbl>
@@ -2115,17 +2367,6 @@
     </w:tbl>
     <w:p>
       <w:pPr>
-        <w:spacing w:line="336" w:lineRule="auto" w:after="180"/>
-      </w:pPr>
-      <w:r>
-        <w:rPr>
-          <w:b w:val="0"/>
-        </w:rPr>
-        <w:t>Use the diagram and verbal explanation together. Ask learners to match a sentence to a specific visual step; do not assign learners fixed visual or auditory learning styles.</w:t>
-      </w:r>
-    </w:p>
-    <w:p>
-      <w:pPr>
         <w:pStyle w:val="Heading3"/>
       </w:pPr>
       <w:r>
@@ -2134,105 +2375,10 @@
     </w:p>
     <w:p>
       <w:pPr>
-        <w:spacing w:line="336" w:lineRule="auto" w:after="180"/>
-      </w:pPr>
-      <w:r>
-        <w:rPr>
-          <w:b w:val="0"/>
-        </w:rPr>
-        <w:t xml:space="preserve">A fictional craft-card matcher compares each </w:t>
-      </w:r>
-      <w:r>
-        <w:rPr>
-          <w:b/>
-        </w:rPr>
-        <w:t>candidate</w:t>
-      </w:r>
-      <w:r>
-        <w:rPr>
-          <w:b w:val="0"/>
-        </w:rPr>
-        <w:t xml:space="preserve"> with a target.</w:t>
-      </w:r>
-    </w:p>
-    <w:p>
-      <w:pPr>
         <w:pStyle w:val="Heading3"/>
       </w:pPr>
       <w:r>
         <w:t>The facts we will use</w:t>
-      </w:r>
-    </w:p>
-    <w:p>
-      <w:pPr>
-        <w:pStyle w:val="Heading3"/>
-      </w:pPr>
-      <w:r>
-        <w:t>Supplied facts</w:t>
-      </w:r>
-    </w:p>
-    <w:p>
-      <w:pPr>
-        <w:spacing w:line="336" w:lineRule="auto" w:after="180"/>
-        <w:shd w:fill="F1F6FC"/>
-      </w:pPr>
-      <w:r>
-        <w:rPr>
-          <w:b w:val="0"/>
-        </w:rPr>
-        <w:t>Target: red, round, smooth. A: red,square,smooth. B: blue,round,smooth. C: red,round,rough.</w:t>
-      </w:r>
-    </w:p>
-    <w:p>
-      <w:pPr>
-        <w:pStyle w:val="Heading3"/>
-      </w:pPr>
-      <w:r>
-        <w:t>Supplied facts</w:t>
-      </w:r>
-    </w:p>
-    <w:p>
-      <w:pPr>
-        <w:spacing w:line="336" w:lineRule="auto" w:after="180"/>
-        <w:shd w:fill="F1F6FC"/>
-      </w:pPr>
-      <w:r>
-        <w:rPr>
-          <w:b w:val="0"/>
-        </w:rPr>
-        <w:t xml:space="preserve">Initially each exact </w:t>
-      </w:r>
-      <w:r>
-        <w:rPr>
-          <w:b/>
-        </w:rPr>
-        <w:t>feature match</w:t>
-      </w:r>
-      <w:r>
-        <w:rPr>
-          <w:b w:val="0"/>
-        </w:rPr>
-        <w:t xml:space="preserve"> scores 1; return all highest scorers.</w:t>
-      </w:r>
-    </w:p>
-    <w:p>
-      <w:pPr>
-        <w:pStyle w:val="Heading3"/>
-      </w:pPr>
-      <w:r>
-        <w:t>Supplied facts</w:t>
-      </w:r>
-    </w:p>
-    <w:p>
-      <w:pPr>
-        <w:spacing w:line="336" w:lineRule="auto" w:after="180"/>
-        <w:shd w:fill="F1F6FC"/>
-      </w:pPr>
-      <w:r>
-        <w:rPr>
-          <w:b w:val="0"/>
-        </w:rPr>
-        <w:t>For the second comparison only, colour and shape matches score 1 each and a texture match scores 3.</w:t>
       </w:r>
     </w:p>
     <w:p>
@@ -2240,7 +2386,7 @@
         <w:drawing>
           <wp:inline xmlns:a="http://schemas.openxmlformats.org/drawingml/2006/main" xmlns:pic="http://schemas.openxmlformats.org/drawingml/2006/picture">
             <wp:extent cx="5486400" cy="3657600"/>
-            <wp:docPr id="1" name="Picture 1" descr="Declared weights change similarity"/>
+            <wp:docPr id="3" name="Picture 3" descr="Declared weights change similarity"/>
             <wp:cNvGraphicFramePr>
               <a:graphicFrameLocks noChangeAspect="1"/>
             </wp:cNvGraphicFramePr>
@@ -2252,7 +2398,7 @@
                     <pic:cNvPicPr/>
                   </pic:nvPicPr>
                   <pic:blipFill>
-                    <a:blip r:embed="rId9"/>
+                    <a:blip r:embed="rId11"/>
                     <a:stretch>
                       <a:fillRect/>
                     </a:stretch>
@@ -2276,7 +2422,7 @@
         <w:drawing>
           <wp:inline xmlns:a="http://schemas.openxmlformats.org/drawingml/2006/main" xmlns:pic="http://schemas.openxmlformats.org/drawingml/2006/picture">
             <wp:extent cx="5346057" cy="5943599"/>
-            <wp:docPr id="2" name="Picture 2" descr="Similarity. Target features: Compare colour, shape and texture separately.. Equal weights: A matches colour+texture=2; B shape+texture=2; C colour+shape=2.. Initial result: All three tie at 2.. Texture weight 3: New scores A=4, B=4, C=2; A and B remain tied."/>
+            <wp:docPr id="4" name="Picture 4" descr="Similarity. Target features: Compare colour, shape and texture separately.. Equal weights: A matches colour+texture=2; B shape+texture=2; C colour+shape=2.. Initial result: All three tie at 2.. Texture weight 3: New scores A=4, B=4, C=2; A and B remain tied."/>
             <wp:cNvGraphicFramePr>
               <a:graphicFrameLocks noChangeAspect="1"/>
             </wp:cNvGraphicFramePr>
@@ -2288,7 +2434,7 @@
                     <pic:cNvPicPr/>
                   </pic:nvPicPr>
                   <pic:blipFill>
-                    <a:blip r:embed="rId10"/>
+                    <a:blip r:embed="rId12"/>
                     <a:stretch>
                       <a:fillRect/>
                     </a:stretch>
@@ -2457,61 +2603,358 @@
         <w:pStyle w:val="Heading3"/>
       </w:pPr>
       <w:r>
-        <w:t>Why the result follows</w:t>
+        <w:t>What this example does not establish</w:t>
+      </w:r>
+    </w:p>
+    <w:p>
+      <w:pPr>
+        <w:pStyle w:val="Heading3"/>
+      </w:pPr>
+      <w:r>
+        <w:t>Change one thing in the pictured case</w:t>
+      </w:r>
+    </w:p>
+    <w:p>
+      <w:pPr>
+        <w:pStyle w:val="Heading3"/>
+      </w:pPr>
+      <w:r>
+        <w:t>Ask while showing the picture</w:t>
+      </w:r>
+    </w:p>
+    <w:p>
+      <w:pPr>
+        <w:pStyle w:val="Heading1"/>
+      </w:pPr>
+      <w:r>
+        <w:t>03. Guide the reasoning, then remove help</w:t>
+      </w:r>
+    </w:p>
+    <w:p>
+      <w:r>
+        <w:t>Collect a response from each learner before discussing the worked key.</w:t>
+      </w:r>
+    </w:p>
+    <w:p>
+      <w:pPr>
+        <w:pStyle w:val="Heading2"/>
+      </w:pPr>
+      <w:r>
+        <w:t>Prompt before revealing</w:t>
       </w:r>
     </w:p>
     <w:p>
       <w:pPr>
         <w:spacing w:line="336" w:lineRule="auto" w:after="180"/>
-        <w:shd w:fill="F1F6FC"/>
-      </w:pPr>
+      </w:pPr>
+      <w:r>
+        <w:rPr>
+          <w:b w:val="0"/>
+        </w:rPr>
+        <w:t xml:space="preserve">Completion task: Keep the same target and </w:t>
+      </w:r>
       <w:r>
         <w:rPr>
           <w:b/>
         </w:rPr>
+        <w:t>candidate</w:t>
+      </w:r>
+      <w:r>
+        <w:rPr>
+          <w:b w:val="0"/>
+        </w:rPr>
+        <w:t>s but make texture worth 3 points, with colour and shape worth 1 each. Recalculate A, B and C. Explain what changed and what stayed the same.</w:t>
+      </w:r>
+    </w:p>
+    <w:p>
+      <w:pPr>
+        <w:pStyle w:val="Heading2"/>
+      </w:pPr>
+      <w:r>
+        <w:t>Expected reasoning and fading help</w:t>
+      </w:r>
+    </w:p>
+    <w:p>
+      <w:pPr>
+        <w:spacing w:line="336" w:lineRule="auto" w:after="180"/>
+      </w:pPr>
+      <w:r>
+        <w:rPr>
+          <w:b w:val="0"/>
+        </w:rPr>
+        <w:t xml:space="preserve">Teacher check: A stays at 2, B becomes 3 and C stays at 1, so B wins. Only the texture </w:t>
+      </w:r>
+      <w:r>
+        <w:rPr>
+          <w:b/>
+        </w:rPr>
+        <w:t>weight</w:t>
+      </w:r>
+      <w:r>
+        <w:rPr>
+          <w:b w:val="0"/>
+        </w:rPr>
+        <w:t xml:space="preserve"> changed; </w:t>
+      </w:r>
+      <w:r>
+        <w:rPr>
+          <w:b/>
+        </w:rPr>
+        <w:t>candidate</w:t>
+      </w:r>
+      <w:r>
+        <w:rPr>
+          <w:b w:val="0"/>
+        </w:rPr>
+        <w:t xml:space="preserve"> values, target and other </w:t>
+      </w:r>
+      <w:r>
+        <w:rPr>
+          <w:b/>
+        </w:rPr>
+        <w:t>weight</w:t>
+      </w:r>
+      <w:r>
+        <w:rPr>
+          <w:b w:val="0"/>
+        </w:rPr>
+        <w:t>s stayed the same. The result is specific to this new comparison rule.</w:t>
+      </w:r>
+    </w:p>
+    <w:p>
+      <w:pPr>
+        <w:spacing w:line="336" w:lineRule="auto" w:after="180"/>
+      </w:pPr>
+      <w:r>
+        <w:rPr>
+          <w:b w:val="0"/>
+        </w:rPr>
+        <w:t xml:space="preserve">Start by identifying the given </w:t>
+      </w:r>
+      <w:r>
+        <w:rPr>
+          <w:b/>
+        </w:rPr>
+        <w:t>input</w:t>
+      </w:r>
+      <w:r>
+        <w:rPr>
+          <w:b w:val="0"/>
+        </w:rPr>
+        <w:t>s together. Leave the intermediate steps blank. If needed, model one step, then withdraw that help on the next step. Move to a full trace only when the partial trace is understood.</w:t>
+      </w:r>
+    </w:p>
+    <w:p>
+      <w:pPr>
+        <w:spacing w:line="336" w:lineRule="auto" w:after="180"/>
+      </w:pPr>
+      <w:r>
+        <w:rPr>
+          <w:b w:val="0"/>
+        </w:rPr>
+        <w:t>For partners, alternate explainer and checker; collect a response from every learner before discussion.</w:t>
+      </w:r>
+    </w:p>
+    <w:p>
+      <w:pPr>
+        <w:pStyle w:val="Heading2"/>
+      </w:pPr>
+      <w:r>
+        <w:t>Check the misconception before discussion</w:t>
+      </w:r>
+    </w:p>
+    <w:p>
+      <w:pPr>
+        <w:spacing w:line="336" w:lineRule="auto" w:after="180"/>
+      </w:pPr>
+      <w:r>
+        <w:rPr>
+          <w:b w:val="0"/>
+        </w:rPr>
+        <w:t xml:space="preserve">Use the worked case for </w:t>
+      </w:r>
+      <w:r>
+        <w:rPr>
+          <w:b/>
+        </w:rPr>
         <w:t>Similarity</w:t>
       </w:r>
       <w:r>
         <w:rPr>
           <w:b w:val="0"/>
         </w:rPr>
-        <w:t xml:space="preserve"> is defined by the chosen representation and </w:t>
+        <w:t xml:space="preserve"> and selected features. Proposed explanation: “Similar has one objective meaning for every task”. Decide whether this explanation is supported.</w:t>
+      </w:r>
+    </w:p>
+    <w:p>
+      <w:pPr>
+        <w:spacing w:line="336" w:lineRule="auto" w:after="180"/>
+      </w:pPr>
+      <w:r>
+        <w:rPr>
+          <w:b w:val="0"/>
+        </w:rPr>
+        <w:t>Point to the step or supplied fact that decides; explain your repair if needed.</w:t>
+      </w:r>
+    </w:p>
+    <w:p>
+      <w:pPr>
+        <w:spacing w:line="336" w:lineRule="auto" w:after="180"/>
+      </w:pPr>
+      <w:r>
+        <w:rPr>
+          <w:b w:val="0"/>
+        </w:rPr>
+        <w:t>Expected correction: Name the features, comparison rule and purpose.</w:t>
+      </w:r>
+    </w:p>
+    <w:p>
+      <w:pPr>
+        <w:spacing w:line="336" w:lineRule="auto" w:after="180"/>
+      </w:pPr>
+      <w:r>
+        <w:rPr>
+          <w:b w:val="0"/>
+        </w:rPr>
+        <w:t>Collect explanations, not only yes/no votes. If a misunderstanding is common, re-model the relevant step for the class.</w:t>
+      </w:r>
+    </w:p>
+    <w:p>
+      <w:pPr>
+        <w:spacing w:line="336" w:lineRule="auto" w:after="180"/>
+      </w:pPr>
+      <w:r>
+        <w:rPr>
+          <w:b w:val="0"/>
+        </w:rPr>
+        <w:t>If it affects a few learners, give a short targeted group explanation while others solve a more demanding variation.</w:t>
+      </w:r>
+    </w:p>
+    <w:p>
+      <w:pPr>
+        <w:pStyle w:val="Heading2"/>
+      </w:pPr>
+      <w:r>
+        <w:t>Use the pictorial check</w:t>
+      </w:r>
+    </w:p>
+    <w:p>
+      <w:pPr>
+        <w:spacing w:line="336" w:lineRule="auto" w:after="180"/>
+      </w:pPr>
+      <w:r>
+        <w:rPr>
+          <w:b w:val="0"/>
+        </w:rPr>
+        <w:t>Point to the matches supporting C’s new score and explain why there is no tie.</w:t>
+      </w:r>
+    </w:p>
+    <w:p>
+      <w:pPr>
+        <w:spacing w:line="336" w:lineRule="auto" w:after="180"/>
+      </w:pPr>
+      <w:r>
+        <w:rPr>
+          <w:b w:val="0"/>
+        </w:rPr>
+        <w:t>C matches red, round and rough: 3. A matches only red and B only round: 1 each.</w:t>
+      </w:r>
+    </w:p>
+    <w:p>
+      <w:pPr>
+        <w:spacing w:line="336" w:lineRule="auto" w:after="180"/>
+      </w:pPr>
+      <w:r>
+        <w:rPr>
+          <w:b w:val="0"/>
+        </w:rPr>
+        <w:t>Changed-case reasoning: C scores 3; A and B each score 1. C now matches all three target features; the others lose their smooth-texture match.</w:t>
+      </w:r>
+    </w:p>
+    <w:p>
+      <w:pPr>
+        <w:spacing w:line="336" w:lineRule="auto" w:after="180"/>
+      </w:pPr>
+      <w:r>
+        <w:rPr>
+          <w:b w:val="0"/>
+        </w:rPr>
+        <w:t xml:space="preserve">Collect each learner’s explanation before discussion. Use the first missing connection between </w:t>
       </w:r>
       <w:r>
         <w:rPr>
           <w:b/>
         </w:rPr>
-        <w:t>weight</w:t>
-      </w:r>
-      <w:r>
-        <w:rPr>
-          <w:b w:val="0"/>
-        </w:rPr>
-        <w:t xml:space="preserve">s. The cards did not change when texture gained </w:t>
+        <w:t>input</w:t>
+      </w:r>
+      <w:r>
+        <w:rPr>
+          <w:b w:val="0"/>
+        </w:rPr>
+        <w:t xml:space="preserve">, deciding step and result to choose support. This question is worked-case practice, not fresh mastery </w:t>
       </w:r>
       <w:r>
         <w:rPr>
           <w:b/>
         </w:rPr>
-        <w:t>weight</w:t>
-      </w:r>
-      <w:r>
-        <w:rPr>
-          <w:b w:val="0"/>
-        </w:rPr>
-        <w:t>; the comparison rule did. Two high scores need not mean two identical cards.</w:t>
+        <w:t>evidence</w:t>
+      </w:r>
+      <w:r>
+        <w:rPr>
+          <w:b w:val="0"/>
+        </w:rPr>
+        <w:t>.</w:t>
+      </w:r>
+    </w:p>
+    <w:p>
+      <w:pPr>
+        <w:pStyle w:val="Heading2"/>
+      </w:pPr>
+      <w:r>
+        <w:t>Keep each learner explaining</w:t>
+      </w:r>
+    </w:p>
+    <w:p>
+      <w:pPr>
+        <w:pStyle w:val="ListBullet"/>
+      </w:pPr>
+      <w:r>
+        <w:t>Ask: Which facts are given, and which would we have to assume? Learners mark relevant details before discussing answers.</w:t>
+      </w:r>
+    </w:p>
+    <w:p>
+      <w:pPr>
+        <w:pStyle w:val="ListBullet"/>
+      </w:pPr>
+      <w:r>
+        <w:t>Say: Predict first. Show the rule, information path or calculation that would produce the result. A correct guess is not yet an explanation.</w:t>
+      </w:r>
+    </w:p>
+    <w:p>
+      <w:pPr>
+        <w:pStyle w:val="ListBullet"/>
+      </w:pPr>
+      <w:r>
+        <w:t>In pairs, one learner solves while the other checks evidence; exchange roles. Remove the worked answer before independent assessment.</w:t>
+      </w:r>
+    </w:p>
+    <w:p>
+      <w:pPr>
+        <w:pStyle w:val="Heading2"/>
+      </w:pPr>
+      <w:r>
+        <w:t>Earlier wording, alternatives and picture transcripts · reference / check after trying</w:t>
       </w:r>
     </w:p>
     <w:p>
       <w:pPr>
         <w:spacing w:line="336" w:lineRule="auto" w:after="180"/>
-        <w:shd w:fill="F1F6FC"/>
-      </w:pPr>
-      <w:r>
-        <w:rPr>
-          <w:b w:val="0"/>
-        </w:rPr>
-        <w:t>A complete rule also says what to do with tied scores, rather than choosing whichever appears first by accident.</w:t>
+      </w:pPr>
+      <w:r>
+        <w:rPr>
+          <w:b w:val="0"/>
+        </w:rPr>
+        <w:t>Demonstrate and guide practice</w:t>
       </w:r>
     </w:p>
     <w:p>
@@ -2519,7 +2962,63 @@
         <w:pStyle w:val="Heading3"/>
       </w:pPr>
       <w:r>
-        <w:t>What this example does not establish</w:t>
+        <w:t>Board sequence</w:t>
+      </w:r>
+    </w:p>
+    <w:p>
+      <w:pPr>
+        <w:spacing w:line="336" w:lineRule="auto" w:after="180"/>
+      </w:pPr>
+      <w:r>
+        <w:rPr>
+          <w:b w:val="0"/>
+        </w:rPr>
+        <w:t>Write the given facts: Book A has animals and adventure; B has animals only; C has neither. A reader wants both traits.</w:t>
+      </w:r>
+    </w:p>
+    <w:p>
+      <w:pPr>
+        <w:spacing w:line="336" w:lineRule="auto" w:after="180"/>
+      </w:pPr>
+      <w:r>
+        <w:rPr>
+          <w:b w:val="0"/>
+        </w:rPr>
+        <w:t>Write the question to explain: Rank by number of matching traits.</w:t>
+      </w:r>
+    </w:p>
+    <w:p>
+      <w:pPr>
+        <w:spacing w:line="336" w:lineRule="auto" w:after="180"/>
+      </w:pPr>
+      <w:r>
+        <w:rPr>
+          <w:b w:val="0"/>
+        </w:rPr>
+        <w:t xml:space="preserve">Reveal after </w:t>
+      </w:r>
+      <w:r>
+        <w:rPr>
+          <w:b/>
+        </w:rPr>
+        <w:t>prediction</w:t>
+      </w:r>
+      <w:r>
+        <w:rPr>
+          <w:b w:val="0"/>
+        </w:rPr>
+        <w:t>s: A scores 2, B 1, C 0. Ranking depends on the chosen traits; it is not a universal measure of book quality.</w:t>
+      </w:r>
+    </w:p>
+    <w:p>
+      <w:pPr>
+        <w:spacing w:line="336" w:lineRule="auto" w:after="180"/>
+      </w:pPr>
+      <w:r>
+        <w:rPr>
+          <w:b w:val="0"/>
+        </w:rPr>
+        <w:t>Use the earlier changed question as optional later practice. Reserve Transfer the comparison to books for the first independent attempt before hints or feedback.</w:t>
       </w:r>
     </w:p>
     <w:p>
@@ -2527,362 +3026,18 @@
         <w:pStyle w:val="Heading3"/>
       </w:pPr>
       <w:r>
-        <w:t>Keep the stated limit</w:t>
+        <w:t>Classroom dialogue</w:t>
       </w:r>
     </w:p>
     <w:p>
       <w:pPr>
         <w:spacing w:line="336" w:lineRule="auto" w:after="180"/>
-        <w:shd w:fill="FFF5E6"/>
-      </w:pPr>
-      <w:r>
-        <w:rPr>
-          <w:b w:val="0"/>
-        </w:rPr>
-        <w:t>A high feature-match score does not establish usefulness or suitability beyond the features represented.</w:t>
-      </w:r>
-    </w:p>
-    <w:p>
-      <w:pPr>
-        <w:pStyle w:val="Heading3"/>
-      </w:pPr>
-      <w:r>
-        <w:t>Change one thing in the pictured case</w:t>
-      </w:r>
-    </w:p>
-    <w:p>
-      <w:pPr>
-        <w:pStyle w:val="Heading3"/>
-      </w:pPr>
-      <w:r>
-        <w:t>Change one thing</w:t>
-      </w:r>
-    </w:p>
-    <w:p>
-      <w:pPr>
-        <w:spacing w:line="336" w:lineRule="auto" w:after="180"/>
-        <w:shd w:fill="F5F1FB"/>
-      </w:pPr>
-      <w:r>
-        <w:rPr>
-          <w:b w:val="0"/>
-        </w:rPr>
-        <w:t xml:space="preserve">Change: Keep original </w:t>
-      </w:r>
-      <w:r>
-        <w:rPr>
-          <w:b/>
-        </w:rPr>
-        <w:t>weight</w:t>
-      </w:r>
-      <w:r>
-        <w:rPr>
-          <w:b w:val="0"/>
-        </w:rPr>
-        <w:t>s but change the target texture to rough.</w:t>
-      </w:r>
-    </w:p>
-    <w:p>
-      <w:pPr>
-        <w:pStyle w:val="Heading3"/>
-      </w:pPr>
-      <w:r>
-        <w:t>Predicted result</w:t>
-      </w:r>
-    </w:p>
-    <w:p>
-      <w:pPr>
-        <w:spacing w:line="336" w:lineRule="auto" w:after="180"/>
-        <w:shd w:fill="F1F6FC"/>
-      </w:pPr>
-      <w:r>
-        <w:rPr>
-          <w:b/>
-        </w:rPr>
-        <w:t>Prediction</w:t>
-      </w:r>
-      <w:r>
-        <w:rPr>
-          <w:b w:val="0"/>
-        </w:rPr>
-        <w:t>: C scores 3; A and B each score 1.</w:t>
-      </w:r>
-    </w:p>
-    <w:p>
-      <w:pPr>
-        <w:pStyle w:val="Heading3"/>
-      </w:pPr>
-      <w:r>
-        <w:t>Why the result follows</w:t>
-      </w:r>
-    </w:p>
-    <w:p>
-      <w:pPr>
-        <w:spacing w:line="336" w:lineRule="auto" w:after="180"/>
-        <w:shd w:fill="F1F6FC"/>
-      </w:pPr>
-      <w:r>
-        <w:rPr>
-          <w:b w:val="0"/>
-        </w:rPr>
-        <w:t>Reason: C now matches all three target features; the others lose their smooth-texture match.</w:t>
-      </w:r>
-    </w:p>
-    <w:p>
-      <w:pPr>
-        <w:pStyle w:val="Heading3"/>
-      </w:pPr>
-      <w:r>
-        <w:t>Ask while showing the picture</w:t>
-      </w:r>
-    </w:p>
-    <w:p>
-      <w:pPr>
-        <w:pStyle w:val="Heading3"/>
-      </w:pPr>
-      <w:r>
-        <w:t>Ask while showing the picture · 5</w:t>
-      </w:r>
-    </w:p>
-    <w:p>
-      <w:pPr>
-        <w:spacing w:line="336" w:lineRule="auto" w:after="180"/>
-      </w:pPr>
-      <w:r>
-        <w:rPr>
-          <w:b w:val="0"/>
-        </w:rPr>
-        <w:t xml:space="preserve">Cover the result. Ask learners to name the </w:t>
-      </w:r>
-      <w:r>
-        <w:rPr>
-          <w:b/>
-        </w:rPr>
-        <w:t>input</w:t>
-      </w:r>
-      <w:r>
-        <w:rPr>
-          <w:b w:val="0"/>
-        </w:rPr>
-        <w:t xml:space="preserve">s and predict the next step. Uncover one step, connect the icon to the actual procedure, and explain its </w:t>
-      </w:r>
-      <w:r>
-        <w:rPr>
-          <w:b/>
-        </w:rPr>
-        <w:t>evidence</w:t>
-      </w:r>
-      <w:r>
-        <w:rPr>
-          <w:b w:val="0"/>
-        </w:rPr>
-        <w:t>. Then change the supplied condition and compare.</w:t>
-      </w:r>
-    </w:p>
-    <w:p>
-      <w:pPr>
-        <w:spacing w:line="336" w:lineRule="auto" w:after="180"/>
-      </w:pPr>
-      <w:r>
-        <w:rPr>
-          <w:b w:val="0"/>
-        </w:rPr>
-        <w:t>The picture is a representation; it does not document execution of a real AI model.</w:t>
-      </w:r>
-    </w:p>
-    <w:p>
-      <w:pPr>
-        <w:pStyle w:val="Heading1"/>
-      </w:pPr>
-      <w:r>
-        <w:t>03. Demonstrate and guide practice</w:t>
-      </w:r>
-    </w:p>
-    <w:p>
-      <w:r>
-        <w:t>Demonstrate Similarity, reduce support deliberately and check individual reasoning before discussing answers.</w:t>
-      </w:r>
-    </w:p>
-    <w:p>
-      <w:pPr>
-        <w:pStyle w:val="Heading3"/>
-      </w:pPr>
-      <w:r>
-        <w:t>Board sequence</w:t>
-      </w:r>
-    </w:p>
-    <w:p>
-      <w:pPr>
-        <w:pStyle w:val="Heading3"/>
-      </w:pPr>
-      <w:r>
-        <w:t>1. Put the facts on the board</w:t>
-      </w:r>
-    </w:p>
-    <w:p>
-      <w:pPr>
-        <w:spacing w:line="336" w:lineRule="auto" w:after="180"/>
-        <w:shd w:fill="F4F9FC"/>
-      </w:pPr>
-      <w:r>
-        <w:rPr>
-          <w:b w:val="0"/>
-        </w:rPr>
-        <w:t>Write the given facts: Book A has animals and adventure; B has animals only; C has neither. A reader wants both traits.</w:t>
-      </w:r>
-    </w:p>
-    <w:p>
-      <w:pPr>
-        <w:pStyle w:val="Heading3"/>
-      </w:pPr>
-      <w:r>
-        <w:t>2. State the decision to explain</w:t>
-      </w:r>
-    </w:p>
-    <w:p>
-      <w:pPr>
-        <w:spacing w:line="336" w:lineRule="auto" w:after="180"/>
-        <w:shd w:fill="F4F9FC"/>
-      </w:pPr>
-      <w:r>
-        <w:rPr>
-          <w:b w:val="0"/>
-        </w:rPr>
-        <w:t>Write the question to explain: Rank by number of matching traits.</w:t>
-      </w:r>
-    </w:p>
-    <w:p>
-      <w:pPr>
-        <w:pStyle w:val="Heading3"/>
-      </w:pPr>
-      <w:r>
-        <w:t>3. Reveal the worked reasoning</w:t>
-      </w:r>
-    </w:p>
-    <w:p>
-      <w:pPr>
-        <w:spacing w:line="336" w:lineRule="auto" w:after="180"/>
-        <w:shd w:fill="F1F6FC"/>
-      </w:pPr>
-      <w:r>
-        <w:rPr>
-          <w:b w:val="0"/>
-        </w:rPr>
-        <w:t xml:space="preserve">Reveal after </w:t>
-      </w:r>
-      <w:r>
-        <w:rPr>
-          <w:b/>
-        </w:rPr>
-        <w:t>prediction</w:t>
-      </w:r>
-      <w:r>
-        <w:rPr>
-          <w:b w:val="0"/>
-        </w:rPr>
-        <w:t>s: A scores 2, B 1, C 0. Ranking depends on the chosen traits; it is not a universal measure of book quality.</w:t>
-      </w:r>
-    </w:p>
-    <w:p>
-      <w:pPr>
-        <w:pStyle w:val="Heading3"/>
-      </w:pPr>
-      <w:r>
-        <w:t>Hold back the independent task</w:t>
-      </w:r>
-    </w:p>
-    <w:p>
-      <w:pPr>
-        <w:spacing w:line="336" w:lineRule="auto" w:after="180"/>
-        <w:shd w:fill="F5F1FB"/>
-      </w:pPr>
-      <w:r>
-        <w:rPr>
-          <w:b w:val="0"/>
-        </w:rPr>
-        <w:t>Keep for an independent attempt: Compare books using topic only. Book A is about space with a red cover; B is about space with a blue cover; C is about dogs with a red cover. Which matches A best?</w:t>
-      </w:r>
-    </w:p>
-    <w:p>
-      <w:pPr>
-        <w:pStyle w:val="Heading3"/>
-      </w:pPr>
-      <w:r>
-        <w:t>Classroom dialogue</w:t>
-      </w:r>
-    </w:p>
-    <w:p>
-      <w:pPr>
-        <w:pStyle w:val="Heading3"/>
-      </w:pPr>
-      <w:r>
-        <w:t>Ask the class</w:t>
-      </w:r>
-    </w:p>
-    <w:p>
-      <w:pPr>
-        <w:spacing w:line="336" w:lineRule="auto" w:after="180"/>
-        <w:shd w:fill="F5F1FB"/>
-      </w:pPr>
-      <w:r>
-        <w:rPr>
-          <w:b w:val="0"/>
-        </w:rPr>
-        <w:t>Ask: Which facts are given, and which would we have to assume? Learners mark relevant details before discussing answers.</w:t>
-      </w:r>
-    </w:p>
-    <w:p>
-      <w:pPr>
-        <w:pStyle w:val="Heading3"/>
-      </w:pPr>
-      <w:r>
-        <w:t>Language to model</w:t>
-      </w:r>
-    </w:p>
-    <w:p>
-      <w:pPr>
-        <w:spacing w:line="336" w:lineRule="auto" w:after="180"/>
-        <w:shd w:fill="F1F6F8"/>
-      </w:pPr>
-      <w:r>
-        <w:rPr>
-          <w:b w:val="0"/>
-        </w:rPr>
-        <w:t>Say: Predict first. Show the rule, information path or calculation that would produce the result. A correct guess is not yet an explanation.</w:t>
-      </w:r>
-    </w:p>
-    <w:p>
-      <w:pPr>
-        <w:spacing w:line="336" w:lineRule="auto" w:after="180"/>
       </w:pPr>
       <w:r>
         <w:rPr>
           <w:b w:val="0"/>
         </w:rPr>
         <w:t>Reveal reasoning one step at a time. Explain why a tempting alternative fails. Write units and denominators for arithmetic, trace conditions for decisions, and identify supporting sources for claims.</w:t>
-      </w:r>
-    </w:p>
-    <w:p>
-      <w:pPr>
-        <w:spacing w:line="336" w:lineRule="auto" w:after="180"/>
-      </w:pPr>
-      <w:r>
-        <w:rPr>
-          <w:b w:val="0"/>
-        </w:rPr>
-        <w:t xml:space="preserve">In pairs, one learner solves while the other checks </w:t>
-      </w:r>
-      <w:r>
-        <w:rPr>
-          <w:b/>
-        </w:rPr>
-        <w:t>evidence</w:t>
-      </w:r>
-      <w:r>
-        <w:rPr>
-          <w:b w:val="0"/>
-        </w:rPr>
-        <w:t>; exchange roles. Remove the worked answer before independent assessment.</w:t>
       </w:r>
     </w:p>
     <w:p>
@@ -3184,499 +3339,103 @@
         <w:pStyle w:val="Heading3"/>
       </w:pPr>
       <w:r>
-        <w:t>Completion practice</w:t>
+        <w:t>Individual reasoning check</w:t>
+      </w:r>
+    </w:p>
+    <w:p>
+      <w:pPr>
+        <w:pStyle w:val="Heading3"/>
+      </w:pPr>
+      <w:r>
+        <w:t>Pictorial practice question</w:t>
+      </w:r>
+    </w:p>
+    <w:p>
+      <w:pPr>
+        <w:pStyle w:val="Heading3"/>
+      </w:pPr>
+      <w:r>
+        <w:t>Reasoned teacher answer</w:t>
+      </w:r>
+    </w:p>
+    <w:p>
+      <w:pPr>
+        <w:pStyle w:val="Heading1"/>
+      </w:pPr>
+      <w:r>
+        <w:t>04. Run the supplied investigation</w:t>
+      </w:r>
+    </w:p>
+    <w:p>
+      <w:r>
+        <w:t>Keep expected results, observed paper traces and remaining limits distinguishable.</w:t>
+      </w:r>
+    </w:p>
+    <w:p>
+      <w:pPr>
+        <w:pStyle w:val="Heading2"/>
+      </w:pPr>
+      <w:r>
+        <w:t>Supplied materials and answer guidance</w:t>
       </w:r>
     </w:p>
     <w:p>
       <w:pPr>
         <w:spacing w:line="336" w:lineRule="auto" w:after="180"/>
-        <w:shd w:fill="F5F1FB"/>
-      </w:pPr>
-      <w:r>
-        <w:rPr>
-          <w:b w:val="0"/>
-        </w:rPr>
-        <w:t xml:space="preserve">Completion task: Keep the same target and </w:t>
-      </w:r>
-      <w:r>
-        <w:rPr>
-          <w:b/>
-        </w:rPr>
-        <w:t>candidate</w:t>
-      </w:r>
-      <w:r>
-        <w:rPr>
-          <w:b w:val="0"/>
-        </w:rPr>
-        <w:t>s but make texture worth 3 points, with colour and shape worth 1 each. Recalculate A, B and C. Explain what changed and what stayed the same.</w:t>
-      </w:r>
-    </w:p>
-    <w:p>
-      <w:pPr>
-        <w:pStyle w:val="Heading3"/>
-      </w:pPr>
-      <w:r>
-        <w:t>Reasoning to listen for</w:t>
-      </w:r>
-    </w:p>
-    <w:p>
-      <w:pPr>
-        <w:spacing w:line="336" w:lineRule="auto" w:after="180"/>
-        <w:shd w:fill="F1F6FC"/>
-      </w:pPr>
-      <w:r>
-        <w:rPr>
-          <w:b w:val="0"/>
-        </w:rPr>
-        <w:t xml:space="preserve">Teacher check: A stays at 2, B becomes 3 and C stays at 1, so B wins. Only the texture </w:t>
-      </w:r>
-      <w:r>
-        <w:rPr>
-          <w:b/>
-        </w:rPr>
-        <w:t>weight</w:t>
-      </w:r>
-      <w:r>
-        <w:rPr>
-          <w:b w:val="0"/>
-        </w:rPr>
-        <w:t xml:space="preserve"> changed; </w:t>
-      </w:r>
-      <w:r>
-        <w:rPr>
-          <w:b/>
-        </w:rPr>
-        <w:t>candidate</w:t>
-      </w:r>
-      <w:r>
-        <w:rPr>
-          <w:b w:val="0"/>
-        </w:rPr>
-        <w:t xml:space="preserve"> values, target and other </w:t>
-      </w:r>
-      <w:r>
-        <w:rPr>
-          <w:b/>
-        </w:rPr>
-        <w:t>weight</w:t>
-      </w:r>
-      <w:r>
-        <w:rPr>
-          <w:b w:val="0"/>
-        </w:rPr>
-        <w:t>s stayed the same. The result is specific to this new comparison rule.</w:t>
-      </w:r>
-    </w:p>
-    <w:p>
-      <w:pPr>
-        <w:spacing w:line="336" w:lineRule="auto" w:after="180"/>
-      </w:pPr>
-      <w:r>
-        <w:rPr>
-          <w:b w:val="0"/>
-        </w:rPr>
-        <w:t xml:space="preserve">Start by identifying the given </w:t>
-      </w:r>
-      <w:r>
-        <w:rPr>
-          <w:b/>
-        </w:rPr>
-        <w:t>input</w:t>
-      </w:r>
-      <w:r>
-        <w:rPr>
-          <w:b w:val="0"/>
-        </w:rPr>
-        <w:t>s together. Leave the intermediate steps blank. If needed, model one step, then withdraw that help on the next step. Move to a full trace only when the partial trace is understood.</w:t>
-      </w:r>
-    </w:p>
-    <w:p>
-      <w:pPr>
-        <w:spacing w:line="336" w:lineRule="auto" w:after="180"/>
-      </w:pPr>
-      <w:r>
-        <w:rPr>
-          <w:b w:val="0"/>
-        </w:rPr>
-        <w:t>For partners, alternate explainer and checker; collect a response from every learner before discussion.</w:t>
-      </w:r>
-    </w:p>
-    <w:p>
-      <w:pPr>
-        <w:pStyle w:val="Heading3"/>
-      </w:pPr>
-      <w:r>
-        <w:t>Individual reasoning check</w:t>
-      </w:r>
-    </w:p>
-    <w:p>
-      <w:pPr>
-        <w:spacing w:line="336" w:lineRule="auto" w:after="180"/>
-      </w:pPr>
-      <w:r>
-        <w:rPr>
-          <w:b w:val="0"/>
-        </w:rPr>
-        <w:t xml:space="preserve">Use the worked case for </w:t>
-      </w:r>
-      <w:r>
-        <w:rPr>
-          <w:b/>
-        </w:rPr>
-        <w:t>Similarity</w:t>
-      </w:r>
-      <w:r>
-        <w:rPr>
-          <w:b w:val="0"/>
-        </w:rPr>
-        <w:t xml:space="preserve"> and selected features. Proposed explanation: “Similar has one objective meaning for every task”. Decide whether this explanation is supported.</w:t>
-      </w:r>
-    </w:p>
-    <w:p>
-      <w:pPr>
-        <w:spacing w:line="336" w:lineRule="auto" w:after="180"/>
-      </w:pPr>
-      <w:r>
-        <w:rPr>
-          <w:b w:val="0"/>
-        </w:rPr>
-        <w:t>Point to the step or supplied fact that decides; explain your repair if needed.</w:t>
-      </w:r>
-    </w:p>
-    <w:p>
-      <w:pPr>
-        <w:pStyle w:val="Heading3"/>
-      </w:pPr>
-      <w:r>
-        <w:t>Expected repair</w:t>
-      </w:r>
-    </w:p>
-    <w:p>
-      <w:pPr>
-        <w:spacing w:line="336" w:lineRule="auto" w:after="180"/>
-        <w:shd w:fill="F1F6FC"/>
-      </w:pPr>
-      <w:r>
-        <w:rPr>
-          <w:b w:val="0"/>
-        </w:rPr>
-        <w:t>Expected correction: Name the features, comparison rule and purpose.</w:t>
-      </w:r>
-    </w:p>
-    <w:p>
-      <w:pPr>
-        <w:spacing w:line="336" w:lineRule="auto" w:after="180"/>
-      </w:pPr>
-      <w:r>
-        <w:rPr>
-          <w:b w:val="0"/>
-        </w:rPr>
-        <w:t>Collect explanations, not only yes/no votes. If a misunderstanding is common, re-model the relevant step for the class.</w:t>
-      </w:r>
-    </w:p>
-    <w:p>
-      <w:pPr>
-        <w:spacing w:line="336" w:lineRule="auto" w:after="180"/>
-      </w:pPr>
-      <w:r>
-        <w:rPr>
-          <w:b w:val="0"/>
-        </w:rPr>
-        <w:t>If it affects a few learners, give a short targeted group explanation while others solve a more demanding variation.</w:t>
-      </w:r>
-    </w:p>
-    <w:p>
-      <w:pPr>
-        <w:pStyle w:val="Heading3"/>
-      </w:pPr>
-      <w:r>
-        <w:t>Pictorial practice question</w:t>
-      </w:r>
-    </w:p>
-    <w:p>
-      <w:pPr>
-        <w:spacing w:line="336" w:lineRule="auto" w:after="180"/>
-      </w:pPr>
-      <w:r>
-        <w:rPr>
-          <w:b w:val="0"/>
-        </w:rPr>
-        <w:t>Point to the matches supporting C’s new score and explain why there is no tie.</w:t>
-      </w:r>
-    </w:p>
-    <w:p>
-      <w:pPr>
-        <w:pStyle w:val="Heading3"/>
-      </w:pPr>
-      <w:r>
-        <w:t>Reasoned teacher answer</w:t>
-      </w:r>
-    </w:p>
-    <w:p>
-      <w:pPr>
-        <w:spacing w:line="336" w:lineRule="auto" w:after="180"/>
-      </w:pPr>
-      <w:r>
-        <w:rPr>
-          <w:b w:val="0"/>
-        </w:rPr>
-        <w:t>C matches red, round and rough: 3. A matches only red and B only round: 1 each.</w:t>
-      </w:r>
-    </w:p>
-    <w:p>
-      <w:pPr>
-        <w:spacing w:line="336" w:lineRule="auto" w:after="180"/>
-      </w:pPr>
-      <w:r>
-        <w:rPr>
-          <w:b w:val="0"/>
-        </w:rPr>
-        <w:t>Changed-case reasoning: C scores 3; A and B each score 1. C now matches all three target features; the others lose their smooth-texture match.</w:t>
-      </w:r>
-    </w:p>
-    <w:p>
-      <w:pPr>
-        <w:spacing w:line="336" w:lineRule="auto" w:after="180"/>
-      </w:pPr>
-      <w:r>
-        <w:rPr>
-          <w:b w:val="0"/>
-        </w:rPr>
-        <w:t xml:space="preserve">Collect each learner’s explanation before discussion. Use the first missing connection between </w:t>
-      </w:r>
-      <w:r>
-        <w:rPr>
-          <w:b/>
-        </w:rPr>
-        <w:t>input</w:t>
-      </w:r>
-      <w:r>
-        <w:rPr>
-          <w:b w:val="0"/>
-        </w:rPr>
-        <w:t xml:space="preserve">, deciding step and result to choose support. This question is worked-case practice, not fresh mastery </w:t>
-      </w:r>
-      <w:r>
-        <w:rPr>
-          <w:b/>
-        </w:rPr>
-        <w:t>evidence</w:t>
-      </w:r>
-      <w:r>
-        <w:rPr>
-          <w:b w:val="0"/>
-        </w:rPr>
-        <w:t>.</w:t>
-      </w:r>
-    </w:p>
-    <w:p>
-      <w:pPr>
-        <w:pStyle w:val="Heading1"/>
-      </w:pPr>
-      <w:r>
-        <w:t>04. Run the weekly evidence lab</w:t>
-      </w:r>
-    </w:p>
-    <w:p>
-      <w:r>
-        <w:t>Run the Similarity investigation and use the first unsupported step to choose a teaching response.</w:t>
-      </w:r>
-    </w:p>
-    <w:p>
-      <w:pPr>
-        <w:spacing w:line="336" w:lineRule="auto" w:after="180"/>
-      </w:pPr>
-      <w:r>
-        <w:rPr>
-          <w:b w:val="0"/>
-        </w:rPr>
-        <w:t xml:space="preserve">Predict first, test honestly, and explain what the </w:t>
-      </w:r>
-      <w:r>
-        <w:rPr>
-          <w:b/>
-        </w:rPr>
-        <w:t>evidence</w:t>
-      </w:r>
-      <w:r>
-        <w:rPr>
-          <w:b w:val="0"/>
-        </w:rPr>
-        <w:t xml:space="preserve"> means.</w:t>
-      </w:r>
-    </w:p>
-    <w:p>
-      <w:pPr>
-        <w:pStyle w:val="Heading3"/>
-      </w:pPr>
-      <w:r>
-        <w:t>1. Predict</w:t>
-      </w:r>
-    </w:p>
-    <w:p>
-      <w:pPr>
-        <w:spacing w:line="336" w:lineRule="auto" w:after="180"/>
-        <w:shd w:fill="F4F9FC"/>
-      </w:pPr>
-      <w:r>
-        <w:rPr>
-          <w:b w:val="0"/>
-        </w:rPr>
-        <w:t xml:space="preserve">State your </w:t>
-      </w:r>
-      <w:r>
-        <w:rPr>
-          <w:b/>
-        </w:rPr>
-        <w:t>prediction</w:t>
-      </w:r>
-      <w:r>
-        <w:rPr>
-          <w:b w:val="0"/>
-        </w:rPr>
-        <w:t xml:space="preserve"> before the result is known.</w:t>
-      </w:r>
-    </w:p>
-    <w:p>
-      <w:pPr>
-        <w:pStyle w:val="Heading3"/>
-      </w:pPr>
-      <w:r>
-        <w:t>2. Investigate</w:t>
-      </w:r>
-    </w:p>
-    <w:p>
-      <w:pPr>
-        <w:spacing w:line="336" w:lineRule="auto" w:after="180"/>
-        <w:shd w:fill="F4F9FC"/>
-      </w:pPr>
-      <w:r>
-        <w:rPr>
-          <w:b w:val="0"/>
-        </w:rPr>
+      </w:pPr>
+      <w:r>
+        <w:rPr>
+          <w:b w:val="0"/>
+        </w:rPr>
+        <w:t>In the supplied two-feature trait map, equal weights give A=1,B=1,C=0: return A and B. Colour-priority gives A=2,B=1,C=0: return A. Shape-priority gives A=1,B=2,C=0: return B. The cards are unchanged; the declared priority differs. An unreadable shape requires the stated missing-value action. Scores are not probabilities or guarantees of suitability. Reserve Transfer the comparison to books for the individual first attempt.</w:t>
+      </w:r>
+    </w:p>
+    <w:p>
+      <w:pPr>
+        <w:pStyle w:val="Heading2"/>
+      </w:pPr>
+      <w:r>
+        <w:t>Run and record</w:t>
+      </w:r>
+    </w:p>
+    <w:p>
+      <w:pPr>
+        <w:pStyle w:val="ListNumber"/>
+      </w:pPr>
+      <w:r>
         <w:t>Complete the task: Create a trait map and find two different 'nearest' items.</w:t>
       </w:r>
     </w:p>
     <w:p>
       <w:pPr>
-        <w:pStyle w:val="Heading3"/>
-      </w:pPr>
-      <w:r>
-        <w:t>3. Compare cases</w:t>
-      </w:r>
-    </w:p>
-    <w:p>
-      <w:pPr>
-        <w:spacing w:line="336" w:lineRule="auto" w:after="180"/>
-        <w:shd w:fill="F4F9FC"/>
-      </w:pPr>
-      <w:r>
-        <w:rPr>
-          <w:b w:val="0"/>
-        </w:rPr>
+        <w:pStyle w:val="ListNumber"/>
+      </w:pPr>
+      <w:r>
         <w:t>Keep a normal case and an edge case clearly separated.</w:t>
       </w:r>
     </w:p>
     <w:p>
       <w:pPr>
-        <w:pStyle w:val="Heading3"/>
-      </w:pPr>
-      <w:r>
-        <w:t>4. Record honestly</w:t>
-      </w:r>
-    </w:p>
-    <w:p>
-      <w:pPr>
-        <w:spacing w:line="336" w:lineRule="auto" w:after="180"/>
-        <w:shd w:fill="F4F9FC"/>
-      </w:pPr>
-      <w:r>
-        <w:rPr>
-          <w:b w:val="0"/>
-        </w:rPr>
-        <w:t xml:space="preserve">Record what happened—even when it does not match your </w:t>
-      </w:r>
-      <w:r>
-        <w:rPr>
-          <w:b/>
-        </w:rPr>
-        <w:t>prediction</w:t>
-      </w:r>
-      <w:r>
-        <w:rPr>
-          <w:b w:val="0"/>
-        </w:rPr>
-        <w:t>.</w:t>
-      </w:r>
-    </w:p>
-    <w:p>
-      <w:pPr>
-        <w:pStyle w:val="Heading3"/>
-      </w:pPr>
-      <w:r>
-        <w:t>5. Explain and plan the next test</w:t>
-      </w:r>
-    </w:p>
-    <w:p>
-      <w:pPr>
-        <w:spacing w:line="336" w:lineRule="auto" w:after="180"/>
-        <w:shd w:fill="F4F9FC"/>
-      </w:pPr>
-      <w:r>
-        <w:rPr>
-          <w:b w:val="0"/>
-        </w:rPr>
+        <w:pStyle w:val="ListNumber"/>
+      </w:pPr>
+      <w:r>
+        <w:t>Record what happened—even when it does not match your prediction.</w:t>
+      </w:r>
+    </w:p>
+    <w:p>
+      <w:pPr>
+        <w:pStyle w:val="ListNumber"/>
+      </w:pPr>
+      <w:r>
         <w:t>Explain the result, one limitation, and the next useful test.</w:t>
       </w:r>
     </w:p>
     <w:p>
       <w:pPr>
-        <w:pStyle w:val="Heading3"/>
-      </w:pPr>
-      <w:r>
-        <w:t>Use a fresh case after support</w:t>
-      </w:r>
-    </w:p>
-    <w:p>
-      <w:pPr>
-        <w:spacing w:line="336" w:lineRule="auto" w:after="180"/>
-        <w:shd w:fill="FFF5E6"/>
-      </w:pPr>
-      <w:r>
-        <w:rPr>
-          <w:b w:val="0"/>
-        </w:rPr>
-        <w:t>INDEPENDENCE After support is removed, repeat the proof with a fresh case.</w:t>
-      </w:r>
-    </w:p>
-    <w:p>
-      <w:pPr>
-        <w:pStyle w:val="Heading3"/>
-      </w:pPr>
-      <w:r>
-        <w:t>Make the lab runnable</w:t>
-      </w:r>
-    </w:p>
-    <w:p>
-      <w:pPr>
-        <w:spacing w:line="336" w:lineRule="auto" w:after="180"/>
-      </w:pPr>
-      <w:r>
-        <w:rPr>
-          <w:b w:val="0"/>
-        </w:rPr>
-        <w:t>Use the concrete case as the shared normal case and the independent question as a second case. Each pair creates a boundary or missing-information case and predicts its result before testing.</w:t>
-      </w:r>
-    </w:p>
-    <w:p>
-      <w:pPr>
-        <w:spacing w:line="336" w:lineRule="auto" w:after="180"/>
-      </w:pPr>
-      <w:r>
-        <w:rPr>
-          <w:b w:val="0"/>
-        </w:rPr>
-        <w:t>Keep the expected result separate from an observed mistake.</w:t>
+        <w:pStyle w:val="Heading2"/>
+      </w:pPr>
+      <w:r>
+        <w:t>Keep an inspectable record</w:t>
       </w:r>
     </w:p>
     <w:tbl>
@@ -3827,42 +3586,21 @@
     </w:tbl>
     <w:p>
       <w:pPr>
-        <w:pStyle w:val="Heading3"/>
-      </w:pPr>
-      <w:r>
-        <w:t>Diagnose and reteach</w:t>
-      </w:r>
-    </w:p>
-    <w:p>
-      <w:pPr>
-        <w:pStyle w:val="Heading3"/>
-      </w:pPr>
-      <w:r>
-        <w:t>Find the unsupported claim</w:t>
+        <w:pStyle w:val="Heading2"/>
+      </w:pPr>
+      <w:r>
+        <w:t>Diagnose the first misunderstanding</w:t>
       </w:r>
     </w:p>
     <w:p>
       <w:pPr>
         <w:spacing w:line="336" w:lineRule="auto" w:after="180"/>
-        <w:shd w:fill="F5F1FB"/>
-      </w:pPr>
-      <w:r>
-        <w:rPr>
-          <w:b w:val="0"/>
-        </w:rPr>
-        <w:t xml:space="preserve">CLAIM TO REPAIR Two objects have one universal </w:t>
-      </w:r>
-      <w:r>
-        <w:rPr>
-          <w:b/>
-        </w:rPr>
-        <w:t>similarity</w:t>
-      </w:r>
-      <w:r>
-        <w:rPr>
-          <w:b w:val="0"/>
-        </w:rPr>
-        <w:t xml:space="preserve"> score.</w:t>
+      </w:pPr>
+      <w:r>
+        <w:rPr>
+          <w:b w:val="0"/>
+        </w:rPr>
+        <w:t>Similar has one objective meaning for every task: Name the features, comparison rule and purpose.</w:t>
       </w:r>
     </w:p>
     <w:p>
@@ -3873,7 +3611,7 @@
         <w:rPr>
           <w:b w:val="0"/>
         </w:rPr>
-        <w:t>For guessing, return to given facts and request a trace. For vocabulary without application, use one example and one non-example. For arithmetic errors, check the setup before the calculation.</w:t>
+        <w:t>The highest score proves all requirements are met: Check mandatory requirements separately.</w:t>
       </w:r>
     </w:p>
     <w:p>
@@ -3884,59 +3622,15 @@
         <w:rPr>
           <w:b w:val="0"/>
         </w:rPr>
-        <w:t>Finish with a different uncoached case before recording mastery.</w:t>
-      </w:r>
-    </w:p>
-    <w:p>
-      <w:pPr>
-        <w:pStyle w:val="Heading3"/>
-      </w:pPr>
-      <w:r>
-        <w:t>Address these additional misconceptions</w:t>
-      </w:r>
-    </w:p>
-    <w:p>
-      <w:pPr>
-        <w:spacing w:line="336" w:lineRule="auto" w:after="180"/>
-      </w:pPr>
-      <w:r>
-        <w:rPr>
-          <w:b w:val="0"/>
-        </w:rPr>
-        <w:t>Similar has one objective meaning for every task: Name the features, comparison rule and purpose.</w:t>
-      </w:r>
-    </w:p>
-    <w:p>
-      <w:pPr>
-        <w:spacing w:line="336" w:lineRule="auto" w:after="180"/>
-      </w:pPr>
-      <w:r>
-        <w:rPr>
-          <w:b w:val="0"/>
-        </w:rPr>
-        <w:t>The highest score proves all requirements are met: Check mandatory requirements separately.</w:t>
-      </w:r>
-    </w:p>
-    <w:p>
-      <w:pPr>
-        <w:spacing w:line="336" w:lineRule="auto" w:after="180"/>
-      </w:pPr>
-      <w:r>
-        <w:rPr>
-          <w:b w:val="0"/>
-        </w:rPr>
         <w:t>Equal scores can be resolved by whichever row appears first: Use the stated tie policy; here return all highest scorers.</w:t>
       </w:r>
     </w:p>
     <w:p>
       <w:pPr>
-        <w:spacing w:line="336" w:lineRule="auto" w:after="180"/>
-      </w:pPr>
-      <w:r>
-        <w:rPr>
-          <w:b w:val="0"/>
-        </w:rPr>
-        <w:t>Missing texture deserves zero as if it were rough: Retain an unknown and apply the stated missing-value policy.</w:t>
+        <w:pStyle w:val="Heading2"/>
+      </w:pPr>
+      <w:r>
+        <w:t>Choose support from the response</w:t>
       </w:r>
     </w:p>
     <w:p>
@@ -4095,12 +3789,179 @@
     </w:tbl>
     <w:p>
       <w:pPr>
+        <w:pStyle w:val="Heading2"/>
+      </w:pPr>
+      <w:r>
+        <w:t>Earlier wording, alternatives and picture transcripts · reference / check after trying</w:t>
+      </w:r>
+    </w:p>
+    <w:p>
+      <w:pPr>
         <w:spacing w:line="336" w:lineRule="auto" w:after="180"/>
       </w:pPr>
       <w:r>
         <w:rPr>
           <w:b w:val="0"/>
         </w:rPr>
+        <w:t>Run the weekly evidence lab</w:t>
+      </w:r>
+    </w:p>
+    <w:p>
+      <w:pPr>
+        <w:spacing w:line="336" w:lineRule="auto" w:after="180"/>
+      </w:pPr>
+      <w:r>
+        <w:rPr>
+          <w:b w:val="0"/>
+        </w:rPr>
+        <w:t xml:space="preserve">Predict first, test honestly, and explain what the </w:t>
+      </w:r>
+      <w:r>
+        <w:rPr>
+          <w:b/>
+        </w:rPr>
+        <w:t>evidence</w:t>
+      </w:r>
+      <w:r>
+        <w:rPr>
+          <w:b w:val="0"/>
+        </w:rPr>
+        <w:t xml:space="preserve"> means.</w:t>
+      </w:r>
+    </w:p>
+    <w:p>
+      <w:pPr>
+        <w:spacing w:line="336" w:lineRule="auto" w:after="180"/>
+      </w:pPr>
+      <w:r>
+        <w:rPr>
+          <w:b w:val="0"/>
+        </w:rPr>
+        <w:t xml:space="preserve">State your </w:t>
+      </w:r>
+      <w:r>
+        <w:rPr>
+          <w:b/>
+        </w:rPr>
+        <w:t>prediction</w:t>
+      </w:r>
+      <w:r>
+        <w:rPr>
+          <w:b w:val="0"/>
+        </w:rPr>
+        <w:t xml:space="preserve"> before the result is known.</w:t>
+      </w:r>
+    </w:p>
+    <w:p>
+      <w:pPr>
+        <w:spacing w:line="336" w:lineRule="auto" w:after="180"/>
+      </w:pPr>
+      <w:r>
+        <w:rPr>
+          <w:b w:val="0"/>
+        </w:rPr>
+        <w:t>INDEPENDENCE After support is removed, repeat the proof with a fresh case.</w:t>
+      </w:r>
+    </w:p>
+    <w:p>
+      <w:pPr>
+        <w:pStyle w:val="Heading3"/>
+      </w:pPr>
+      <w:r>
+        <w:t>Make the lab runnable</w:t>
+      </w:r>
+    </w:p>
+    <w:p>
+      <w:pPr>
+        <w:spacing w:line="336" w:lineRule="auto" w:after="180"/>
+      </w:pPr>
+      <w:r>
+        <w:rPr>
+          <w:b w:val="0"/>
+        </w:rPr>
+        <w:t>Use the supplied investigation for shared practice. Keep predictions and observed paper-trace results separate. Reserve Transfer the comparison to books for the individual first attempt before feedback; do not use the reserved case as a paired lab task.</w:t>
+      </w:r>
+    </w:p>
+    <w:p>
+      <w:pPr>
+        <w:pStyle w:val="Heading3"/>
+      </w:pPr>
+      <w:r>
+        <w:t>Diagnose and reteach</w:t>
+      </w:r>
+    </w:p>
+    <w:p>
+      <w:pPr>
+        <w:spacing w:line="336" w:lineRule="auto" w:after="180"/>
+      </w:pPr>
+      <w:r>
+        <w:rPr>
+          <w:b w:val="0"/>
+        </w:rPr>
+        <w:t xml:space="preserve">CLAIM TO REPAIR Two objects have one universal </w:t>
+      </w:r>
+      <w:r>
+        <w:rPr>
+          <w:b/>
+        </w:rPr>
+        <w:t>similarity</w:t>
+      </w:r>
+      <w:r>
+        <w:rPr>
+          <w:b w:val="0"/>
+        </w:rPr>
+        <w:t xml:space="preserve"> score.</w:t>
+      </w:r>
+    </w:p>
+    <w:p>
+      <w:pPr>
+        <w:spacing w:line="336" w:lineRule="auto" w:after="180"/>
+      </w:pPr>
+      <w:r>
+        <w:rPr>
+          <w:b w:val="0"/>
+        </w:rPr>
+        <w:t>For guessing, return to given facts and request a trace. For vocabulary without application, use one example and one non-example. For arithmetic errors, check the setup before the calculation.</w:t>
+      </w:r>
+    </w:p>
+    <w:p>
+      <w:pPr>
+        <w:spacing w:line="336" w:lineRule="auto" w:after="180"/>
+      </w:pPr>
+      <w:r>
+        <w:rPr>
+          <w:b w:val="0"/>
+        </w:rPr>
+        <w:t>Finish with a different uncoached case before recording mastery.</w:t>
+      </w:r>
+    </w:p>
+    <w:p>
+      <w:pPr>
+        <w:pStyle w:val="Heading3"/>
+      </w:pPr>
+      <w:r>
+        <w:t>Address these additional misconceptions</w:t>
+      </w:r>
+    </w:p>
+    <w:p>
+      <w:pPr>
+        <w:spacing w:line="336" w:lineRule="auto" w:after="180"/>
+      </w:pPr>
+      <w:r>
+        <w:rPr>
+          <w:b w:val="0"/>
+        </w:rPr>
+        <w:t>Missing texture deserves zero as if it were rough: Retain an unknown and apply the stated missing-value policy.</w:t>
+      </w:r>
+    </w:p>
+    <w:p>
+      <w:pPr>
+        <w:spacing w:line="336" w:lineRule="auto" w:after="180"/>
+      </w:pPr>
+      <w:r>
+        <w:rPr>
+          <w:b w:val="0"/>
+        </w:rPr>
         <w:t>Offer an oral explanation, drawing, enlarged visual or fewer examples when that removes a reading/writing barrier. Keep the same reasoning goal.</w:t>
       </w:r>
     </w:p>
@@ -4120,12 +3981,666 @@
         <w:pStyle w:val="Heading1"/>
       </w:pPr>
       <w:r>
-        <w:t>05. Assess and explain the answers</w:t>
-      </w:r>
-    </w:p>
-    <w:p>
-      <w:r>
-        <w:t>Use the Similarity questions, teacher keys and criteria after the relevant attempts. Previously discussed cases are practice; protect the separately selected independent task.</w:t>
+        <w:t>05. Assess the selected new case</w:t>
+      </w:r>
+    </w:p>
+    <w:p>
+      <w:r>
+        <w:t>Keep this key until after the first attempt; accept valid alternatives with defensible reasoning.</w:t>
+      </w:r>
+    </w:p>
+    <w:p>
+      <w:pPr>
+        <w:pStyle w:val="Heading2"/>
+      </w:pPr>
+      <w:r>
+        <w:t>Selected independent question and key</w:t>
+      </w:r>
+    </w:p>
+    <w:p>
+      <w:pPr>
+        <w:spacing w:line="336" w:lineRule="auto" w:after="180"/>
+      </w:pPr>
+      <w:r>
+        <w:rPr>
+          <w:b w:val="0"/>
+        </w:rPr>
+        <w:t xml:space="preserve">Selected case: A target book has topic space, format comic and language English. </w:t>
+      </w:r>
+      <w:r>
+        <w:rPr>
+          <w:b/>
+        </w:rPr>
+        <w:t>Candidate</w:t>
+      </w:r>
+      <w:r>
+        <w:rPr>
+          <w:b w:val="0"/>
+        </w:rPr>
+        <w:t>s are J: space, prose, English; K: animals, comic, English; L: space, comic, Spanish.</w:t>
+      </w:r>
+    </w:p>
+    <w:p>
+      <w:pPr>
+        <w:spacing w:line="336" w:lineRule="auto" w:after="180"/>
+      </w:pPr>
+      <w:r>
+        <w:rPr>
+          <w:b w:val="0"/>
+        </w:rPr>
+        <w:t xml:space="preserve">Give 1 point per exact match and return all tied highest scorers. Then make topic worth 3 points while keeping the other </w:t>
+      </w:r>
+      <w:r>
+        <w:rPr>
+          <w:b/>
+        </w:rPr>
+        <w:t>weight</w:t>
+      </w:r>
+      <w:r>
+        <w:rPr>
+          <w:b w:val="0"/>
+        </w:rPr>
+        <w:t>s at 1. Report both sets of totals and winners.</w:t>
+      </w:r>
+    </w:p>
+    <w:p>
+      <w:pPr>
+        <w:spacing w:line="336" w:lineRule="auto" w:after="180"/>
+      </w:pPr>
+      <w:r>
+        <w:rPr>
+          <w:b w:val="0"/>
+        </w:rPr>
+        <w:t>Explain why a winner may still fail a requirement to read English.</w:t>
+      </w:r>
+    </w:p>
+    <w:p>
+      <w:pPr>
+        <w:spacing w:line="336" w:lineRule="auto" w:after="180"/>
+      </w:pPr>
+      <w:r>
+        <w:rPr>
+          <w:b w:val="0"/>
+        </w:rPr>
+        <w:t xml:space="preserve">Equal </w:t>
+      </w:r>
+      <w:r>
+        <w:rPr>
+          <w:b/>
+        </w:rPr>
+        <w:t>weight</w:t>
+      </w:r>
+      <w:r>
+        <w:rPr>
+          <w:b w:val="0"/>
+        </w:rPr>
+        <w:t xml:space="preserve">s: J 2, K 2, L 2; all three tie. Topic </w:t>
+      </w:r>
+      <w:r>
+        <w:rPr>
+          <w:b/>
+        </w:rPr>
+        <w:t>weight</w:t>
+      </w:r>
+      <w:r>
+        <w:rPr>
+          <w:b w:val="0"/>
+        </w:rPr>
+        <w:t xml:space="preserve">ed 3: J 4, K 2, L 4; J and L tie. L remains a highest scorer despite Spanish language, so </w:t>
+      </w:r>
+      <w:r>
+        <w:rPr>
+          <w:b/>
+        </w:rPr>
+        <w:t>weight</w:t>
+      </w:r>
+      <w:r>
+        <w:rPr>
+          <w:b w:val="0"/>
+        </w:rPr>
+        <w:t xml:space="preserve">ed </w:t>
+      </w:r>
+      <w:r>
+        <w:rPr>
+          <w:b/>
+        </w:rPr>
+        <w:t>similarity</w:t>
+      </w:r>
+      <w:r>
+        <w:rPr>
+          <w:b w:val="0"/>
+        </w:rPr>
+        <w:t xml:space="preserve"> does not enforce the English requirement.</w:t>
+      </w:r>
+    </w:p>
+    <w:p>
+      <w:pPr>
+        <w:spacing w:line="336" w:lineRule="auto" w:after="180"/>
+      </w:pPr>
+      <w:r>
+        <w:rPr>
+          <w:b w:val="0"/>
+        </w:rPr>
+        <w:t>Check language eligibility separately if English is required.</w:t>
+      </w:r>
+    </w:p>
+    <w:p>
+      <w:pPr>
+        <w:pStyle w:val="Heading2"/>
+      </w:pPr>
+      <w:r>
+        <w:t>Judge explanation, trace and limits</w:t>
+      </w:r>
+    </w:p>
+    <w:tbl>
+      <w:tblPr>
+        <w:tblStyle w:val="LightShading-Accent1"/>
+        <w:tblW w:type="auto" w:w="0"/>
+        <w:tblLook w:firstColumn="1" w:firstRow="1" w:lastColumn="0" w:lastRow="0" w:noHBand="0" w:noVBand="1" w:val="04A0"/>
+      </w:tblPr>
+      <w:tblGrid>
+        <w:gridCol w:w="5112"/>
+        <w:gridCol w:w="5112"/>
+      </w:tblGrid>
+      <w:tr>
+        <w:trPr>
+          <w:tblHeader/>
+        </w:trPr>
+        <w:tc>
+          <w:tcPr>
+            <w:tcW w:type="dxa" w:w="5112"/>
+          </w:tcPr>
+          <w:p>
+            <w:r>
+              <w:t>Dimension</w:t>
+            </w:r>
+          </w:p>
+        </w:tc>
+        <w:tc>
+          <w:tcPr>
+            <w:tcW w:type="dxa" w:w="5112"/>
+          </w:tcPr>
+          <w:p>
+            <w:r>
+              <w:t>Evidence required</w:t>
+            </w:r>
+          </w:p>
+        </w:tc>
+      </w:tr>
+      <w:tr>
+        <w:tc>
+          <w:tcPr>
+            <w:tcW w:type="dxa" w:w="5112"/>
+          </w:tcPr>
+          <w:p>
+            <w:r>
+              <w:t>Explanation</w:t>
+            </w:r>
+          </w:p>
+        </w:tc>
+        <w:tc>
+          <w:tcPr>
+            <w:tcW w:type="dxa" w:w="5112"/>
+          </w:tcPr>
+          <w:p>
+            <w:r>
+              <w:t>Names the applicable idea or procedure and ties it to the supplied facts.</w:t>
+            </w:r>
+          </w:p>
+        </w:tc>
+      </w:tr>
+      <w:tr>
+        <w:tc>
+          <w:tcPr>
+            <w:tcW w:type="dxa" w:w="5112"/>
+          </w:tcPr>
+          <w:p>
+            <w:r>
+              <w:t>Trace and result</w:t>
+            </w:r>
+          </w:p>
+        </w:tc>
+        <w:tc>
+          <w:tcPr>
+            <w:tcW w:type="dxa" w:w="5112"/>
+          </w:tcPr>
+          <w:p>
+            <w:r>
+              <w:t>Preserves the given inputs and shows the relevant intermediate steps; distinguishes a prediction from an observed execution.</w:t>
+            </w:r>
+          </w:p>
+        </w:tc>
+      </w:tr>
+      <w:tr>
+        <w:tc>
+          <w:tcPr>
+            <w:tcW w:type="dxa" w:w="5112"/>
+          </w:tcPr>
+          <w:p>
+            <w:r>
+              <w:t>Limits</w:t>
+            </w:r>
+          </w:p>
+        </w:tc>
+        <w:tc>
+          <w:tcPr>
+            <w:tcW w:type="dxa" w:w="5112"/>
+          </w:tcPr>
+          <w:p>
+            <w:r>
+              <w:t>States the assumptions, missing evidence or conditions under which the result would change.</w:t>
+            </w:r>
+          </w:p>
+        </w:tc>
+      </w:tr>
+    </w:tbl>
+    <w:p>
+      <w:pPr>
+        <w:spacing w:line="336" w:lineRule="auto" w:after="180"/>
+      </w:pPr>
+      <w:r>
+        <w:rPr>
+          <w:b w:val="0"/>
+        </w:rPr>
+        <w:t>Record each dimension as not yet, with support, or independent. Accept a valid alternative procedure with a defensible trace.</w:t>
+      </w:r>
+    </w:p>
+    <w:p>
+      <w:pPr>
+        <w:spacing w:line="336" w:lineRule="auto" w:after="180"/>
+      </w:pPr>
+      <w:r>
+        <w:rPr>
+          <w:b w:val="0"/>
+        </w:rPr>
+        <w:t xml:space="preserve">Do not penalise an honestly recorded model failure if the learner correctly explains its </w:t>
+      </w:r>
+      <w:r>
+        <w:rPr>
+          <w:b/>
+        </w:rPr>
+        <w:t>evidence</w:t>
+      </w:r>
+      <w:r>
+        <w:rPr>
+          <w:b w:val="0"/>
+        </w:rPr>
+        <w:t xml:space="preserve"> and limits.</w:t>
+      </w:r>
+    </w:p>
+    <w:p>
+      <w:pPr>
+        <w:pStyle w:val="Heading2"/>
+      </w:pPr>
+      <w:r>
+        <w:t>Give one usable repair action</w:t>
+      </w:r>
+    </w:p>
+    <w:p>
+      <w:pPr>
+        <w:spacing w:line="336" w:lineRule="auto" w:after="180"/>
+      </w:pPr>
+      <w:r>
+        <w:rPr>
+          <w:b w:val="0"/>
+        </w:rPr>
+        <w:t>Name the earliest unsupported step and give one action to repair it. Have the learner make that repair now and explain why. Then assess the relevant skill on a fresh, fully specified case.</w:t>
+      </w:r>
+    </w:p>
+    <w:p>
+      <w:pPr>
+        <w:spacing w:line="336" w:lineRule="auto" w:after="180"/>
+      </w:pPr>
+      <w:r>
+        <w:rPr>
+          <w:b w:val="0"/>
+        </w:rPr>
+        <w:t>Confirm it was not previously practised with feedback; solve and check the new case before assigning it. A follow-up design prompt is a starting brief, not automatically an equivalent test.</w:t>
+      </w:r>
+    </w:p>
+    <w:p>
+      <w:pPr>
+        <w:pStyle w:val="Heading2"/>
+      </w:pPr>
+      <w:r>
+        <w:t>W1 Show the contributions before the total</w:t>
+      </w:r>
+    </w:p>
+    <w:p>
+      <w:pPr>
+        <w:spacing w:line="336" w:lineRule="auto" w:after="180"/>
+      </w:pPr>
+      <w:r>
+        <w:rPr>
+          <w:b w:val="0"/>
+        </w:rPr>
+        <w:t xml:space="preserve">For the red round smooth target and </w:t>
+      </w:r>
+      <w:r>
+        <w:rPr>
+          <w:b/>
+        </w:rPr>
+        <w:t>candidate</w:t>
+      </w:r>
+      <w:r>
+        <w:rPr>
+          <w:b w:val="0"/>
+        </w:rPr>
+        <w:t xml:space="preserve">s A, B and C in the lesson, record the colour, shape and texture contributions under one point per match. Give each total and identify every highest scoring </w:t>
+      </w:r>
+      <w:r>
+        <w:rPr>
+          <w:b/>
+        </w:rPr>
+        <w:t>candidate</w:t>
+      </w:r>
+      <w:r>
+        <w:rPr>
+          <w:b w:val="0"/>
+        </w:rPr>
+        <w:t>.</w:t>
+      </w:r>
+    </w:p>
+    <w:p>
+      <w:pPr>
+        <w:spacing w:line="336" w:lineRule="auto" w:after="180"/>
+      </w:pPr>
+      <w:r>
+        <w:rPr>
+          <w:b w:val="0"/>
+        </w:rPr>
+        <w:t xml:space="preserve">A: 1, 1, 0 gives 2. B: 0, 0, 1 gives 1. C: 1, 0, 0 gives 1. A is the only highest scoring </w:t>
+      </w:r>
+      <w:r>
+        <w:rPr>
+          <w:b/>
+        </w:rPr>
+        <w:t>candidate</w:t>
+      </w:r>
+      <w:r>
+        <w:rPr>
+          <w:b w:val="0"/>
+        </w:rPr>
+        <w:t xml:space="preserve"> among A, B and C under equal </w:t>
+      </w:r>
+      <w:r>
+        <w:rPr>
+          <w:b/>
+        </w:rPr>
+        <w:t>weight</w:t>
+      </w:r>
+      <w:r>
+        <w:rPr>
+          <w:b w:val="0"/>
+        </w:rPr>
+        <w:t>s.</w:t>
+      </w:r>
+    </w:p>
+    <w:p>
+      <w:pPr>
+        <w:pStyle w:val="Heading2"/>
+      </w:pPr>
+      <w:r>
+        <w:t>W2 Explain a changed winner</w:t>
+      </w:r>
+    </w:p>
+    <w:p>
+      <w:pPr>
+        <w:spacing w:line="336" w:lineRule="auto" w:after="180"/>
+      </w:pPr>
+      <w:r>
+        <w:rPr>
+          <w:b w:val="0"/>
+        </w:rPr>
+        <w:t xml:space="preserve">Keep the same target and </w:t>
+      </w:r>
+      <w:r>
+        <w:rPr>
+          <w:b/>
+        </w:rPr>
+        <w:t>candidate</w:t>
+      </w:r>
+      <w:r>
+        <w:rPr>
+          <w:b w:val="0"/>
+        </w:rPr>
+        <w:t>s but make texture worth 3 points, with colour and shape worth 1 each. Recalculate A, B and C. Explain what changed and what stayed the same.</w:t>
+      </w:r>
+    </w:p>
+    <w:p>
+      <w:pPr>
+        <w:spacing w:line="336" w:lineRule="auto" w:after="180"/>
+      </w:pPr>
+      <w:r>
+        <w:rPr>
+          <w:b w:val="0"/>
+        </w:rPr>
+        <w:t xml:space="preserve">A stays at 2, B becomes 3 and C stays at 1, so B wins. Only the texture </w:t>
+      </w:r>
+      <w:r>
+        <w:rPr>
+          <w:b/>
+        </w:rPr>
+        <w:t>weight</w:t>
+      </w:r>
+      <w:r>
+        <w:rPr>
+          <w:b w:val="0"/>
+        </w:rPr>
+        <w:t xml:space="preserve"> changed; </w:t>
+      </w:r>
+      <w:r>
+        <w:rPr>
+          <w:b/>
+        </w:rPr>
+        <w:t>candidate</w:t>
+      </w:r>
+      <w:r>
+        <w:rPr>
+          <w:b w:val="0"/>
+        </w:rPr>
+        <w:t xml:space="preserve"> values, target and other </w:t>
+      </w:r>
+      <w:r>
+        <w:rPr>
+          <w:b/>
+        </w:rPr>
+        <w:t>weight</w:t>
+      </w:r>
+      <w:r>
+        <w:rPr>
+          <w:b w:val="0"/>
+        </w:rPr>
+        <w:t>s stayed the same. The result is specific to this new comparison rule.</w:t>
+      </w:r>
+    </w:p>
+    <w:p>
+      <w:pPr>
+        <w:pStyle w:val="Heading2"/>
+      </w:pPr>
+      <w:r>
+        <w:t>W3 Keep unknown separate from different</w:t>
+      </w:r>
+    </w:p>
+    <w:p>
+      <w:pPr>
+        <w:spacing w:line="336" w:lineRule="auto" w:after="180"/>
+      </w:pPr>
+      <w:r>
+        <w:rPr>
+          <w:b/>
+        </w:rPr>
+        <w:t>Candidate</w:t>
+      </w:r>
+      <w:r>
+        <w:rPr>
+          <w:b w:val="0"/>
+        </w:rPr>
+        <w:t xml:space="preserve"> E is red and round but its texture is missing. A learner assigns zero for texture and declares E fully scored. Apply our classroom policy.</w:t>
+      </w:r>
+    </w:p>
+    <w:p>
+      <w:pPr>
+        <w:spacing w:line="336" w:lineRule="auto" w:after="180"/>
+      </w:pPr>
+      <w:r>
+        <w:rPr>
+          <w:b w:val="0"/>
+        </w:rPr>
+        <w:t>State the known contributions, the missing information and what must happen before a final ranking.</w:t>
+      </w:r>
+    </w:p>
+    <w:p>
+      <w:pPr>
+        <w:spacing w:line="336" w:lineRule="auto" w:after="180"/>
+      </w:pPr>
+      <w:r>
+        <w:rPr>
+          <w:b w:val="0"/>
+        </w:rPr>
+        <w:t>Colour and shape contribute 1 each, giving a known subtotal of 2 under the original rule. Texture is unknown, not a known mismatch.</w:t>
+      </w:r>
+    </w:p>
+    <w:p>
+      <w:pPr>
+        <w:spacing w:line="336" w:lineRule="auto" w:after="180"/>
+      </w:pPr>
+      <w:r>
+        <w:rPr>
+          <w:b w:val="0"/>
+        </w:rPr>
+        <w:t>Pause the final ranking, request E’s texture, and record the unresolved feature if it cannot be obtained.</w:t>
+      </w:r>
+    </w:p>
+    <w:p>
+      <w:pPr>
+        <w:pStyle w:val="Heading2"/>
+      </w:pPr>
+      <w:r>
+        <w:t>W5 Notice an accidental extra weight</w:t>
+      </w:r>
+    </w:p>
+    <w:p>
+      <w:pPr>
+        <w:spacing w:line="336" w:lineRule="auto" w:after="180"/>
+      </w:pPr>
+      <w:r>
+        <w:rPr>
+          <w:b w:val="0"/>
+        </w:rPr>
+        <w:t xml:space="preserve">A designer adds a second colour column that copies the first and gives both columns one point. They say no feature has been given extra importance because every column has equal </w:t>
+      </w:r>
+      <w:r>
+        <w:rPr>
+          <w:b/>
+        </w:rPr>
+        <w:t>weight</w:t>
+      </w:r>
+      <w:r>
+        <w:rPr>
+          <w:b w:val="0"/>
+        </w:rPr>
+        <w:t>.</w:t>
+      </w:r>
+    </w:p>
+    <w:p>
+      <w:pPr>
+        <w:spacing w:line="336" w:lineRule="auto" w:after="180"/>
+      </w:pPr>
+      <w:r>
+        <w:rPr>
+          <w:b w:val="0"/>
+        </w:rPr>
+        <w:t>Explain the problem and propose a clearer rule.</w:t>
+      </w:r>
+    </w:p>
+    <w:p>
+      <w:pPr>
+        <w:spacing w:line="336" w:lineRule="auto" w:after="180"/>
+      </w:pPr>
+      <w:r>
+        <w:rPr>
+          <w:b w:val="0"/>
+        </w:rPr>
+        <w:t xml:space="preserve">Colour now contributes twice for one underlying match, so it has effective </w:t>
+      </w:r>
+      <w:r>
+        <w:rPr>
+          <w:b/>
+        </w:rPr>
+        <w:t>weight</w:t>
+      </w:r>
+      <w:r>
+        <w:rPr>
+          <w:b w:val="0"/>
+        </w:rPr>
+        <w:t xml:space="preserve"> 2 while other features have </w:t>
+      </w:r>
+      <w:r>
+        <w:rPr>
+          <w:b/>
+        </w:rPr>
+        <w:t>weight</w:t>
+      </w:r>
+      <w:r>
+        <w:rPr>
+          <w:b w:val="0"/>
+        </w:rPr>
+        <w:t xml:space="preserve"> 1. Remove the duplicate or state and justify colour’s </w:t>
+      </w:r>
+      <w:r>
+        <w:rPr>
+          <w:b/>
+        </w:rPr>
+        <w:t>weight</w:t>
+      </w:r>
+      <w:r>
+        <w:rPr>
+          <w:b w:val="0"/>
+        </w:rPr>
+        <w:t xml:space="preserve"> explicitly.</w:t>
+      </w:r>
+    </w:p>
+    <w:p>
+      <w:pPr>
+        <w:spacing w:line="336" w:lineRule="auto" w:after="180"/>
+      </w:pPr>
+      <w:r>
+        <w:rPr>
+          <w:b w:val="0"/>
+        </w:rPr>
+        <w:t xml:space="preserve">Equal column </w:t>
+      </w:r>
+      <w:r>
+        <w:rPr>
+          <w:b/>
+        </w:rPr>
+        <w:t>weight</w:t>
+      </w:r>
+      <w:r>
+        <w:rPr>
+          <w:b w:val="0"/>
+        </w:rPr>
+        <w:t>s do not guarantee equal importance for the underlying features.</w:t>
+      </w:r>
+    </w:p>
+    <w:p>
+      <w:pPr>
+        <w:pStyle w:val="Heading2"/>
+      </w:pPr>
+      <w:r>
+        <w:t>Earlier wording, alternatives and picture transcripts · reference / check after trying</w:t>
+      </w:r>
+    </w:p>
+    <w:p>
+      <w:pPr>
+        <w:spacing w:line="336" w:lineRule="auto" w:after="180"/>
+      </w:pPr>
+      <w:r>
+        <w:rPr>
+          <w:b w:val="0"/>
+        </w:rPr>
+        <w:t>Assess and explain the answers</w:t>
       </w:r>
     </w:p>
     <w:p>
@@ -4138,22 +4653,32 @@
     </w:p>
     <w:p>
       <w:pPr>
+        <w:spacing w:line="336" w:lineRule="auto" w:after="180"/>
+      </w:pPr>
+      <w:r>
+        <w:rPr>
+          <w:b w:val="0"/>
+        </w:rPr>
+        <w:t>A scores 2, B 1, C 0. Ranking depends on the chosen traits; it is not a universal measure of book quality.</w:t>
+      </w:r>
+    </w:p>
+    <w:p>
+      <w:pPr>
         <w:pStyle w:val="Heading3"/>
       </w:pPr>
       <w:r>
-        <w:t>Teacher key · Worked case answer</w:t>
+        <w:t>Additional transfer practice question</w:t>
       </w:r>
     </w:p>
     <w:p>
       <w:pPr>
         <w:spacing w:line="336" w:lineRule="auto" w:after="180"/>
-        <w:shd w:fill="F1F6FC"/>
-      </w:pPr>
-      <w:r>
-        <w:rPr>
-          <w:b w:val="0"/>
-        </w:rPr>
-        <w:t>A scores 2, B 1, C 0. Ranking depends on the chosen traits; it is not a universal measure of book quality.</w:t>
+      </w:pPr>
+      <w:r>
+        <w:rPr>
+          <w:b w:val="0"/>
+        </w:rPr>
+        <w:t>Compare books using topic only. Book A is about space with a red cover; B is about space with a blue cover; C is about dogs with a red cover. Which matches A best?</w:t>
       </w:r>
     </w:p>
     <w:p>
@@ -4161,49 +4686,12 @@
         <w:pStyle w:val="Heading3"/>
       </w:pPr>
       <w:r>
-        <w:t>Independent question</w:t>
-      </w:r>
-    </w:p>
-    <w:p>
-      <w:pPr>
-        <w:pStyle w:val="Heading3"/>
-      </w:pPr>
-      <w:r>
-        <w:t>Independent question · withhold the key</w:t>
+        <w:t>Reasoned practice answer</w:t>
       </w:r>
     </w:p>
     <w:p>
       <w:pPr>
         <w:spacing w:line="336" w:lineRule="auto" w:after="180"/>
-        <w:shd w:fill="F5F1FB"/>
-      </w:pPr>
-      <w:r>
-        <w:rPr>
-          <w:b w:val="0"/>
-        </w:rPr>
-        <w:t>Compare books using topic only. Book A is about space with a red cover; B is about space with a blue cover; C is about dogs with a red cover. Which matches A best?</w:t>
-      </w:r>
-    </w:p>
-    <w:p>
-      <w:pPr>
-        <w:pStyle w:val="Heading3"/>
-      </w:pPr>
-      <w:r>
-        <w:t>Expected independent answer</w:t>
-      </w:r>
-    </w:p>
-    <w:p>
-      <w:pPr>
-        <w:pStyle w:val="Heading3"/>
-      </w:pPr>
-      <w:r>
-        <w:t>Teacher key · Expected independent answer</w:t>
-      </w:r>
-    </w:p>
-    <w:p>
-      <w:pPr>
-        <w:spacing w:line="336" w:lineRule="auto" w:after="180"/>
-        <w:shd w:fill="F1F6FC"/>
       </w:pPr>
       <w:r>
         <w:rPr>
@@ -4533,40 +5021,186 @@
     </w:p>
     <w:p>
       <w:pPr>
+        <w:spacing w:line="336" w:lineRule="auto" w:after="180"/>
+      </w:pPr>
+      <w:r>
+        <w:rPr>
+          <w:b w:val="0"/>
+        </w:rPr>
+        <w:t>Initial scores are A=2, B=1, C=1. With short essential, exclude B; A remains preferred to C if mystery still matters.</w:t>
+      </w:r>
+    </w:p>
+    <w:p>
+      <w:pPr>
+        <w:spacing w:line="336" w:lineRule="auto" w:after="180"/>
+      </w:pPr>
+      <w:r>
+        <w:rPr>
+          <w:b/>
+        </w:rPr>
+        <w:t>Similarity</w:t>
+      </w:r>
+      <w:r>
+        <w:rPr>
+          <w:b w:val="0"/>
+        </w:rPr>
+        <w:t xml:space="preserve"> scores encode selected preferences; they do not establish universal quality or guarantee enjoyment.</w:t>
+      </w:r>
+    </w:p>
+    <w:p>
+      <w:pPr>
         <w:pStyle w:val="Heading3"/>
       </w:pPr>
       <w:r>
-        <w:t>Teacher key · Original transfer answer</w:t>
+        <w:t>Explanations for the additional workbook examples</w:t>
+      </w:r>
+    </w:p>
+    <w:p>
+      <w:pPr>
+        <w:pStyle w:val="Heading3"/>
+      </w:pPr>
+      <w:r>
+        <w:t>W1 Show the contributions before the total</w:t>
+      </w:r>
+    </w:p>
+    <w:p>
+      <w:pPr>
+        <w:pStyle w:val="Heading3"/>
+      </w:pPr>
+      <w:r>
+        <w:t>W2 Explain a changed winner</w:t>
+      </w:r>
+    </w:p>
+    <w:p>
+      <w:pPr>
+        <w:pStyle w:val="Heading3"/>
+      </w:pPr>
+      <w:r>
+        <w:t>W3 Keep unknown separate from different</w:t>
+      </w:r>
+    </w:p>
+    <w:p>
+      <w:pPr>
+        <w:pStyle w:val="Heading3"/>
+      </w:pPr>
+      <w:r>
+        <w:t>W4 Transfer the comparison to books</w:t>
       </w:r>
     </w:p>
     <w:p>
       <w:pPr>
         <w:spacing w:line="336" w:lineRule="auto" w:after="180"/>
-        <w:shd w:fill="F1F6FC"/>
-      </w:pPr>
-      <w:r>
-        <w:rPr>
-          <w:b w:val="0"/>
-        </w:rPr>
-        <w:t>Initial scores are A=2, B=1, C=1. With short essential, exclude B; A remains preferred to C if mystery still matters.</w:t>
+      </w:pPr>
+      <w:r>
+        <w:rPr>
+          <w:b w:val="0"/>
+        </w:rPr>
+        <w:t xml:space="preserve">A target book has topic space, format comic and language English. </w:t>
+      </w:r>
+      <w:r>
+        <w:rPr>
+          <w:b/>
+        </w:rPr>
+        <w:t>Candidate</w:t>
+      </w:r>
+      <w:r>
+        <w:rPr>
+          <w:b w:val="0"/>
+        </w:rPr>
+        <w:t>s are J: space, prose, English; K: animals, comic, English; L: space, comic, Spanish. Give 1 point per exact match and return all tied highest scorers.</w:t>
       </w:r>
     </w:p>
     <w:p>
       <w:pPr>
         <w:spacing w:line="336" w:lineRule="auto" w:after="180"/>
-        <w:shd w:fill="F1F6FC"/>
-      </w:pPr>
+      </w:pPr>
+      <w:r>
+        <w:rPr>
+          <w:b w:val="0"/>
+        </w:rPr>
+        <w:t xml:space="preserve">Then make topic worth 3 points while keeping the other </w:t>
+      </w:r>
       <w:r>
         <w:rPr>
           <w:b/>
         </w:rPr>
-        <w:t>Similarity</w:t>
-      </w:r>
-      <w:r>
-        <w:rPr>
-          <w:b w:val="0"/>
-        </w:rPr>
-        <w:t xml:space="preserve"> scores encode selected preferences; they do not establish universal quality or guarantee enjoyment.</w:t>
+        <w:t>weight</w:t>
+      </w:r>
+      <w:r>
+        <w:rPr>
+          <w:b w:val="0"/>
+        </w:rPr>
+        <w:t>s at 1. Report both sets of totals and winners. Explain why a winner may still fail a requirement to read English.</w:t>
+      </w:r>
+    </w:p>
+    <w:p>
+      <w:pPr>
+        <w:spacing w:line="336" w:lineRule="auto" w:after="180"/>
+      </w:pPr>
+      <w:r>
+        <w:rPr>
+          <w:b w:val="0"/>
+        </w:rPr>
+        <w:t xml:space="preserve">Equal </w:t>
+      </w:r>
+      <w:r>
+        <w:rPr>
+          <w:b/>
+        </w:rPr>
+        <w:t>weight</w:t>
+      </w:r>
+      <w:r>
+        <w:rPr>
+          <w:b w:val="0"/>
+        </w:rPr>
+        <w:t xml:space="preserve">s: J 2, K 2, L 2; all three tie. Topic </w:t>
+      </w:r>
+      <w:r>
+        <w:rPr>
+          <w:b/>
+        </w:rPr>
+        <w:t>weight</w:t>
+      </w:r>
+      <w:r>
+        <w:rPr>
+          <w:b w:val="0"/>
+        </w:rPr>
+        <w:t xml:space="preserve">ed 3: J 4, K 2, L 4; J and L tie. L remains a highest scorer despite Spanish language, so </w:t>
+      </w:r>
+      <w:r>
+        <w:rPr>
+          <w:b/>
+        </w:rPr>
+        <w:t>weight</w:t>
+      </w:r>
+      <w:r>
+        <w:rPr>
+          <w:b w:val="0"/>
+        </w:rPr>
+        <w:t xml:space="preserve">ed </w:t>
+      </w:r>
+      <w:r>
+        <w:rPr>
+          <w:b/>
+        </w:rPr>
+        <w:t>similarity</w:t>
+      </w:r>
+      <w:r>
+        <w:rPr>
+          <w:b w:val="0"/>
+        </w:rPr>
+        <w:t xml:space="preserve"> does not enforce the English requirement.</w:t>
+      </w:r>
+    </w:p>
+    <w:p>
+      <w:pPr>
+        <w:spacing w:line="336" w:lineRule="auto" w:after="180"/>
+      </w:pPr>
+      <w:r>
+        <w:rPr>
+          <w:b w:val="0"/>
+        </w:rPr>
+        <w:t>Check language eligibility separately if English is required.</w:t>
       </w:r>
     </w:p>
     <w:p>
@@ -4574,7 +5208,7 @@
         <w:pStyle w:val="Heading3"/>
       </w:pPr>
       <w:r>
-        <w:t>Explanations for the additional workbook examples</w:t>
+        <w:t>W5 Notice an accidental extra weight</w:t>
       </w:r>
     </w:p>
     <w:p>
@@ -4582,7 +5216,7 @@
         <w:pStyle w:val="Heading3"/>
       </w:pPr>
       <w:r>
-        <w:t>W1 Show the contributions before the total</w:t>
+        <w:t>Assess independent transfer</w:t>
       </w:r>
     </w:p>
     <w:p>
@@ -4590,31 +5224,241 @@
         <w:pStyle w:val="Heading3"/>
       </w:pPr>
       <w:r>
-        <w:t>Workbook question · W1</w:t>
+        <w:t>Selected case answer</w:t>
+      </w:r>
+    </w:p>
+    <w:p>
+      <w:pPr>
+        <w:pStyle w:val="Heading3"/>
+      </w:pPr>
+      <w:r>
+        <w:t>Feedback that the learner uses</w:t>
+      </w:r>
+    </w:p>
+    <w:p>
+      <w:pPr>
+        <w:pStyle w:val="Heading1"/>
+      </w:pPr>
+      <w:r>
+        <w:t>06. Connect, adapt and return</w:t>
+      </w:r>
+    </w:p>
+    <w:p>
+      <w:r>
+        <w:t>Retain the project evidence and revisit the reasoning on a changed case.</w:t>
+      </w:r>
+    </w:p>
+    <w:p>
+      <w:pPr>
+        <w:pStyle w:val="Heading2"/>
+      </w:pPr>
+      <w:r>
+        <w:t>Project evidence to keep</w:t>
       </w:r>
     </w:p>
     <w:p>
       <w:pPr>
         <w:spacing w:line="336" w:lineRule="auto" w:after="180"/>
-        <w:shd w:fill="F5F1FB"/>
-      </w:pPr>
-      <w:r>
-        <w:rPr>
-          <w:b w:val="0"/>
-        </w:rPr>
-        <w:t xml:space="preserve">For the red round smooth target and </w:t>
+      </w:pPr>
+      <w:r>
+        <w:rPr>
+          <w:b w:val="0"/>
+        </w:rPr>
+        <w:t xml:space="preserve">Choose two useful item traits for </w:t>
       </w:r>
       <w:r>
         <w:rPr>
           <w:b/>
         </w:rPr>
+        <w:t>similarity</w:t>
+      </w:r>
+      <w:r>
+        <w:rPr>
+          <w:b w:val="0"/>
+        </w:rPr>
+        <w:t xml:space="preserve">-based sorting and explain why each deserves its </w:t>
+      </w:r>
+      <w:r>
+        <w:rPr>
+          <w:b/>
+        </w:rPr>
+        <w:t>weight</w:t>
+      </w:r>
+      <w:r>
+        <w:rPr>
+          <w:b w:val="0"/>
+        </w:rPr>
+        <w:t>.</w:t>
+      </w:r>
+    </w:p>
+    <w:p>
+      <w:pPr>
+        <w:spacing w:line="336" w:lineRule="auto" w:after="180"/>
+      </w:pPr>
+      <w:r>
+        <w:rPr>
+          <w:b w:val="0"/>
+        </w:rPr>
+        <w:t xml:space="preserve">Keep the decision, </w:t>
+      </w:r>
+      <w:r>
+        <w:rPr>
+          <w:b/>
+        </w:rPr>
+        <w:t>input</w:t>
+      </w:r>
+      <w:r>
+        <w:rPr>
+          <w:b w:val="0"/>
+        </w:rPr>
+        <w:t xml:space="preserve">, result, explanation and remaining limitation in the project </w:t>
+      </w:r>
+      <w:r>
+        <w:rPr>
+          <w:b/>
+        </w:rPr>
+        <w:t>evidence</w:t>
+      </w:r>
+      <w:r>
+        <w:rPr>
+          <w:b w:val="0"/>
+        </w:rPr>
+        <w:t xml:space="preserve"> record. Retrieve this record next week rather than restarting the project.</w:t>
+      </w:r>
+    </w:p>
+    <w:p>
+      <w:pPr>
+        <w:spacing w:line="336" w:lineRule="auto" w:after="180"/>
+      </w:pPr>
+      <w:r>
+        <w:rPr>
+          <w:b w:val="0"/>
+        </w:rPr>
+        <w:t xml:space="preserve">Declare sorter </w:t>
+      </w:r>
+      <w:r>
+        <w:rPr>
+          <w:b/>
+        </w:rPr>
+        <w:t>similarity</w:t>
+      </w:r>
+      <w:r>
+        <w:rPr>
+          <w:b w:val="0"/>
+        </w:rPr>
+        <w:t xml:space="preserve"> features, </w:t>
+      </w:r>
+      <w:r>
+        <w:rPr>
+          <w:b/>
+        </w:rPr>
+        <w:t>weight</w:t>
+      </w:r>
+      <w:r>
+        <w:rPr>
+          <w:b w:val="0"/>
+        </w:rPr>
+        <w:t>s and tie behavior before using scores to explain recommendations.</w:t>
+      </w:r>
+    </w:p>
+    <w:p>
+      <w:pPr>
+        <w:pStyle w:val="Heading2"/>
+      </w:pPr>
+      <w:r>
+        <w:t>Support while preserving the reasoning goal</w:t>
+      </w:r>
+    </w:p>
+    <w:p>
+      <w:pPr>
+        <w:spacing w:line="336" w:lineRule="auto" w:after="180"/>
+      </w:pPr>
+      <w:r>
+        <w:rPr>
+          <w:b w:val="0"/>
+        </w:rPr>
+        <w:t xml:space="preserve">Use physical cards, spoken explanations and a three-stage drawing. Read aloud without giving the answer. Stretch: compare two </w:t>
+      </w:r>
+      <w:r>
+        <w:rPr>
+          <w:b/>
+        </w:rPr>
+        <w:t>mechanism</w:t>
+      </w:r>
+      <w:r>
+        <w:rPr>
+          <w:b w:val="0"/>
+        </w:rPr>
+        <w:t xml:space="preserve">s with the same visible </w:t>
+      </w:r>
+      <w:r>
+        <w:rPr>
+          <w:b/>
+        </w:rPr>
+        <w:t>output</w:t>
+      </w:r>
+      <w:r>
+        <w:rPr>
+          <w:b w:val="0"/>
+        </w:rPr>
+        <w:t xml:space="preserve"> and explain what </w:t>
+      </w:r>
+      <w:r>
+        <w:rPr>
+          <w:b/>
+        </w:rPr>
+        <w:t>evidence</w:t>
+      </w:r>
+      <w:r>
+        <w:rPr>
+          <w:b w:val="0"/>
+        </w:rPr>
+        <w:t xml:space="preserve"> distinguishes them.</w:t>
+      </w:r>
+    </w:p>
+    <w:p>
+      <w:pPr>
+        <w:spacing w:line="336" w:lineRule="auto" w:after="180"/>
+      </w:pPr>
+      <w:r>
+        <w:rPr>
+          <w:b w:val="0"/>
+        </w:rPr>
+        <w:t xml:space="preserve">Place one row of counters under each feature heading. Keep the target visible while checking </w:t>
+      </w:r>
+      <w:r>
+        <w:rPr>
+          <w:b/>
+        </w:rPr>
         <w:t>candidate</w:t>
       </w:r>
       <w:r>
         <w:rPr>
           <w:b w:val="0"/>
         </w:rPr>
-        <w:t xml:space="preserve">s A, B and C in the lesson, record the colour, shape and texture contributions under one point per match. Give each total and identify every highest scoring </w:t>
+        <w:t>s.</w:t>
+      </w:r>
+    </w:p>
+    <w:p>
+      <w:pPr>
+        <w:spacing w:line="336" w:lineRule="auto" w:after="180"/>
+      </w:pPr>
+      <w:r>
+        <w:rPr>
+          <w:b w:val="0"/>
+        </w:rPr>
+        <w:t>Extension: add a feature that is irrelevant to the stated purpose and show how it could change the winner without improving usefulness.</w:t>
+      </w:r>
+    </w:p>
+    <w:p>
+      <w:pPr>
+        <w:spacing w:line="336" w:lineRule="auto" w:after="180"/>
+      </w:pPr>
+      <w:r>
+        <w:rPr>
+          <w:b w:val="0"/>
+        </w:rPr>
+        <w:t xml:space="preserve">W4 is secure with 2/2/2 then 4/2/4, all </w:t>
       </w:r>
       <w:r>
         <w:rPr>
@@ -4626,1131 +5470,24 @@
         <w:rPr>
           <w:b w:val="0"/>
         </w:rPr>
-        <w:t>.</w:t>
-      </w:r>
-    </w:p>
-    <w:p>
-      <w:pPr>
-        <w:pStyle w:val="Heading3"/>
-      </w:pPr>
-      <w:r>
-        <w:t>Teacher reasoning · W1</w:t>
+        <w:t xml:space="preserve">s then J and L as winners, and a separate English eligibility check. After support retry topic </w:t>
+      </w:r>
+      <w:r>
+        <w:rPr>
+          <w:b/>
+        </w:rPr>
+        <w:t>weight</w:t>
+      </w:r>
+      <w:r>
+        <w:rPr>
+          <w:b w:val="0"/>
+        </w:rPr>
+        <w:t xml:space="preserve"> 2: totals 3/2/3, J and L still tie.</w:t>
       </w:r>
     </w:p>
     <w:p>
       <w:pPr>
         <w:spacing w:line="336" w:lineRule="auto" w:after="180"/>
-        <w:shd w:fill="F1F6FC"/>
-      </w:pPr>
-      <w:r>
-        <w:rPr>
-          <w:b w:val="0"/>
-        </w:rPr>
-        <w:t xml:space="preserve">A: 1, 1, 0 gives 2. B: 0, 0, 1 gives 1. C: 1, 0, 0 gives 1. A is the only highest scoring </w:t>
-      </w:r>
-      <w:r>
-        <w:rPr>
-          <w:b/>
-        </w:rPr>
-        <w:t>candidate</w:t>
-      </w:r>
-      <w:r>
-        <w:rPr>
-          <w:b w:val="0"/>
-        </w:rPr>
-        <w:t xml:space="preserve"> among A, B and C under equal </w:t>
-      </w:r>
-      <w:r>
-        <w:rPr>
-          <w:b/>
-        </w:rPr>
-        <w:t>weight</w:t>
-      </w:r>
-      <w:r>
-        <w:rPr>
-          <w:b w:val="0"/>
-        </w:rPr>
-        <w:t>s.</w:t>
-      </w:r>
-    </w:p>
-    <w:p>
-      <w:pPr>
-        <w:pStyle w:val="Heading3"/>
-      </w:pPr>
-      <w:r>
-        <w:t>W2 Explain a changed winner</w:t>
-      </w:r>
-    </w:p>
-    <w:p>
-      <w:pPr>
-        <w:pStyle w:val="Heading3"/>
-      </w:pPr>
-      <w:r>
-        <w:t>Workbook question · W2</w:t>
-      </w:r>
-    </w:p>
-    <w:p>
-      <w:pPr>
-        <w:spacing w:line="336" w:lineRule="auto" w:after="180"/>
-        <w:shd w:fill="F5F1FB"/>
-      </w:pPr>
-      <w:r>
-        <w:rPr>
-          <w:b w:val="0"/>
-        </w:rPr>
-        <w:t xml:space="preserve">Keep the same target and </w:t>
-      </w:r>
-      <w:r>
-        <w:rPr>
-          <w:b/>
-        </w:rPr>
-        <w:t>candidate</w:t>
-      </w:r>
-      <w:r>
-        <w:rPr>
-          <w:b w:val="0"/>
-        </w:rPr>
-        <w:t>s but make texture worth 3 points, with colour and shape worth 1 each. Recalculate A, B and C. Explain what changed and what stayed the same.</w:t>
-      </w:r>
-    </w:p>
-    <w:p>
-      <w:pPr>
-        <w:pStyle w:val="Heading3"/>
-      </w:pPr>
-      <w:r>
-        <w:t>Teacher reasoning · W2</w:t>
-      </w:r>
-    </w:p>
-    <w:p>
-      <w:pPr>
-        <w:spacing w:line="336" w:lineRule="auto" w:after="180"/>
-        <w:shd w:fill="F1F6FC"/>
-      </w:pPr>
-      <w:r>
-        <w:rPr>
-          <w:b w:val="0"/>
-        </w:rPr>
-        <w:t xml:space="preserve">A stays at 2, B becomes 3 and C stays at 1, so B wins. Only the texture </w:t>
-      </w:r>
-      <w:r>
-        <w:rPr>
-          <w:b/>
-        </w:rPr>
-        <w:t>weight</w:t>
-      </w:r>
-      <w:r>
-        <w:rPr>
-          <w:b w:val="0"/>
-        </w:rPr>
-        <w:t xml:space="preserve"> changed; </w:t>
-      </w:r>
-      <w:r>
-        <w:rPr>
-          <w:b/>
-        </w:rPr>
-        <w:t>candidate</w:t>
-      </w:r>
-      <w:r>
-        <w:rPr>
-          <w:b w:val="0"/>
-        </w:rPr>
-        <w:t xml:space="preserve"> values, target and other </w:t>
-      </w:r>
-      <w:r>
-        <w:rPr>
-          <w:b/>
-        </w:rPr>
-        <w:t>weight</w:t>
-      </w:r>
-      <w:r>
-        <w:rPr>
-          <w:b w:val="0"/>
-        </w:rPr>
-        <w:t>s stayed the same. The result is specific to this new comparison rule.</w:t>
-      </w:r>
-    </w:p>
-    <w:p>
-      <w:pPr>
-        <w:pStyle w:val="Heading3"/>
-      </w:pPr>
-      <w:r>
-        <w:t>W3 Keep unknown separate from different</w:t>
-      </w:r>
-    </w:p>
-    <w:p>
-      <w:pPr>
-        <w:pStyle w:val="Heading3"/>
-      </w:pPr>
-      <w:r>
-        <w:t>Workbook question · W3</w:t>
-      </w:r>
-    </w:p>
-    <w:p>
-      <w:pPr>
-        <w:spacing w:line="336" w:lineRule="auto" w:after="180"/>
-        <w:shd w:fill="F5F1FB"/>
-      </w:pPr>
-      <w:r>
-        <w:rPr>
-          <w:b/>
-        </w:rPr>
-        <w:t>Candidate</w:t>
-      </w:r>
-      <w:r>
-        <w:rPr>
-          <w:b w:val="0"/>
-        </w:rPr>
-        <w:t xml:space="preserve"> E is red and round but its texture is missing. A learner assigns zero for texture and declares E fully scored. Apply our classroom policy.</w:t>
-      </w:r>
-    </w:p>
-    <w:p>
-      <w:pPr>
-        <w:spacing w:line="336" w:lineRule="auto" w:after="180"/>
-        <w:shd w:fill="F5F1FB"/>
-      </w:pPr>
-      <w:r>
-        <w:rPr>
-          <w:b w:val="0"/>
-        </w:rPr>
-        <w:t>State the known contributions, the missing information and what must happen before a final ranking.</w:t>
-      </w:r>
-    </w:p>
-    <w:p>
-      <w:pPr>
-        <w:pStyle w:val="Heading3"/>
-      </w:pPr>
-      <w:r>
-        <w:t>Teacher reasoning · W3</w:t>
-      </w:r>
-    </w:p>
-    <w:p>
-      <w:pPr>
-        <w:spacing w:line="336" w:lineRule="auto" w:after="180"/>
-        <w:shd w:fill="F1F6FC"/>
-      </w:pPr>
-      <w:r>
-        <w:rPr>
-          <w:b w:val="0"/>
-        </w:rPr>
-        <w:t>Colour and shape contribute 1 each, giving a known subtotal of 2 under the original rule. Texture is unknown, not a known mismatch.</w:t>
-      </w:r>
-    </w:p>
-    <w:p>
-      <w:pPr>
-        <w:spacing w:line="336" w:lineRule="auto" w:after="180"/>
-        <w:shd w:fill="F1F6FC"/>
-      </w:pPr>
-      <w:r>
-        <w:rPr>
-          <w:b w:val="0"/>
-        </w:rPr>
-        <w:t>Pause the final ranking, request E’s texture, and record the unresolved feature if it cannot be obtained.</w:t>
-      </w:r>
-    </w:p>
-    <w:p>
-      <w:pPr>
-        <w:pStyle w:val="Heading3"/>
-      </w:pPr>
-      <w:r>
-        <w:t>W4 Transfer the comparison to books</w:t>
-      </w:r>
-    </w:p>
-    <w:p>
-      <w:pPr>
-        <w:pStyle w:val="Heading3"/>
-      </w:pPr>
-      <w:r>
-        <w:t>Workbook question · W4</w:t>
-      </w:r>
-    </w:p>
-    <w:p>
-      <w:pPr>
-        <w:spacing w:line="336" w:lineRule="auto" w:after="180"/>
-        <w:shd w:fill="F5F1FB"/>
-      </w:pPr>
-      <w:r>
-        <w:rPr>
-          <w:b w:val="0"/>
-        </w:rPr>
-        <w:t xml:space="preserve">A target book has topic space, format comic and language English. </w:t>
-      </w:r>
-      <w:r>
-        <w:rPr>
-          <w:b/>
-        </w:rPr>
-        <w:t>Candidate</w:t>
-      </w:r>
-      <w:r>
-        <w:rPr>
-          <w:b w:val="0"/>
-        </w:rPr>
-        <w:t>s are J: space, prose, English; K: animals, comic, English; L: space, comic, Spanish. Give 1 point per exact match and return all tied highest scorers.</w:t>
-      </w:r>
-    </w:p>
-    <w:p>
-      <w:pPr>
-        <w:spacing w:line="336" w:lineRule="auto" w:after="180"/>
-        <w:shd w:fill="F5F1FB"/>
-      </w:pPr>
-      <w:r>
-        <w:rPr>
-          <w:b w:val="0"/>
-        </w:rPr>
-        <w:t xml:space="preserve">Then make topic worth 3 points while keeping the other </w:t>
-      </w:r>
-      <w:r>
-        <w:rPr>
-          <w:b/>
-        </w:rPr>
-        <w:t>weight</w:t>
-      </w:r>
-      <w:r>
-        <w:rPr>
-          <w:b w:val="0"/>
-        </w:rPr>
-        <w:t>s at 1. Report both sets of totals and winners. Explain why a winner may still fail a requirement to read English.</w:t>
-      </w:r>
-    </w:p>
-    <w:p>
-      <w:pPr>
-        <w:pStyle w:val="Heading3"/>
-      </w:pPr>
-      <w:r>
-        <w:t>Teacher reasoning · W4</w:t>
-      </w:r>
-    </w:p>
-    <w:p>
-      <w:pPr>
-        <w:spacing w:line="336" w:lineRule="auto" w:after="180"/>
-        <w:shd w:fill="F1F6FC"/>
-      </w:pPr>
-      <w:r>
-        <w:rPr>
-          <w:b w:val="0"/>
-        </w:rPr>
-        <w:t xml:space="preserve">Equal </w:t>
-      </w:r>
-      <w:r>
-        <w:rPr>
-          <w:b/>
-        </w:rPr>
-        <w:t>weight</w:t>
-      </w:r>
-      <w:r>
-        <w:rPr>
-          <w:b w:val="0"/>
-        </w:rPr>
-        <w:t xml:space="preserve">s: J 2, K 2, L 2; all three tie. Topic </w:t>
-      </w:r>
-      <w:r>
-        <w:rPr>
-          <w:b/>
-        </w:rPr>
-        <w:t>weight</w:t>
-      </w:r>
-      <w:r>
-        <w:rPr>
-          <w:b w:val="0"/>
-        </w:rPr>
-        <w:t xml:space="preserve">ed 3: J 4, K 2, L 4; J and L tie. L remains a highest scorer despite Spanish language, so </w:t>
-      </w:r>
-      <w:r>
-        <w:rPr>
-          <w:b/>
-        </w:rPr>
-        <w:t>weight</w:t>
-      </w:r>
-      <w:r>
-        <w:rPr>
-          <w:b w:val="0"/>
-        </w:rPr>
-        <w:t xml:space="preserve">ed </w:t>
-      </w:r>
-      <w:r>
-        <w:rPr>
-          <w:b/>
-        </w:rPr>
-        <w:t>similarity</w:t>
-      </w:r>
-      <w:r>
-        <w:rPr>
-          <w:b w:val="0"/>
-        </w:rPr>
-        <w:t xml:space="preserve"> does not enforce the English requirement.</w:t>
-      </w:r>
-    </w:p>
-    <w:p>
-      <w:pPr>
-        <w:spacing w:line="336" w:lineRule="auto" w:after="180"/>
-        <w:shd w:fill="F1F6FC"/>
-      </w:pPr>
-      <w:r>
-        <w:rPr>
-          <w:b w:val="0"/>
-        </w:rPr>
-        <w:t>Check language eligibility separately if English is required.</w:t>
-      </w:r>
-    </w:p>
-    <w:p>
-      <w:pPr>
-        <w:pStyle w:val="Heading3"/>
-      </w:pPr>
-      <w:r>
-        <w:t>W5 Notice an accidental extra weight</w:t>
-      </w:r>
-    </w:p>
-    <w:p>
-      <w:pPr>
-        <w:pStyle w:val="Heading3"/>
-      </w:pPr>
-      <w:r>
-        <w:t>Workbook question · W5</w:t>
-      </w:r>
-    </w:p>
-    <w:p>
-      <w:pPr>
-        <w:spacing w:line="336" w:lineRule="auto" w:after="180"/>
-        <w:shd w:fill="F5F1FB"/>
-      </w:pPr>
-      <w:r>
-        <w:rPr>
-          <w:b w:val="0"/>
-        </w:rPr>
-        <w:t xml:space="preserve">A designer adds a second colour column that copies the first and gives both columns one point. They say no feature has been given extra importance because every column has equal </w:t>
-      </w:r>
-      <w:r>
-        <w:rPr>
-          <w:b/>
-        </w:rPr>
-        <w:t>weight</w:t>
-      </w:r>
-      <w:r>
-        <w:rPr>
-          <w:b w:val="0"/>
-        </w:rPr>
-        <w:t>.</w:t>
-      </w:r>
-    </w:p>
-    <w:p>
-      <w:pPr>
-        <w:spacing w:line="336" w:lineRule="auto" w:after="180"/>
-        <w:shd w:fill="F5F1FB"/>
-      </w:pPr>
-      <w:r>
-        <w:rPr>
-          <w:b w:val="0"/>
-        </w:rPr>
-        <w:t>Explain the problem and propose a clearer rule.</w:t>
-      </w:r>
-    </w:p>
-    <w:p>
-      <w:pPr>
-        <w:pStyle w:val="Heading3"/>
-      </w:pPr>
-      <w:r>
-        <w:t>Teacher reasoning · W5</w:t>
-      </w:r>
-    </w:p>
-    <w:p>
-      <w:pPr>
-        <w:spacing w:line="336" w:lineRule="auto" w:after="180"/>
-        <w:shd w:fill="F1F6FC"/>
-      </w:pPr>
-      <w:r>
-        <w:rPr>
-          <w:b w:val="0"/>
-        </w:rPr>
-        <w:t xml:space="preserve">Colour now contributes twice for one underlying match, so it has effective </w:t>
-      </w:r>
-      <w:r>
-        <w:rPr>
-          <w:b/>
-        </w:rPr>
-        <w:t>weight</w:t>
-      </w:r>
-      <w:r>
-        <w:rPr>
-          <w:b w:val="0"/>
-        </w:rPr>
-        <w:t xml:space="preserve"> 2 while other features have </w:t>
-      </w:r>
-      <w:r>
-        <w:rPr>
-          <w:b/>
-        </w:rPr>
-        <w:t>weight</w:t>
-      </w:r>
-      <w:r>
-        <w:rPr>
-          <w:b w:val="0"/>
-        </w:rPr>
-        <w:t xml:space="preserve"> 1. Remove the duplicate or state and justify colour’s </w:t>
-      </w:r>
-      <w:r>
-        <w:rPr>
-          <w:b/>
-        </w:rPr>
-        <w:t>weight</w:t>
-      </w:r>
-      <w:r>
-        <w:rPr>
-          <w:b w:val="0"/>
-        </w:rPr>
-        <w:t xml:space="preserve"> explicitly.</w:t>
-      </w:r>
-    </w:p>
-    <w:p>
-      <w:pPr>
-        <w:spacing w:line="336" w:lineRule="auto" w:after="180"/>
-        <w:shd w:fill="F1F6FC"/>
-      </w:pPr>
-      <w:r>
-        <w:rPr>
-          <w:b w:val="0"/>
-        </w:rPr>
-        <w:t xml:space="preserve">Equal column </w:t>
-      </w:r>
-      <w:r>
-        <w:rPr>
-          <w:b/>
-        </w:rPr>
-        <w:t>weight</w:t>
-      </w:r>
-      <w:r>
-        <w:rPr>
-          <w:b w:val="0"/>
-        </w:rPr>
-        <w:t>s do not guarantee equal importance for the underlying features.</w:t>
-      </w:r>
-    </w:p>
-    <w:p>
-      <w:pPr>
-        <w:pStyle w:val="Heading3"/>
-      </w:pPr>
-      <w:r>
-        <w:t>Assess independent transfer</w:t>
-      </w:r>
-    </w:p>
-    <w:p>
-      <w:pPr>
-        <w:pStyle w:val="Heading3"/>
-      </w:pPr>
-      <w:r>
-        <w:t>Independent question · withhold the key</w:t>
-      </w:r>
-    </w:p>
-    <w:p>
-      <w:pPr>
-        <w:spacing w:line="336" w:lineRule="auto" w:after="180"/>
-        <w:shd w:fill="F5F1FB"/>
-      </w:pPr>
-      <w:r>
-        <w:rPr>
-          <w:b w:val="0"/>
-        </w:rPr>
-        <w:t xml:space="preserve">Selected case: A target book has topic space, format comic and language English. </w:t>
-      </w:r>
-      <w:r>
-        <w:rPr>
-          <w:b/>
-        </w:rPr>
-        <w:t>Candidate</w:t>
-      </w:r>
-      <w:r>
-        <w:rPr>
-          <w:b w:val="0"/>
-        </w:rPr>
-        <w:t>s are J: space, prose, English; K: animals, comic, English; L: space, comic, Spanish.</w:t>
-      </w:r>
-    </w:p>
-    <w:p>
-      <w:pPr>
-        <w:spacing w:line="336" w:lineRule="auto" w:after="180"/>
-        <w:shd w:fill="F5F1FB"/>
-      </w:pPr>
-      <w:r>
-        <w:rPr>
-          <w:b w:val="0"/>
-        </w:rPr>
-        <w:t xml:space="preserve">Give 1 point per exact match and return all tied highest scorers. Then make topic worth 3 points while keeping the other </w:t>
-      </w:r>
-      <w:r>
-        <w:rPr>
-          <w:b/>
-        </w:rPr>
-        <w:t>weight</w:t>
-      </w:r>
-      <w:r>
-        <w:rPr>
-          <w:b w:val="0"/>
-        </w:rPr>
-        <w:t>s at 1. Report both sets of totals and winners.</w:t>
-      </w:r>
-    </w:p>
-    <w:p>
-      <w:pPr>
-        <w:spacing w:line="336" w:lineRule="auto" w:after="180"/>
-        <w:shd w:fill="F5F1FB"/>
-      </w:pPr>
-      <w:r>
-        <w:rPr>
-          <w:b w:val="0"/>
-        </w:rPr>
-        <w:t>Explain why a winner may still fail a requirement to read English.</w:t>
-      </w:r>
-    </w:p>
-    <w:p>
-      <w:pPr>
-        <w:pStyle w:val="Heading3"/>
-      </w:pPr>
-      <w:r>
-        <w:t>Selected case answer</w:t>
-      </w:r>
-    </w:p>
-    <w:p>
-      <w:pPr>
-        <w:pStyle w:val="Heading3"/>
-      </w:pPr>
-      <w:r>
-        <w:t>Teacher key · Selected case answer</w:t>
-      </w:r>
-    </w:p>
-    <w:p>
-      <w:pPr>
-        <w:spacing w:line="336" w:lineRule="auto" w:after="180"/>
-        <w:shd w:fill="F1F6FC"/>
-      </w:pPr>
-      <w:r>
-        <w:rPr>
-          <w:b w:val="0"/>
-        </w:rPr>
-        <w:t xml:space="preserve">Equal </w:t>
-      </w:r>
-      <w:r>
-        <w:rPr>
-          <w:b/>
-        </w:rPr>
-        <w:t>weight</w:t>
-      </w:r>
-      <w:r>
-        <w:rPr>
-          <w:b w:val="0"/>
-        </w:rPr>
-        <w:t xml:space="preserve">s: J 2, K 2, L 2; all three tie. Topic </w:t>
-      </w:r>
-      <w:r>
-        <w:rPr>
-          <w:b/>
-        </w:rPr>
-        <w:t>weight</w:t>
-      </w:r>
-      <w:r>
-        <w:rPr>
-          <w:b w:val="0"/>
-        </w:rPr>
-        <w:t xml:space="preserve">ed 3: J 4, K 2, L 4; J and L tie. L remains a highest scorer despite Spanish language, so </w:t>
-      </w:r>
-      <w:r>
-        <w:rPr>
-          <w:b/>
-        </w:rPr>
-        <w:t>weight</w:t>
-      </w:r>
-      <w:r>
-        <w:rPr>
-          <w:b w:val="0"/>
-        </w:rPr>
-        <w:t xml:space="preserve">ed </w:t>
-      </w:r>
-      <w:r>
-        <w:rPr>
-          <w:b/>
-        </w:rPr>
-        <w:t>similarity</w:t>
-      </w:r>
-      <w:r>
-        <w:rPr>
-          <w:b w:val="0"/>
-        </w:rPr>
-        <w:t xml:space="preserve"> does not enforce the English requirement.</w:t>
-      </w:r>
-    </w:p>
-    <w:p>
-      <w:pPr>
-        <w:spacing w:line="336" w:lineRule="auto" w:after="180"/>
-        <w:shd w:fill="F1F6FC"/>
-      </w:pPr>
-      <w:r>
-        <w:rPr>
-          <w:b w:val="0"/>
-        </w:rPr>
-        <w:t>Check language eligibility separately if English is required.</w:t>
-      </w:r>
-    </w:p>
-    <w:tbl>
-      <w:tblPr>
-        <w:tblStyle w:val="LightShading-Accent1"/>
-        <w:tblW w:type="auto" w:w="0"/>
-        <w:tblLook w:firstColumn="1" w:firstRow="1" w:lastColumn="0" w:lastRow="0" w:noHBand="0" w:noVBand="1" w:val="04A0"/>
-      </w:tblPr>
-      <w:tblGrid>
-        <w:gridCol w:w="5112"/>
-        <w:gridCol w:w="5112"/>
-      </w:tblGrid>
-      <w:tr>
-        <w:trPr>
-          <w:tblHeader/>
-        </w:trPr>
-        <w:tc>
-          <w:tcPr>
-            <w:tcW w:type="dxa" w:w="5112"/>
-          </w:tcPr>
-          <w:p>
-            <w:r>
-              <w:t>Dimension</w:t>
-            </w:r>
-          </w:p>
-        </w:tc>
-        <w:tc>
-          <w:tcPr>
-            <w:tcW w:type="dxa" w:w="5112"/>
-          </w:tcPr>
-          <w:p>
-            <w:r>
-              <w:t>Evidence required</w:t>
-            </w:r>
-          </w:p>
-        </w:tc>
-      </w:tr>
-      <w:tr>
-        <w:tc>
-          <w:tcPr>
-            <w:tcW w:type="dxa" w:w="5112"/>
-          </w:tcPr>
-          <w:p>
-            <w:r>
-              <w:t>Explanation</w:t>
-            </w:r>
-          </w:p>
-        </w:tc>
-        <w:tc>
-          <w:tcPr>
-            <w:tcW w:type="dxa" w:w="5112"/>
-          </w:tcPr>
-          <w:p>
-            <w:r>
-              <w:t>Names the applicable idea or procedure and ties it to the supplied facts.</w:t>
-            </w:r>
-          </w:p>
-        </w:tc>
-      </w:tr>
-      <w:tr>
-        <w:tc>
-          <w:tcPr>
-            <w:tcW w:type="dxa" w:w="5112"/>
-          </w:tcPr>
-          <w:p>
-            <w:r>
-              <w:t>Trace and result</w:t>
-            </w:r>
-          </w:p>
-        </w:tc>
-        <w:tc>
-          <w:tcPr>
-            <w:tcW w:type="dxa" w:w="5112"/>
-          </w:tcPr>
-          <w:p>
-            <w:r>
-              <w:t>Preserves the given inputs and shows the relevant intermediate steps; distinguishes a prediction from an observed execution.</w:t>
-            </w:r>
-          </w:p>
-        </w:tc>
-      </w:tr>
-      <w:tr>
-        <w:tc>
-          <w:tcPr>
-            <w:tcW w:type="dxa" w:w="5112"/>
-          </w:tcPr>
-          <w:p>
-            <w:r>
-              <w:t>Limits</w:t>
-            </w:r>
-          </w:p>
-        </w:tc>
-        <w:tc>
-          <w:tcPr>
-            <w:tcW w:type="dxa" w:w="5112"/>
-          </w:tcPr>
-          <w:p>
-            <w:r>
-              <w:t>States the assumptions, missing evidence or conditions under which the result would change.</w:t>
-            </w:r>
-          </w:p>
-        </w:tc>
-      </w:tr>
-    </w:tbl>
-    <w:p>
-      <w:pPr>
-        <w:pStyle w:val="Heading3"/>
-      </w:pPr>
-      <w:r>
-        <w:t>Teacher key · Selected case answer</w:t>
-      </w:r>
-    </w:p>
-    <w:p>
-      <w:pPr>
-        <w:spacing w:line="336" w:lineRule="auto" w:after="180"/>
-        <w:shd w:fill="F1F6FC"/>
-      </w:pPr>
-      <w:r>
-        <w:rPr>
-          <w:b w:val="0"/>
-        </w:rPr>
-        <w:t>Record each dimension as not yet, with support, or independent. Accept a valid alternative procedure with a defensible trace.</w:t>
-      </w:r>
-    </w:p>
-    <w:p>
-      <w:pPr>
-        <w:spacing w:line="336" w:lineRule="auto" w:after="180"/>
-        <w:shd w:fill="F1F6FC"/>
-      </w:pPr>
-      <w:r>
-        <w:rPr>
-          <w:b w:val="0"/>
-        </w:rPr>
-        <w:t xml:space="preserve">Do not penalise an honestly recorded model failure if the learner correctly explains its </w:t>
-      </w:r>
-      <w:r>
-        <w:rPr>
-          <w:b/>
-        </w:rPr>
-        <w:t>evidence</w:t>
-      </w:r>
-      <w:r>
-        <w:rPr>
-          <w:b w:val="0"/>
-        </w:rPr>
-        <w:t xml:space="preserve"> and limits.</w:t>
-      </w:r>
-    </w:p>
-    <w:p>
-      <w:pPr>
-        <w:pStyle w:val="Heading3"/>
-      </w:pPr>
-      <w:r>
-        <w:t>Feedback that the learner uses</w:t>
-      </w:r>
-    </w:p>
-    <w:p>
-      <w:pPr>
-        <w:spacing w:line="336" w:lineRule="auto" w:after="180"/>
-      </w:pPr>
-      <w:r>
-        <w:rPr>
-          <w:b w:val="0"/>
-        </w:rPr>
-        <w:t>Name the earliest unsupported step and give one action to repair it. Have the learner make that repair now and explain why. Then assess the relevant skill on a fresh, fully specified case.</w:t>
-      </w:r>
-    </w:p>
-    <w:p>
-      <w:pPr>
-        <w:spacing w:line="336" w:lineRule="auto" w:after="180"/>
-      </w:pPr>
-      <w:r>
-        <w:rPr>
-          <w:b w:val="0"/>
-        </w:rPr>
-        <w:t>Confirm it was not previously practised with feedback; solve and check the new case before assigning it. A follow-up design prompt is a starting brief, not automatically an equivalent test.</w:t>
-      </w:r>
-    </w:p>
-    <w:p>
-      <w:pPr>
-        <w:pStyle w:val="Heading1"/>
-      </w:pPr>
-      <w:r>
-        <w:t>06. Connect and extend learning</w:t>
-      </w:r>
-    </w:p>
-    <w:p>
-      <w:r>
-        <w:t>Connect Similarity to Helpful Classroom Sorter, adapt support and plan a later changed-case check.</w:t>
-      </w:r>
-    </w:p>
-    <w:p>
-      <w:pPr>
-        <w:pStyle w:val="Heading3"/>
-      </w:pPr>
-      <w:r>
-        <w:t>Helpful Classroom Sorter</w:t>
-      </w:r>
-    </w:p>
-    <w:p>
-      <w:pPr>
-        <w:spacing w:line="336" w:lineRule="auto" w:after="180"/>
-      </w:pPr>
-      <w:r>
-        <w:rPr>
-          <w:b w:val="0"/>
-        </w:rPr>
-        <w:t xml:space="preserve">Choose two useful item traits for </w:t>
-      </w:r>
-      <w:r>
-        <w:rPr>
-          <w:b/>
-        </w:rPr>
-        <w:t>similarity</w:t>
-      </w:r>
-      <w:r>
-        <w:rPr>
-          <w:b w:val="0"/>
-        </w:rPr>
-        <w:t xml:space="preserve">-based sorting and explain why each deserves its </w:t>
-      </w:r>
-      <w:r>
-        <w:rPr>
-          <w:b/>
-        </w:rPr>
-        <w:t>weight</w:t>
-      </w:r>
-      <w:r>
-        <w:rPr>
-          <w:b w:val="0"/>
-        </w:rPr>
-        <w:t>.</w:t>
-      </w:r>
-    </w:p>
-    <w:p>
-      <w:pPr>
-        <w:spacing w:line="336" w:lineRule="auto" w:after="180"/>
-      </w:pPr>
-      <w:r>
-        <w:rPr>
-          <w:b w:val="0"/>
-        </w:rPr>
-        <w:t xml:space="preserve">Keep the decision, </w:t>
-      </w:r>
-      <w:r>
-        <w:rPr>
-          <w:b/>
-        </w:rPr>
-        <w:t>input</w:t>
-      </w:r>
-      <w:r>
-        <w:rPr>
-          <w:b w:val="0"/>
-        </w:rPr>
-        <w:t xml:space="preserve">, result, explanation and remaining limitation in the project </w:t>
-      </w:r>
-      <w:r>
-        <w:rPr>
-          <w:b/>
-        </w:rPr>
-        <w:t>evidence</w:t>
-      </w:r>
-      <w:r>
-        <w:rPr>
-          <w:b w:val="0"/>
-        </w:rPr>
-        <w:t xml:space="preserve"> record. Retrieve this record next week rather than restarting the project.</w:t>
-      </w:r>
-    </w:p>
-    <w:p>
-      <w:pPr>
-        <w:pStyle w:val="Heading3"/>
-      </w:pPr>
-      <w:r>
-        <w:t>Support and stretch</w:t>
-      </w:r>
-    </w:p>
-    <w:p>
-      <w:pPr>
-        <w:spacing w:line="336" w:lineRule="auto" w:after="180"/>
-      </w:pPr>
-      <w:r>
-        <w:rPr>
-          <w:b w:val="0"/>
-        </w:rPr>
-        <w:t xml:space="preserve">Use physical cards, spoken explanations and a three-stage drawing. Read aloud without giving the answer. Stretch: compare two </w:t>
-      </w:r>
-      <w:r>
-        <w:rPr>
-          <w:b/>
-        </w:rPr>
-        <w:t>mechanism</w:t>
-      </w:r>
-      <w:r>
-        <w:rPr>
-          <w:b w:val="0"/>
-        </w:rPr>
-        <w:t xml:space="preserve">s with the same visible </w:t>
-      </w:r>
-      <w:r>
-        <w:rPr>
-          <w:b/>
-        </w:rPr>
-        <w:t>output</w:t>
-      </w:r>
-      <w:r>
-        <w:rPr>
-          <w:b w:val="0"/>
-        </w:rPr>
-        <w:t xml:space="preserve"> and explain what </w:t>
-      </w:r>
-      <w:r>
-        <w:rPr>
-          <w:b/>
-        </w:rPr>
-        <w:t>evidence</w:t>
-      </w:r>
-      <w:r>
-        <w:rPr>
-          <w:b w:val="0"/>
-        </w:rPr>
-        <w:t xml:space="preserve"> distinguishes them.</w:t>
-      </w:r>
-    </w:p>
-    <w:p>
-      <w:pPr>
-        <w:pStyle w:val="Heading3"/>
-      </w:pPr>
-      <w:r>
-        <w:t>Exit reflection</w:t>
-      </w:r>
-    </w:p>
-    <w:p>
-      <w:pPr>
-        <w:spacing w:line="336" w:lineRule="auto" w:after="180"/>
-      </w:pPr>
-      <w:r>
-        <w:rPr>
-          <w:b w:val="0"/>
-        </w:rPr>
-        <w:t xml:space="preserve">Ask for one decision the learner can now justify and one situation requiring more </w:t>
-      </w:r>
-      <w:r>
-        <w:rPr>
-          <w:b/>
-        </w:rPr>
-        <w:t>evidence</w:t>
-      </w:r>
-      <w:r>
-        <w:rPr>
-          <w:b w:val="0"/>
-        </w:rPr>
-        <w:t xml:space="preserve"> or human review. Confidence ratings are separate from correct independent performance.</w:t>
-      </w:r>
-    </w:p>
-    <w:p>
-      <w:pPr>
-        <w:pStyle w:val="Heading3"/>
-      </w:pPr>
-      <w:r>
-        <w:t>Bridge to the next week</w:t>
-      </w:r>
-    </w:p>
-    <w:p>
-      <w:pPr>
-        <w:spacing w:line="336" w:lineRule="auto" w:after="180"/>
-      </w:pPr>
-      <w:r>
-        <w:rPr>
-          <w:b w:val="0"/>
-        </w:rPr>
-        <w:t xml:space="preserve">Next: Week 20: Recommendations. Retrieve today’s </w:t>
-      </w:r>
-      <w:r>
-        <w:rPr>
-          <w:b/>
-        </w:rPr>
-        <w:t>evidence</w:t>
-      </w:r>
-      <w:r>
-        <w:rPr>
-          <w:b w:val="0"/>
-        </w:rPr>
-        <w:t xml:space="preserve"> and identify what carries forward and what is new.</w:t>
-      </w:r>
-    </w:p>
-    <w:p>
-      <w:pPr>
-        <w:pStyle w:val="Heading3"/>
-      </w:pPr>
-      <w:r>
-        <w:t>Support and fresh reassessment</w:t>
-      </w:r>
-    </w:p>
-    <w:p>
-      <w:pPr>
-        <w:spacing w:line="336" w:lineRule="auto" w:after="180"/>
-      </w:pPr>
-      <w:r>
-        <w:rPr>
-          <w:b w:val="0"/>
-        </w:rPr>
-        <w:t xml:space="preserve">Place one row of counters under each feature heading. Keep the target visible while checking </w:t>
-      </w:r>
-      <w:r>
-        <w:rPr>
-          <w:b/>
-        </w:rPr>
-        <w:t>candidate</w:t>
-      </w:r>
-      <w:r>
-        <w:rPr>
-          <w:b w:val="0"/>
-        </w:rPr>
-        <w:t>s.</w:t>
-      </w:r>
-    </w:p>
-    <w:p>
-      <w:pPr>
-        <w:spacing w:line="336" w:lineRule="auto" w:after="180"/>
-      </w:pPr>
-      <w:r>
-        <w:rPr>
-          <w:b w:val="0"/>
-        </w:rPr>
-        <w:t>Extension: add a feature that is irrelevant to the stated purpose and show how it could change the winner without improving usefulness.</w:t>
-      </w:r>
-    </w:p>
-    <w:p>
-      <w:pPr>
-        <w:spacing w:line="336" w:lineRule="auto" w:after="180"/>
-      </w:pPr>
-      <w:r>
-        <w:rPr>
-          <w:b w:val="0"/>
-        </w:rPr>
-        <w:t xml:space="preserve">W4 is secure with 2/2/2 then 4/2/4, all </w:t>
-      </w:r>
-      <w:r>
-        <w:rPr>
-          <w:b/>
-        </w:rPr>
-        <w:t>candidate</w:t>
-      </w:r>
-      <w:r>
-        <w:rPr>
-          <w:b w:val="0"/>
-        </w:rPr>
-        <w:t xml:space="preserve">s then J and L as winners, and a separate English eligibility check. After support retry topic </w:t>
-      </w:r>
-      <w:r>
-        <w:rPr>
-          <w:b/>
-        </w:rPr>
-        <w:t>weight</w:t>
-      </w:r>
-      <w:r>
-        <w:rPr>
-          <w:b w:val="0"/>
-        </w:rPr>
-        <w:t xml:space="preserve"> 2: totals 3/2/3, J and L still tie.</w:t>
-      </w:r>
-    </w:p>
-    <w:p>
-      <w:pPr>
-        <w:spacing w:line="336" w:lineRule="auto" w:after="180"/>
       </w:pPr>
       <w:r>
         <w:rPr>
@@ -5761,21 +5498,10 @@
     </w:p>
     <w:p>
       <w:pPr>
-        <w:spacing w:line="336" w:lineRule="auto" w:after="180"/>
-      </w:pPr>
-      <w:r>
-        <w:rPr>
-          <w:b w:val="0"/>
-        </w:rPr>
-        <w:t>Week 20 uses explicit scores and requirements to form recommendations, then examines what feedback can and cannot establish.</w:t>
-      </w:r>
-    </w:p>
-    <w:p>
-      <w:pPr>
-        <w:pStyle w:val="Heading3"/>
-      </w:pPr>
-      <w:r>
-        <w:t>Plan the delayed return</w:t>
+        <w:pStyle w:val="Heading2"/>
+      </w:pPr>
+      <w:r>
+        <w:t>Plan the delayed check</w:t>
       </w:r>
     </w:p>
     <w:p>
@@ -5992,72 +5718,176 @@
     </w:p>
     <w:p>
       <w:pPr>
+        <w:pStyle w:val="Heading2"/>
+      </w:pPr>
+      <w:r>
+        <w:t>Bridge to next week</w:t>
+      </w:r>
+    </w:p>
+    <w:p>
+      <w:pPr>
+        <w:spacing w:line="336" w:lineRule="auto" w:after="180"/>
+      </w:pPr>
+      <w:r>
+        <w:rPr>
+          <w:b w:val="0"/>
+        </w:rPr>
+        <w:t xml:space="preserve">Ask for one decision the learner can now justify and one situation requiring more </w:t>
+      </w:r>
+      <w:r>
+        <w:rPr>
+          <w:b/>
+        </w:rPr>
+        <w:t>evidence</w:t>
+      </w:r>
+      <w:r>
+        <w:rPr>
+          <w:b w:val="0"/>
+        </w:rPr>
+        <w:t xml:space="preserve"> or human review. Confidence ratings are separate from correct independent performance.</w:t>
+      </w:r>
+    </w:p>
+    <w:p>
+      <w:pPr>
+        <w:spacing w:line="336" w:lineRule="auto" w:after="180"/>
+      </w:pPr>
+      <w:r>
+        <w:rPr>
+          <w:b w:val="0"/>
+        </w:rPr>
+        <w:t xml:space="preserve">Next: Week 20: Recommendations. Retrieve today’s </w:t>
+      </w:r>
+      <w:r>
+        <w:rPr>
+          <w:b/>
+        </w:rPr>
+        <w:t>evidence</w:t>
+      </w:r>
+      <w:r>
+        <w:rPr>
+          <w:b w:val="0"/>
+        </w:rPr>
+        <w:t xml:space="preserve"> and identify what carries forward and what is new.</w:t>
+      </w:r>
+    </w:p>
+    <w:p>
+      <w:pPr>
+        <w:spacing w:line="336" w:lineRule="auto" w:after="180"/>
+      </w:pPr>
+      <w:r>
+        <w:rPr>
+          <w:b w:val="0"/>
+        </w:rPr>
+        <w:t>Week 20 uses explicit scores and requirements to form recommendations, then examines what feedback can and cannot establish.</w:t>
+      </w:r>
+    </w:p>
+    <w:p>
+      <w:pPr>
+        <w:pStyle w:val="Heading2"/>
+      </w:pPr>
+      <w:r>
+        <w:t>Earlier wording, alternatives and picture transcripts · reference / check after trying</w:t>
+      </w:r>
+    </w:p>
+    <w:p>
+      <w:pPr>
+        <w:spacing w:line="336" w:lineRule="auto" w:after="180"/>
+      </w:pPr>
+      <w:r>
+        <w:rPr>
+          <w:b w:val="0"/>
+        </w:rPr>
+        <w:t>Connect and extend learning</w:t>
+      </w:r>
+    </w:p>
+    <w:p>
+      <w:pPr>
         <w:pStyle w:val="Heading3"/>
       </w:pPr>
       <w:r>
+        <w:t>Helpful Classroom Sorter</w:t>
+      </w:r>
+    </w:p>
+    <w:p>
+      <w:pPr>
+        <w:pStyle w:val="Heading3"/>
+      </w:pPr>
+      <w:r>
+        <w:t>Support and stretch</w:t>
+      </w:r>
+    </w:p>
+    <w:p>
+      <w:pPr>
+        <w:pStyle w:val="Heading3"/>
+      </w:pPr>
+      <w:r>
+        <w:t>Exit reflection</w:t>
+      </w:r>
+    </w:p>
+    <w:p>
+      <w:pPr>
+        <w:pStyle w:val="Heading3"/>
+      </w:pPr>
+      <w:r>
+        <w:t>Bridge to the next week</w:t>
+      </w:r>
+    </w:p>
+    <w:p>
+      <w:pPr>
+        <w:pStyle w:val="Heading3"/>
+      </w:pPr>
+      <w:r>
+        <w:t>Support and fresh reassessment</w:t>
+      </w:r>
+    </w:p>
+    <w:p>
+      <w:pPr>
+        <w:pStyle w:val="Heading3"/>
+      </w:pPr>
+      <w:r>
+        <w:t>Plan the delayed return</w:t>
+      </w:r>
+    </w:p>
+    <w:p>
+      <w:pPr>
+        <w:pStyle w:val="Heading3"/>
+      </w:pPr>
+      <w:r>
         <w:t>Project evidence from this case</w:t>
       </w:r>
     </w:p>
     <w:p>
       <w:pPr>
+        <w:pStyle w:val="Heading1"/>
+      </w:pPr>
+      <w:r>
+        <w:t>Reference bank and extra practice</w:t>
+      </w:r>
+    </w:p>
+    <w:p>
+      <w:pPr>
+        <w:pStyle w:val="Heading1"/>
+      </w:pPr>
+      <w:r>
+        <w:t>07. Reference: alternative planning checklist</w:t>
+      </w:r>
+    </w:p>
+    <w:p>
+      <w:r>
+        <w:t>Use as a reminder alongside the main route rather than teaching the cycle twice.</w:t>
+      </w:r>
+    </w:p>
+    <w:p>
+      <w:pPr>
+        <w:pStyle w:val="Heading2"/>
+      </w:pPr>
+      <w:r>
+        <w:t>Preparation and schedule</w:t>
+      </w:r>
+    </w:p>
+    <w:p>
+      <w:pPr>
         <w:spacing w:line="336" w:lineRule="auto" w:after="180"/>
-      </w:pPr>
-      <w:r>
-        <w:rPr>
-          <w:b w:val="0"/>
-        </w:rPr>
-        <w:t xml:space="preserve">Declare sorter </w:t>
-      </w:r>
-      <w:r>
-        <w:rPr>
-          <w:b/>
-        </w:rPr>
-        <w:t>similarity</w:t>
-      </w:r>
-      <w:r>
-        <w:rPr>
-          <w:b w:val="0"/>
-        </w:rPr>
-        <w:t xml:space="preserve"> features, </w:t>
-      </w:r>
-      <w:r>
-        <w:rPr>
-          <w:b/>
-        </w:rPr>
-        <w:t>weight</w:t>
-      </w:r>
-      <w:r>
-        <w:rPr>
-          <w:b w:val="0"/>
-        </w:rPr>
-        <w:t>s and tie behavior before using scores to explain recommendations.</w:t>
-      </w:r>
-    </w:p>
-    <w:p>
-      <w:pPr>
-        <w:pStyle w:val="Heading1"/>
-      </w:pPr>
-      <w:r>
-        <w:t>07. Prepare, teach and assess</w:t>
-      </w:r>
-    </w:p>
-    <w:p>
-      <w:r>
-        <w:t>Use this preparation summary alongside the detailed Similarity lesson; it is a checklist rather than a replacement for the full sequence.</w:t>
-      </w:r>
-    </w:p>
-    <w:p>
-      <w:pPr>
-        <w:pStyle w:val="Heading3"/>
-      </w:pPr>
-      <w:r>
-        <w:t>Teaching target</w:t>
-      </w:r>
-    </w:p>
-    <w:p>
-      <w:pPr>
-        <w:spacing w:line="336" w:lineRule="auto" w:after="180"/>
-        <w:shd w:fill="EDF7F3"/>
       </w:pPr>
       <w:r>
         <w:rPr>
@@ -6246,6 +6076,14 @@
     </w:tbl>
     <w:p>
       <w:pPr>
+        <w:pStyle w:val="Heading2"/>
+      </w:pPr>
+      <w:r>
+        <w:t>Practice and assessment reminders</w:t>
+      </w:r>
+    </w:p>
+    <w:p>
+      <w:pPr>
         <w:spacing w:line="336" w:lineRule="auto" w:after="180"/>
       </w:pPr>
       <w:r>
@@ -6269,16 +6107,7 @@
     </w:p>
     <w:p>
       <w:pPr>
-        <w:pStyle w:val="Heading3"/>
-      </w:pPr>
-      <w:r>
-        <w:t>Supported practice answer</w:t>
-      </w:r>
-    </w:p>
-    <w:p>
-      <w:pPr>
         <w:spacing w:line="336" w:lineRule="auto" w:after="180"/>
-        <w:shd w:fill="F1F6FC"/>
       </w:pPr>
       <w:r>
         <w:rPr>
@@ -6359,16 +6188,7 @@
     </w:p>
     <w:p>
       <w:pPr>
-        <w:pStyle w:val="Heading3"/>
-      </w:pPr>
-      <w:r>
-        <w:t>Repair the misconception</w:t>
-      </w:r>
-    </w:p>
-    <w:p>
-      <w:pPr>
         <w:spacing w:line="336" w:lineRule="auto" w:after="180"/>
-        <w:shd w:fill="FFF5E6"/>
       </w:pPr>
       <w:r>
         <w:rPr>
@@ -6379,16 +6199,7 @@
     </w:p>
     <w:p>
       <w:pPr>
-        <w:pStyle w:val="Heading3"/>
-      </w:pPr>
-      <w:r>
-        <w:t>Support without giving away the answer</w:t>
-      </w:r>
-    </w:p>
-    <w:p>
-      <w:pPr>
         <w:spacing w:line="336" w:lineRule="auto" w:after="180"/>
-        <w:shd w:fill="F1F6F8"/>
       </w:pPr>
       <w:r>
         <w:rPr>
@@ -6411,16 +6222,7 @@
     </w:p>
     <w:p>
       <w:pPr>
-        <w:pStyle w:val="Heading3"/>
-      </w:pPr>
-      <w:r>
-        <w:t>Extend the reasoning</w:t>
-      </w:r>
-    </w:p>
-    <w:p>
-      <w:pPr>
         <w:spacing w:line="336" w:lineRule="auto" w:after="180"/>
-        <w:shd w:fill="F5F1FB"/>
       </w:pPr>
       <w:r>
         <w:rPr>
@@ -6456,7 +6258,6 @@
     <w:p>
       <w:pPr>
         <w:spacing w:line="336" w:lineRule="auto" w:after="180"/>
-        <w:shd w:fill="F5F1FB"/>
       </w:pPr>
       <w:r>
         <w:rPr>
@@ -6467,16 +6268,7 @@
     </w:p>
     <w:p>
       <w:pPr>
-        <w:pStyle w:val="Heading3"/>
-      </w:pPr>
-      <w:r>
-        <w:t>Protect the independent attempt</w:t>
-      </w:r>
-    </w:p>
-    <w:p>
-      <w:pPr>
         <w:spacing w:line="336" w:lineRule="auto" w:after="180"/>
-        <w:shd w:fill="FFF5E6"/>
       </w:pPr>
       <w:r>
         <w:rPr>
@@ -6671,16 +6463,7 @@
     </w:tbl>
     <w:p>
       <w:pPr>
-        <w:pStyle w:val="Heading3"/>
-      </w:pPr>
-      <w:r>
-        <w:t>Project checkpoint</w:t>
-      </w:r>
-    </w:p>
-    <w:p>
-      <w:pPr>
         <w:spacing w:line="336" w:lineRule="auto" w:after="180"/>
-        <w:shd w:fill="EDF7F3"/>
       </w:pPr>
       <w:r>
         <w:rPr>
@@ -6717,12 +6500,20 @@
         <w:pStyle w:val="Heading1"/>
       </w:pPr>
       <w:r>
-        <w:t>08. Use feedback, labs and repair paths</w:t>
-      </w:r>
-    </w:p>
-    <w:p>
-      <w:r>
-        <w:t>Use feedback, earlier review and portfolios purposefully. Apply the coding routine only when this lesson has an executable lab.</w:t>
+        <w:t>08. Reference: feedback and records</w:t>
+      </w:r>
+    </w:p>
+    <w:p>
+      <w:r>
+        <w:t>Use digital tools where they help retain an explanation and its evidence.</w:t>
+      </w:r>
+    </w:p>
+    <w:p>
+      <w:pPr>
+        <w:pStyle w:val="Heading2"/>
+      </w:pPr>
+      <w:r>
+        <w:t>Keep practice and independent evidence separate</w:t>
       </w:r>
     </w:p>
     <w:p>
@@ -6761,10 +6552,52 @@
     </w:p>
     <w:p>
       <w:pPr>
-        <w:pStyle w:val="Heading3"/>
-      </w:pPr>
-      <w:r>
-        <w:t>For later coding lessons</w:t>
+        <w:pStyle w:val="Heading2"/>
+      </w:pPr>
+      <w:r>
+        <w:t>Repair and portfolio records</w:t>
+      </w:r>
+    </w:p>
+    <w:p>
+      <w:pPr>
+        <w:spacing w:line="336" w:lineRule="auto" w:after="180"/>
+      </w:pPr>
+      <w:r>
+        <w:rPr>
+          <w:b w:val="0"/>
+        </w:rPr>
+        <w:t>Use the earlier worked-explanation links to address a specific missing building block, then return to the current question. Adapt this suggestion after observing the learner; it is not an automatic diagnosis.</w:t>
+      </w:r>
+    </w:p>
+    <w:p>
+      <w:pPr>
+        <w:spacing w:line="336" w:lineRule="auto" w:after="180"/>
+      </w:pPr>
+      <w:r>
+        <w:rPr>
+          <w:b w:val="0"/>
+        </w:rPr>
+        <w:t xml:space="preserve">Collect the completed-work portfolio as </w:t>
+      </w:r>
+      <w:r>
+        <w:rPr>
+          <w:b/>
+        </w:rPr>
+        <w:t>evidence</w:t>
+      </w:r>
+      <w:r>
+        <w:rPr>
+          <w:b w:val="0"/>
+        </w:rPr>
+        <w:t>. Record support separately from correctness, and assess explanation, trace/test and limitations. Progress ticks and quiz selections alone do not establish mastery.</w:t>
+      </w:r>
+    </w:p>
+    <w:p>
+      <w:pPr>
+        <w:pStyle w:val="Heading2"/>
+      </w:pPr>
+      <w:r>
+        <w:t>Earlier wording, alternatives and picture transcripts · reference / check after trying</w:t>
       </w:r>
     </w:p>
     <w:p>
@@ -6775,7 +6608,6 @@
     <w:p>
       <w:pPr>
         <w:spacing w:line="336" w:lineRule="auto" w:after="180"/>
-        <w:shd w:fill="F1F6F8"/>
       </w:pPr>
       <w:r>
         <w:rPr>
@@ -6798,77 +6630,20 @@
     </w:p>
     <w:p>
       <w:pPr>
-        <w:spacing w:line="336" w:lineRule="auto" w:after="180"/>
-      </w:pPr>
-      <w:r>
-        <w:rPr>
-          <w:b w:val="0"/>
-        </w:rPr>
-        <w:t>Use the earlier worked-explanation links to address a specific missing building block, then return to the current question. Adapt this suggestion after observing the learner; it is not an automatic diagnosis.</w:t>
-      </w:r>
-    </w:p>
-    <w:p>
-      <w:pPr>
-        <w:spacing w:line="336" w:lineRule="auto" w:after="180"/>
-      </w:pPr>
-      <w:r>
-        <w:rPr>
-          <w:b w:val="0"/>
-        </w:rPr>
-        <w:t xml:space="preserve">Collect the completed-work portfolio as </w:t>
-      </w:r>
-      <w:r>
-        <w:rPr>
-          <w:b/>
-        </w:rPr>
-        <w:t>evidence</w:t>
-      </w:r>
-      <w:r>
-        <w:rPr>
-          <w:b w:val="0"/>
-        </w:rPr>
-        <w:t>. Record support separately from correctness, and assess explanation, trace/test and limitations. Progress ticks and quiz selections alone do not establish mastery.</w:t>
-      </w:r>
-    </w:p>
-    <w:p>
-      <w:pPr>
         <w:pStyle w:val="Heading1"/>
       </w:pPr>
       <w:r>
-        <w:t>09. Visual concept journey</w:t>
-      </w:r>
-    </w:p>
-    <w:p>
-      <w:r>
-        <w:t>Show one Similarity graphic at a time, request a prediction and discuss its trace before the independent assessment.</w:t>
-      </w:r>
-    </w:p>
-    <w:p>
-      <w:pPr>
-        <w:spacing w:line="336" w:lineRule="auto" w:after="180"/>
-      </w:pPr>
-      <w:r>
-        <w:rPr>
-          <w:b w:val="0"/>
-        </w:rPr>
-        <w:t xml:space="preserve">Use one picture at a time. Hide a worked result before asking for a </w:t>
-      </w:r>
-      <w:r>
-        <w:rPr>
-          <w:b/>
-        </w:rPr>
-        <w:t>prediction</w:t>
-      </w:r>
-      <w:r>
-        <w:rPr>
-          <w:b w:val="0"/>
-        </w:rPr>
-        <w:t>, then reveal it for feedback. These are supported teaching cases; retain the separate independent assessment for a fresh first attempt.</w:t>
-      </w:r>
-    </w:p>
-    <w:p>
-      <w:pPr>
-        <w:pStyle w:val="Heading3"/>
+        <w:t>09. Reference: teach with the six pictures</w:t>
+      </w:r>
+    </w:p>
+    <w:p>
+      <w:r>
+        <w:t>Choose the picture for the teaching move and connect it to the explanation.</w:t>
+      </w:r>
+    </w:p>
+    <w:p>
+      <w:pPr>
+        <w:pStyle w:val="Heading2"/>
       </w:pPr>
       <w:r>
         <w:t>01. Similarity: the case</w:t>
@@ -6879,7 +6654,7 @@
         <w:drawing>
           <wp:inline xmlns:a="http://schemas.openxmlformats.org/drawingml/2006/main" xmlns:pic="http://schemas.openxmlformats.org/drawingml/2006/picture">
             <wp:extent cx="5486400" cy="3438144"/>
-            <wp:docPr id="3" name="Picture 3" descr="A fictional craft-card matcher compares each candidate with a target. Supplied facts: Target: red, round, smooth. A: red,square,smooth. B: blue,round,smooth. C: red,round,rough. Initially each exact feature match scores 1; return all highest scorers. For the second comparison only, colour and shape matches score 1 each and a texture match scores 3."/>
+            <wp:docPr id="5" name="Picture 5" descr="A fictional craft-card matcher compares each candidate with a target. Supplied facts: Target: red, round, smooth. A: red,square,smooth. B: blue,round,smooth. C: red,round,rough. Initially each exact feature match scores 1; return all highest scorers. For the second comparison only, colour and shape matches score 1 each and a texture match scores 3."/>
             <wp:cNvGraphicFramePr>
               <a:graphicFrameLocks noChangeAspect="1"/>
             </wp:cNvGraphicFramePr>
@@ -6891,7 +6666,7 @@
                     <pic:cNvPicPr/>
                   </pic:nvPicPr>
                   <pic:blipFill>
-                    <a:blip r:embed="rId11"/>
+                    <a:blip r:embed="rId13"/>
                     <a:stretch>
                       <a:fillRect/>
                     </a:stretch>
@@ -6959,7 +6734,6 @@
     <w:p>
       <w:pPr>
         <w:spacing w:line="336" w:lineRule="auto" w:after="180"/>
-        <w:shd w:fill="F5F1FB"/>
       </w:pPr>
       <w:r>
         <w:rPr>
@@ -6970,16 +6744,7 @@
     </w:p>
     <w:p>
       <w:pPr>
-        <w:pStyle w:val="Heading3"/>
-      </w:pPr>
-      <w:r>
-        <w:t>Discuss while showing the picture</w:t>
-      </w:r>
-    </w:p>
-    <w:p>
-      <w:pPr>
         <w:spacing w:line="336" w:lineRule="auto" w:after="180"/>
-        <w:shd w:fill="F1F6F8"/>
       </w:pPr>
       <w:r>
         <w:rPr>
@@ -6990,7 +6755,7 @@
     </w:p>
     <w:p>
       <w:pPr>
-        <w:pStyle w:val="Heading3"/>
+        <w:pStyle w:val="Heading2"/>
       </w:pPr>
       <w:r>
         <w:t>02. Follow the deciding steps</w:t>
@@ -7001,7 +6766,7 @@
         <w:drawing>
           <wp:inline xmlns:a="http://schemas.openxmlformats.org/drawingml/2006/main" xmlns:pic="http://schemas.openxmlformats.org/drawingml/2006/picture">
             <wp:extent cx="5486400" cy="4005072"/>
-            <wp:docPr id="4" name="Picture 4" descr="Target features: Compare colour, shape and texture separately. → Equal weights: A matches colour+texture=2; B shape+texture=2; C colour+shape=2. → Initial result: All three tie at 2. → Texture weight 3: New scores A=4, B=4, C=2; A and B remain tied."/>
+            <wp:docPr id="6" name="Picture 6" descr="Target features: Compare colour, shape and texture separately. → Equal weights: A matches colour+texture=2; B shape+texture=2; C colour+shape=2. → Initial result: All three tie at 2. → Texture weight 3: New scores A=4, B=4, C=2; A and B remain tied."/>
             <wp:cNvGraphicFramePr>
               <a:graphicFrameLocks noChangeAspect="1"/>
             </wp:cNvGraphicFramePr>
@@ -7013,7 +6778,7 @@
                     <pic:cNvPicPr/>
                   </pic:nvPicPr>
                   <pic:blipFill>
-                    <a:blip r:embed="rId12"/>
+                    <a:blip r:embed="rId10"/>
                     <a:stretch>
                       <a:fillRect/>
                     </a:stretch>
@@ -7070,7 +6835,6 @@
     <w:p>
       <w:pPr>
         <w:spacing w:line="336" w:lineRule="auto" w:after="180"/>
-        <w:shd w:fill="F5F1FB"/>
       </w:pPr>
       <w:r>
         <w:rPr>
@@ -7093,16 +6857,7 @@
     </w:p>
     <w:p>
       <w:pPr>
-        <w:pStyle w:val="Heading3"/>
-      </w:pPr>
-      <w:r>
-        <w:t>Discuss while showing the picture</w:t>
-      </w:r>
-    </w:p>
-    <w:p>
-      <w:pPr>
         <w:spacing w:line="336" w:lineRule="auto" w:after="180"/>
-        <w:shd w:fill="F1F6F8"/>
       </w:pPr>
       <w:r>
         <w:rPr>
@@ -7125,7 +6880,7 @@
     </w:p>
     <w:p>
       <w:pPr>
-        <w:pStyle w:val="Heading3"/>
+        <w:pStyle w:val="Heading2"/>
       </w:pPr>
       <w:r>
         <w:t>03. Declared weights change similarity</w:t>
@@ -7136,7 +6891,7 @@
         <w:drawing>
           <wp:inline xmlns:a="http://schemas.openxmlformats.org/drawingml/2006/main" xmlns:pic="http://schemas.openxmlformats.org/drawingml/2006/picture">
             <wp:extent cx="5486400" cy="3617976"/>
-            <wp:docPr id="5" name="Picture 5" descr="Declared weights change similarity. A: All weights 1 = 2, Texture weight 3 = 4. B: All weights 1 = 2, Texture weight 3 = 4. C: All weights 1 = 2, Texture weight 3 = 2."/>
+            <wp:docPr id="7" name="Picture 7" descr="Declared weights change similarity. A: All weights 1 = 2, Texture weight 3 = 4. B: All weights 1 = 2, Texture weight 3 = 4. C: All weights 1 = 2, Texture weight 3 = 2."/>
             <wp:cNvGraphicFramePr>
               <a:graphicFrameLocks noChangeAspect="1"/>
             </wp:cNvGraphicFramePr>
@@ -7148,7 +6903,7 @@
                     <pic:cNvPicPr/>
                   </pic:nvPicPr>
                   <pic:blipFill>
-                    <a:blip r:embed="rId13"/>
+                    <a:blip r:embed="rId9"/>
                     <a:stretch>
                       <a:fillRect/>
                     </a:stretch>
@@ -7277,7 +7032,6 @@
     <w:p>
       <w:pPr>
         <w:spacing w:line="336" w:lineRule="auto" w:after="180"/>
-        <w:shd w:fill="F5F1FB"/>
       </w:pPr>
       <w:r>
         <w:rPr>
@@ -7288,16 +7042,7 @@
     </w:p>
     <w:p>
       <w:pPr>
-        <w:pStyle w:val="Heading3"/>
-      </w:pPr>
-      <w:r>
-        <w:t>Discuss while showing the picture</w:t>
-      </w:r>
-    </w:p>
-    <w:p>
-      <w:pPr>
         <w:spacing w:line="336" w:lineRule="auto" w:after="180"/>
-        <w:shd w:fill="F1F6F8"/>
       </w:pPr>
       <w:r>
         <w:rPr>
@@ -7309,7 +7054,6 @@
     <w:p>
       <w:pPr>
         <w:spacing w:line="336" w:lineRule="auto" w:after="180"/>
-        <w:shd w:fill="F1F6F8"/>
       </w:pPr>
       <w:r>
         <w:rPr>
@@ -7320,7 +7064,7 @@
     </w:p>
     <w:p>
       <w:pPr>
-        <w:pStyle w:val="Heading3"/>
+        <w:pStyle w:val="Heading2"/>
       </w:pPr>
       <w:r>
         <w:t>04. Change one thing. Trace what follows.</w:t>
@@ -7331,7 +7075,7 @@
         <w:drawing>
           <wp:inline xmlns:a="http://schemas.openxmlformats.org/drawingml/2006/main" xmlns:pic="http://schemas.openxmlformats.org/drawingml/2006/picture">
             <wp:extent cx="5486400" cy="3026664"/>
-            <wp:docPr id="6" name="Picture 6" descr="Original case: New scores A=4, B=4, C=2; A and B remain tied. Changed condition: Keep original weights but change the target texture to rough. Expected result: C scores 3; A and B each score 1. Reason: C now matches all three target features; the others lose their smooth-texture match."/>
+            <wp:docPr id="8" name="Picture 8" descr="Original case: New scores A=4, B=4, C=2; A and B remain tied. Changed condition: Keep original weights but change the target texture to rough. Expected result: C scores 3; A and B each score 1. Reason: C now matches all three target features; the others lose their smooth-texture match."/>
             <wp:cNvGraphicFramePr>
               <a:graphicFrameLocks noChangeAspect="1"/>
             </wp:cNvGraphicFramePr>
@@ -7399,7 +7143,6 @@
     <w:p>
       <w:pPr>
         <w:spacing w:line="336" w:lineRule="auto" w:after="180"/>
-        <w:shd w:fill="F5F1FB"/>
       </w:pPr>
       <w:r>
         <w:rPr>
@@ -7410,16 +7153,7 @@
     </w:p>
     <w:p>
       <w:pPr>
-        <w:pStyle w:val="Heading3"/>
-      </w:pPr>
-      <w:r>
-        <w:t>Discuss while showing the picture</w:t>
-      </w:r>
-    </w:p>
-    <w:p>
-      <w:pPr>
         <w:spacing w:line="336" w:lineRule="auto" w:after="180"/>
-        <w:shd w:fill="F1F6F8"/>
       </w:pPr>
       <w:r>
         <w:rPr>
@@ -7431,7 +7165,6 @@
     <w:p>
       <w:pPr>
         <w:spacing w:line="336" w:lineRule="auto" w:after="180"/>
-        <w:shd w:fill="F1F6F8"/>
       </w:pPr>
       <w:r>
         <w:rPr>
@@ -7442,7 +7175,7 @@
     </w:p>
     <w:p>
       <w:pPr>
-        <w:pStyle w:val="Heading3"/>
+        <w:pStyle w:val="Heading2"/>
       </w:pPr>
       <w:r>
         <w:t>05. Connect the explanation to its limit</w:t>
@@ -7453,7 +7186,7 @@
         <w:drawing>
           <wp:inline xmlns:a="http://schemas.openxmlformats.org/drawingml/2006/main" xmlns:pic="http://schemas.openxmlformats.org/drawingml/2006/picture">
             <wp:extent cx="5486400" cy="2834640"/>
-            <wp:docPr id="7" name="Picture 7" descr="Similarity is defined by the chosen representation and weights. The cards did not change when texture gained weight; the comparison rule did. Two high scores need not mean two identical cards. A complete rule also says what to do with tied scores, rather than choosing whichever appears first by accident. Limit: A high feature-match score does not establish usefulness or suitability beyond the features represented."/>
+            <wp:docPr id="9" name="Picture 9" descr="Similarity is defined by the chosen representation and weights. The cards did not change when texture gained weight; the comparison rule did. Two high scores need not mean two identical cards. A complete rule also says what to do with tied scores, rather than choosing whichever appears first by accident. Limit: A high feature-match score does not establish usefulness or suitability beyond the features represented."/>
             <wp:cNvGraphicFramePr>
               <a:graphicFrameLocks noChangeAspect="1"/>
             </wp:cNvGraphicFramePr>
@@ -7539,7 +7272,6 @@
     <w:p>
       <w:pPr>
         <w:spacing w:line="336" w:lineRule="auto" w:after="180"/>
-        <w:shd w:fill="F5F1FB"/>
       </w:pPr>
       <w:r>
         <w:rPr>
@@ -7550,16 +7282,7 @@
     </w:p>
     <w:p>
       <w:pPr>
-        <w:pStyle w:val="Heading3"/>
-      </w:pPr>
-      <w:r>
-        <w:t>Discuss while showing the picture</w:t>
-      </w:r>
-    </w:p>
-    <w:p>
-      <w:pPr>
         <w:spacing w:line="336" w:lineRule="auto" w:after="180"/>
-        <w:shd w:fill="F1F6F8"/>
       </w:pPr>
       <w:r>
         <w:rPr>
@@ -7571,7 +7294,6 @@
     <w:p>
       <w:pPr>
         <w:spacing w:line="336" w:lineRule="auto" w:after="180"/>
-        <w:shd w:fill="F1F6F8"/>
       </w:pPr>
       <w:r>
         <w:rPr>
@@ -7582,7 +7304,7 @@
     </w:p>
     <w:p>
       <w:pPr>
-        <w:pStyle w:val="Heading3"/>
+        <w:pStyle w:val="Heading2"/>
       </w:pPr>
       <w:r>
         <w:t>06. Make the idea visible in your project</w:t>
@@ -7593,7 +7315,7 @@
         <w:drawing>
           <wp:inline xmlns:a="http://schemas.openxmlformats.org/drawingml/2006/main" xmlns:pic="http://schemas.openxmlformats.org/drawingml/2006/picture">
             <wp:extent cx="5486400" cy="3380232"/>
-            <wp:docPr id="8" name="Picture 8" descr="Declare sorter similarity features, weights and tie behavior before using scores to explain recommendations. Draw your input, deciding step, result and limit. Supported question: Point to the matches supporting C’s new score and explain why there is no tie."/>
+            <wp:docPr id="10" name="Picture 10" descr="Declare sorter similarity features, weights and tie behavior before using scores to explain recommendations. Draw your input, deciding step, result and limit. Supported question: Point to the matches supporting C’s new score and explain why there is no tie."/>
             <wp:cNvGraphicFramePr>
               <a:graphicFrameLocks noChangeAspect="1"/>
             </wp:cNvGraphicFramePr>
@@ -7685,7 +7407,6 @@
     <w:p>
       <w:pPr>
         <w:spacing w:line="336" w:lineRule="auto" w:after="180"/>
-        <w:shd w:fill="F5F1FB"/>
       </w:pPr>
       <w:r>
         <w:rPr>
@@ -7708,46 +7429,115 @@
     </w:p>
     <w:p>
       <w:pPr>
+        <w:spacing w:line="336" w:lineRule="auto" w:after="180"/>
+      </w:pPr>
+      <w:r>
+        <w:rPr>
+          <w:b w:val="0"/>
+        </w:rPr>
+        <w:t xml:space="preserve">Teacher prompt: Draw your project trace and justify the deciding step using </w:t>
+      </w:r>
+      <w:r>
+        <w:rPr>
+          <w:b/>
+        </w:rPr>
+        <w:t>evidence</w:t>
+      </w:r>
+      <w:r>
+        <w:rPr>
+          <w:b w:val="0"/>
+        </w:rPr>
+        <w:t>. Ask learners to describe one label or arrow in ordinary words. Use the adjacent transcript if the image is difficult to see.</w:t>
+      </w:r>
+    </w:p>
+    <w:p>
+      <w:pPr>
+        <w:spacing w:line="336" w:lineRule="auto" w:after="180"/>
+      </w:pPr>
+      <w:r>
+        <w:rPr>
+          <w:b w:val="0"/>
+        </w:rPr>
+        <w:t>Supported practice key: C matches red, round and rough: 3. A matches only red and B only round: 1 each.</w:t>
+      </w:r>
+    </w:p>
+    <w:p>
+      <w:pPr>
+        <w:pStyle w:val="Heading2"/>
+      </w:pPr>
+      <w:r>
+        <w:t>Earlier wording, alternatives and picture transcripts · reference / check after trying</w:t>
+      </w:r>
+    </w:p>
+    <w:p>
+      <w:pPr>
+        <w:spacing w:line="336" w:lineRule="auto" w:after="180"/>
+      </w:pPr>
+      <w:r>
+        <w:rPr>
+          <w:b w:val="0"/>
+        </w:rPr>
+        <w:t xml:space="preserve">Use one picture at a time. Hide a worked result before asking for a </w:t>
+      </w:r>
+      <w:r>
+        <w:rPr>
+          <w:b/>
+        </w:rPr>
+        <w:t>prediction</w:t>
+      </w:r>
+      <w:r>
+        <w:rPr>
+          <w:b w:val="0"/>
+        </w:rPr>
+        <w:t>, then reveal it for feedback. These are supported teaching cases; retain the separate independent assessment for a fresh first attempt.</w:t>
+      </w:r>
+    </w:p>
+    <w:p>
+      <w:pPr>
         <w:pStyle w:val="Heading3"/>
       </w:pPr>
       <w:r>
-        <w:t>Discuss while showing the picture</w:t>
-      </w:r>
-    </w:p>
-    <w:p>
-      <w:pPr>
-        <w:spacing w:line="336" w:lineRule="auto" w:after="180"/>
-        <w:shd w:fill="F1F6F8"/>
-      </w:pPr>
-      <w:r>
-        <w:rPr>
-          <w:b w:val="0"/>
-        </w:rPr>
-        <w:t xml:space="preserve">Teacher prompt: Draw your project trace and justify the deciding step using </w:t>
-      </w:r>
-      <w:r>
-        <w:rPr>
-          <w:b/>
-        </w:rPr>
-        <w:t>evidence</w:t>
-      </w:r>
-      <w:r>
-        <w:rPr>
-          <w:b w:val="0"/>
-        </w:rPr>
-        <w:t>. Ask learners to describe one label or arrow in ordinary words. Use the adjacent transcript if the image is difficult to see.</w:t>
-      </w:r>
-    </w:p>
-    <w:p>
-      <w:pPr>
-        <w:spacing w:line="336" w:lineRule="auto" w:after="180"/>
-        <w:shd w:fill="F1F6F8"/>
-      </w:pPr>
-      <w:r>
-        <w:rPr>
-          <w:b w:val="0"/>
-        </w:rPr>
-        <w:t>Supported practice key: C matches red, round and rough: 3. A matches only red and B only round: 1 each.</w:t>
+        <w:t>01. Similarity: the case</w:t>
+      </w:r>
+    </w:p>
+    <w:p>
+      <w:pPr>
+        <w:pStyle w:val="Heading3"/>
+      </w:pPr>
+      <w:r>
+        <w:t>02. Follow the deciding steps</w:t>
+      </w:r>
+    </w:p>
+    <w:p>
+      <w:pPr>
+        <w:pStyle w:val="Heading3"/>
+      </w:pPr>
+      <w:r>
+        <w:t>03. Declared weights change similarity</w:t>
+      </w:r>
+    </w:p>
+    <w:p>
+      <w:pPr>
+        <w:pStyle w:val="Heading3"/>
+      </w:pPr>
+      <w:r>
+        <w:t>04. Change one thing. Trace what follows.</w:t>
+      </w:r>
+    </w:p>
+    <w:p>
+      <w:pPr>
+        <w:pStyle w:val="Heading3"/>
+      </w:pPr>
+      <w:r>
+        <w:t>05. Connect the explanation to its limit</w:t>
+      </w:r>
+    </w:p>
+    <w:p>
+      <w:pPr>
+        <w:pStyle w:val="Heading3"/>
+      </w:pPr>
+      <w:r>
+        <w:t>06. Make the idea visible in your project</w:t>
       </w:r>
     </w:p>
     <w:sectPr>
